--- a/Informe Técnico Final_ETL_1.docx
+++ b/Informe Técnico Final_ETL_1.docx
@@ -1,6 +1,6 @@
 
 <file path=word/document.xml><?xml version="1.0" encoding="utf-8"?>
-<w:document xmlns:wpc="http://schemas.microsoft.com/office/word/2010/wordprocessingCanvas" xmlns:cx="http://schemas.microsoft.com/office/drawing/2014/chartex" xmlns:cx1="http://schemas.microsoft.com/office/drawing/2015/9/8/chartex" xmlns:cx2="http://schemas.microsoft.com/office/drawing/2015/10/21/chartex" xmlns:cx3="http://schemas.microsoft.com/office/drawing/2016/5/9/chartex" xmlns:cx4="http://schemas.microsoft.com/office/drawing/2016/5/10/chartex" xmlns:cx5="http://schemas.microsoft.com/office/drawing/2016/5/11/chartex" xmlns:cx6="http://schemas.microsoft.com/office/drawing/2016/5/12/chartex" xmlns:cx7="http://schemas.microsoft.com/office/drawing/2016/5/13/chartex" xmlns:cx8="http://schemas.microsoft.com/office/drawing/2016/5/14/chartex" xmlns:mc="http://schemas.openxmlformats.org/markup-compatibility/2006" xmlns:aink="http://schemas.microsoft.com/office/drawing/2016/ink" xmlns:am3d="http://schemas.microsoft.com/office/drawing/2017/model3d" xmlns:o="urn:schemas-microsoft-com:office:office" xmlns:oel="http://schemas.microsoft.com/office/2019/extlst" xmlns:r="http://schemas.openxmlformats.org/officeDocument/2006/relationships" xmlns:m="http://schemas.openxmlformats.org/officeDocument/2006/math" xmlns:v="urn:schemas-microsoft-com:vml" xmlns:wp14="http://schemas.microsoft.com/office/word/2010/wordprocessingDrawing" xmlns:wp="http://schemas.openxmlformats.org/drawingml/2006/wordprocessingDrawing" xmlns:w10="urn:schemas-microsoft-com:office:word" xmlns:w="http://schemas.openxmlformats.org/wordprocessingml/2006/main" xmlns:w14="http://schemas.microsoft.com/office/word/2010/wordml" xmlns:w15="http://schemas.microsoft.com/office/word/2012/wordml" xmlns:w16cex="http://schemas.microsoft.com/office/word/2018/wordml/cex" xmlns:w16cid="http://schemas.microsoft.com/office/word/2016/wordml/cid" xmlns:w16="http://schemas.microsoft.com/office/word/2018/wordml" xmlns:w16du="http://schemas.microsoft.com/office/word/2023/wordml/word16du" xmlns:w16sdtdh="http://schemas.microsoft.com/office/word/2020/wordml/sdtdatahash" xmlns:w16se="http://schemas.microsoft.com/office/word/2015/wordml/symex" xmlns:wpg="http://schemas.microsoft.com/office/word/2010/wordprocessingGroup" xmlns:wpi="http://schemas.microsoft.com/office/word/2010/wordprocessingInk" xmlns:wne="http://schemas.microsoft.com/office/word/2006/wordml" xmlns:wps="http://schemas.microsoft.com/office/word/2010/wordprocessingShape" mc:Ignorable="w14 w15 w16se w16cid w16 w16cex w16sdtdh wp14">
+<w:document xmlns:wpc="http://schemas.microsoft.com/office/word/2010/wordprocessingCanvas" xmlns:cx="http://schemas.microsoft.com/office/drawing/2014/chartex" xmlns:cx1="http://schemas.microsoft.com/office/drawing/2015/9/8/chartex" xmlns:cx2="http://schemas.microsoft.com/office/drawing/2015/10/21/chartex" xmlns:cx3="http://schemas.microsoft.com/office/drawing/2016/5/9/chartex" xmlns:cx4="http://schemas.microsoft.com/office/drawing/2016/5/10/chartex" xmlns:cx5="http://schemas.microsoft.com/office/drawing/2016/5/11/chartex" xmlns:cx6="http://schemas.microsoft.com/office/drawing/2016/5/12/chartex" xmlns:cx7="http://schemas.microsoft.com/office/drawing/2016/5/13/chartex" xmlns:cx8="http://schemas.microsoft.com/office/drawing/2016/5/14/chartex" xmlns:mc="http://schemas.openxmlformats.org/markup-compatibility/2006" xmlns:aink="http://schemas.microsoft.com/office/drawing/2016/ink" xmlns:am3d="http://schemas.microsoft.com/office/drawing/2017/model3d" xmlns:o="urn:schemas-microsoft-com:office:office" xmlns:oel="http://schemas.microsoft.com/office/2019/extlst" xmlns:r="http://schemas.openxmlformats.org/officeDocument/2006/relationships" xmlns:m="http://schemas.openxmlformats.org/officeDocument/2006/math" xmlns:v="urn:schemas-microsoft-com:vml" xmlns:wp14="http://schemas.microsoft.com/office/word/2010/wordprocessingDrawing" xmlns:wp="http://schemas.openxmlformats.org/drawingml/2006/wordprocessingDrawing" xmlns:w10="urn:schemas-microsoft-com:office:word" xmlns:w="http://schemas.openxmlformats.org/wordprocessingml/2006/main" xmlns:w14="http://schemas.microsoft.com/office/word/2010/wordml" xmlns:w15="http://schemas.microsoft.com/office/word/2012/wordml" xmlns:w16cex="http://schemas.microsoft.com/office/word/2018/wordml/cex" xmlns:w16cid="http://schemas.microsoft.com/office/word/2016/wordml/cid" xmlns:w16="http://schemas.microsoft.com/office/word/2018/wordml" xmlns:w16du="http://schemas.microsoft.com/office/word/2023/wordml/word16du" xmlns:w16sdtdh="http://schemas.microsoft.com/office/word/2020/wordml/sdtdatahash" xmlns:w16sdtfl="http://schemas.microsoft.com/office/word/2024/wordml/sdtformatlock" xmlns:w16se="http://schemas.microsoft.com/office/word/2015/wordml/symex" xmlns:wpg="http://schemas.microsoft.com/office/word/2010/wordprocessingGroup" xmlns:wpi="http://schemas.microsoft.com/office/word/2010/wordprocessingInk" xmlns:wne="http://schemas.microsoft.com/office/word/2006/wordml" xmlns:wps="http://schemas.microsoft.com/office/word/2010/wordprocessingShape" mc:Ignorable="w14 w15 w16se w16cid w16 w16cex w16sdtdh w16sdtfl w16du wp14">
   <w:body>
     <w:p>
       <w:pPr>
@@ -62,22 +62,6 @@
     <w:p>
       <w:pPr>
         <w:spacing w:line="240" w:lineRule="auto"/>
-        <w:jc w:val="center"/>
-        <w:rPr>
-          <w:rFonts w:ascii="Arial" w:eastAsia="Times New Roman" w:hAnsi="Arial" w:cs="Arial"/>
-          <w:b/>
-          <w:bCs/>
-          <w:color w:val="000000"/>
-          <w:sz w:val="24"/>
-          <w:szCs w:val="24"/>
-          <w:lang w:eastAsia="es-CO"/>
-        </w:rPr>
-      </w:pPr>
-    </w:p>
-    <w:p>
-      <w:pPr>
-        <w:spacing w:line="240" w:lineRule="auto"/>
-        <w:jc w:val="center"/>
         <w:rPr>
           <w:rFonts w:ascii="Arial" w:eastAsia="Times New Roman" w:hAnsi="Arial" w:cs="Arial"/>
           <w:sz w:val="24"/>
@@ -122,7 +106,7 @@
           <w:szCs w:val="24"/>
           <w:lang w:eastAsia="es-CO"/>
         </w:rPr>
-        <w:t xml:space="preserve">ETL-Project: </w:t>
+        <w:t xml:space="preserve">ETL-Project: First </w:t>
       </w:r>
       <w:proofErr w:type="spellStart"/>
       <w:r>
@@ -135,35 +119,51 @@
           <w:szCs w:val="24"/>
           <w:lang w:eastAsia="es-CO"/>
         </w:rPr>
-        <w:t>First</w:t>
+        <w:t>Delivery</w:t>
       </w:r>
       <w:proofErr w:type="spellEnd"/>
-      <w:r>
-        <w:rPr>
-          <w:rFonts w:ascii="Arial" w:eastAsia="Times New Roman" w:hAnsi="Arial" w:cs="Arial"/>
-          <w:b/>
-          <w:bCs/>
-          <w:color w:val="000000"/>
-          <w:sz w:val="24"/>
-          <w:szCs w:val="24"/>
-          <w:lang w:eastAsia="es-CO"/>
-        </w:rPr>
-        <w:t xml:space="preserve"> </w:t>
-      </w:r>
-      <w:proofErr w:type="spellStart"/>
-      <w:r>
-        <w:rPr>
-          <w:rFonts w:ascii="Arial" w:eastAsia="Times New Roman" w:hAnsi="Arial" w:cs="Arial"/>
-          <w:b/>
-          <w:bCs/>
-          <w:color w:val="000000"/>
-          <w:sz w:val="24"/>
-          <w:szCs w:val="24"/>
-          <w:lang w:eastAsia="es-CO"/>
-        </w:rPr>
-        <w:t>Delivery</w:t>
-      </w:r>
-      <w:proofErr w:type="spellEnd"/>
+    </w:p>
+    <w:p>
+      <w:pPr>
+        <w:spacing w:line="240" w:lineRule="auto"/>
+        <w:jc w:val="center"/>
+        <w:rPr>
+          <w:rFonts w:ascii="Arial" w:eastAsia="Times New Roman" w:hAnsi="Arial" w:cs="Arial"/>
+          <w:b/>
+          <w:bCs/>
+          <w:color w:val="000000"/>
+          <w:sz w:val="24"/>
+          <w:szCs w:val="24"/>
+          <w:lang w:eastAsia="es-CO"/>
+        </w:rPr>
+      </w:pPr>
+    </w:p>
+    <w:p>
+      <w:pPr>
+        <w:spacing w:line="240" w:lineRule="auto"/>
+        <w:jc w:val="center"/>
+        <w:rPr>
+          <w:rFonts w:ascii="Arial" w:eastAsia="Times New Roman" w:hAnsi="Arial" w:cs="Arial"/>
+          <w:b/>
+          <w:bCs/>
+          <w:color w:val="000000"/>
+          <w:sz w:val="24"/>
+          <w:szCs w:val="24"/>
+          <w:lang w:eastAsia="es-CO"/>
+        </w:rPr>
+      </w:pPr>
+      <w:r>
+        <w:rPr>
+          <w:rFonts w:ascii="Arial" w:eastAsia="Times New Roman" w:hAnsi="Arial" w:cs="Arial"/>
+          <w:b/>
+          <w:bCs/>
+          <w:color w:val="000000"/>
+          <w:sz w:val="24"/>
+          <w:szCs w:val="24"/>
+          <w:lang w:eastAsia="es-CO"/>
+        </w:rPr>
+        <w:t xml:space="preserve">INFORME TÉCNICO </w:t>
+      </w:r>
     </w:p>
     <w:p>
       <w:pPr>
@@ -511,36 +511,6 @@
         <w:jc w:val="center"/>
         <w:rPr>
           <w:rFonts w:ascii="Arial" w:eastAsia="Times New Roman" w:hAnsi="Arial" w:cs="Arial"/>
-          <w:b/>
-          <w:bCs/>
-          <w:color w:val="000000"/>
-          <w:sz w:val="24"/>
-          <w:szCs w:val="24"/>
-          <w:lang w:eastAsia="es-CO"/>
-        </w:rPr>
-      </w:pPr>
-    </w:p>
-    <w:p>
-      <w:pPr>
-        <w:spacing w:line="240" w:lineRule="auto"/>
-        <w:jc w:val="center"/>
-        <w:rPr>
-          <w:rFonts w:ascii="Arial" w:eastAsia="Times New Roman" w:hAnsi="Arial" w:cs="Arial"/>
-          <w:b/>
-          <w:bCs/>
-          <w:color w:val="000000"/>
-          <w:sz w:val="24"/>
-          <w:szCs w:val="24"/>
-          <w:lang w:eastAsia="es-CO"/>
-        </w:rPr>
-      </w:pPr>
-    </w:p>
-    <w:p>
-      <w:pPr>
-        <w:spacing w:line="240" w:lineRule="auto"/>
-        <w:jc w:val="center"/>
-        <w:rPr>
-          <w:rFonts w:ascii="Arial" w:eastAsia="Times New Roman" w:hAnsi="Arial" w:cs="Arial"/>
           <w:sz w:val="24"/>
           <w:szCs w:val="24"/>
           <w:lang w:eastAsia="es-CO"/>
@@ -585,6 +555,19 @@
     <w:p>
       <w:pPr>
         <w:spacing w:line="240" w:lineRule="auto"/>
+        <w:jc w:val="center"/>
+        <w:rPr>
+          <w:rFonts w:ascii="Arial" w:eastAsia="Times New Roman" w:hAnsi="Arial" w:cs="Arial"/>
+          <w:color w:val="000000"/>
+          <w:sz w:val="24"/>
+          <w:szCs w:val="24"/>
+          <w:lang w:eastAsia="es-CO"/>
+        </w:rPr>
+      </w:pPr>
+    </w:p>
+    <w:p>
+      <w:pPr>
+        <w:spacing w:line="240" w:lineRule="auto"/>
         <w:jc w:val="both"/>
         <w:rPr>
           <w:rFonts w:ascii="Arial" w:hAnsi="Arial" w:cs="Arial"/>
@@ -1708,7 +1691,7 @@
           <w:noProof/>
         </w:rPr>
         <w:drawing>
-          <wp:inline distT="0" distB="0" distL="0" distR="0" wp14:anchorId="535BAEE3" wp14:editId="0D6555A9">
+          <wp:inline distT="0" distB="0" distL="0" distR="0" wp14:anchorId="535BAEE3" wp14:editId="7357EA37">
             <wp:extent cx="5612130" cy="3630930"/>
             <wp:effectExtent l="0" t="0" r="7620" b="7620"/>
             <wp:docPr id="1" name="Imagen 1"/>
@@ -1777,51 +1760,7 @@
           <w:szCs w:val="24"/>
           <w:lang w:eastAsia="es-CO"/>
         </w:rPr>
-        <w:t>Para organizar los datos del ICFES (Valle del Cauca 2025), elegimos un Modelo en Estrella (</w:t>
-      </w:r>
-      <w:proofErr w:type="spellStart"/>
-      <w:r>
-        <w:rPr>
-          <w:rFonts w:ascii="Arial" w:eastAsia="Times New Roman" w:hAnsi="Arial" w:cs="Arial"/>
-          <w:color w:val="000000"/>
-          <w:sz w:val="24"/>
-          <w:szCs w:val="24"/>
-          <w:lang w:eastAsia="es-CO"/>
-        </w:rPr>
-        <w:t>Star</w:t>
-      </w:r>
-      <w:proofErr w:type="spellEnd"/>
-      <w:r>
-        <w:rPr>
-          <w:rFonts w:ascii="Arial" w:eastAsia="Times New Roman" w:hAnsi="Arial" w:cs="Arial"/>
-          <w:color w:val="000000"/>
-          <w:sz w:val="24"/>
-          <w:szCs w:val="24"/>
-          <w:lang w:eastAsia="es-CO"/>
-        </w:rPr>
-        <w:t xml:space="preserve"> </w:t>
-      </w:r>
-      <w:proofErr w:type="spellStart"/>
-      <w:r>
-        <w:rPr>
-          <w:rFonts w:ascii="Arial" w:eastAsia="Times New Roman" w:hAnsi="Arial" w:cs="Arial"/>
-          <w:color w:val="000000"/>
-          <w:sz w:val="24"/>
-          <w:szCs w:val="24"/>
-          <w:lang w:eastAsia="es-CO"/>
-        </w:rPr>
-        <w:t>Schema</w:t>
-      </w:r>
-      <w:proofErr w:type="spellEnd"/>
-      <w:r>
-        <w:rPr>
-          <w:rFonts w:ascii="Arial" w:eastAsia="Times New Roman" w:hAnsi="Arial" w:cs="Arial"/>
-          <w:color w:val="000000"/>
-          <w:sz w:val="24"/>
-          <w:szCs w:val="24"/>
-          <w:lang w:eastAsia="es-CO"/>
-        </w:rPr>
-        <w:t xml:space="preserve">) en MySQL en lugar de trabajar con una sola tabla plana de </w:t>
+        <w:t xml:space="preserve">Para organizar los datos del ICFES (Valle del Cauca 2025), elegimos un Modelo en Estrella (Star Schema) en MySQL en lugar de trabajar con una sola tabla plana de </w:t>
       </w:r>
       <w:r>
         <w:rPr>
@@ -2490,6 +2429,2193 @@
         </w:rPr>
         <w:t xml:space="preserve"> según el estrato o el municipio para responder nuestra pregunta de investigación sin que las consultas SQL se vuelvan lentas.</w:t>
       </w:r>
+    </w:p>
+    <w:p>
+      <w:pPr>
+        <w:spacing w:line="240" w:lineRule="auto"/>
+        <w:jc w:val="both"/>
+        <w:rPr>
+          <w:rFonts w:ascii="Arial" w:eastAsia="Times New Roman" w:hAnsi="Arial" w:cs="Arial"/>
+          <w:color w:val="000000"/>
+          <w:sz w:val="24"/>
+          <w:szCs w:val="24"/>
+          <w:lang w:eastAsia="es-CO"/>
+        </w:rPr>
+      </w:pPr>
+    </w:p>
+    <w:p>
+      <w:pPr>
+        <w:spacing w:line="240" w:lineRule="auto"/>
+        <w:jc w:val="both"/>
+        <w:rPr>
+          <w:rFonts w:ascii="Arial" w:eastAsia="Times New Roman" w:hAnsi="Arial" w:cs="Arial"/>
+          <w:b/>
+          <w:bCs/>
+          <w:color w:val="000000"/>
+          <w:sz w:val="24"/>
+          <w:szCs w:val="24"/>
+          <w:lang w:eastAsia="es-CO"/>
+        </w:rPr>
+      </w:pPr>
+    </w:p>
+    <w:p>
+      <w:pPr>
+        <w:spacing w:line="240" w:lineRule="auto"/>
+        <w:jc w:val="both"/>
+        <w:rPr>
+          <w:rFonts w:ascii="Arial" w:eastAsia="Times New Roman" w:hAnsi="Arial" w:cs="Arial"/>
+          <w:b/>
+          <w:bCs/>
+          <w:color w:val="000000"/>
+          <w:sz w:val="24"/>
+          <w:szCs w:val="24"/>
+          <w:lang w:eastAsia="es-CO"/>
+        </w:rPr>
+      </w:pPr>
+    </w:p>
+    <w:p>
+      <w:pPr>
+        <w:spacing w:line="240" w:lineRule="auto"/>
+        <w:jc w:val="both"/>
+        <w:rPr>
+          <w:rFonts w:ascii="Arial" w:eastAsia="Times New Roman" w:hAnsi="Arial" w:cs="Arial"/>
+          <w:b/>
+          <w:bCs/>
+          <w:color w:val="000000"/>
+          <w:sz w:val="24"/>
+          <w:szCs w:val="24"/>
+          <w:lang w:eastAsia="es-CO"/>
+        </w:rPr>
+      </w:pPr>
+    </w:p>
+    <w:p>
+      <w:pPr>
+        <w:spacing w:line="240" w:lineRule="auto"/>
+        <w:jc w:val="both"/>
+        <w:rPr>
+          <w:rFonts w:ascii="Arial" w:eastAsia="Times New Roman" w:hAnsi="Arial" w:cs="Arial"/>
+          <w:b/>
+          <w:bCs/>
+          <w:color w:val="000000"/>
+          <w:sz w:val="24"/>
+          <w:szCs w:val="24"/>
+          <w:lang w:eastAsia="es-CO"/>
+        </w:rPr>
+      </w:pPr>
+    </w:p>
+    <w:p>
+      <w:pPr>
+        <w:spacing w:line="240" w:lineRule="auto"/>
+        <w:jc w:val="both"/>
+        <w:rPr>
+          <w:rFonts w:ascii="Arial" w:eastAsia="Times New Roman" w:hAnsi="Arial" w:cs="Arial"/>
+          <w:b/>
+          <w:bCs/>
+          <w:color w:val="000000"/>
+          <w:sz w:val="24"/>
+          <w:szCs w:val="24"/>
+          <w:lang w:eastAsia="es-CO"/>
+        </w:rPr>
+      </w:pPr>
+    </w:p>
+    <w:p>
+      <w:pPr>
+        <w:spacing w:line="240" w:lineRule="auto"/>
+        <w:jc w:val="both"/>
+        <w:rPr>
+          <w:rFonts w:ascii="Arial" w:eastAsia="Times New Roman" w:hAnsi="Arial" w:cs="Arial"/>
+          <w:b/>
+          <w:bCs/>
+          <w:color w:val="000000"/>
+          <w:sz w:val="24"/>
+          <w:szCs w:val="24"/>
+          <w:lang w:eastAsia="es-CO"/>
+        </w:rPr>
+      </w:pPr>
+      <w:r>
+        <w:rPr>
+          <w:rFonts w:ascii="Arial" w:eastAsia="Times New Roman" w:hAnsi="Arial" w:cs="Arial"/>
+          <w:b/>
+          <w:bCs/>
+          <w:color w:val="000000"/>
+          <w:sz w:val="24"/>
+          <w:szCs w:val="24"/>
+          <w:lang w:eastAsia="es-CO"/>
+        </w:rPr>
+        <w:lastRenderedPageBreak/>
+        <w:t>Stack Tecnológico y Criterios de Selección</w:t>
+      </w:r>
+    </w:p>
+    <w:p>
+      <w:pPr>
+        <w:spacing w:line="240" w:lineRule="auto"/>
+        <w:jc w:val="both"/>
+        <w:rPr>
+          <w:rFonts w:ascii="Arial" w:eastAsia="Times New Roman" w:hAnsi="Arial" w:cs="Arial"/>
+          <w:color w:val="000000"/>
+          <w:sz w:val="24"/>
+          <w:szCs w:val="24"/>
+          <w:lang w:eastAsia="es-CO"/>
+        </w:rPr>
+      </w:pPr>
+      <w:r>
+        <w:rPr>
+          <w:rFonts w:ascii="Arial" w:eastAsia="Times New Roman" w:hAnsi="Arial" w:cs="Arial"/>
+          <w:color w:val="000000"/>
+          <w:sz w:val="24"/>
+          <w:szCs w:val="24"/>
+          <w:lang w:eastAsia="es-CO"/>
+        </w:rPr>
+        <w:t>Las tecnologías fueron elegidas buscando un equilibrio entre capacidad de procesamiento eficiente para grandes volúmenes de datos y un almacenamiento estructurado robusto.</w:t>
+      </w:r>
+    </w:p>
+    <w:tbl>
+      <w:tblPr>
+        <w:tblW w:w="0" w:type="auto"/>
+        <w:tblCellMar>
+          <w:top w:w="15" w:type="dxa"/>
+          <w:left w:w="15" w:type="dxa"/>
+          <w:bottom w:w="15" w:type="dxa"/>
+          <w:right w:w="15" w:type="dxa"/>
+        </w:tblCellMar>
+        <w:tblLook w:val="04A0" w:firstRow="1" w:lastRow="0" w:firstColumn="1" w:lastColumn="0" w:noHBand="0" w:noVBand="1"/>
+      </w:tblPr>
+      <w:tblGrid>
+        <w:gridCol w:w="1507"/>
+        <w:gridCol w:w="7315"/>
+      </w:tblGrid>
+      <w:tr>
+        <w:trPr>
+          <w:tblHeader/>
+        </w:trPr>
+        <w:tc>
+          <w:tcPr>
+            <w:tcW w:w="0" w:type="auto"/>
+            <w:tcBorders>
+              <w:top w:val="single" w:sz="6" w:space="0" w:color="000000"/>
+              <w:left w:val="single" w:sz="6" w:space="0" w:color="000000"/>
+              <w:bottom w:val="single" w:sz="6" w:space="0" w:color="000000"/>
+              <w:right w:val="single" w:sz="6" w:space="0" w:color="000000"/>
+            </w:tcBorders>
+            <w:shd w:val="clear" w:color="auto" w:fill="E2E8F0"/>
+            <w:tcMar>
+              <w:top w:w="120" w:type="dxa"/>
+              <w:left w:w="120" w:type="dxa"/>
+              <w:bottom w:w="120" w:type="dxa"/>
+              <w:right w:w="120" w:type="dxa"/>
+            </w:tcMar>
+            <w:hideMark/>
+          </w:tcPr>
+          <w:p>
+            <w:pPr>
+              <w:spacing w:line="240" w:lineRule="auto"/>
+              <w:jc w:val="both"/>
+              <w:rPr>
+                <w:rFonts w:ascii="Arial" w:eastAsia="Times New Roman" w:hAnsi="Arial" w:cs="Arial"/>
+                <w:b/>
+                <w:bCs/>
+                <w:color w:val="000000"/>
+                <w:sz w:val="24"/>
+                <w:szCs w:val="24"/>
+                <w:lang w:eastAsia="es-CO"/>
+              </w:rPr>
+            </w:pPr>
+            <w:r>
+              <w:rPr>
+                <w:rFonts w:ascii="Arial" w:eastAsia="Times New Roman" w:hAnsi="Arial" w:cs="Arial"/>
+                <w:b/>
+                <w:bCs/>
+                <w:color w:val="000000"/>
+                <w:sz w:val="24"/>
+                <w:szCs w:val="24"/>
+                <w:lang w:eastAsia="es-CO"/>
+              </w:rPr>
+              <w:t>Tecnología</w:t>
+            </w:r>
+          </w:p>
+        </w:tc>
+        <w:tc>
+          <w:tcPr>
+            <w:tcW w:w="0" w:type="auto"/>
+            <w:tcBorders>
+              <w:top w:val="single" w:sz="6" w:space="0" w:color="000000"/>
+              <w:left w:val="single" w:sz="6" w:space="0" w:color="000000"/>
+              <w:bottom w:val="single" w:sz="6" w:space="0" w:color="000000"/>
+              <w:right w:val="single" w:sz="6" w:space="0" w:color="000000"/>
+            </w:tcBorders>
+            <w:shd w:val="clear" w:color="auto" w:fill="E2E8F0"/>
+            <w:tcMar>
+              <w:top w:w="120" w:type="dxa"/>
+              <w:left w:w="120" w:type="dxa"/>
+              <w:bottom w:w="120" w:type="dxa"/>
+              <w:right w:w="120" w:type="dxa"/>
+            </w:tcMar>
+            <w:hideMark/>
+          </w:tcPr>
+          <w:p>
+            <w:pPr>
+              <w:spacing w:line="240" w:lineRule="auto"/>
+              <w:jc w:val="both"/>
+              <w:rPr>
+                <w:rFonts w:ascii="Arial" w:eastAsia="Times New Roman" w:hAnsi="Arial" w:cs="Arial"/>
+                <w:b/>
+                <w:bCs/>
+                <w:color w:val="000000"/>
+                <w:sz w:val="24"/>
+                <w:szCs w:val="24"/>
+                <w:lang w:eastAsia="es-CO"/>
+              </w:rPr>
+            </w:pPr>
+            <w:r>
+              <w:rPr>
+                <w:rFonts w:ascii="Arial" w:eastAsia="Times New Roman" w:hAnsi="Arial" w:cs="Arial"/>
+                <w:b/>
+                <w:bCs/>
+                <w:color w:val="000000"/>
+                <w:sz w:val="24"/>
+                <w:szCs w:val="24"/>
+                <w:lang w:eastAsia="es-CO"/>
+              </w:rPr>
+              <w:t>Criterio de Selección e Implementación</w:t>
+            </w:r>
+          </w:p>
+        </w:tc>
+      </w:tr>
+      <w:tr>
+        <w:tc>
+          <w:tcPr>
+            <w:tcW w:w="0" w:type="auto"/>
+            <w:tcBorders>
+              <w:top w:val="single" w:sz="6" w:space="0" w:color="000000"/>
+              <w:left w:val="single" w:sz="6" w:space="0" w:color="000000"/>
+              <w:bottom w:val="single" w:sz="6" w:space="0" w:color="000000"/>
+              <w:right w:val="single" w:sz="6" w:space="0" w:color="000000"/>
+            </w:tcBorders>
+            <w:tcMar>
+              <w:top w:w="120" w:type="dxa"/>
+              <w:left w:w="120" w:type="dxa"/>
+              <w:bottom w:w="120" w:type="dxa"/>
+              <w:right w:w="120" w:type="dxa"/>
+            </w:tcMar>
+            <w:hideMark/>
+          </w:tcPr>
+          <w:p>
+            <w:pPr>
+              <w:spacing w:line="240" w:lineRule="auto"/>
+              <w:jc w:val="both"/>
+              <w:rPr>
+                <w:rFonts w:ascii="Arial" w:eastAsia="Times New Roman" w:hAnsi="Arial" w:cs="Arial"/>
+                <w:color w:val="000000"/>
+                <w:sz w:val="24"/>
+                <w:szCs w:val="24"/>
+                <w:lang w:eastAsia="es-CO"/>
+              </w:rPr>
+            </w:pPr>
+            <w:r>
+              <w:rPr>
+                <w:rFonts w:ascii="Arial" w:eastAsia="Times New Roman" w:hAnsi="Arial" w:cs="Arial"/>
+                <w:b/>
+                <w:bCs/>
+                <w:color w:val="000000"/>
+                <w:sz w:val="24"/>
+                <w:szCs w:val="24"/>
+                <w:lang w:eastAsia="es-CO"/>
+              </w:rPr>
+              <w:t>Python</w:t>
+            </w:r>
+          </w:p>
+        </w:tc>
+        <w:tc>
+          <w:tcPr>
+            <w:tcW w:w="0" w:type="auto"/>
+            <w:tcBorders>
+              <w:top w:val="single" w:sz="6" w:space="0" w:color="000000"/>
+              <w:left w:val="single" w:sz="6" w:space="0" w:color="000000"/>
+              <w:bottom w:val="single" w:sz="6" w:space="0" w:color="000000"/>
+              <w:right w:val="single" w:sz="6" w:space="0" w:color="000000"/>
+            </w:tcBorders>
+            <w:tcMar>
+              <w:top w:w="120" w:type="dxa"/>
+              <w:left w:w="120" w:type="dxa"/>
+              <w:bottom w:w="120" w:type="dxa"/>
+              <w:right w:w="120" w:type="dxa"/>
+            </w:tcMar>
+            <w:hideMark/>
+          </w:tcPr>
+          <w:p>
+            <w:pPr>
+              <w:spacing w:line="240" w:lineRule="auto"/>
+              <w:jc w:val="both"/>
+              <w:rPr>
+                <w:rFonts w:ascii="Arial" w:eastAsia="Times New Roman" w:hAnsi="Arial" w:cs="Arial"/>
+                <w:color w:val="000000"/>
+                <w:sz w:val="24"/>
+                <w:szCs w:val="24"/>
+                <w:lang w:eastAsia="es-CO"/>
+              </w:rPr>
+            </w:pPr>
+            <w:r>
+              <w:rPr>
+                <w:rFonts w:ascii="Arial" w:eastAsia="Times New Roman" w:hAnsi="Arial" w:cs="Arial"/>
+                <w:color w:val="000000"/>
+                <w:sz w:val="24"/>
+                <w:szCs w:val="24"/>
+                <w:lang w:eastAsia="es-CO"/>
+              </w:rPr>
+              <w:t xml:space="preserve">Lenguaje base orquestador del pipeline. Se utilizaron librerías clave como </w:t>
+            </w:r>
+            <w:proofErr w:type="spellStart"/>
+            <w:r>
+              <w:rPr>
+                <w:rFonts w:ascii="Arial" w:eastAsia="Times New Roman" w:hAnsi="Arial" w:cs="Arial"/>
+                <w:i/>
+                <w:iCs/>
+                <w:color w:val="000000"/>
+                <w:sz w:val="24"/>
+                <w:szCs w:val="24"/>
+                <w:lang w:eastAsia="es-CO"/>
+              </w:rPr>
+              <w:t>SQLAlchemy</w:t>
+            </w:r>
+            <w:proofErr w:type="spellEnd"/>
+            <w:r>
+              <w:rPr>
+                <w:rFonts w:ascii="Arial" w:eastAsia="Times New Roman" w:hAnsi="Arial" w:cs="Arial"/>
+                <w:color w:val="000000"/>
+                <w:sz w:val="24"/>
+                <w:szCs w:val="24"/>
+                <w:lang w:eastAsia="es-CO"/>
+              </w:rPr>
+              <w:t xml:space="preserve"> para la comunicación con la base de datos y </w:t>
+            </w:r>
+            <w:proofErr w:type="spellStart"/>
+            <w:r>
+              <w:rPr>
+                <w:rFonts w:ascii="Arial" w:eastAsia="Times New Roman" w:hAnsi="Arial" w:cs="Arial"/>
+                <w:i/>
+                <w:iCs/>
+                <w:color w:val="000000"/>
+                <w:sz w:val="24"/>
+                <w:szCs w:val="24"/>
+                <w:lang w:eastAsia="es-CO"/>
+              </w:rPr>
+              <w:t>ftfy</w:t>
+            </w:r>
+            <w:proofErr w:type="spellEnd"/>
+            <w:r>
+              <w:rPr>
+                <w:rFonts w:ascii="Arial" w:eastAsia="Times New Roman" w:hAnsi="Arial" w:cs="Arial"/>
+                <w:color w:val="000000"/>
+                <w:sz w:val="24"/>
+                <w:szCs w:val="24"/>
+                <w:lang w:eastAsia="es-CO"/>
+              </w:rPr>
+              <w:t xml:space="preserve"> para la estandarización de codificación de texto durante la limpieza geográfica.</w:t>
+            </w:r>
+          </w:p>
+        </w:tc>
+      </w:tr>
+      <w:tr>
+        <w:tc>
+          <w:tcPr>
+            <w:tcW w:w="0" w:type="auto"/>
+            <w:tcBorders>
+              <w:top w:val="single" w:sz="6" w:space="0" w:color="000000"/>
+              <w:left w:val="single" w:sz="6" w:space="0" w:color="000000"/>
+              <w:bottom w:val="single" w:sz="6" w:space="0" w:color="000000"/>
+              <w:right w:val="single" w:sz="6" w:space="0" w:color="000000"/>
+            </w:tcBorders>
+            <w:tcMar>
+              <w:top w:w="120" w:type="dxa"/>
+              <w:left w:w="120" w:type="dxa"/>
+              <w:bottom w:w="120" w:type="dxa"/>
+              <w:right w:w="120" w:type="dxa"/>
+            </w:tcMar>
+            <w:hideMark/>
+          </w:tcPr>
+          <w:p>
+            <w:pPr>
+              <w:spacing w:line="240" w:lineRule="auto"/>
+              <w:jc w:val="both"/>
+              <w:rPr>
+                <w:rFonts w:ascii="Arial" w:eastAsia="Times New Roman" w:hAnsi="Arial" w:cs="Arial"/>
+                <w:color w:val="000000"/>
+                <w:sz w:val="24"/>
+                <w:szCs w:val="24"/>
+                <w:lang w:eastAsia="es-CO"/>
+              </w:rPr>
+            </w:pPr>
+            <w:proofErr w:type="spellStart"/>
+            <w:r>
+              <w:rPr>
+                <w:rFonts w:ascii="Arial" w:eastAsia="Times New Roman" w:hAnsi="Arial" w:cs="Arial"/>
+                <w:b/>
+                <w:bCs/>
+                <w:color w:val="000000"/>
+                <w:sz w:val="24"/>
+                <w:szCs w:val="24"/>
+                <w:lang w:eastAsia="es-CO"/>
+              </w:rPr>
+              <w:t>Polars</w:t>
+            </w:r>
+            <w:proofErr w:type="spellEnd"/>
+          </w:p>
+        </w:tc>
+        <w:tc>
+          <w:tcPr>
+            <w:tcW w:w="0" w:type="auto"/>
+            <w:tcBorders>
+              <w:top w:val="single" w:sz="6" w:space="0" w:color="000000"/>
+              <w:left w:val="single" w:sz="6" w:space="0" w:color="000000"/>
+              <w:bottom w:val="single" w:sz="6" w:space="0" w:color="000000"/>
+              <w:right w:val="single" w:sz="6" w:space="0" w:color="000000"/>
+            </w:tcBorders>
+            <w:tcMar>
+              <w:top w:w="120" w:type="dxa"/>
+              <w:left w:w="120" w:type="dxa"/>
+              <w:bottom w:w="120" w:type="dxa"/>
+              <w:right w:w="120" w:type="dxa"/>
+            </w:tcMar>
+            <w:hideMark/>
+          </w:tcPr>
+          <w:p>
+            <w:pPr>
+              <w:spacing w:line="240" w:lineRule="auto"/>
+              <w:jc w:val="both"/>
+              <w:rPr>
+                <w:rFonts w:ascii="Arial" w:eastAsia="Times New Roman" w:hAnsi="Arial" w:cs="Arial"/>
+                <w:color w:val="000000"/>
+                <w:sz w:val="24"/>
+                <w:szCs w:val="24"/>
+                <w:lang w:eastAsia="es-CO"/>
+              </w:rPr>
+            </w:pPr>
+            <w:r>
+              <w:rPr>
+                <w:rFonts w:ascii="Arial" w:eastAsia="Times New Roman" w:hAnsi="Arial" w:cs="Arial"/>
+                <w:color w:val="000000"/>
+                <w:sz w:val="24"/>
+                <w:szCs w:val="24"/>
+                <w:lang w:eastAsia="es-CO"/>
+              </w:rPr>
+              <w:t xml:space="preserve">Motor de procesamiento de datos. Reemplazó a Pandas como la herramienta principal para lectura, perfilamiento (más de 4.6 millones de registros) y transformación (ETL). Su capacidad de multihilo y evaluación perezosa optimiza radicalmente la velocidad de ejecución y la gestión de memoria en </w:t>
+            </w:r>
+            <w:proofErr w:type="spellStart"/>
+            <w:r>
+              <w:rPr>
+                <w:rFonts w:ascii="Arial" w:eastAsia="Times New Roman" w:hAnsi="Arial" w:cs="Arial"/>
+                <w:color w:val="000000"/>
+                <w:sz w:val="24"/>
+                <w:szCs w:val="24"/>
+                <w:lang w:eastAsia="es-CO"/>
+              </w:rPr>
+              <w:t>datasets</w:t>
+            </w:r>
+            <w:proofErr w:type="spellEnd"/>
+            <w:r>
+              <w:rPr>
+                <w:rFonts w:ascii="Arial" w:eastAsia="Times New Roman" w:hAnsi="Arial" w:cs="Arial"/>
+                <w:color w:val="000000"/>
+                <w:sz w:val="24"/>
+                <w:szCs w:val="24"/>
+                <w:lang w:eastAsia="es-CO"/>
+              </w:rPr>
+              <w:t xml:space="preserve"> masivos.</w:t>
+            </w:r>
+          </w:p>
+        </w:tc>
+      </w:tr>
+      <w:tr>
+        <w:tc>
+          <w:tcPr>
+            <w:tcW w:w="0" w:type="auto"/>
+            <w:tcBorders>
+              <w:top w:val="single" w:sz="6" w:space="0" w:color="000000"/>
+              <w:left w:val="single" w:sz="6" w:space="0" w:color="000000"/>
+              <w:bottom w:val="single" w:sz="6" w:space="0" w:color="000000"/>
+              <w:right w:val="single" w:sz="6" w:space="0" w:color="000000"/>
+            </w:tcBorders>
+            <w:tcMar>
+              <w:top w:w="120" w:type="dxa"/>
+              <w:left w:w="120" w:type="dxa"/>
+              <w:bottom w:w="120" w:type="dxa"/>
+              <w:right w:w="120" w:type="dxa"/>
+            </w:tcMar>
+            <w:hideMark/>
+          </w:tcPr>
+          <w:p>
+            <w:pPr>
+              <w:spacing w:line="240" w:lineRule="auto"/>
+              <w:jc w:val="both"/>
+              <w:rPr>
+                <w:rFonts w:ascii="Arial" w:eastAsia="Times New Roman" w:hAnsi="Arial" w:cs="Arial"/>
+                <w:color w:val="000000"/>
+                <w:sz w:val="24"/>
+                <w:szCs w:val="24"/>
+                <w:lang w:eastAsia="es-CO"/>
+              </w:rPr>
+            </w:pPr>
+            <w:r>
+              <w:rPr>
+                <w:rFonts w:ascii="Arial" w:eastAsia="Times New Roman" w:hAnsi="Arial" w:cs="Arial"/>
+                <w:b/>
+                <w:bCs/>
+                <w:color w:val="000000"/>
+                <w:sz w:val="24"/>
+                <w:szCs w:val="24"/>
+                <w:lang w:eastAsia="es-CO"/>
+              </w:rPr>
+              <w:t>MySQL 8.0</w:t>
+            </w:r>
+          </w:p>
+        </w:tc>
+        <w:tc>
+          <w:tcPr>
+            <w:tcW w:w="0" w:type="auto"/>
+            <w:tcBorders>
+              <w:top w:val="single" w:sz="6" w:space="0" w:color="000000"/>
+              <w:left w:val="single" w:sz="6" w:space="0" w:color="000000"/>
+              <w:bottom w:val="single" w:sz="6" w:space="0" w:color="000000"/>
+              <w:right w:val="single" w:sz="6" w:space="0" w:color="000000"/>
+            </w:tcBorders>
+            <w:tcMar>
+              <w:top w:w="120" w:type="dxa"/>
+              <w:left w:w="120" w:type="dxa"/>
+              <w:bottom w:w="120" w:type="dxa"/>
+              <w:right w:w="120" w:type="dxa"/>
+            </w:tcMar>
+            <w:hideMark/>
+          </w:tcPr>
+          <w:p>
+            <w:pPr>
+              <w:spacing w:line="240" w:lineRule="auto"/>
+              <w:jc w:val="both"/>
+              <w:rPr>
+                <w:rFonts w:ascii="Arial" w:eastAsia="Times New Roman" w:hAnsi="Arial" w:cs="Arial"/>
+                <w:color w:val="000000"/>
+                <w:sz w:val="24"/>
+                <w:szCs w:val="24"/>
+                <w:lang w:eastAsia="es-CO"/>
+              </w:rPr>
+            </w:pPr>
+            <w:r>
+              <w:rPr>
+                <w:rFonts w:ascii="Arial" w:eastAsia="Times New Roman" w:hAnsi="Arial" w:cs="Arial"/>
+                <w:color w:val="000000"/>
+                <w:sz w:val="24"/>
+                <w:szCs w:val="24"/>
+                <w:lang w:eastAsia="es-CO"/>
+              </w:rPr>
+              <w:t xml:space="preserve">Motor del Data </w:t>
+            </w:r>
+            <w:proofErr w:type="spellStart"/>
+            <w:r>
+              <w:rPr>
+                <w:rFonts w:ascii="Arial" w:eastAsia="Times New Roman" w:hAnsi="Arial" w:cs="Arial"/>
+                <w:color w:val="000000"/>
+                <w:sz w:val="24"/>
+                <w:szCs w:val="24"/>
+                <w:lang w:eastAsia="es-CO"/>
+              </w:rPr>
+              <w:t>Warehouse</w:t>
+            </w:r>
+            <w:proofErr w:type="spellEnd"/>
+            <w:r>
+              <w:rPr>
+                <w:rFonts w:ascii="Arial" w:eastAsia="Times New Roman" w:hAnsi="Arial" w:cs="Arial"/>
+                <w:color w:val="000000"/>
+                <w:sz w:val="24"/>
+                <w:szCs w:val="24"/>
+                <w:lang w:eastAsia="es-CO"/>
+              </w:rPr>
+              <w:t>. A diferencia de una base de datos embebida, proporciona una arquitectura relacional sólida, capacidades de concurrencia y funciones de validación robustas requeridas para soportar millones de registros de manera escalable y centralizada.</w:t>
+            </w:r>
+          </w:p>
+        </w:tc>
+      </w:tr>
+      <w:tr>
+        <w:tc>
+          <w:tcPr>
+            <w:tcW w:w="0" w:type="auto"/>
+            <w:tcBorders>
+              <w:top w:val="single" w:sz="6" w:space="0" w:color="000000"/>
+              <w:left w:val="single" w:sz="6" w:space="0" w:color="000000"/>
+              <w:bottom w:val="single" w:sz="6" w:space="0" w:color="000000"/>
+              <w:right w:val="single" w:sz="6" w:space="0" w:color="000000"/>
+            </w:tcBorders>
+            <w:tcMar>
+              <w:top w:w="120" w:type="dxa"/>
+              <w:left w:w="120" w:type="dxa"/>
+              <w:bottom w:w="120" w:type="dxa"/>
+              <w:right w:w="120" w:type="dxa"/>
+            </w:tcMar>
+            <w:hideMark/>
+          </w:tcPr>
+          <w:p>
+            <w:pPr>
+              <w:spacing w:line="240" w:lineRule="auto"/>
+              <w:jc w:val="both"/>
+              <w:rPr>
+                <w:rFonts w:ascii="Arial" w:eastAsia="Times New Roman" w:hAnsi="Arial" w:cs="Arial"/>
+                <w:color w:val="000000"/>
+                <w:sz w:val="24"/>
+                <w:szCs w:val="24"/>
+                <w:lang w:eastAsia="es-CO"/>
+              </w:rPr>
+            </w:pPr>
+            <w:r>
+              <w:rPr>
+                <w:rFonts w:ascii="Arial" w:eastAsia="Times New Roman" w:hAnsi="Arial" w:cs="Arial"/>
+                <w:b/>
+                <w:bCs/>
+                <w:color w:val="000000"/>
+                <w:sz w:val="24"/>
+                <w:szCs w:val="24"/>
+                <w:lang w:eastAsia="es-CO"/>
+              </w:rPr>
+              <w:t>Docker</w:t>
+            </w:r>
+          </w:p>
+        </w:tc>
+        <w:tc>
+          <w:tcPr>
+            <w:tcW w:w="0" w:type="auto"/>
+            <w:tcBorders>
+              <w:top w:val="single" w:sz="6" w:space="0" w:color="000000"/>
+              <w:left w:val="single" w:sz="6" w:space="0" w:color="000000"/>
+              <w:bottom w:val="single" w:sz="6" w:space="0" w:color="000000"/>
+              <w:right w:val="single" w:sz="6" w:space="0" w:color="000000"/>
+            </w:tcBorders>
+            <w:tcMar>
+              <w:top w:w="120" w:type="dxa"/>
+              <w:left w:w="120" w:type="dxa"/>
+              <w:bottom w:w="120" w:type="dxa"/>
+              <w:right w:w="120" w:type="dxa"/>
+            </w:tcMar>
+            <w:hideMark/>
+          </w:tcPr>
+          <w:p>
+            <w:pPr>
+              <w:spacing w:line="240" w:lineRule="auto"/>
+              <w:jc w:val="both"/>
+              <w:rPr>
+                <w:rFonts w:ascii="Arial" w:eastAsia="Times New Roman" w:hAnsi="Arial" w:cs="Arial"/>
+                <w:color w:val="000000"/>
+                <w:sz w:val="24"/>
+                <w:szCs w:val="24"/>
+                <w:lang w:eastAsia="es-CO"/>
+              </w:rPr>
+            </w:pPr>
+            <w:r>
+              <w:rPr>
+                <w:rFonts w:ascii="Arial" w:eastAsia="Times New Roman" w:hAnsi="Arial" w:cs="Arial"/>
+                <w:color w:val="000000"/>
+                <w:sz w:val="24"/>
+                <w:szCs w:val="24"/>
+                <w:lang w:eastAsia="es-CO"/>
+              </w:rPr>
+              <w:t xml:space="preserve">Herramienta de contenerización. Mediante </w:t>
+            </w:r>
+            <w:proofErr w:type="spellStart"/>
+            <w:r>
+              <w:rPr>
+                <w:rFonts w:ascii="Arial" w:eastAsia="Times New Roman" w:hAnsi="Arial" w:cs="Arial"/>
+                <w:i/>
+                <w:iCs/>
+                <w:color w:val="000000"/>
+                <w:sz w:val="24"/>
+                <w:szCs w:val="24"/>
+                <w:lang w:eastAsia="es-CO"/>
+              </w:rPr>
+              <w:t>docker-compose</w:t>
+            </w:r>
+            <w:proofErr w:type="spellEnd"/>
+            <w:r>
+              <w:rPr>
+                <w:rFonts w:ascii="Arial" w:eastAsia="Times New Roman" w:hAnsi="Arial" w:cs="Arial"/>
+                <w:color w:val="000000"/>
+                <w:sz w:val="24"/>
+                <w:szCs w:val="24"/>
+                <w:lang w:eastAsia="es-CO"/>
+              </w:rPr>
+              <w:t xml:space="preserve"> se aprovisiona el contenedor de MySQL (con volúmenes persistentes), asegurando la configuración unificada de puertos, credenciales y scripts de inicialización de la base de datos de manera agnóstica a la máquina host. Garantiza reproducibilidad.</w:t>
+            </w:r>
+          </w:p>
+        </w:tc>
+      </w:tr>
+    </w:tbl>
+    <w:p>
+      <w:pPr>
+        <w:spacing w:line="240" w:lineRule="auto"/>
+        <w:jc w:val="both"/>
+        <w:rPr>
+          <w:rFonts w:ascii="Arial" w:eastAsia="Times New Roman" w:hAnsi="Arial" w:cs="Arial"/>
+          <w:color w:val="000000"/>
+          <w:sz w:val="24"/>
+          <w:szCs w:val="24"/>
+          <w:lang w:eastAsia="es-CO"/>
+        </w:rPr>
+      </w:pPr>
+      <w:r>
+        <w:rPr>
+          <w:rFonts w:ascii="Arial" w:eastAsia="Times New Roman" w:hAnsi="Arial" w:cs="Arial"/>
+          <w:color w:val="000000"/>
+          <w:sz w:val="24"/>
+          <w:szCs w:val="24"/>
+          <w:lang w:eastAsia="es-CO"/>
+        </w:rPr>
+        <w:t> </w:t>
+      </w:r>
+    </w:p>
+    <w:p>
+      <w:pPr>
+        <w:spacing w:line="240" w:lineRule="auto"/>
+        <w:jc w:val="both"/>
+        <w:rPr>
+          <w:rFonts w:ascii="Arial" w:eastAsia="Times New Roman" w:hAnsi="Arial" w:cs="Arial"/>
+          <w:b/>
+          <w:bCs/>
+          <w:color w:val="000000"/>
+          <w:sz w:val="24"/>
+          <w:szCs w:val="24"/>
+          <w:lang w:eastAsia="es-CO"/>
+        </w:rPr>
+      </w:pPr>
+    </w:p>
+    <w:p>
+      <w:pPr>
+        <w:spacing w:line="240" w:lineRule="auto"/>
+        <w:jc w:val="both"/>
+        <w:rPr>
+          <w:rFonts w:ascii="Arial" w:eastAsia="Times New Roman" w:hAnsi="Arial" w:cs="Arial"/>
+          <w:b/>
+          <w:bCs/>
+          <w:color w:val="000000"/>
+          <w:sz w:val="24"/>
+          <w:szCs w:val="24"/>
+          <w:lang w:eastAsia="es-CO"/>
+        </w:rPr>
+      </w:pPr>
+    </w:p>
+    <w:p>
+      <w:pPr>
+        <w:spacing w:line="240" w:lineRule="auto"/>
+        <w:jc w:val="both"/>
+        <w:rPr>
+          <w:rFonts w:ascii="Arial" w:eastAsia="Times New Roman" w:hAnsi="Arial" w:cs="Arial"/>
+          <w:b/>
+          <w:bCs/>
+          <w:color w:val="000000"/>
+          <w:sz w:val="24"/>
+          <w:szCs w:val="24"/>
+          <w:lang w:eastAsia="es-CO"/>
+        </w:rPr>
+      </w:pPr>
+    </w:p>
+    <w:p>
+      <w:pPr>
+        <w:spacing w:line="240" w:lineRule="auto"/>
+        <w:jc w:val="both"/>
+        <w:rPr>
+          <w:rFonts w:ascii="Arial" w:eastAsia="Times New Roman" w:hAnsi="Arial" w:cs="Arial"/>
+          <w:b/>
+          <w:bCs/>
+          <w:color w:val="000000"/>
+          <w:sz w:val="24"/>
+          <w:szCs w:val="24"/>
+          <w:lang w:eastAsia="es-CO"/>
+        </w:rPr>
+      </w:pPr>
+    </w:p>
+    <w:p>
+      <w:pPr>
+        <w:spacing w:line="240" w:lineRule="auto"/>
+        <w:jc w:val="both"/>
+        <w:rPr>
+          <w:rFonts w:ascii="Arial" w:eastAsia="Times New Roman" w:hAnsi="Arial" w:cs="Arial"/>
+          <w:b/>
+          <w:bCs/>
+          <w:color w:val="000000"/>
+          <w:sz w:val="24"/>
+          <w:szCs w:val="24"/>
+          <w:lang w:eastAsia="es-CO"/>
+        </w:rPr>
+      </w:pPr>
+    </w:p>
+    <w:p>
+      <w:pPr>
+        <w:spacing w:line="240" w:lineRule="auto"/>
+        <w:jc w:val="both"/>
+        <w:rPr>
+          <w:rFonts w:ascii="Arial" w:eastAsia="Times New Roman" w:hAnsi="Arial" w:cs="Arial"/>
+          <w:b/>
+          <w:bCs/>
+          <w:color w:val="000000"/>
+          <w:sz w:val="24"/>
+          <w:szCs w:val="24"/>
+          <w:lang w:eastAsia="es-CO"/>
+        </w:rPr>
+      </w:pPr>
+    </w:p>
+    <w:p>
+      <w:pPr>
+        <w:spacing w:line="240" w:lineRule="auto"/>
+        <w:jc w:val="both"/>
+        <w:rPr>
+          <w:rFonts w:ascii="Arial" w:eastAsia="Times New Roman" w:hAnsi="Arial" w:cs="Arial"/>
+          <w:b/>
+          <w:bCs/>
+          <w:color w:val="000000"/>
+          <w:sz w:val="24"/>
+          <w:szCs w:val="24"/>
+          <w:lang w:eastAsia="es-CO"/>
+        </w:rPr>
+      </w:pPr>
+    </w:p>
+    <w:p>
+      <w:pPr>
+        <w:spacing w:line="240" w:lineRule="auto"/>
+        <w:jc w:val="both"/>
+        <w:rPr>
+          <w:rFonts w:ascii="Arial" w:eastAsia="Times New Roman" w:hAnsi="Arial" w:cs="Arial"/>
+          <w:b/>
+          <w:bCs/>
+          <w:color w:val="000000"/>
+          <w:sz w:val="24"/>
+          <w:szCs w:val="24"/>
+          <w:lang w:eastAsia="es-CO"/>
+        </w:rPr>
+      </w:pPr>
+      <w:r>
+        <w:rPr>
+          <w:rFonts w:ascii="Arial" w:eastAsia="Times New Roman" w:hAnsi="Arial" w:cs="Arial"/>
+          <w:b/>
+          <w:bCs/>
+          <w:color w:val="000000"/>
+          <w:sz w:val="24"/>
+          <w:szCs w:val="24"/>
+          <w:lang w:eastAsia="es-CO"/>
+        </w:rPr>
+        <w:lastRenderedPageBreak/>
+        <w:t>Resumen del Análisis Exploratorio de Datos (EDA) y Limpieza</w:t>
+      </w:r>
+    </w:p>
+    <w:p>
+      <w:pPr>
+        <w:spacing w:line="240" w:lineRule="auto"/>
+        <w:jc w:val="both"/>
+        <w:rPr>
+          <w:rFonts w:ascii="Arial" w:eastAsia="Times New Roman" w:hAnsi="Arial" w:cs="Arial"/>
+          <w:color w:val="000000"/>
+          <w:sz w:val="24"/>
+          <w:szCs w:val="24"/>
+          <w:lang w:eastAsia="es-CO"/>
+        </w:rPr>
+      </w:pPr>
+      <w:r>
+        <w:rPr>
+          <w:rFonts w:ascii="Arial" w:eastAsia="Times New Roman" w:hAnsi="Arial" w:cs="Arial"/>
+          <w:color w:val="000000"/>
+          <w:sz w:val="24"/>
+          <w:szCs w:val="24"/>
+          <w:lang w:eastAsia="es-CO"/>
+        </w:rPr>
+        <w:t>El proceso de perfilamiento y limpieza se desarrolló para garantizar la unicidad e integridad de la data de origen:</w:t>
+      </w:r>
+    </w:p>
+    <w:p>
+      <w:pPr>
+        <w:numPr>
+          <w:ilvl w:val="0"/>
+          <w:numId w:val="2"/>
+        </w:numPr>
+        <w:spacing w:line="240" w:lineRule="auto"/>
+        <w:jc w:val="both"/>
+        <w:rPr>
+          <w:rFonts w:ascii="Arial" w:eastAsia="Times New Roman" w:hAnsi="Arial" w:cs="Arial"/>
+          <w:color w:val="000000"/>
+          <w:sz w:val="24"/>
+          <w:szCs w:val="24"/>
+          <w:lang w:eastAsia="es-CO"/>
+        </w:rPr>
+      </w:pPr>
+      <w:r>
+        <w:rPr>
+          <w:rFonts w:ascii="Arial" w:eastAsia="Times New Roman" w:hAnsi="Arial" w:cs="Arial"/>
+          <w:b/>
+          <w:bCs/>
+          <w:color w:val="000000"/>
+          <w:sz w:val="24"/>
+          <w:szCs w:val="24"/>
+          <w:lang w:eastAsia="es-CO"/>
+        </w:rPr>
+        <w:t>Identificación y Manejo de Nulos:</w:t>
+      </w:r>
+      <w:r>
+        <w:rPr>
+          <w:rFonts w:ascii="Arial" w:eastAsia="Times New Roman" w:hAnsi="Arial" w:cs="Arial"/>
+          <w:color w:val="000000"/>
+          <w:sz w:val="24"/>
+          <w:szCs w:val="24"/>
+          <w:lang w:eastAsia="es-CO"/>
+        </w:rPr>
+        <w:t xml:space="preserve"> Se realizó un escaneo general de </w:t>
+      </w:r>
+      <w:proofErr w:type="spellStart"/>
+      <w:r>
+        <w:rPr>
+          <w:rFonts w:ascii="Arial" w:eastAsia="Times New Roman" w:hAnsi="Arial" w:cs="Arial"/>
+          <w:i/>
+          <w:iCs/>
+          <w:color w:val="000000"/>
+          <w:sz w:val="24"/>
+          <w:szCs w:val="24"/>
+          <w:lang w:eastAsia="es-CO"/>
+        </w:rPr>
+        <w:t>null</w:t>
+      </w:r>
+      <w:proofErr w:type="spellEnd"/>
+      <w:r>
+        <w:rPr>
+          <w:rFonts w:ascii="Arial" w:eastAsia="Times New Roman" w:hAnsi="Arial" w:cs="Arial"/>
+          <w:i/>
+          <w:iCs/>
+          <w:color w:val="000000"/>
+          <w:sz w:val="24"/>
+          <w:szCs w:val="24"/>
+          <w:lang w:eastAsia="es-CO"/>
+        </w:rPr>
+        <w:t xml:space="preserve"> </w:t>
+      </w:r>
+      <w:proofErr w:type="spellStart"/>
+      <w:r>
+        <w:rPr>
+          <w:rFonts w:ascii="Arial" w:eastAsia="Times New Roman" w:hAnsi="Arial" w:cs="Arial"/>
+          <w:i/>
+          <w:iCs/>
+          <w:color w:val="000000"/>
+          <w:sz w:val="24"/>
+          <w:szCs w:val="24"/>
+          <w:lang w:eastAsia="es-CO"/>
+        </w:rPr>
+        <w:t>counts</w:t>
+      </w:r>
+      <w:proofErr w:type="spellEnd"/>
+      <w:r>
+        <w:rPr>
+          <w:rFonts w:ascii="Arial" w:eastAsia="Times New Roman" w:hAnsi="Arial" w:cs="Arial"/>
+          <w:color w:val="000000"/>
+          <w:sz w:val="24"/>
+          <w:szCs w:val="24"/>
+          <w:lang w:eastAsia="es-CO"/>
+        </w:rPr>
+        <w:t xml:space="preserve"> por cada columna del </w:t>
+      </w:r>
+      <w:proofErr w:type="spellStart"/>
+      <w:r>
+        <w:rPr>
+          <w:rFonts w:ascii="Arial" w:eastAsia="Times New Roman" w:hAnsi="Arial" w:cs="Arial"/>
+          <w:color w:val="000000"/>
+          <w:sz w:val="24"/>
+          <w:szCs w:val="24"/>
+          <w:lang w:eastAsia="es-CO"/>
+        </w:rPr>
+        <w:t>dataset</w:t>
+      </w:r>
+      <w:proofErr w:type="spellEnd"/>
+      <w:r>
+        <w:rPr>
+          <w:rFonts w:ascii="Arial" w:eastAsia="Times New Roman" w:hAnsi="Arial" w:cs="Arial"/>
+          <w:color w:val="000000"/>
+          <w:sz w:val="24"/>
+          <w:szCs w:val="24"/>
+          <w:lang w:eastAsia="es-CO"/>
+        </w:rPr>
+        <w:t xml:space="preserve"> (</w:t>
+      </w:r>
+      <w:proofErr w:type="spellStart"/>
+      <w:r>
+        <w:rPr>
+          <w:rFonts w:ascii="Arial" w:eastAsia="Times New Roman" w:hAnsi="Arial" w:cs="Arial"/>
+          <w:color w:val="000000"/>
+          <w:sz w:val="24"/>
+          <w:szCs w:val="24"/>
+          <w:lang w:eastAsia="es-CO"/>
+        </w:rPr>
+        <w:t>e.g</w:t>
+      </w:r>
+      <w:proofErr w:type="spellEnd"/>
+      <w:r>
+        <w:rPr>
+          <w:rFonts w:ascii="Arial" w:eastAsia="Times New Roman" w:hAnsi="Arial" w:cs="Arial"/>
+          <w:color w:val="000000"/>
+          <w:sz w:val="24"/>
+          <w:szCs w:val="24"/>
+          <w:lang w:eastAsia="es-CO"/>
+        </w:rPr>
+        <w:t>., atributos del colegio, residencia). Se implementaron imputaciones utilizando el valor "SIN INFORMACION" para mantener la consistencia sin descartar registros válidos.</w:t>
+      </w:r>
+    </w:p>
+    <w:p>
+      <w:pPr>
+        <w:numPr>
+          <w:ilvl w:val="0"/>
+          <w:numId w:val="2"/>
+        </w:numPr>
+        <w:spacing w:line="240" w:lineRule="auto"/>
+        <w:jc w:val="both"/>
+        <w:rPr>
+          <w:rFonts w:ascii="Arial" w:eastAsia="Times New Roman" w:hAnsi="Arial" w:cs="Arial"/>
+          <w:color w:val="000000"/>
+          <w:sz w:val="24"/>
+          <w:szCs w:val="24"/>
+          <w:lang w:eastAsia="es-CO"/>
+        </w:rPr>
+      </w:pPr>
+      <w:r>
+        <w:rPr>
+          <w:rFonts w:ascii="Arial" w:eastAsia="Times New Roman" w:hAnsi="Arial" w:cs="Arial"/>
+          <w:b/>
+          <w:bCs/>
+          <w:color w:val="000000"/>
+          <w:sz w:val="24"/>
+          <w:szCs w:val="24"/>
+          <w:lang w:eastAsia="es-CO"/>
+        </w:rPr>
+        <w:t>Estandarización y Formateo:</w:t>
+      </w:r>
+      <w:r>
+        <w:rPr>
+          <w:rFonts w:ascii="Arial" w:eastAsia="Times New Roman" w:hAnsi="Arial" w:cs="Arial"/>
+          <w:color w:val="000000"/>
+          <w:sz w:val="24"/>
+          <w:szCs w:val="24"/>
+          <w:lang w:eastAsia="es-CO"/>
+        </w:rPr>
+        <w:t xml:space="preserve"> Se normalizaron atributos tipo texto eliminando decimales (ej. códigos ICFES), estandarizando mayúsculas, removiendo espacios en blanco y corrigiendo problemas de codificación de caracteres en departamentos y municipios (con el uso de la librería </w:t>
+      </w:r>
+      <w:proofErr w:type="spellStart"/>
+      <w:r>
+        <w:rPr>
+          <w:rFonts w:ascii="Arial" w:eastAsia="Times New Roman" w:hAnsi="Arial" w:cs="Arial"/>
+          <w:i/>
+          <w:iCs/>
+          <w:color w:val="000000"/>
+          <w:sz w:val="24"/>
+          <w:szCs w:val="24"/>
+          <w:lang w:eastAsia="es-CO"/>
+        </w:rPr>
+        <w:t>ftfy</w:t>
+      </w:r>
+      <w:proofErr w:type="spellEnd"/>
+      <w:r>
+        <w:rPr>
+          <w:rFonts w:ascii="Arial" w:eastAsia="Times New Roman" w:hAnsi="Arial" w:cs="Arial"/>
+          <w:color w:val="000000"/>
+          <w:sz w:val="24"/>
+          <w:szCs w:val="24"/>
+          <w:lang w:eastAsia="es-CO"/>
+        </w:rPr>
+        <w:t>).</w:t>
+      </w:r>
+    </w:p>
+    <w:p>
+      <w:pPr>
+        <w:numPr>
+          <w:ilvl w:val="0"/>
+          <w:numId w:val="2"/>
+        </w:numPr>
+        <w:spacing w:line="240" w:lineRule="auto"/>
+        <w:jc w:val="both"/>
+        <w:rPr>
+          <w:rFonts w:ascii="Arial" w:eastAsia="Times New Roman" w:hAnsi="Arial" w:cs="Arial"/>
+          <w:color w:val="000000"/>
+          <w:sz w:val="24"/>
+          <w:szCs w:val="24"/>
+          <w:lang w:eastAsia="es-CO"/>
+        </w:rPr>
+      </w:pPr>
+      <w:r>
+        <w:rPr>
+          <w:rFonts w:ascii="Arial" w:eastAsia="Times New Roman" w:hAnsi="Arial" w:cs="Arial"/>
+          <w:b/>
+          <w:bCs/>
+          <w:color w:val="000000"/>
+          <w:sz w:val="24"/>
+          <w:szCs w:val="24"/>
+          <w:lang w:eastAsia="es-CO"/>
+        </w:rPr>
+        <w:t>Validación de Unicidad y Duplicados:</w:t>
+      </w:r>
+      <w:r>
+        <w:rPr>
+          <w:rFonts w:ascii="Arial" w:eastAsia="Times New Roman" w:hAnsi="Arial" w:cs="Arial"/>
+          <w:color w:val="000000"/>
+          <w:sz w:val="24"/>
+          <w:szCs w:val="24"/>
+          <w:lang w:eastAsia="es-CO"/>
+        </w:rPr>
+        <w:t xml:space="preserve"> Se revisaron a profundidad los duplicados a partir de la llave primaria del estudiante (</w:t>
+      </w:r>
+      <w:proofErr w:type="spellStart"/>
+      <w:r>
+        <w:rPr>
+          <w:rFonts w:ascii="Arial" w:eastAsia="Times New Roman" w:hAnsi="Arial" w:cs="Arial"/>
+          <w:i/>
+          <w:iCs/>
+          <w:color w:val="000000"/>
+          <w:sz w:val="24"/>
+          <w:szCs w:val="24"/>
+          <w:lang w:eastAsia="es-CO"/>
+        </w:rPr>
+        <w:t>estu_consecutivo</w:t>
+      </w:r>
+      <w:proofErr w:type="spellEnd"/>
+      <w:r>
+        <w:rPr>
+          <w:rFonts w:ascii="Arial" w:eastAsia="Times New Roman" w:hAnsi="Arial" w:cs="Arial"/>
+          <w:color w:val="000000"/>
+          <w:sz w:val="24"/>
+          <w:szCs w:val="24"/>
+          <w:lang w:eastAsia="es-CO"/>
+        </w:rPr>
+        <w:t>), asegurando la retención de registros únicos y eliminando inconsistencias derivadas de inscripciones dobles.</w:t>
+      </w:r>
+    </w:p>
+    <w:p>
+      <w:pPr>
+        <w:numPr>
+          <w:ilvl w:val="0"/>
+          <w:numId w:val="2"/>
+        </w:numPr>
+        <w:spacing w:line="240" w:lineRule="auto"/>
+        <w:jc w:val="both"/>
+        <w:rPr>
+          <w:rFonts w:ascii="Arial" w:eastAsia="Times New Roman" w:hAnsi="Arial" w:cs="Arial"/>
+          <w:color w:val="000000"/>
+          <w:sz w:val="24"/>
+          <w:szCs w:val="24"/>
+          <w:lang w:eastAsia="es-CO"/>
+        </w:rPr>
+      </w:pPr>
+      <w:r>
+        <w:rPr>
+          <w:rFonts w:ascii="Arial" w:eastAsia="Times New Roman" w:hAnsi="Arial" w:cs="Arial"/>
+          <w:b/>
+          <w:bCs/>
+          <w:color w:val="000000"/>
+          <w:sz w:val="24"/>
+          <w:szCs w:val="24"/>
+          <w:lang w:eastAsia="es-CO"/>
+        </w:rPr>
+        <w:t>Creación de Variables:</w:t>
+      </w:r>
+      <w:r>
+        <w:rPr>
+          <w:rFonts w:ascii="Arial" w:eastAsia="Times New Roman" w:hAnsi="Arial" w:cs="Arial"/>
+          <w:color w:val="000000"/>
+          <w:sz w:val="24"/>
+          <w:szCs w:val="24"/>
+          <w:lang w:eastAsia="es-CO"/>
+        </w:rPr>
+        <w:t xml:space="preserve"> Extracción sistemática del año a partir del periodo general reportado.</w:t>
+      </w:r>
+    </w:p>
+    <w:p>
+      <w:pPr>
+        <w:spacing w:line="240" w:lineRule="auto"/>
+        <w:ind w:left="720"/>
+        <w:jc w:val="both"/>
+        <w:rPr>
+          <w:rFonts w:ascii="Arial" w:eastAsia="Times New Roman" w:hAnsi="Arial" w:cs="Arial"/>
+          <w:color w:val="000000"/>
+          <w:sz w:val="24"/>
+          <w:szCs w:val="24"/>
+          <w:lang w:eastAsia="es-CO"/>
+        </w:rPr>
+      </w:pPr>
+    </w:p>
+    <w:p>
+      <w:pPr>
+        <w:spacing w:line="240" w:lineRule="auto"/>
+        <w:jc w:val="both"/>
+        <w:rPr>
+          <w:rFonts w:ascii="Arial" w:eastAsia="Times New Roman" w:hAnsi="Arial" w:cs="Arial"/>
+          <w:b/>
+          <w:bCs/>
+          <w:color w:val="000000"/>
+          <w:sz w:val="24"/>
+          <w:szCs w:val="24"/>
+          <w:lang w:eastAsia="es-CO"/>
+        </w:rPr>
+      </w:pPr>
+      <w:r>
+        <w:rPr>
+          <w:rFonts w:ascii="Arial" w:eastAsia="Times New Roman" w:hAnsi="Arial" w:cs="Arial"/>
+          <w:b/>
+          <w:bCs/>
+          <w:color w:val="000000"/>
+          <w:sz w:val="24"/>
+          <w:szCs w:val="24"/>
+          <w:lang w:eastAsia="es-CO"/>
+        </w:rPr>
+        <w:t>Justificación del Uso de Docker</w:t>
+      </w:r>
+    </w:p>
+    <w:p>
+      <w:pPr>
+        <w:spacing w:line="240" w:lineRule="auto"/>
+        <w:jc w:val="both"/>
+        <w:rPr>
+          <w:rFonts w:ascii="Arial" w:eastAsia="Times New Roman" w:hAnsi="Arial" w:cs="Arial"/>
+          <w:color w:val="000000"/>
+          <w:sz w:val="24"/>
+          <w:szCs w:val="24"/>
+          <w:lang w:eastAsia="es-CO"/>
+        </w:rPr>
+      </w:pPr>
+      <w:r>
+        <w:rPr>
+          <w:rFonts w:ascii="Arial" w:eastAsia="Times New Roman" w:hAnsi="Arial" w:cs="Arial"/>
+          <w:color w:val="000000"/>
+          <w:sz w:val="24"/>
+          <w:szCs w:val="24"/>
+          <w:lang w:eastAsia="es-CO"/>
+        </w:rPr>
+        <w:t xml:space="preserve">El empleo de Docker, evidenciado en la orquestación del contenedor </w:t>
+      </w:r>
+      <w:r>
+        <w:rPr>
+          <w:rFonts w:ascii="Arial" w:eastAsia="Times New Roman" w:hAnsi="Arial" w:cs="Arial"/>
+          <w:i/>
+          <w:iCs/>
+          <w:color w:val="000000"/>
+          <w:sz w:val="24"/>
+          <w:szCs w:val="24"/>
+          <w:lang w:eastAsia="es-CO"/>
+        </w:rPr>
+        <w:t>saber11_dw</w:t>
+      </w:r>
+      <w:r>
+        <w:rPr>
+          <w:rFonts w:ascii="Arial" w:eastAsia="Times New Roman" w:hAnsi="Arial" w:cs="Arial"/>
+          <w:color w:val="000000"/>
+          <w:sz w:val="24"/>
+          <w:szCs w:val="24"/>
+          <w:lang w:eastAsia="es-CO"/>
+        </w:rPr>
+        <w:t xml:space="preserve"> (MySQL), aporta ventajas determinantes:</w:t>
+      </w:r>
+    </w:p>
+    <w:p>
+      <w:pPr>
+        <w:numPr>
+          <w:ilvl w:val="0"/>
+          <w:numId w:val="3"/>
+        </w:numPr>
+        <w:spacing w:line="240" w:lineRule="auto"/>
+        <w:jc w:val="both"/>
+        <w:rPr>
+          <w:rFonts w:ascii="Arial" w:eastAsia="Times New Roman" w:hAnsi="Arial" w:cs="Arial"/>
+          <w:color w:val="000000"/>
+          <w:sz w:val="24"/>
+          <w:szCs w:val="24"/>
+          <w:lang w:eastAsia="es-CO"/>
+        </w:rPr>
+      </w:pPr>
+      <w:r>
+        <w:rPr>
+          <w:rFonts w:ascii="Arial" w:eastAsia="Times New Roman" w:hAnsi="Arial" w:cs="Arial"/>
+          <w:b/>
+          <w:bCs/>
+          <w:color w:val="000000"/>
+          <w:sz w:val="24"/>
+          <w:szCs w:val="24"/>
+          <w:lang w:eastAsia="es-CO"/>
+        </w:rPr>
+        <w:t>Despliegue Inmediato:</w:t>
+      </w:r>
+      <w:r>
+        <w:rPr>
+          <w:rFonts w:ascii="Arial" w:eastAsia="Times New Roman" w:hAnsi="Arial" w:cs="Arial"/>
+          <w:color w:val="000000"/>
+          <w:sz w:val="24"/>
+          <w:szCs w:val="24"/>
+          <w:lang w:eastAsia="es-CO"/>
+        </w:rPr>
+        <w:t xml:space="preserve"> Habilita la construcción del Data </w:t>
+      </w:r>
+      <w:proofErr w:type="spellStart"/>
+      <w:r>
+        <w:rPr>
+          <w:rFonts w:ascii="Arial" w:eastAsia="Times New Roman" w:hAnsi="Arial" w:cs="Arial"/>
+          <w:color w:val="000000"/>
+          <w:sz w:val="24"/>
+          <w:szCs w:val="24"/>
+          <w:lang w:eastAsia="es-CO"/>
+        </w:rPr>
+        <w:t>Warehouse</w:t>
+      </w:r>
+      <w:proofErr w:type="spellEnd"/>
+      <w:r>
+        <w:rPr>
+          <w:rFonts w:ascii="Arial" w:eastAsia="Times New Roman" w:hAnsi="Arial" w:cs="Arial"/>
+          <w:color w:val="000000"/>
+          <w:sz w:val="24"/>
+          <w:szCs w:val="24"/>
+          <w:lang w:eastAsia="es-CO"/>
+        </w:rPr>
+        <w:t xml:space="preserve"> local en segundos, ejecutando los scripts DDL iniciales para construir esquemas en estrella y tablas en crudo (RAW) sin configuraciones manuales.</w:t>
+      </w:r>
+    </w:p>
+    <w:p>
+      <w:pPr>
+        <w:numPr>
+          <w:ilvl w:val="0"/>
+          <w:numId w:val="3"/>
+        </w:numPr>
+        <w:spacing w:line="240" w:lineRule="auto"/>
+        <w:jc w:val="both"/>
+        <w:rPr>
+          <w:rFonts w:ascii="Arial" w:eastAsia="Times New Roman" w:hAnsi="Arial" w:cs="Arial"/>
+          <w:color w:val="000000"/>
+          <w:sz w:val="24"/>
+          <w:szCs w:val="24"/>
+          <w:lang w:eastAsia="es-CO"/>
+        </w:rPr>
+      </w:pPr>
+      <w:r>
+        <w:rPr>
+          <w:rFonts w:ascii="Arial" w:eastAsia="Times New Roman" w:hAnsi="Arial" w:cs="Arial"/>
+          <w:b/>
+          <w:bCs/>
+          <w:color w:val="000000"/>
+          <w:sz w:val="24"/>
+          <w:szCs w:val="24"/>
+          <w:lang w:eastAsia="es-CO"/>
+        </w:rPr>
+        <w:t>Aislamiento de Recursos:</w:t>
+      </w:r>
+      <w:r>
+        <w:rPr>
+          <w:rFonts w:ascii="Arial" w:eastAsia="Times New Roman" w:hAnsi="Arial" w:cs="Arial"/>
+          <w:color w:val="000000"/>
+          <w:sz w:val="24"/>
+          <w:szCs w:val="24"/>
+          <w:lang w:eastAsia="es-CO"/>
+        </w:rPr>
+        <w:t xml:space="preserve"> Evita conflictos de dependencias aislando el motor de base de datos del entorno del sistema operativo.</w:t>
+      </w:r>
+    </w:p>
+    <w:p>
+      <w:pPr>
+        <w:numPr>
+          <w:ilvl w:val="0"/>
+          <w:numId w:val="3"/>
+        </w:numPr>
+        <w:spacing w:line="240" w:lineRule="auto"/>
+        <w:jc w:val="both"/>
+        <w:rPr>
+          <w:rFonts w:ascii="Arial" w:eastAsia="Times New Roman" w:hAnsi="Arial" w:cs="Arial"/>
+          <w:color w:val="000000"/>
+          <w:sz w:val="24"/>
+          <w:szCs w:val="24"/>
+          <w:lang w:eastAsia="es-CO"/>
+        </w:rPr>
+      </w:pPr>
+      <w:r>
+        <w:rPr>
+          <w:rFonts w:ascii="Arial" w:eastAsia="Times New Roman" w:hAnsi="Arial" w:cs="Arial"/>
+          <w:b/>
+          <w:bCs/>
+          <w:color w:val="000000"/>
+          <w:sz w:val="24"/>
+          <w:szCs w:val="24"/>
+          <w:lang w:eastAsia="es-CO"/>
+        </w:rPr>
+        <w:t>Estandarización de Entornos:</w:t>
+      </w:r>
+      <w:r>
+        <w:rPr>
+          <w:rFonts w:ascii="Arial" w:eastAsia="Times New Roman" w:hAnsi="Arial" w:cs="Arial"/>
+          <w:color w:val="000000"/>
+          <w:sz w:val="24"/>
+          <w:szCs w:val="24"/>
+          <w:lang w:eastAsia="es-CO"/>
+        </w:rPr>
+        <w:t xml:space="preserve"> Elimina las discrepancias de desarrollo, garantizando que el entorno local replique fielmente la estructura y las variables de entorno necesarias (ej. contraseñas, usuarios, puertos).</w:t>
+      </w:r>
+    </w:p>
+    <w:p>
+      <w:pPr>
+        <w:numPr>
+          <w:ilvl w:val="0"/>
+          <w:numId w:val="3"/>
+        </w:numPr>
+        <w:spacing w:line="240" w:lineRule="auto"/>
+        <w:jc w:val="both"/>
+        <w:rPr>
+          <w:rFonts w:ascii="Arial" w:eastAsia="Times New Roman" w:hAnsi="Arial" w:cs="Arial"/>
+          <w:color w:val="000000"/>
+          <w:sz w:val="24"/>
+          <w:szCs w:val="24"/>
+          <w:lang w:eastAsia="es-CO"/>
+        </w:rPr>
+      </w:pPr>
+      <w:r>
+        <w:rPr>
+          <w:rFonts w:ascii="Arial" w:eastAsia="Times New Roman" w:hAnsi="Arial" w:cs="Arial"/>
+          <w:b/>
+          <w:bCs/>
+          <w:color w:val="000000"/>
+          <w:sz w:val="24"/>
+          <w:szCs w:val="24"/>
+          <w:lang w:eastAsia="es-CO"/>
+        </w:rPr>
+        <w:t>Persistencia de Datos Gestionada:</w:t>
+      </w:r>
+      <w:r>
+        <w:rPr>
+          <w:rFonts w:ascii="Arial" w:eastAsia="Times New Roman" w:hAnsi="Arial" w:cs="Arial"/>
+          <w:color w:val="000000"/>
+          <w:sz w:val="24"/>
+          <w:szCs w:val="24"/>
+          <w:lang w:eastAsia="es-CO"/>
+        </w:rPr>
+        <w:t xml:space="preserve"> Facilita el mapeo de volúmenes para salvaguardar la data almacenada en MySQL en caso de que el contenedor necesite reiniciarse o ser destruido.</w:t>
+      </w:r>
+    </w:p>
+    <w:p>
+      <w:pPr>
+        <w:spacing w:line="240" w:lineRule="auto"/>
+        <w:jc w:val="both"/>
+        <w:rPr>
+          <w:rFonts w:ascii="Arial" w:eastAsia="Times New Roman" w:hAnsi="Arial" w:cs="Arial"/>
+          <w:color w:val="000000"/>
+          <w:sz w:val="24"/>
+          <w:szCs w:val="24"/>
+          <w:lang w:eastAsia="es-CO"/>
+        </w:rPr>
+      </w:pPr>
+    </w:p>
+    <w:p>
+      <w:pPr>
+        <w:spacing w:line="240" w:lineRule="auto"/>
+        <w:jc w:val="both"/>
+        <w:rPr>
+          <w:rFonts w:ascii="Arial" w:eastAsia="Times New Roman" w:hAnsi="Arial" w:cs="Arial"/>
+          <w:color w:val="000000"/>
+          <w:sz w:val="24"/>
+          <w:szCs w:val="24"/>
+          <w:lang w:eastAsia="es-CO"/>
+        </w:rPr>
+      </w:pPr>
+    </w:p>
+    <w:p>
+      <w:pPr>
+        <w:spacing w:line="240" w:lineRule="auto"/>
+        <w:jc w:val="both"/>
+        <w:rPr>
+          <w:rFonts w:ascii="Arial" w:eastAsia="Times New Roman" w:hAnsi="Arial" w:cs="Arial"/>
+          <w:color w:val="000000"/>
+          <w:sz w:val="24"/>
+          <w:szCs w:val="24"/>
+          <w:lang w:eastAsia="es-CO"/>
+        </w:rPr>
+      </w:pPr>
+    </w:p>
+    <w:p>
+      <w:pPr>
+        <w:spacing w:line="240" w:lineRule="auto"/>
+        <w:jc w:val="both"/>
+        <w:rPr>
+          <w:rFonts w:ascii="Arial" w:eastAsia="Times New Roman" w:hAnsi="Arial" w:cs="Arial"/>
+          <w:b/>
+          <w:bCs/>
+          <w:color w:val="000000"/>
+          <w:sz w:val="24"/>
+          <w:szCs w:val="24"/>
+          <w:lang w:eastAsia="es-CO"/>
+        </w:rPr>
+      </w:pPr>
+      <w:r>
+        <w:rPr>
+          <w:rFonts w:ascii="Arial" w:eastAsia="Times New Roman" w:hAnsi="Arial" w:cs="Arial"/>
+          <w:b/>
+          <w:bCs/>
+          <w:color w:val="000000"/>
+          <w:sz w:val="24"/>
+          <w:szCs w:val="24"/>
+          <w:lang w:eastAsia="es-CO"/>
+        </w:rPr>
+        <w:lastRenderedPageBreak/>
+        <w:t>Descripción Detallada del Pipeline de Datos (ETL)</w:t>
+      </w:r>
+    </w:p>
+    <w:p>
+      <w:pPr>
+        <w:spacing w:line="240" w:lineRule="auto"/>
+        <w:jc w:val="both"/>
+        <w:rPr>
+          <w:rFonts w:ascii="Arial" w:eastAsia="Times New Roman" w:hAnsi="Arial" w:cs="Arial"/>
+          <w:color w:val="000000"/>
+          <w:sz w:val="24"/>
+          <w:szCs w:val="24"/>
+          <w:lang w:eastAsia="es-CO"/>
+        </w:rPr>
+      </w:pPr>
+      <w:r>
+        <w:rPr>
+          <w:rFonts w:ascii="Arial" w:eastAsia="Times New Roman" w:hAnsi="Arial" w:cs="Arial"/>
+          <w:color w:val="000000"/>
+          <w:sz w:val="24"/>
+          <w:szCs w:val="24"/>
+          <w:lang w:eastAsia="es-CO"/>
+        </w:rPr>
+        <w:t>El flujo de procesamiento diseñado para este proyecto está estructurado en cinco fases automatizadas y escalables:</w:t>
+      </w:r>
+    </w:p>
+    <w:p>
+      <w:pPr>
+        <w:numPr>
+          <w:ilvl w:val="0"/>
+          <w:numId w:val="4"/>
+        </w:numPr>
+        <w:spacing w:line="240" w:lineRule="auto"/>
+        <w:jc w:val="both"/>
+        <w:rPr>
+          <w:rFonts w:ascii="Arial" w:eastAsia="Times New Roman" w:hAnsi="Arial" w:cs="Arial"/>
+          <w:color w:val="000000"/>
+          <w:sz w:val="24"/>
+          <w:szCs w:val="24"/>
+          <w:lang w:eastAsia="es-CO"/>
+        </w:rPr>
+      </w:pPr>
+      <w:r>
+        <w:rPr>
+          <w:rFonts w:ascii="Arial" w:eastAsia="Times New Roman" w:hAnsi="Arial" w:cs="Arial"/>
+          <w:b/>
+          <w:bCs/>
+          <w:color w:val="000000"/>
+          <w:sz w:val="24"/>
+          <w:szCs w:val="24"/>
+          <w:lang w:eastAsia="es-CO"/>
+        </w:rPr>
+        <w:t>Fase 1: Infraestructura (Configuración y DB):</w:t>
+      </w:r>
+      <w:r>
+        <w:rPr>
+          <w:rFonts w:ascii="Arial" w:eastAsia="Times New Roman" w:hAnsi="Arial" w:cs="Arial"/>
+          <w:color w:val="000000"/>
+          <w:sz w:val="24"/>
+          <w:szCs w:val="24"/>
+          <w:lang w:eastAsia="es-CO"/>
+        </w:rPr>
+        <w:t xml:space="preserve"> A través de </w:t>
+      </w:r>
+      <w:r>
+        <w:rPr>
+          <w:rFonts w:ascii="Arial" w:eastAsia="Times New Roman" w:hAnsi="Arial" w:cs="Arial"/>
+          <w:i/>
+          <w:iCs/>
+          <w:color w:val="000000"/>
+          <w:sz w:val="24"/>
+          <w:szCs w:val="24"/>
+          <w:lang w:eastAsia="es-CO"/>
+        </w:rPr>
+        <w:t xml:space="preserve">Docker </w:t>
+      </w:r>
+      <w:proofErr w:type="spellStart"/>
+      <w:r>
+        <w:rPr>
+          <w:rFonts w:ascii="Arial" w:eastAsia="Times New Roman" w:hAnsi="Arial" w:cs="Arial"/>
+          <w:i/>
+          <w:iCs/>
+          <w:color w:val="000000"/>
+          <w:sz w:val="24"/>
+          <w:szCs w:val="24"/>
+          <w:lang w:eastAsia="es-CO"/>
+        </w:rPr>
+        <w:t>Compose</w:t>
+      </w:r>
+      <w:proofErr w:type="spellEnd"/>
+      <w:r>
+        <w:rPr>
+          <w:rFonts w:ascii="Arial" w:eastAsia="Times New Roman" w:hAnsi="Arial" w:cs="Arial"/>
+          <w:color w:val="000000"/>
+          <w:sz w:val="24"/>
+          <w:szCs w:val="24"/>
+          <w:lang w:eastAsia="es-CO"/>
+        </w:rPr>
+        <w:t xml:space="preserve"> se levanta el contenedor de MySQL exponiendo el puerto 3306. Al inicio, la base ejecuta automáticamente los archivos </w:t>
+      </w:r>
+      <w:r>
+        <w:rPr>
+          <w:rFonts w:ascii="Arial" w:eastAsia="Times New Roman" w:hAnsi="Arial" w:cs="Arial"/>
+          <w:i/>
+          <w:iCs/>
+          <w:color w:val="000000"/>
+          <w:sz w:val="24"/>
+          <w:szCs w:val="24"/>
+          <w:lang w:eastAsia="es-CO"/>
+        </w:rPr>
+        <w:t>.</w:t>
+      </w:r>
+      <w:proofErr w:type="spellStart"/>
+      <w:r>
+        <w:rPr>
+          <w:rFonts w:ascii="Arial" w:eastAsia="Times New Roman" w:hAnsi="Arial" w:cs="Arial"/>
+          <w:i/>
+          <w:iCs/>
+          <w:color w:val="000000"/>
+          <w:sz w:val="24"/>
+          <w:szCs w:val="24"/>
+          <w:lang w:eastAsia="es-CO"/>
+        </w:rPr>
+        <w:t>sql</w:t>
+      </w:r>
+      <w:proofErr w:type="spellEnd"/>
+      <w:r>
+        <w:rPr>
+          <w:rFonts w:ascii="Arial" w:eastAsia="Times New Roman" w:hAnsi="Arial" w:cs="Arial"/>
+          <w:color w:val="000000"/>
+          <w:sz w:val="24"/>
+          <w:szCs w:val="24"/>
+          <w:lang w:eastAsia="es-CO"/>
+        </w:rPr>
+        <w:t xml:space="preserve"> para crear la tabla cruda (</w:t>
+      </w:r>
+      <w:r>
+        <w:rPr>
+          <w:rFonts w:ascii="Arial" w:eastAsia="Times New Roman" w:hAnsi="Arial" w:cs="Arial"/>
+          <w:i/>
+          <w:iCs/>
+          <w:color w:val="000000"/>
+          <w:sz w:val="24"/>
+          <w:szCs w:val="24"/>
+          <w:lang w:eastAsia="es-CO"/>
+        </w:rPr>
+        <w:t>raw_saber11</w:t>
+      </w:r>
+      <w:r>
+        <w:rPr>
+          <w:rFonts w:ascii="Arial" w:eastAsia="Times New Roman" w:hAnsi="Arial" w:cs="Arial"/>
+          <w:color w:val="000000"/>
+          <w:sz w:val="24"/>
+          <w:szCs w:val="24"/>
+          <w:lang w:eastAsia="es-CO"/>
+        </w:rPr>
+        <w:t>) y las tablas del esquema en estrella (hechos y dimensiones) con sus restricciones y claves primarias/foráneas correspondientes.</w:t>
+      </w:r>
+    </w:p>
+    <w:p>
+      <w:pPr>
+        <w:numPr>
+          <w:ilvl w:val="0"/>
+          <w:numId w:val="4"/>
+        </w:numPr>
+        <w:spacing w:line="240" w:lineRule="auto"/>
+        <w:jc w:val="both"/>
+        <w:rPr>
+          <w:rFonts w:ascii="Arial" w:eastAsia="Times New Roman" w:hAnsi="Arial" w:cs="Arial"/>
+          <w:color w:val="000000"/>
+          <w:sz w:val="24"/>
+          <w:szCs w:val="24"/>
+          <w:lang w:eastAsia="es-CO"/>
+        </w:rPr>
+      </w:pPr>
+      <w:r>
+        <w:rPr>
+          <w:rFonts w:ascii="Arial" w:eastAsia="Times New Roman" w:hAnsi="Arial" w:cs="Arial"/>
+          <w:b/>
+          <w:bCs/>
+          <w:color w:val="000000"/>
+          <w:sz w:val="24"/>
+          <w:szCs w:val="24"/>
+          <w:lang w:eastAsia="es-CO"/>
+        </w:rPr>
+        <w:t>Fase 2: Extracción e Ingesta de Crudos:</w:t>
+      </w:r>
+      <w:r>
+        <w:rPr>
+          <w:rFonts w:ascii="Arial" w:eastAsia="Times New Roman" w:hAnsi="Arial" w:cs="Arial"/>
+          <w:color w:val="000000"/>
+          <w:sz w:val="24"/>
+          <w:szCs w:val="24"/>
+          <w:lang w:eastAsia="es-CO"/>
+        </w:rPr>
+        <w:t xml:space="preserve"> El script </w:t>
+      </w:r>
+      <w:r>
+        <w:rPr>
+          <w:rFonts w:ascii="Arial" w:eastAsia="Times New Roman" w:hAnsi="Arial" w:cs="Arial"/>
+          <w:i/>
+          <w:iCs/>
+          <w:color w:val="000000"/>
+          <w:sz w:val="24"/>
+          <w:szCs w:val="24"/>
+          <w:lang w:eastAsia="es-CO"/>
+        </w:rPr>
+        <w:t>ingesta_raw.py</w:t>
+      </w:r>
+      <w:r>
+        <w:rPr>
+          <w:rFonts w:ascii="Arial" w:eastAsia="Times New Roman" w:hAnsi="Arial" w:cs="Arial"/>
+          <w:color w:val="000000"/>
+          <w:sz w:val="24"/>
+          <w:szCs w:val="24"/>
+          <w:lang w:eastAsia="es-CO"/>
+        </w:rPr>
+        <w:t xml:space="preserve"> procesa los archivos CSV originales en trozos (</w:t>
+      </w:r>
+      <w:proofErr w:type="spellStart"/>
+      <w:r>
+        <w:rPr>
+          <w:rFonts w:ascii="Arial" w:eastAsia="Times New Roman" w:hAnsi="Arial" w:cs="Arial"/>
+          <w:i/>
+          <w:iCs/>
+          <w:color w:val="000000"/>
+          <w:sz w:val="24"/>
+          <w:szCs w:val="24"/>
+          <w:lang w:eastAsia="es-CO"/>
+        </w:rPr>
+        <w:t>chunks</w:t>
+      </w:r>
+      <w:proofErr w:type="spellEnd"/>
+      <w:r>
+        <w:rPr>
+          <w:rFonts w:ascii="Arial" w:eastAsia="Times New Roman" w:hAnsi="Arial" w:cs="Arial"/>
+          <w:color w:val="000000"/>
+          <w:sz w:val="24"/>
+          <w:szCs w:val="24"/>
+          <w:lang w:eastAsia="es-CO"/>
+        </w:rPr>
+        <w:t xml:space="preserve">) de 20,000 registros empleando Pandas. Toda la data se carga a la tabla </w:t>
+      </w:r>
+      <w:r>
+        <w:rPr>
+          <w:rFonts w:ascii="Arial" w:eastAsia="Times New Roman" w:hAnsi="Arial" w:cs="Arial"/>
+          <w:i/>
+          <w:iCs/>
+          <w:color w:val="000000"/>
+          <w:sz w:val="24"/>
+          <w:szCs w:val="24"/>
+          <w:lang w:eastAsia="es-CO"/>
+        </w:rPr>
+        <w:t>raw_saber11</w:t>
+      </w:r>
+      <w:r>
+        <w:rPr>
+          <w:rFonts w:ascii="Arial" w:eastAsia="Times New Roman" w:hAnsi="Arial" w:cs="Arial"/>
+          <w:color w:val="000000"/>
+          <w:sz w:val="24"/>
+          <w:szCs w:val="24"/>
+          <w:lang w:eastAsia="es-CO"/>
+        </w:rPr>
+        <w:t xml:space="preserve"> como texto puro (TEXT) para mantener máxima fidelidad con la fuente original e incorpora metadatos de trazabilidad como la fecha de carga y el nombre del archivo origen.</w:t>
+      </w:r>
+    </w:p>
+    <w:p>
+      <w:pPr>
+        <w:numPr>
+          <w:ilvl w:val="0"/>
+          <w:numId w:val="4"/>
+        </w:numPr>
+        <w:spacing w:line="240" w:lineRule="auto"/>
+        <w:jc w:val="both"/>
+        <w:rPr>
+          <w:rFonts w:ascii="Arial" w:eastAsia="Times New Roman" w:hAnsi="Arial" w:cs="Arial"/>
+          <w:color w:val="000000"/>
+          <w:sz w:val="24"/>
+          <w:szCs w:val="24"/>
+          <w:lang w:eastAsia="es-CO"/>
+        </w:rPr>
+      </w:pPr>
+      <w:r>
+        <w:rPr>
+          <w:rFonts w:ascii="Arial" w:eastAsia="Times New Roman" w:hAnsi="Arial" w:cs="Arial"/>
+          <w:b/>
+          <w:bCs/>
+          <w:color w:val="000000"/>
+          <w:sz w:val="24"/>
+          <w:szCs w:val="24"/>
+          <w:lang w:eastAsia="es-CO"/>
+        </w:rPr>
+        <w:t>Fase 3: Perfilamiento y Calidad de Datos:</w:t>
+      </w:r>
+      <w:r>
+        <w:rPr>
+          <w:rFonts w:ascii="Arial" w:eastAsia="Times New Roman" w:hAnsi="Arial" w:cs="Arial"/>
+          <w:color w:val="000000"/>
+          <w:sz w:val="24"/>
+          <w:szCs w:val="24"/>
+          <w:lang w:eastAsia="es-CO"/>
+        </w:rPr>
+        <w:t xml:space="preserve"> Mediante </w:t>
+      </w:r>
+      <w:r>
+        <w:rPr>
+          <w:rFonts w:ascii="Arial" w:eastAsia="Times New Roman" w:hAnsi="Arial" w:cs="Arial"/>
+          <w:i/>
+          <w:iCs/>
+          <w:color w:val="000000"/>
+          <w:sz w:val="24"/>
+          <w:szCs w:val="24"/>
+          <w:lang w:eastAsia="es-CO"/>
+        </w:rPr>
+        <w:t>perfilamiento_raw.py</w:t>
+      </w:r>
+      <w:r>
+        <w:rPr>
+          <w:rFonts w:ascii="Arial" w:eastAsia="Times New Roman" w:hAnsi="Arial" w:cs="Arial"/>
+          <w:color w:val="000000"/>
+          <w:sz w:val="24"/>
+          <w:szCs w:val="24"/>
+          <w:lang w:eastAsia="es-CO"/>
+        </w:rPr>
+        <w:t xml:space="preserve"> y apoyado en el motor de </w:t>
+      </w:r>
+      <w:proofErr w:type="spellStart"/>
+      <w:r>
+        <w:rPr>
+          <w:rFonts w:ascii="Arial" w:eastAsia="Times New Roman" w:hAnsi="Arial" w:cs="Arial"/>
+          <w:color w:val="000000"/>
+          <w:sz w:val="24"/>
+          <w:szCs w:val="24"/>
+          <w:lang w:eastAsia="es-CO"/>
+        </w:rPr>
+        <w:t>Polars</w:t>
+      </w:r>
+      <w:proofErr w:type="spellEnd"/>
+      <w:r>
+        <w:rPr>
+          <w:rFonts w:ascii="Arial" w:eastAsia="Times New Roman" w:hAnsi="Arial" w:cs="Arial"/>
+          <w:color w:val="000000"/>
+          <w:sz w:val="24"/>
+          <w:szCs w:val="24"/>
+          <w:lang w:eastAsia="es-CO"/>
+        </w:rPr>
+        <w:t xml:space="preserve">, se escanea la tabla plana descargada de la base de datos para generar reportes automáticos en </w:t>
+      </w:r>
+      <w:proofErr w:type="spellStart"/>
+      <w:r>
+        <w:rPr>
+          <w:rFonts w:ascii="Arial" w:eastAsia="Times New Roman" w:hAnsi="Arial" w:cs="Arial"/>
+          <w:color w:val="000000"/>
+          <w:sz w:val="24"/>
+          <w:szCs w:val="24"/>
+          <w:lang w:eastAsia="es-CO"/>
+        </w:rPr>
+        <w:t>Markdown</w:t>
+      </w:r>
+      <w:proofErr w:type="spellEnd"/>
+      <w:r>
+        <w:rPr>
+          <w:rFonts w:ascii="Arial" w:eastAsia="Times New Roman" w:hAnsi="Arial" w:cs="Arial"/>
+          <w:color w:val="000000"/>
+          <w:sz w:val="24"/>
+          <w:szCs w:val="24"/>
+          <w:lang w:eastAsia="es-CO"/>
+        </w:rPr>
+        <w:t xml:space="preserve"> y CSV detallando estadísticas y porcentajes de completitud de cada columna. Además, se exportan reportes detallados sobre registros duplicados basados en </w:t>
+      </w:r>
+      <w:proofErr w:type="spellStart"/>
+      <w:r>
+        <w:rPr>
+          <w:rFonts w:ascii="Arial" w:eastAsia="Times New Roman" w:hAnsi="Arial" w:cs="Arial"/>
+          <w:i/>
+          <w:iCs/>
+          <w:color w:val="000000"/>
+          <w:sz w:val="24"/>
+          <w:szCs w:val="24"/>
+          <w:lang w:eastAsia="es-CO"/>
+        </w:rPr>
+        <w:t>estu_consecutivo</w:t>
+      </w:r>
+      <w:proofErr w:type="spellEnd"/>
+      <w:r>
+        <w:rPr>
+          <w:rFonts w:ascii="Arial" w:eastAsia="Times New Roman" w:hAnsi="Arial" w:cs="Arial"/>
+          <w:color w:val="000000"/>
+          <w:sz w:val="24"/>
+          <w:szCs w:val="24"/>
+          <w:lang w:eastAsia="es-CO"/>
+        </w:rPr>
+        <w:t>.</w:t>
+      </w:r>
+    </w:p>
+    <w:p>
+      <w:pPr>
+        <w:numPr>
+          <w:ilvl w:val="0"/>
+          <w:numId w:val="4"/>
+        </w:numPr>
+        <w:spacing w:line="240" w:lineRule="auto"/>
+        <w:jc w:val="both"/>
+        <w:rPr>
+          <w:rFonts w:ascii="Arial" w:eastAsia="Times New Roman" w:hAnsi="Arial" w:cs="Arial"/>
+          <w:color w:val="000000"/>
+          <w:sz w:val="24"/>
+          <w:szCs w:val="24"/>
+          <w:lang w:eastAsia="es-CO"/>
+        </w:rPr>
+      </w:pPr>
+      <w:r>
+        <w:rPr>
+          <w:rFonts w:ascii="Arial" w:eastAsia="Times New Roman" w:hAnsi="Arial" w:cs="Arial"/>
+          <w:b/>
+          <w:bCs/>
+          <w:color w:val="000000"/>
+          <w:sz w:val="24"/>
+          <w:szCs w:val="24"/>
+          <w:lang w:eastAsia="es-CO"/>
+        </w:rPr>
+        <w:t>Fase 4: Limpieza y Transformación:</w:t>
+      </w:r>
+      <w:r>
+        <w:rPr>
+          <w:rFonts w:ascii="Arial" w:eastAsia="Times New Roman" w:hAnsi="Arial" w:cs="Arial"/>
+          <w:color w:val="000000"/>
+          <w:sz w:val="24"/>
+          <w:szCs w:val="24"/>
+          <w:lang w:eastAsia="es-CO"/>
+        </w:rPr>
+        <w:t xml:space="preserve"> En </w:t>
+      </w:r>
+      <w:r>
+        <w:rPr>
+          <w:rFonts w:ascii="Arial" w:eastAsia="Times New Roman" w:hAnsi="Arial" w:cs="Arial"/>
+          <w:i/>
+          <w:iCs/>
+          <w:color w:val="000000"/>
+          <w:sz w:val="24"/>
+          <w:szCs w:val="24"/>
+          <w:lang w:eastAsia="es-CO"/>
+        </w:rPr>
+        <w:t>transformacion.py</w:t>
+      </w:r>
+      <w:r>
+        <w:rPr>
+          <w:rFonts w:ascii="Arial" w:eastAsia="Times New Roman" w:hAnsi="Arial" w:cs="Arial"/>
+          <w:color w:val="000000"/>
+          <w:sz w:val="24"/>
+          <w:szCs w:val="24"/>
+          <w:lang w:eastAsia="es-CO"/>
+        </w:rPr>
+        <w:t xml:space="preserve">, </w:t>
+      </w:r>
+      <w:proofErr w:type="spellStart"/>
+      <w:r>
+        <w:rPr>
+          <w:rFonts w:ascii="Arial" w:eastAsia="Times New Roman" w:hAnsi="Arial" w:cs="Arial"/>
+          <w:color w:val="000000"/>
+          <w:sz w:val="24"/>
+          <w:szCs w:val="24"/>
+          <w:lang w:eastAsia="es-CO"/>
+        </w:rPr>
+        <w:t>Polars</w:t>
+      </w:r>
+      <w:proofErr w:type="spellEnd"/>
+      <w:r>
+        <w:rPr>
+          <w:rFonts w:ascii="Arial" w:eastAsia="Times New Roman" w:hAnsi="Arial" w:cs="Arial"/>
+          <w:color w:val="000000"/>
+          <w:sz w:val="24"/>
+          <w:szCs w:val="24"/>
+          <w:lang w:eastAsia="es-CO"/>
+        </w:rPr>
+        <w:t xml:space="preserve"> lee de MySQL solo las 23 columnas necesarias de la tabla cruda optimizando enormemente la RAM. Aplica lógica de negocio creando "centinelas" (ej. asigna el código de colegio "-1" a inscritos individualmente para no romper claves relacionales y valor "-1" a niveles socioeconómicos nulos), transforma campos numéricos y descarta los duplicados priorizando siempre registros vinculados a instituciones.</w:t>
+      </w:r>
+    </w:p>
+    <w:p>
+      <w:pPr>
+        <w:numPr>
+          <w:ilvl w:val="0"/>
+          <w:numId w:val="4"/>
+        </w:numPr>
+        <w:spacing w:line="240" w:lineRule="auto"/>
+        <w:jc w:val="both"/>
+        <w:rPr>
+          <w:rFonts w:ascii="Arial" w:eastAsia="Times New Roman" w:hAnsi="Arial" w:cs="Arial"/>
+          <w:color w:val="000000"/>
+          <w:sz w:val="24"/>
+          <w:szCs w:val="24"/>
+          <w:lang w:eastAsia="es-CO"/>
+        </w:rPr>
+      </w:pPr>
+      <w:r>
+        <w:rPr>
+          <w:rFonts w:ascii="Arial" w:eastAsia="Times New Roman" w:hAnsi="Arial" w:cs="Arial"/>
+          <w:b/>
+          <w:bCs/>
+          <w:color w:val="000000"/>
+          <w:sz w:val="24"/>
+          <w:szCs w:val="24"/>
+          <w:lang w:eastAsia="es-CO"/>
+        </w:rPr>
+        <w:t>Fase 5: Carga al Modelo Dimensional:</w:t>
+      </w:r>
+      <w:r>
+        <w:rPr>
+          <w:rFonts w:ascii="Arial" w:eastAsia="Times New Roman" w:hAnsi="Arial" w:cs="Arial"/>
+          <w:color w:val="000000"/>
+          <w:sz w:val="24"/>
+          <w:szCs w:val="24"/>
+          <w:lang w:eastAsia="es-CO"/>
+        </w:rPr>
+        <w:t xml:space="preserve"> El script particiona el </w:t>
+      </w:r>
+      <w:proofErr w:type="spellStart"/>
+      <w:r>
+        <w:rPr>
+          <w:rFonts w:ascii="Arial" w:eastAsia="Times New Roman" w:hAnsi="Arial" w:cs="Arial"/>
+          <w:color w:val="000000"/>
+          <w:sz w:val="24"/>
+          <w:szCs w:val="24"/>
+          <w:lang w:eastAsia="es-CO"/>
+        </w:rPr>
+        <w:t>dataset</w:t>
+      </w:r>
+      <w:proofErr w:type="spellEnd"/>
+      <w:r>
+        <w:rPr>
+          <w:rFonts w:ascii="Arial" w:eastAsia="Times New Roman" w:hAnsi="Arial" w:cs="Arial"/>
+          <w:color w:val="000000"/>
+          <w:sz w:val="24"/>
+          <w:szCs w:val="24"/>
+          <w:lang w:eastAsia="es-CO"/>
+        </w:rPr>
+        <w:t xml:space="preserve"> limpio y genera los </w:t>
+      </w:r>
+      <w:proofErr w:type="spellStart"/>
+      <w:r>
+        <w:rPr>
+          <w:rFonts w:ascii="Arial" w:eastAsia="Times New Roman" w:hAnsi="Arial" w:cs="Arial"/>
+          <w:color w:val="000000"/>
+          <w:sz w:val="24"/>
+          <w:szCs w:val="24"/>
+          <w:lang w:eastAsia="es-CO"/>
+        </w:rPr>
+        <w:t>dataframes</w:t>
+      </w:r>
+      <w:proofErr w:type="spellEnd"/>
+      <w:r>
+        <w:rPr>
+          <w:rFonts w:ascii="Arial" w:eastAsia="Times New Roman" w:hAnsi="Arial" w:cs="Arial"/>
+          <w:color w:val="000000"/>
+          <w:sz w:val="24"/>
+          <w:szCs w:val="24"/>
+          <w:lang w:eastAsia="es-CO"/>
+        </w:rPr>
+        <w:t xml:space="preserve"> correspondientes a las dimensiones y hechos. Usa </w:t>
+      </w:r>
+      <w:proofErr w:type="spellStart"/>
+      <w:r>
+        <w:rPr>
+          <w:rFonts w:ascii="Arial" w:eastAsia="Times New Roman" w:hAnsi="Arial" w:cs="Arial"/>
+          <w:i/>
+          <w:iCs/>
+          <w:color w:val="000000"/>
+          <w:sz w:val="24"/>
+          <w:szCs w:val="24"/>
+          <w:lang w:eastAsia="es-CO"/>
+        </w:rPr>
+        <w:t>SQLAlchemy</w:t>
+      </w:r>
+      <w:proofErr w:type="spellEnd"/>
+      <w:r>
+        <w:rPr>
+          <w:rFonts w:ascii="Arial" w:eastAsia="Times New Roman" w:hAnsi="Arial" w:cs="Arial"/>
+          <w:color w:val="000000"/>
+          <w:sz w:val="24"/>
+          <w:szCs w:val="24"/>
+          <w:lang w:eastAsia="es-CO"/>
+        </w:rPr>
+        <w:t xml:space="preserve"> con instrucciones </w:t>
+      </w:r>
+      <w:r>
+        <w:rPr>
+          <w:rFonts w:ascii="Arial" w:eastAsia="Times New Roman" w:hAnsi="Arial" w:cs="Arial"/>
+          <w:i/>
+          <w:iCs/>
+          <w:color w:val="000000"/>
+          <w:sz w:val="24"/>
+          <w:szCs w:val="24"/>
+          <w:lang w:eastAsia="es-CO"/>
+        </w:rPr>
+        <w:t>INSERT IGNORE</w:t>
+      </w:r>
+      <w:r>
+        <w:rPr>
+          <w:rFonts w:ascii="Arial" w:eastAsia="Times New Roman" w:hAnsi="Arial" w:cs="Arial"/>
+          <w:color w:val="000000"/>
+          <w:sz w:val="24"/>
+          <w:szCs w:val="24"/>
+          <w:lang w:eastAsia="es-CO"/>
+        </w:rPr>
+        <w:t xml:space="preserve"> para permitir cargas incrementales idempotentes de las dimensiones en MySQL. Tras consolidar las dimensiones (dejando la versión más reciente del colegio si hay discrepancias), enlaza la tabla de hechos a los </w:t>
+      </w:r>
+      <w:proofErr w:type="spellStart"/>
+      <w:r>
+        <w:rPr>
+          <w:rFonts w:ascii="Arial" w:eastAsia="Times New Roman" w:hAnsi="Arial" w:cs="Arial"/>
+          <w:color w:val="000000"/>
+          <w:sz w:val="24"/>
+          <w:szCs w:val="24"/>
+          <w:lang w:eastAsia="es-CO"/>
+        </w:rPr>
+        <w:t>IDs</w:t>
+      </w:r>
+      <w:proofErr w:type="spellEnd"/>
+      <w:r>
+        <w:rPr>
+          <w:rFonts w:ascii="Arial" w:eastAsia="Times New Roman" w:hAnsi="Arial" w:cs="Arial"/>
+          <w:color w:val="000000"/>
+          <w:sz w:val="24"/>
+          <w:szCs w:val="24"/>
+          <w:lang w:eastAsia="es-CO"/>
+        </w:rPr>
+        <w:t xml:space="preserve"> reales en la base de datos y la inserta por lotes.</w:t>
+      </w:r>
+    </w:p>
+    <w:p>
+      <w:pPr>
+        <w:spacing w:line="240" w:lineRule="auto"/>
+        <w:jc w:val="both"/>
+        <w:rPr>
+          <w:rFonts w:ascii="Arial" w:eastAsia="Times New Roman" w:hAnsi="Arial" w:cs="Arial"/>
+          <w:color w:val="000000"/>
+          <w:sz w:val="24"/>
+          <w:szCs w:val="24"/>
+          <w:lang w:eastAsia="es-CO"/>
+        </w:rPr>
+      </w:pPr>
+    </w:p>
+    <w:p>
+      <w:pPr>
+        <w:spacing w:line="240" w:lineRule="auto"/>
+        <w:jc w:val="both"/>
+        <w:rPr>
+          <w:rFonts w:ascii="Arial" w:eastAsia="Times New Roman" w:hAnsi="Arial" w:cs="Arial"/>
+          <w:color w:val="000000"/>
+          <w:sz w:val="24"/>
+          <w:szCs w:val="24"/>
+          <w:lang w:eastAsia="es-CO"/>
+        </w:rPr>
+      </w:pPr>
+    </w:p>
+    <w:p>
+      <w:pPr>
+        <w:spacing w:line="240" w:lineRule="auto"/>
+        <w:jc w:val="both"/>
+        <w:rPr>
+          <w:rFonts w:ascii="Arial" w:eastAsia="Times New Roman" w:hAnsi="Arial" w:cs="Arial"/>
+          <w:color w:val="000000"/>
+          <w:sz w:val="24"/>
+          <w:szCs w:val="24"/>
+          <w:lang w:eastAsia="es-CO"/>
+        </w:rPr>
+      </w:pPr>
     </w:p>
     <w:sectPr>
       <w:pgSz w:w="12240" w:h="15840"/>
@@ -2502,8 +4628,157 @@
 </file>
 
 <file path=word/numbering.xml><?xml version="1.0" encoding="utf-8"?>
-<w:numbering xmlns:wpc="http://schemas.microsoft.com/office/word/2010/wordprocessingCanvas" xmlns:cx="http://schemas.microsoft.com/office/drawing/2014/chartex" xmlns:cx1="http://schemas.microsoft.com/office/drawing/2015/9/8/chartex" xmlns:cx2="http://schemas.microsoft.com/office/drawing/2015/10/21/chartex" xmlns:cx3="http://schemas.microsoft.com/office/drawing/2016/5/9/chartex" xmlns:cx4="http://schemas.microsoft.com/office/drawing/2016/5/10/chartex" xmlns:cx5="http://schemas.microsoft.com/office/drawing/2016/5/11/chartex" xmlns:cx6="http://schemas.microsoft.com/office/drawing/2016/5/12/chartex" xmlns:cx7="http://schemas.microsoft.com/office/drawing/2016/5/13/chartex" xmlns:cx8="http://schemas.microsoft.com/office/drawing/2016/5/14/chartex" xmlns:mc="http://schemas.openxmlformats.org/markup-compatibility/2006" xmlns:aink="http://schemas.microsoft.com/office/drawing/2016/ink" xmlns:am3d="http://schemas.microsoft.com/office/drawing/2017/model3d" xmlns:o="urn:schemas-microsoft-com:office:office" xmlns:oel="http://schemas.microsoft.com/office/2019/extlst" xmlns:r="http://schemas.openxmlformats.org/officeDocument/2006/relationships" xmlns:m="http://schemas.openxmlformats.org/officeDocument/2006/math" xmlns:v="urn:schemas-microsoft-com:vml" xmlns:wp14="http://schemas.microsoft.com/office/word/2010/wordprocessingDrawing" xmlns:wp="http://schemas.openxmlformats.org/drawingml/2006/wordprocessingDrawing" xmlns:w10="urn:schemas-microsoft-com:office:word" xmlns:w="http://schemas.openxmlformats.org/wordprocessingml/2006/main" xmlns:w14="http://schemas.microsoft.com/office/word/2010/wordml" xmlns:w15="http://schemas.microsoft.com/office/word/2012/wordml" xmlns:w16cex="http://schemas.microsoft.com/office/word/2018/wordml/cex" xmlns:w16cid="http://schemas.microsoft.com/office/word/2016/wordml/cid" xmlns:w16="http://schemas.microsoft.com/office/word/2018/wordml" xmlns:w16du="http://schemas.microsoft.com/office/word/2023/wordml/word16du" xmlns:w16sdtdh="http://schemas.microsoft.com/office/word/2020/wordml/sdtdatahash" xmlns:w16se="http://schemas.microsoft.com/office/word/2015/wordml/symex" xmlns:wpg="http://schemas.microsoft.com/office/word/2010/wordprocessingGroup" xmlns:wpi="http://schemas.microsoft.com/office/word/2010/wordprocessingInk" xmlns:wne="http://schemas.microsoft.com/office/word/2006/wordml" xmlns:wps="http://schemas.microsoft.com/office/word/2010/wordprocessingShape" mc:Ignorable="w14 w15 w16se w16cid w16 w16cex w16sdtdh wp14">
+<w:numbering xmlns:wpc="http://schemas.microsoft.com/office/word/2010/wordprocessingCanvas" xmlns:cx="http://schemas.microsoft.com/office/drawing/2014/chartex" xmlns:cx1="http://schemas.microsoft.com/office/drawing/2015/9/8/chartex" xmlns:cx2="http://schemas.microsoft.com/office/drawing/2015/10/21/chartex" xmlns:cx3="http://schemas.microsoft.com/office/drawing/2016/5/9/chartex" xmlns:cx4="http://schemas.microsoft.com/office/drawing/2016/5/10/chartex" xmlns:cx5="http://schemas.microsoft.com/office/drawing/2016/5/11/chartex" xmlns:cx6="http://schemas.microsoft.com/office/drawing/2016/5/12/chartex" xmlns:cx7="http://schemas.microsoft.com/office/drawing/2016/5/13/chartex" xmlns:cx8="http://schemas.microsoft.com/office/drawing/2016/5/14/chartex" xmlns:mc="http://schemas.openxmlformats.org/markup-compatibility/2006" xmlns:aink="http://schemas.microsoft.com/office/drawing/2016/ink" xmlns:am3d="http://schemas.microsoft.com/office/drawing/2017/model3d" xmlns:o="urn:schemas-microsoft-com:office:office" xmlns:oel="http://schemas.microsoft.com/office/2019/extlst" xmlns:r="http://schemas.openxmlformats.org/officeDocument/2006/relationships" xmlns:m="http://schemas.openxmlformats.org/officeDocument/2006/math" xmlns:v="urn:schemas-microsoft-com:vml" xmlns:wp14="http://schemas.microsoft.com/office/word/2010/wordprocessingDrawing" xmlns:wp="http://schemas.openxmlformats.org/drawingml/2006/wordprocessingDrawing" xmlns:w10="urn:schemas-microsoft-com:office:word" xmlns:w="http://schemas.openxmlformats.org/wordprocessingml/2006/main" xmlns:w14="http://schemas.microsoft.com/office/word/2010/wordml" xmlns:w15="http://schemas.microsoft.com/office/word/2012/wordml" xmlns:w16cex="http://schemas.microsoft.com/office/word/2018/wordml/cex" xmlns:w16cid="http://schemas.microsoft.com/office/word/2016/wordml/cid" xmlns:w16="http://schemas.microsoft.com/office/word/2018/wordml" xmlns:w16du="http://schemas.microsoft.com/office/word/2023/wordml/word16du" xmlns:w16sdtdh="http://schemas.microsoft.com/office/word/2020/wordml/sdtdatahash" xmlns:w16sdtfl="http://schemas.microsoft.com/office/word/2024/wordml/sdtformatlock" xmlns:w16se="http://schemas.microsoft.com/office/word/2015/wordml/symex" xmlns:wpg="http://schemas.microsoft.com/office/word/2010/wordprocessingGroup" xmlns:wpi="http://schemas.microsoft.com/office/word/2010/wordprocessingInk" xmlns:wne="http://schemas.microsoft.com/office/word/2006/wordml" xmlns:wps="http://schemas.microsoft.com/office/word/2010/wordprocessingShape" mc:Ignorable="w14 w15 w16se w16cid w16 w16cex w16sdtdh w16sdtfl w16du wp14">
   <w:abstractNum w:abstractNumId="0" w15:restartNumberingAfterBreak="0">
+    <w:nsid w:val="32372329"/>
+    <w:multiLevelType w:val="multilevel"/>
+    <w:tmpl w:val="2D86DCEC"/>
+    <w:lvl w:ilvl="0">
+      <w:start w:val="1"/>
+      <w:numFmt w:val="bullet"/>
+      <w:lvlText w:val=""/>
+      <w:lvlJc w:val="left"/>
+      <w:pPr>
+        <w:tabs>
+          <w:tab w:val="num" w:pos="720"/>
+        </w:tabs>
+        <w:ind w:left="720" w:hanging="360"/>
+      </w:pPr>
+      <w:rPr>
+        <w:rFonts w:ascii="Symbol" w:hAnsi="Symbol" w:hint="default"/>
+        <w:sz w:val="20"/>
+      </w:rPr>
+    </w:lvl>
+    <w:lvl w:ilvl="1" w:tentative="1">
+      <w:start w:val="1"/>
+      <w:numFmt w:val="bullet"/>
+      <w:lvlText w:val="o"/>
+      <w:lvlJc w:val="left"/>
+      <w:pPr>
+        <w:tabs>
+          <w:tab w:val="num" w:pos="1440"/>
+        </w:tabs>
+        <w:ind w:left="1440" w:hanging="360"/>
+      </w:pPr>
+      <w:rPr>
+        <w:rFonts w:ascii="Courier New" w:hAnsi="Courier New" w:hint="default"/>
+        <w:sz w:val="20"/>
+      </w:rPr>
+    </w:lvl>
+    <w:lvl w:ilvl="2" w:tentative="1">
+      <w:start w:val="1"/>
+      <w:numFmt w:val="bullet"/>
+      <w:lvlText w:val=""/>
+      <w:lvlJc w:val="left"/>
+      <w:pPr>
+        <w:tabs>
+          <w:tab w:val="num" w:pos="2160"/>
+        </w:tabs>
+        <w:ind w:left="2160" w:hanging="360"/>
+      </w:pPr>
+      <w:rPr>
+        <w:rFonts w:ascii="Wingdings" w:hAnsi="Wingdings" w:hint="default"/>
+        <w:sz w:val="20"/>
+      </w:rPr>
+    </w:lvl>
+    <w:lvl w:ilvl="3" w:tentative="1">
+      <w:start w:val="1"/>
+      <w:numFmt w:val="bullet"/>
+      <w:lvlText w:val=""/>
+      <w:lvlJc w:val="left"/>
+      <w:pPr>
+        <w:tabs>
+          <w:tab w:val="num" w:pos="2880"/>
+        </w:tabs>
+        <w:ind w:left="2880" w:hanging="360"/>
+      </w:pPr>
+      <w:rPr>
+        <w:rFonts w:ascii="Wingdings" w:hAnsi="Wingdings" w:hint="default"/>
+        <w:sz w:val="20"/>
+      </w:rPr>
+    </w:lvl>
+    <w:lvl w:ilvl="4" w:tentative="1">
+      <w:start w:val="1"/>
+      <w:numFmt w:val="bullet"/>
+      <w:lvlText w:val=""/>
+      <w:lvlJc w:val="left"/>
+      <w:pPr>
+        <w:tabs>
+          <w:tab w:val="num" w:pos="3600"/>
+        </w:tabs>
+        <w:ind w:left="3600" w:hanging="360"/>
+      </w:pPr>
+      <w:rPr>
+        <w:rFonts w:ascii="Wingdings" w:hAnsi="Wingdings" w:hint="default"/>
+        <w:sz w:val="20"/>
+      </w:rPr>
+    </w:lvl>
+    <w:lvl w:ilvl="5" w:tentative="1">
+      <w:start w:val="1"/>
+      <w:numFmt w:val="bullet"/>
+      <w:lvlText w:val=""/>
+      <w:lvlJc w:val="left"/>
+      <w:pPr>
+        <w:tabs>
+          <w:tab w:val="num" w:pos="4320"/>
+        </w:tabs>
+        <w:ind w:left="4320" w:hanging="360"/>
+      </w:pPr>
+      <w:rPr>
+        <w:rFonts w:ascii="Wingdings" w:hAnsi="Wingdings" w:hint="default"/>
+        <w:sz w:val="20"/>
+      </w:rPr>
+    </w:lvl>
+    <w:lvl w:ilvl="6" w:tentative="1">
+      <w:start w:val="1"/>
+      <w:numFmt w:val="bullet"/>
+      <w:lvlText w:val=""/>
+      <w:lvlJc w:val="left"/>
+      <w:pPr>
+        <w:tabs>
+          <w:tab w:val="num" w:pos="5040"/>
+        </w:tabs>
+        <w:ind w:left="5040" w:hanging="360"/>
+      </w:pPr>
+      <w:rPr>
+        <w:rFonts w:ascii="Wingdings" w:hAnsi="Wingdings" w:hint="default"/>
+        <w:sz w:val="20"/>
+      </w:rPr>
+    </w:lvl>
+    <w:lvl w:ilvl="7" w:tentative="1">
+      <w:start w:val="1"/>
+      <w:numFmt w:val="bullet"/>
+      <w:lvlText w:val=""/>
+      <w:lvlJc w:val="left"/>
+      <w:pPr>
+        <w:tabs>
+          <w:tab w:val="num" w:pos="5760"/>
+        </w:tabs>
+        <w:ind w:left="5760" w:hanging="360"/>
+      </w:pPr>
+      <w:rPr>
+        <w:rFonts w:ascii="Wingdings" w:hAnsi="Wingdings" w:hint="default"/>
+        <w:sz w:val="20"/>
+      </w:rPr>
+    </w:lvl>
+    <w:lvl w:ilvl="8" w:tentative="1">
+      <w:start w:val="1"/>
+      <w:numFmt w:val="bullet"/>
+      <w:lvlText w:val=""/>
+      <w:lvlJc w:val="left"/>
+      <w:pPr>
+        <w:tabs>
+          <w:tab w:val="num" w:pos="6480"/>
+        </w:tabs>
+        <w:ind w:left="6480" w:hanging="360"/>
+      </w:pPr>
+      <w:rPr>
+        <w:rFonts w:ascii="Wingdings" w:hAnsi="Wingdings" w:hint="default"/>
+        <w:sz w:val="20"/>
+      </w:rPr>
+    </w:lvl>
+  </w:abstractNum>
+  <w:abstractNum w:abstractNumId="1" w15:restartNumberingAfterBreak="0">
     <w:nsid w:val="42D23EAD"/>
     <w:multiLevelType w:val="hybridMultilevel"/>
     <w:tmpl w:val="53A67014"/>
@@ -2616,14 +4891,285 @@
       </w:rPr>
     </w:lvl>
   </w:abstractNum>
+  <w:abstractNum w:abstractNumId="2" w15:restartNumberingAfterBreak="0">
+    <w:nsid w:val="77985353"/>
+    <w:multiLevelType w:val="multilevel"/>
+    <w:tmpl w:val="C4AC86D6"/>
+    <w:lvl w:ilvl="0">
+      <w:start w:val="1"/>
+      <w:numFmt w:val="bullet"/>
+      <w:lvlText w:val=""/>
+      <w:lvlJc w:val="left"/>
+      <w:pPr>
+        <w:tabs>
+          <w:tab w:val="num" w:pos="720"/>
+        </w:tabs>
+        <w:ind w:left="720" w:hanging="360"/>
+      </w:pPr>
+      <w:rPr>
+        <w:rFonts w:ascii="Symbol" w:hAnsi="Symbol" w:hint="default"/>
+        <w:sz w:val="20"/>
+      </w:rPr>
+    </w:lvl>
+    <w:lvl w:ilvl="1" w:tentative="1">
+      <w:start w:val="1"/>
+      <w:numFmt w:val="bullet"/>
+      <w:lvlText w:val="o"/>
+      <w:lvlJc w:val="left"/>
+      <w:pPr>
+        <w:tabs>
+          <w:tab w:val="num" w:pos="1440"/>
+        </w:tabs>
+        <w:ind w:left="1440" w:hanging="360"/>
+      </w:pPr>
+      <w:rPr>
+        <w:rFonts w:ascii="Courier New" w:hAnsi="Courier New" w:hint="default"/>
+        <w:sz w:val="20"/>
+      </w:rPr>
+    </w:lvl>
+    <w:lvl w:ilvl="2" w:tentative="1">
+      <w:start w:val="1"/>
+      <w:numFmt w:val="bullet"/>
+      <w:lvlText w:val=""/>
+      <w:lvlJc w:val="left"/>
+      <w:pPr>
+        <w:tabs>
+          <w:tab w:val="num" w:pos="2160"/>
+        </w:tabs>
+        <w:ind w:left="2160" w:hanging="360"/>
+      </w:pPr>
+      <w:rPr>
+        <w:rFonts w:ascii="Wingdings" w:hAnsi="Wingdings" w:hint="default"/>
+        <w:sz w:val="20"/>
+      </w:rPr>
+    </w:lvl>
+    <w:lvl w:ilvl="3" w:tentative="1">
+      <w:start w:val="1"/>
+      <w:numFmt w:val="bullet"/>
+      <w:lvlText w:val=""/>
+      <w:lvlJc w:val="left"/>
+      <w:pPr>
+        <w:tabs>
+          <w:tab w:val="num" w:pos="2880"/>
+        </w:tabs>
+        <w:ind w:left="2880" w:hanging="360"/>
+      </w:pPr>
+      <w:rPr>
+        <w:rFonts w:ascii="Wingdings" w:hAnsi="Wingdings" w:hint="default"/>
+        <w:sz w:val="20"/>
+      </w:rPr>
+    </w:lvl>
+    <w:lvl w:ilvl="4" w:tentative="1">
+      <w:start w:val="1"/>
+      <w:numFmt w:val="bullet"/>
+      <w:lvlText w:val=""/>
+      <w:lvlJc w:val="left"/>
+      <w:pPr>
+        <w:tabs>
+          <w:tab w:val="num" w:pos="3600"/>
+        </w:tabs>
+        <w:ind w:left="3600" w:hanging="360"/>
+      </w:pPr>
+      <w:rPr>
+        <w:rFonts w:ascii="Wingdings" w:hAnsi="Wingdings" w:hint="default"/>
+        <w:sz w:val="20"/>
+      </w:rPr>
+    </w:lvl>
+    <w:lvl w:ilvl="5" w:tentative="1">
+      <w:start w:val="1"/>
+      <w:numFmt w:val="bullet"/>
+      <w:lvlText w:val=""/>
+      <w:lvlJc w:val="left"/>
+      <w:pPr>
+        <w:tabs>
+          <w:tab w:val="num" w:pos="4320"/>
+        </w:tabs>
+        <w:ind w:left="4320" w:hanging="360"/>
+      </w:pPr>
+      <w:rPr>
+        <w:rFonts w:ascii="Wingdings" w:hAnsi="Wingdings" w:hint="default"/>
+        <w:sz w:val="20"/>
+      </w:rPr>
+    </w:lvl>
+    <w:lvl w:ilvl="6" w:tentative="1">
+      <w:start w:val="1"/>
+      <w:numFmt w:val="bullet"/>
+      <w:lvlText w:val=""/>
+      <w:lvlJc w:val="left"/>
+      <w:pPr>
+        <w:tabs>
+          <w:tab w:val="num" w:pos="5040"/>
+        </w:tabs>
+        <w:ind w:left="5040" w:hanging="360"/>
+      </w:pPr>
+      <w:rPr>
+        <w:rFonts w:ascii="Wingdings" w:hAnsi="Wingdings" w:hint="default"/>
+        <w:sz w:val="20"/>
+      </w:rPr>
+    </w:lvl>
+    <w:lvl w:ilvl="7" w:tentative="1">
+      <w:start w:val="1"/>
+      <w:numFmt w:val="bullet"/>
+      <w:lvlText w:val=""/>
+      <w:lvlJc w:val="left"/>
+      <w:pPr>
+        <w:tabs>
+          <w:tab w:val="num" w:pos="5760"/>
+        </w:tabs>
+        <w:ind w:left="5760" w:hanging="360"/>
+      </w:pPr>
+      <w:rPr>
+        <w:rFonts w:ascii="Wingdings" w:hAnsi="Wingdings" w:hint="default"/>
+        <w:sz w:val="20"/>
+      </w:rPr>
+    </w:lvl>
+    <w:lvl w:ilvl="8" w:tentative="1">
+      <w:start w:val="1"/>
+      <w:numFmt w:val="bullet"/>
+      <w:lvlText w:val=""/>
+      <w:lvlJc w:val="left"/>
+      <w:pPr>
+        <w:tabs>
+          <w:tab w:val="num" w:pos="6480"/>
+        </w:tabs>
+        <w:ind w:left="6480" w:hanging="360"/>
+      </w:pPr>
+      <w:rPr>
+        <w:rFonts w:ascii="Wingdings" w:hAnsi="Wingdings" w:hint="default"/>
+        <w:sz w:val="20"/>
+      </w:rPr>
+    </w:lvl>
+  </w:abstractNum>
+  <w:abstractNum w:abstractNumId="3" w15:restartNumberingAfterBreak="0">
+    <w:nsid w:val="784E2794"/>
+    <w:multiLevelType w:val="multilevel"/>
+    <w:tmpl w:val="241ED69E"/>
+    <w:lvl w:ilvl="0">
+      <w:start w:val="1"/>
+      <w:numFmt w:val="decimal"/>
+      <w:lvlText w:val="%1."/>
+      <w:lvlJc w:val="left"/>
+      <w:pPr>
+        <w:tabs>
+          <w:tab w:val="num" w:pos="720"/>
+        </w:tabs>
+        <w:ind w:left="720" w:hanging="360"/>
+      </w:pPr>
+    </w:lvl>
+    <w:lvl w:ilvl="1" w:tentative="1">
+      <w:start w:val="1"/>
+      <w:numFmt w:val="decimal"/>
+      <w:lvlText w:val="%2."/>
+      <w:lvlJc w:val="left"/>
+      <w:pPr>
+        <w:tabs>
+          <w:tab w:val="num" w:pos="1440"/>
+        </w:tabs>
+        <w:ind w:left="1440" w:hanging="360"/>
+      </w:pPr>
+    </w:lvl>
+    <w:lvl w:ilvl="2" w:tentative="1">
+      <w:start w:val="1"/>
+      <w:numFmt w:val="decimal"/>
+      <w:lvlText w:val="%3."/>
+      <w:lvlJc w:val="left"/>
+      <w:pPr>
+        <w:tabs>
+          <w:tab w:val="num" w:pos="2160"/>
+        </w:tabs>
+        <w:ind w:left="2160" w:hanging="360"/>
+      </w:pPr>
+    </w:lvl>
+    <w:lvl w:ilvl="3" w:tentative="1">
+      <w:start w:val="1"/>
+      <w:numFmt w:val="decimal"/>
+      <w:lvlText w:val="%4."/>
+      <w:lvlJc w:val="left"/>
+      <w:pPr>
+        <w:tabs>
+          <w:tab w:val="num" w:pos="2880"/>
+        </w:tabs>
+        <w:ind w:left="2880" w:hanging="360"/>
+      </w:pPr>
+    </w:lvl>
+    <w:lvl w:ilvl="4" w:tentative="1">
+      <w:start w:val="1"/>
+      <w:numFmt w:val="decimal"/>
+      <w:lvlText w:val="%5."/>
+      <w:lvlJc w:val="left"/>
+      <w:pPr>
+        <w:tabs>
+          <w:tab w:val="num" w:pos="3600"/>
+        </w:tabs>
+        <w:ind w:left="3600" w:hanging="360"/>
+      </w:pPr>
+    </w:lvl>
+    <w:lvl w:ilvl="5" w:tentative="1">
+      <w:start w:val="1"/>
+      <w:numFmt w:val="decimal"/>
+      <w:lvlText w:val="%6."/>
+      <w:lvlJc w:val="left"/>
+      <w:pPr>
+        <w:tabs>
+          <w:tab w:val="num" w:pos="4320"/>
+        </w:tabs>
+        <w:ind w:left="4320" w:hanging="360"/>
+      </w:pPr>
+    </w:lvl>
+    <w:lvl w:ilvl="6" w:tentative="1">
+      <w:start w:val="1"/>
+      <w:numFmt w:val="decimal"/>
+      <w:lvlText w:val="%7."/>
+      <w:lvlJc w:val="left"/>
+      <w:pPr>
+        <w:tabs>
+          <w:tab w:val="num" w:pos="5040"/>
+        </w:tabs>
+        <w:ind w:left="5040" w:hanging="360"/>
+      </w:pPr>
+    </w:lvl>
+    <w:lvl w:ilvl="7" w:tentative="1">
+      <w:start w:val="1"/>
+      <w:numFmt w:val="decimal"/>
+      <w:lvlText w:val="%8."/>
+      <w:lvlJc w:val="left"/>
+      <w:pPr>
+        <w:tabs>
+          <w:tab w:val="num" w:pos="5760"/>
+        </w:tabs>
+        <w:ind w:left="5760" w:hanging="360"/>
+      </w:pPr>
+    </w:lvl>
+    <w:lvl w:ilvl="8" w:tentative="1">
+      <w:start w:val="1"/>
+      <w:numFmt w:val="decimal"/>
+      <w:lvlText w:val="%9."/>
+      <w:lvlJc w:val="left"/>
+      <w:pPr>
+        <w:tabs>
+          <w:tab w:val="num" w:pos="6480"/>
+        </w:tabs>
+        <w:ind w:left="6480" w:hanging="360"/>
+      </w:pPr>
+    </w:lvl>
+  </w:abstractNum>
   <w:num w:numId="1" w16cid:durableId="1915049127">
+    <w:abstractNumId w:val="1"/>
+  </w:num>
+  <w:num w:numId="2" w16cid:durableId="853231079">
+    <w:abstractNumId w:val="2"/>
+  </w:num>
+  <w:num w:numId="3" w16cid:durableId="2095275775">
+    <w:abstractNumId w:val="3"/>
+  </w:num>
+  <w:num w:numId="4" w16cid:durableId="1777364380">
     <w:abstractNumId w:val="0"/>
   </w:num>
 </w:numbering>
 </file>
 
 <file path=word/styles.xml><?xml version="1.0" encoding="utf-8"?>
-<w:styles xmlns:mc="http://schemas.openxmlformats.org/markup-compatibility/2006" xmlns:r="http://schemas.openxmlformats.org/officeDocument/2006/relationships" xmlns:w="http://schemas.openxmlformats.org/wordprocessingml/2006/main" xmlns:w14="http://schemas.microsoft.com/office/word/2010/wordml" xmlns:w15="http://schemas.microsoft.com/office/word/2012/wordml" xmlns:w16cex="http://schemas.microsoft.com/office/word/2018/wordml/cex" xmlns:w16cid="http://schemas.microsoft.com/office/word/2016/wordml/cid" xmlns:w16="http://schemas.microsoft.com/office/word/2018/wordml" xmlns:w16sdtdh="http://schemas.microsoft.com/office/word/2020/wordml/sdtdatahash" xmlns:w16se="http://schemas.microsoft.com/office/word/2015/wordml/symex" mc:Ignorable="w14 w15 w16se w16cid w16 w16cex w16sdtdh">
+<w:styles xmlns:mc="http://schemas.openxmlformats.org/markup-compatibility/2006" xmlns:r="http://schemas.openxmlformats.org/officeDocument/2006/relationships" xmlns:w="http://schemas.openxmlformats.org/wordprocessingml/2006/main" xmlns:w14="http://schemas.microsoft.com/office/word/2010/wordml" xmlns:w15="http://schemas.microsoft.com/office/word/2012/wordml" xmlns:w16cex="http://schemas.microsoft.com/office/word/2018/wordml/cex" xmlns:w16cid="http://schemas.microsoft.com/office/word/2016/wordml/cid" xmlns:w16="http://schemas.microsoft.com/office/word/2018/wordml" xmlns:w16du="http://schemas.microsoft.com/office/word/2023/wordml/word16du" xmlns:w16sdtdh="http://schemas.microsoft.com/office/word/2020/wordml/sdtdatahash" xmlns:w16sdtfl="http://schemas.microsoft.com/office/word/2024/wordml/sdtformatlock" xmlns:w16se="http://schemas.microsoft.com/office/word/2015/wordml/symex" mc:Ignorable="w14 w15 w16se w16cid w16 w16cex w16sdtdh w16sdtfl w16du">
   <w:docDefaults>
     <w:rPrDefault>
       <w:rPr>
@@ -3024,7 +5570,6 @@
   <w:style w:type="character" w:default="1" w:styleId="Fuentedeprrafopredeter">
     <w:name w:val="Default Paragraph Font"/>
     <w:uiPriority w:val="1"/>
-    <w:semiHidden/>
     <w:unhideWhenUsed/>
   </w:style>
   <w:style w:type="table" w:default="1" w:styleId="Tablanormal">

--- a/Informe Técnico Final_ETL_1.docx
+++ b/Informe Técnico Final_ETL_1.docx
@@ -1691,7 +1691,7 @@
           <w:noProof/>
         </w:rPr>
         <w:drawing>
-          <wp:inline distT="0" distB="0" distL="0" distR="0" wp14:anchorId="535BAEE3" wp14:editId="7357EA37">
+          <wp:inline distT="0" distB="0" distL="0" distR="0" wp14:anchorId="535BAEE3" wp14:editId="15C4EBD4">
             <wp:extent cx="5612130" cy="3630930"/>
             <wp:effectExtent l="0" t="0" r="7620" b="7620"/>
             <wp:docPr id="1" name="Imagen 1"/>
@@ -2898,7 +2898,79 @@
                 <w:szCs w:val="24"/>
                 <w:lang w:eastAsia="es-CO"/>
               </w:rPr>
-              <w:t xml:space="preserve">Motor de procesamiento de datos. Reemplazó a Pandas como la herramienta principal para lectura, perfilamiento (más de 4.6 millones de registros) y transformación (ETL). Su capacidad de multihilo y evaluación perezosa optimiza radicalmente la velocidad de ejecución y la gestión de memoria en </w:t>
+              <w:t>Motor de procesamiento de datos. Reemplazó a Pandas como la herramienta principal para lectura, perfilamiento (</w:t>
+            </w:r>
+            <w:r>
+              <w:rPr>
+                <w:rFonts w:ascii="Arial" w:eastAsia="Times New Roman" w:hAnsi="Arial" w:cs="Arial"/>
+                <w:color w:val="000000"/>
+                <w:sz w:val="24"/>
+                <w:szCs w:val="24"/>
+                <w:lang w:eastAsia="es-CO"/>
+              </w:rPr>
+              <w:t>661.892</w:t>
+            </w:r>
+            <w:r>
+              <w:rPr>
+                <w:rFonts w:ascii="Arial" w:eastAsia="Times New Roman" w:hAnsi="Arial" w:cs="Arial"/>
+                <w:color w:val="000000"/>
+                <w:sz w:val="24"/>
+                <w:szCs w:val="24"/>
+                <w:lang w:eastAsia="es-CO"/>
+              </w:rPr>
+              <w:t xml:space="preserve"> </w:t>
+            </w:r>
+            <w:proofErr w:type="gramStart"/>
+            <w:r>
+              <w:rPr>
+                <w:rFonts w:ascii="Arial" w:eastAsia="Times New Roman" w:hAnsi="Arial" w:cs="Arial"/>
+                <w:color w:val="000000"/>
+                <w:sz w:val="24"/>
+                <w:szCs w:val="24"/>
+                <w:lang w:eastAsia="es-CO"/>
+              </w:rPr>
+              <w:t>mil</w:t>
+            </w:r>
+            <w:r>
+              <w:rPr>
+                <w:rFonts w:ascii="Arial" w:eastAsia="Times New Roman" w:hAnsi="Arial" w:cs="Arial"/>
+                <w:color w:val="000000"/>
+                <w:sz w:val="24"/>
+                <w:szCs w:val="24"/>
+                <w:lang w:eastAsia="es-CO"/>
+              </w:rPr>
+              <w:t xml:space="preserve"> </w:t>
+            </w:r>
+            <w:r>
+              <w:rPr>
+                <w:rFonts w:ascii="Arial" w:eastAsia="Times New Roman" w:hAnsi="Arial" w:cs="Arial"/>
+                <w:color w:val="000000"/>
+                <w:sz w:val="24"/>
+                <w:szCs w:val="24"/>
+                <w:lang w:eastAsia="es-CO"/>
+              </w:rPr>
+              <w:t xml:space="preserve"> registros</w:t>
+            </w:r>
+            <w:proofErr w:type="gramEnd"/>
+            <w:r>
+              <w:rPr>
+                <w:rFonts w:ascii="Arial" w:eastAsia="Times New Roman" w:hAnsi="Arial" w:cs="Arial"/>
+                <w:color w:val="000000"/>
+                <w:sz w:val="24"/>
+                <w:szCs w:val="24"/>
+                <w:lang w:eastAsia="es-CO"/>
+              </w:rPr>
+              <w:t xml:space="preserve"> y 94 columnas</w:t>
+            </w:r>
+            <w:r>
+              <w:rPr>
+                <w:rFonts w:ascii="Arial" w:eastAsia="Times New Roman" w:hAnsi="Arial" w:cs="Arial"/>
+                <w:color w:val="000000"/>
+                <w:sz w:val="24"/>
+                <w:szCs w:val="24"/>
+                <w:lang w:eastAsia="es-CO"/>
+              </w:rPr>
+              <w:t xml:space="preserve">) y transformación (ETL). Su capacidad de multihilo y evaluación perezosa optimiza radicalmente la velocidad de ejecución y la gestión de memoria en </w:t>
             </w:r>
             <w:proofErr w:type="spellStart"/>
             <w:r>
@@ -4597,6 +4669,741 @@
         <w:jc w:val="both"/>
         <w:rPr>
           <w:rFonts w:ascii="Arial" w:eastAsia="Times New Roman" w:hAnsi="Arial" w:cs="Arial"/>
+          <w:b/>
+          <w:bCs/>
+          <w:color w:val="000000"/>
+          <w:sz w:val="24"/>
+          <w:szCs w:val="24"/>
+          <w:lang w:eastAsia="es-CO"/>
+        </w:rPr>
+      </w:pPr>
+    </w:p>
+    <w:p>
+      <w:pPr>
+        <w:spacing w:line="240" w:lineRule="auto"/>
+        <w:jc w:val="both"/>
+        <w:rPr>
+          <w:rFonts w:ascii="Arial" w:eastAsia="Times New Roman" w:hAnsi="Arial" w:cs="Arial"/>
+          <w:b/>
+          <w:bCs/>
+          <w:color w:val="000000"/>
+          <w:sz w:val="24"/>
+          <w:szCs w:val="24"/>
+          <w:lang w:eastAsia="es-CO"/>
+        </w:rPr>
+      </w:pPr>
+    </w:p>
+    <w:p>
+      <w:pPr>
+        <w:spacing w:line="240" w:lineRule="auto"/>
+        <w:jc w:val="both"/>
+        <w:rPr>
+          <w:rFonts w:ascii="Arial" w:eastAsia="Times New Roman" w:hAnsi="Arial" w:cs="Arial"/>
+          <w:b/>
+          <w:bCs/>
+          <w:color w:val="000000"/>
+          <w:sz w:val="24"/>
+          <w:szCs w:val="24"/>
+          <w:lang w:eastAsia="es-CO"/>
+        </w:rPr>
+      </w:pPr>
+    </w:p>
+    <w:p>
+      <w:pPr>
+        <w:spacing w:line="240" w:lineRule="auto"/>
+        <w:jc w:val="both"/>
+        <w:rPr>
+          <w:rFonts w:ascii="Arial" w:eastAsia="Times New Roman" w:hAnsi="Arial" w:cs="Arial"/>
+          <w:b/>
+          <w:bCs/>
+          <w:color w:val="000000"/>
+          <w:sz w:val="24"/>
+          <w:szCs w:val="24"/>
+          <w:lang w:eastAsia="es-CO"/>
+        </w:rPr>
+      </w:pPr>
+      <w:r>
+        <w:rPr>
+          <w:rFonts w:ascii="Arial" w:eastAsia="Times New Roman" w:hAnsi="Arial" w:cs="Arial"/>
+          <w:b/>
+          <w:bCs/>
+          <w:color w:val="000000"/>
+          <w:sz w:val="24"/>
+          <w:szCs w:val="24"/>
+          <w:lang w:eastAsia="es-CO"/>
+        </w:rPr>
+        <w:lastRenderedPageBreak/>
+        <w:t>Descripción de los Componentes</w:t>
+      </w:r>
+    </w:p>
+    <w:p>
+      <w:pPr>
+        <w:numPr>
+          <w:ilvl w:val="0"/>
+          <w:numId w:val="5"/>
+        </w:numPr>
+        <w:spacing w:line="240" w:lineRule="auto"/>
+        <w:jc w:val="both"/>
+        <w:rPr>
+          <w:rFonts w:ascii="Arial" w:eastAsia="Times New Roman" w:hAnsi="Arial" w:cs="Arial"/>
+          <w:color w:val="000000"/>
+          <w:sz w:val="24"/>
+          <w:szCs w:val="24"/>
+          <w:lang w:eastAsia="es-CO"/>
+        </w:rPr>
+      </w:pPr>
+      <w:r>
+        <w:rPr>
+          <w:rFonts w:ascii="Arial" w:eastAsia="Times New Roman" w:hAnsi="Arial" w:cs="Arial"/>
+          <w:b/>
+          <w:bCs/>
+          <w:color w:val="000000"/>
+          <w:sz w:val="24"/>
+          <w:szCs w:val="24"/>
+          <w:lang w:eastAsia="es-CO"/>
+        </w:rPr>
+        <w:t>config.py (Conexión):</w:t>
+      </w:r>
+      <w:r>
+        <w:rPr>
+          <w:rFonts w:ascii="Arial" w:eastAsia="Times New Roman" w:hAnsi="Arial" w:cs="Arial"/>
+          <w:color w:val="000000"/>
+          <w:sz w:val="24"/>
+          <w:szCs w:val="24"/>
+          <w:lang w:eastAsia="es-CO"/>
+        </w:rPr>
+        <w:t xml:space="preserve"> Centraliza la creación del </w:t>
+      </w:r>
+      <w:proofErr w:type="spellStart"/>
+      <w:r>
+        <w:rPr>
+          <w:rFonts w:ascii="Arial" w:eastAsia="Times New Roman" w:hAnsi="Arial" w:cs="Arial"/>
+          <w:i/>
+          <w:iCs/>
+          <w:color w:val="000000"/>
+          <w:sz w:val="24"/>
+          <w:szCs w:val="24"/>
+          <w:lang w:eastAsia="es-CO"/>
+        </w:rPr>
+        <w:t>engine</w:t>
+      </w:r>
+      <w:proofErr w:type="spellEnd"/>
+      <w:r>
+        <w:rPr>
+          <w:rFonts w:ascii="Arial" w:eastAsia="Times New Roman" w:hAnsi="Arial" w:cs="Arial"/>
+          <w:color w:val="000000"/>
+          <w:sz w:val="24"/>
+          <w:szCs w:val="24"/>
+          <w:lang w:eastAsia="es-CO"/>
+        </w:rPr>
+        <w:t xml:space="preserve"> hacia MySQL con validación de conexión (</w:t>
+      </w:r>
+      <w:proofErr w:type="spellStart"/>
+      <w:r>
+        <w:rPr>
+          <w:rFonts w:ascii="Arial" w:eastAsia="Times New Roman" w:hAnsi="Arial" w:cs="Arial"/>
+          <w:color w:val="000000"/>
+          <w:sz w:val="24"/>
+          <w:szCs w:val="24"/>
+          <w:lang w:eastAsia="es-CO"/>
+        </w:rPr>
+        <w:t>pool_pre_ping</w:t>
+      </w:r>
+      <w:proofErr w:type="spellEnd"/>
+      <w:r>
+        <w:rPr>
+          <w:rFonts w:ascii="Arial" w:eastAsia="Times New Roman" w:hAnsi="Arial" w:cs="Arial"/>
+          <w:color w:val="000000"/>
+          <w:sz w:val="24"/>
+          <w:szCs w:val="24"/>
+          <w:lang w:eastAsia="es-CO"/>
+        </w:rPr>
+        <w:t>=True) y soporte para caracteres en español (</w:t>
+      </w:r>
+      <w:proofErr w:type="spellStart"/>
+      <w:r>
+        <w:rPr>
+          <w:rFonts w:ascii="Arial" w:eastAsia="Times New Roman" w:hAnsi="Arial" w:cs="Arial"/>
+          <w:color w:val="000000"/>
+          <w:sz w:val="24"/>
+          <w:szCs w:val="24"/>
+          <w:lang w:eastAsia="es-CO"/>
+        </w:rPr>
+        <w:t>charset</w:t>
+      </w:r>
+      <w:proofErr w:type="spellEnd"/>
+      <w:r>
+        <w:rPr>
+          <w:rFonts w:ascii="Arial" w:eastAsia="Times New Roman" w:hAnsi="Arial" w:cs="Arial"/>
+          <w:color w:val="000000"/>
+          <w:sz w:val="24"/>
+          <w:szCs w:val="24"/>
+          <w:lang w:eastAsia="es-CO"/>
+        </w:rPr>
+        <w:t>=utf8mb4).</w:t>
+      </w:r>
+    </w:p>
+    <w:p>
+      <w:pPr>
+        <w:numPr>
+          <w:ilvl w:val="0"/>
+          <w:numId w:val="5"/>
+        </w:numPr>
+        <w:spacing w:line="240" w:lineRule="auto"/>
+        <w:jc w:val="both"/>
+        <w:rPr>
+          <w:rFonts w:ascii="Arial" w:eastAsia="Times New Roman" w:hAnsi="Arial" w:cs="Arial"/>
+          <w:color w:val="000000"/>
+          <w:sz w:val="24"/>
+          <w:szCs w:val="24"/>
+          <w:lang w:eastAsia="es-CO"/>
+        </w:rPr>
+      </w:pPr>
+      <w:r>
+        <w:rPr>
+          <w:rFonts w:ascii="Arial" w:eastAsia="Times New Roman" w:hAnsi="Arial" w:cs="Arial"/>
+          <w:b/>
+          <w:bCs/>
+          <w:color w:val="000000"/>
+          <w:sz w:val="24"/>
+          <w:szCs w:val="24"/>
+          <w:lang w:eastAsia="es-CO"/>
+        </w:rPr>
+        <w:t>ingesta_raw.py (Capa Raw):</w:t>
+      </w:r>
+      <w:r>
+        <w:rPr>
+          <w:rFonts w:ascii="Arial" w:eastAsia="Times New Roman" w:hAnsi="Arial" w:cs="Arial"/>
+          <w:color w:val="000000"/>
+          <w:sz w:val="24"/>
+          <w:szCs w:val="24"/>
+          <w:lang w:eastAsia="es-CO"/>
+        </w:rPr>
+        <w:t xml:space="preserve"> Lee el archivo CSV utilizando Pandas en fragmentos (</w:t>
+      </w:r>
+      <w:proofErr w:type="spellStart"/>
+      <w:r>
+        <w:rPr>
+          <w:rFonts w:ascii="Arial" w:eastAsia="Times New Roman" w:hAnsi="Arial" w:cs="Arial"/>
+          <w:i/>
+          <w:iCs/>
+          <w:color w:val="000000"/>
+          <w:sz w:val="24"/>
+          <w:szCs w:val="24"/>
+          <w:lang w:eastAsia="es-CO"/>
+        </w:rPr>
+        <w:t>chunks</w:t>
+      </w:r>
+      <w:proofErr w:type="spellEnd"/>
+      <w:r>
+        <w:rPr>
+          <w:rFonts w:ascii="Arial" w:eastAsia="Times New Roman" w:hAnsi="Arial" w:cs="Arial"/>
+          <w:color w:val="000000"/>
+          <w:sz w:val="24"/>
+          <w:szCs w:val="24"/>
+          <w:lang w:eastAsia="es-CO"/>
+        </w:rPr>
+        <w:t>) de 20.000 filas para optimizar memoria. Todas las columnas se insertan dinámicamente como texto (</w:t>
+      </w:r>
+      <w:proofErr w:type="spellStart"/>
+      <w:r>
+        <w:rPr>
+          <w:rFonts w:ascii="Arial" w:eastAsia="Times New Roman" w:hAnsi="Arial" w:cs="Arial"/>
+          <w:color w:val="000000"/>
+          <w:sz w:val="24"/>
+          <w:szCs w:val="24"/>
+          <w:lang w:eastAsia="es-CO"/>
+        </w:rPr>
+        <w:t>dtype</w:t>
+      </w:r>
+      <w:proofErr w:type="spellEnd"/>
+      <w:r>
+        <w:rPr>
+          <w:rFonts w:ascii="Arial" w:eastAsia="Times New Roman" w:hAnsi="Arial" w:cs="Arial"/>
+          <w:color w:val="000000"/>
+          <w:sz w:val="24"/>
+          <w:szCs w:val="24"/>
+          <w:lang w:eastAsia="es-CO"/>
+        </w:rPr>
+        <w:t>=</w:t>
+      </w:r>
+      <w:proofErr w:type="spellStart"/>
+      <w:r>
+        <w:rPr>
+          <w:rFonts w:ascii="Arial" w:eastAsia="Times New Roman" w:hAnsi="Arial" w:cs="Arial"/>
+          <w:color w:val="000000"/>
+          <w:sz w:val="24"/>
+          <w:szCs w:val="24"/>
+          <w:lang w:eastAsia="es-CO"/>
+        </w:rPr>
+        <w:t>str</w:t>
+      </w:r>
+      <w:proofErr w:type="spellEnd"/>
+      <w:r>
+        <w:rPr>
+          <w:rFonts w:ascii="Arial" w:eastAsia="Times New Roman" w:hAnsi="Arial" w:cs="Arial"/>
+          <w:color w:val="000000"/>
+          <w:sz w:val="24"/>
+          <w:szCs w:val="24"/>
+          <w:lang w:eastAsia="es-CO"/>
+        </w:rPr>
+        <w:t xml:space="preserve"> / TEXT) agregando campos de trazabilidad (</w:t>
+      </w:r>
+      <w:proofErr w:type="spellStart"/>
+      <w:r>
+        <w:rPr>
+          <w:rFonts w:ascii="Arial" w:eastAsia="Times New Roman" w:hAnsi="Arial" w:cs="Arial"/>
+          <w:color w:val="000000"/>
+          <w:sz w:val="24"/>
+          <w:szCs w:val="24"/>
+          <w:lang w:eastAsia="es-CO"/>
+        </w:rPr>
+        <w:t>archivo_origen</w:t>
+      </w:r>
+      <w:proofErr w:type="spellEnd"/>
+      <w:r>
+        <w:rPr>
+          <w:rFonts w:ascii="Arial" w:eastAsia="Times New Roman" w:hAnsi="Arial" w:cs="Arial"/>
+          <w:color w:val="000000"/>
+          <w:sz w:val="24"/>
+          <w:szCs w:val="24"/>
+          <w:lang w:eastAsia="es-CO"/>
+        </w:rPr>
+        <w:t xml:space="preserve"> y </w:t>
+      </w:r>
+      <w:proofErr w:type="spellStart"/>
+      <w:r>
+        <w:rPr>
+          <w:rFonts w:ascii="Arial" w:eastAsia="Times New Roman" w:hAnsi="Arial" w:cs="Arial"/>
+          <w:color w:val="000000"/>
+          <w:sz w:val="24"/>
+          <w:szCs w:val="24"/>
+          <w:lang w:eastAsia="es-CO"/>
+        </w:rPr>
+        <w:t>fecha_carga</w:t>
+      </w:r>
+      <w:proofErr w:type="spellEnd"/>
+      <w:r>
+        <w:rPr>
+          <w:rFonts w:ascii="Arial" w:eastAsia="Times New Roman" w:hAnsi="Arial" w:cs="Arial"/>
+          <w:color w:val="000000"/>
+          <w:sz w:val="24"/>
+          <w:szCs w:val="24"/>
+          <w:lang w:eastAsia="es-CO"/>
+        </w:rPr>
+        <w:t>). Finaliza validando que el conteo de filas coincida exactamente con el origen.</w:t>
+      </w:r>
+    </w:p>
+    <w:p>
+      <w:pPr>
+        <w:numPr>
+          <w:ilvl w:val="0"/>
+          <w:numId w:val="5"/>
+        </w:numPr>
+        <w:spacing w:line="240" w:lineRule="auto"/>
+        <w:jc w:val="both"/>
+        <w:rPr>
+          <w:rFonts w:ascii="Arial" w:eastAsia="Times New Roman" w:hAnsi="Arial" w:cs="Arial"/>
+          <w:color w:val="000000"/>
+          <w:sz w:val="24"/>
+          <w:szCs w:val="24"/>
+          <w:lang w:eastAsia="es-CO"/>
+        </w:rPr>
+      </w:pPr>
+      <w:r>
+        <w:rPr>
+          <w:rFonts w:ascii="Arial" w:eastAsia="Times New Roman" w:hAnsi="Arial" w:cs="Arial"/>
+          <w:b/>
+          <w:bCs/>
+          <w:color w:val="000000"/>
+          <w:sz w:val="24"/>
+          <w:szCs w:val="24"/>
+          <w:lang w:eastAsia="es-CO"/>
+        </w:rPr>
+        <w:t>perfilamiento_raw.py (Calidad de Datos):</w:t>
+      </w:r>
+      <w:r>
+        <w:rPr>
+          <w:rFonts w:ascii="Arial" w:eastAsia="Times New Roman" w:hAnsi="Arial" w:cs="Arial"/>
+          <w:color w:val="000000"/>
+          <w:sz w:val="24"/>
+          <w:szCs w:val="24"/>
+          <w:lang w:eastAsia="es-CO"/>
+        </w:rPr>
+        <w:t xml:space="preserve"> Extrae la tabla mediante </w:t>
+      </w:r>
+      <w:proofErr w:type="spellStart"/>
+      <w:r>
+        <w:rPr>
+          <w:rFonts w:ascii="Arial" w:eastAsia="Times New Roman" w:hAnsi="Arial" w:cs="Arial"/>
+          <w:color w:val="000000"/>
+          <w:sz w:val="24"/>
+          <w:szCs w:val="24"/>
+          <w:lang w:eastAsia="es-CO"/>
+        </w:rPr>
+        <w:t>Polars</w:t>
+      </w:r>
+      <w:proofErr w:type="spellEnd"/>
+      <w:r>
+        <w:rPr>
+          <w:rFonts w:ascii="Arial" w:eastAsia="Times New Roman" w:hAnsi="Arial" w:cs="Arial"/>
+          <w:color w:val="000000"/>
+          <w:sz w:val="24"/>
+          <w:szCs w:val="24"/>
+          <w:lang w:eastAsia="es-CO"/>
+        </w:rPr>
+        <w:t xml:space="preserve">. Calcula el porcentaje de nulos, valores únicos y duplicados (exactos y por </w:t>
+      </w:r>
+      <w:proofErr w:type="spellStart"/>
+      <w:r>
+        <w:rPr>
+          <w:rFonts w:ascii="Arial" w:eastAsia="Times New Roman" w:hAnsi="Arial" w:cs="Arial"/>
+          <w:color w:val="000000"/>
+          <w:sz w:val="24"/>
+          <w:szCs w:val="24"/>
+          <w:lang w:eastAsia="es-CO"/>
+        </w:rPr>
+        <w:t>estu_consecutivo</w:t>
+      </w:r>
+      <w:proofErr w:type="spellEnd"/>
+      <w:r>
+        <w:rPr>
+          <w:rFonts w:ascii="Arial" w:eastAsia="Times New Roman" w:hAnsi="Arial" w:cs="Arial"/>
+          <w:color w:val="000000"/>
+          <w:sz w:val="24"/>
+          <w:szCs w:val="24"/>
+          <w:lang w:eastAsia="es-CO"/>
+        </w:rPr>
+        <w:t xml:space="preserve">). Exporta los reportes a formatos CSV y </w:t>
+      </w:r>
+      <w:proofErr w:type="spellStart"/>
+      <w:r>
+        <w:rPr>
+          <w:rFonts w:ascii="Arial" w:eastAsia="Times New Roman" w:hAnsi="Arial" w:cs="Arial"/>
+          <w:color w:val="000000"/>
+          <w:sz w:val="24"/>
+          <w:szCs w:val="24"/>
+          <w:lang w:eastAsia="es-CO"/>
+        </w:rPr>
+        <w:t>Markdown</w:t>
+      </w:r>
+      <w:proofErr w:type="spellEnd"/>
+      <w:r>
+        <w:rPr>
+          <w:rFonts w:ascii="Arial" w:eastAsia="Times New Roman" w:hAnsi="Arial" w:cs="Arial"/>
+          <w:color w:val="000000"/>
+          <w:sz w:val="24"/>
+          <w:szCs w:val="24"/>
+          <w:lang w:eastAsia="es-CO"/>
+        </w:rPr>
+        <w:t xml:space="preserve"> en la carpeta </w:t>
+      </w:r>
+      <w:proofErr w:type="spellStart"/>
+      <w:r>
+        <w:rPr>
+          <w:rFonts w:ascii="Arial" w:eastAsia="Times New Roman" w:hAnsi="Arial" w:cs="Arial"/>
+          <w:color w:val="000000"/>
+          <w:sz w:val="24"/>
+          <w:szCs w:val="24"/>
+          <w:lang w:eastAsia="es-CO"/>
+        </w:rPr>
+        <w:t>reports</w:t>
+      </w:r>
+      <w:proofErr w:type="spellEnd"/>
+      <w:r>
+        <w:rPr>
+          <w:rFonts w:ascii="Arial" w:eastAsia="Times New Roman" w:hAnsi="Arial" w:cs="Arial"/>
+          <w:color w:val="000000"/>
+          <w:sz w:val="24"/>
+          <w:szCs w:val="24"/>
+          <w:lang w:eastAsia="es-CO"/>
+        </w:rPr>
+        <w:t>/.</w:t>
+      </w:r>
+    </w:p>
+    <w:p>
+      <w:pPr>
+        <w:numPr>
+          <w:ilvl w:val="0"/>
+          <w:numId w:val="5"/>
+        </w:numPr>
+        <w:spacing w:line="240" w:lineRule="auto"/>
+        <w:jc w:val="both"/>
+        <w:rPr>
+          <w:rFonts w:ascii="Arial" w:eastAsia="Times New Roman" w:hAnsi="Arial" w:cs="Arial"/>
+          <w:color w:val="000000"/>
+          <w:sz w:val="24"/>
+          <w:szCs w:val="24"/>
+          <w:lang w:eastAsia="es-CO"/>
+        </w:rPr>
+      </w:pPr>
+      <w:r>
+        <w:rPr>
+          <w:rFonts w:ascii="Arial" w:eastAsia="Times New Roman" w:hAnsi="Arial" w:cs="Arial"/>
+          <w:b/>
+          <w:bCs/>
+          <w:color w:val="000000"/>
+          <w:sz w:val="24"/>
+          <w:szCs w:val="24"/>
+          <w:lang w:eastAsia="es-CO"/>
+        </w:rPr>
+        <w:t>transformacion.py (Modelo Dimensional):</w:t>
+      </w:r>
+    </w:p>
+    <w:p>
+      <w:pPr>
+        <w:numPr>
+          <w:ilvl w:val="0"/>
+          <w:numId w:val="6"/>
+        </w:numPr>
+        <w:spacing w:line="240" w:lineRule="auto"/>
+        <w:jc w:val="both"/>
+        <w:rPr>
+          <w:rFonts w:ascii="Arial" w:eastAsia="Times New Roman" w:hAnsi="Arial" w:cs="Arial"/>
+          <w:color w:val="000000"/>
+          <w:sz w:val="24"/>
+          <w:szCs w:val="24"/>
+          <w:lang w:eastAsia="es-CO"/>
+        </w:rPr>
+      </w:pPr>
+      <w:r>
+        <w:rPr>
+          <w:rFonts w:ascii="Arial" w:eastAsia="Times New Roman" w:hAnsi="Arial" w:cs="Arial"/>
+          <w:color w:val="000000"/>
+          <w:sz w:val="24"/>
+          <w:szCs w:val="24"/>
+          <w:lang w:eastAsia="es-CO"/>
+        </w:rPr>
+        <w:t>Extrae solo las columnas requeridas optimizando RAM.</w:t>
+      </w:r>
+    </w:p>
+    <w:p>
+      <w:pPr>
+        <w:numPr>
+          <w:ilvl w:val="1"/>
+          <w:numId w:val="7"/>
+        </w:numPr>
+        <w:spacing w:line="240" w:lineRule="auto"/>
+        <w:jc w:val="both"/>
+        <w:rPr>
+          <w:rFonts w:ascii="Arial" w:eastAsia="Times New Roman" w:hAnsi="Arial" w:cs="Arial"/>
+          <w:color w:val="000000"/>
+          <w:sz w:val="24"/>
+          <w:szCs w:val="24"/>
+          <w:lang w:eastAsia="es-CO"/>
+        </w:rPr>
+      </w:pPr>
+      <w:r>
+        <w:rPr>
+          <w:rFonts w:ascii="Arial" w:eastAsia="Times New Roman" w:hAnsi="Arial" w:cs="Arial"/>
+          <w:b/>
+          <w:bCs/>
+          <w:color w:val="000000"/>
+          <w:sz w:val="24"/>
+          <w:szCs w:val="24"/>
+          <w:lang w:eastAsia="es-CO"/>
+        </w:rPr>
+        <w:t>Centinelas:</w:t>
+      </w:r>
+      <w:r>
+        <w:rPr>
+          <w:rFonts w:ascii="Arial" w:eastAsia="Times New Roman" w:hAnsi="Arial" w:cs="Arial"/>
+          <w:color w:val="000000"/>
+          <w:sz w:val="24"/>
+          <w:szCs w:val="24"/>
+          <w:lang w:eastAsia="es-CO"/>
+        </w:rPr>
+        <w:t xml:space="preserve"> Asigna el código -1 a estudiantes con inscripción individual (sin colegio) para mantener la integridad referencial. Igualmente, asigna -1 a niveles socioeconómicos (NSE) faltantes para evitar duplicidades por la semántica de los valores NULL en MySQL.</w:t>
+      </w:r>
+    </w:p>
+    <w:p>
+      <w:pPr>
+        <w:numPr>
+          <w:ilvl w:val="1"/>
+          <w:numId w:val="8"/>
+        </w:numPr>
+        <w:spacing w:line="240" w:lineRule="auto"/>
+        <w:jc w:val="both"/>
+        <w:rPr>
+          <w:rFonts w:ascii="Arial" w:eastAsia="Times New Roman" w:hAnsi="Arial" w:cs="Arial"/>
+          <w:color w:val="000000"/>
+          <w:sz w:val="24"/>
+          <w:szCs w:val="24"/>
+          <w:lang w:eastAsia="es-CO"/>
+        </w:rPr>
+      </w:pPr>
+      <w:r>
+        <w:rPr>
+          <w:rFonts w:ascii="Arial" w:eastAsia="Times New Roman" w:hAnsi="Arial" w:cs="Arial"/>
+          <w:color w:val="000000"/>
+          <w:sz w:val="24"/>
+          <w:szCs w:val="24"/>
+          <w:lang w:eastAsia="es-CO"/>
+        </w:rPr>
+        <w:t>Resuelve dobles inscripciones priorizando el registro institucional sobre el individual.</w:t>
+      </w:r>
+    </w:p>
+    <w:p>
+      <w:pPr>
+        <w:numPr>
+          <w:ilvl w:val="1"/>
+          <w:numId w:val="9"/>
+        </w:numPr>
+        <w:spacing w:line="240" w:lineRule="auto"/>
+        <w:jc w:val="both"/>
+        <w:rPr>
+          <w:rFonts w:ascii="Arial" w:eastAsia="Times New Roman" w:hAnsi="Arial" w:cs="Arial"/>
+          <w:color w:val="000000"/>
+          <w:sz w:val="24"/>
+          <w:szCs w:val="24"/>
+          <w:lang w:eastAsia="es-CO"/>
+        </w:rPr>
+      </w:pPr>
+      <w:r>
+        <w:rPr>
+          <w:rFonts w:ascii="Arial" w:eastAsia="Times New Roman" w:hAnsi="Arial" w:cs="Arial"/>
+          <w:color w:val="000000"/>
+          <w:sz w:val="24"/>
+          <w:szCs w:val="24"/>
+          <w:lang w:eastAsia="es-CO"/>
+        </w:rPr>
+        <w:t>Separa el periodo ICFES en año y semestre, estandariza cadenas de texto y formatea métricas numéricas.</w:t>
+      </w:r>
+    </w:p>
+    <w:p>
+      <w:pPr>
+        <w:numPr>
+          <w:ilvl w:val="1"/>
+          <w:numId w:val="10"/>
+        </w:numPr>
+        <w:spacing w:line="240" w:lineRule="auto"/>
+        <w:jc w:val="both"/>
+        <w:rPr>
+          <w:rFonts w:ascii="Arial" w:eastAsia="Times New Roman" w:hAnsi="Arial" w:cs="Arial"/>
+          <w:color w:val="000000"/>
+          <w:sz w:val="24"/>
+          <w:szCs w:val="24"/>
+          <w:lang w:eastAsia="es-CO"/>
+        </w:rPr>
+      </w:pPr>
+      <w:r>
+        <w:rPr>
+          <w:rFonts w:ascii="Arial" w:eastAsia="Times New Roman" w:hAnsi="Arial" w:cs="Arial"/>
+          <w:color w:val="000000"/>
+          <w:sz w:val="24"/>
+          <w:szCs w:val="24"/>
+          <w:lang w:eastAsia="es-CO"/>
+        </w:rPr>
+        <w:t>Construye las dimensiones (</w:t>
+      </w:r>
+      <w:proofErr w:type="spellStart"/>
+      <w:r>
+        <w:rPr>
+          <w:rFonts w:ascii="Arial" w:eastAsia="Times New Roman" w:hAnsi="Arial" w:cs="Arial"/>
+          <w:color w:val="000000"/>
+          <w:sz w:val="24"/>
+          <w:szCs w:val="24"/>
+          <w:lang w:eastAsia="es-CO"/>
+        </w:rPr>
+        <w:t>dim_colegio</w:t>
+      </w:r>
+      <w:proofErr w:type="spellEnd"/>
+      <w:r>
+        <w:rPr>
+          <w:rFonts w:ascii="Arial" w:eastAsia="Times New Roman" w:hAnsi="Arial" w:cs="Arial"/>
+          <w:color w:val="000000"/>
+          <w:sz w:val="24"/>
+          <w:szCs w:val="24"/>
+          <w:lang w:eastAsia="es-CO"/>
+        </w:rPr>
+        <w:t xml:space="preserve">, </w:t>
+      </w:r>
+      <w:proofErr w:type="spellStart"/>
+      <w:r>
+        <w:rPr>
+          <w:rFonts w:ascii="Arial" w:eastAsia="Times New Roman" w:hAnsi="Arial" w:cs="Arial"/>
+          <w:color w:val="000000"/>
+          <w:sz w:val="24"/>
+          <w:szCs w:val="24"/>
+          <w:lang w:eastAsia="es-CO"/>
+        </w:rPr>
+        <w:t>dim_ubicacion</w:t>
+      </w:r>
+      <w:proofErr w:type="spellEnd"/>
+      <w:r>
+        <w:rPr>
+          <w:rFonts w:ascii="Arial" w:eastAsia="Times New Roman" w:hAnsi="Arial" w:cs="Arial"/>
+          <w:color w:val="000000"/>
+          <w:sz w:val="24"/>
+          <w:szCs w:val="24"/>
+          <w:lang w:eastAsia="es-CO"/>
+        </w:rPr>
+        <w:t xml:space="preserve">, </w:t>
+      </w:r>
+      <w:proofErr w:type="spellStart"/>
+      <w:r>
+        <w:rPr>
+          <w:rFonts w:ascii="Arial" w:eastAsia="Times New Roman" w:hAnsi="Arial" w:cs="Arial"/>
+          <w:color w:val="000000"/>
+          <w:sz w:val="24"/>
+          <w:szCs w:val="24"/>
+          <w:lang w:eastAsia="es-CO"/>
+        </w:rPr>
+        <w:t>dim_socioeconomica</w:t>
+      </w:r>
+      <w:proofErr w:type="spellEnd"/>
+      <w:r>
+        <w:rPr>
+          <w:rFonts w:ascii="Arial" w:eastAsia="Times New Roman" w:hAnsi="Arial" w:cs="Arial"/>
+          <w:color w:val="000000"/>
+          <w:sz w:val="24"/>
+          <w:szCs w:val="24"/>
+          <w:lang w:eastAsia="es-CO"/>
+        </w:rPr>
+        <w:t xml:space="preserve">, </w:t>
+      </w:r>
+      <w:proofErr w:type="spellStart"/>
+      <w:r>
+        <w:rPr>
+          <w:rFonts w:ascii="Arial" w:eastAsia="Times New Roman" w:hAnsi="Arial" w:cs="Arial"/>
+          <w:color w:val="000000"/>
+          <w:sz w:val="24"/>
+          <w:szCs w:val="24"/>
+          <w:lang w:eastAsia="es-CO"/>
+        </w:rPr>
+        <w:t>dim_tiempo</w:t>
+      </w:r>
+      <w:proofErr w:type="spellEnd"/>
+      <w:r>
+        <w:rPr>
+          <w:rFonts w:ascii="Arial" w:eastAsia="Times New Roman" w:hAnsi="Arial" w:cs="Arial"/>
+          <w:color w:val="000000"/>
+          <w:sz w:val="24"/>
+          <w:szCs w:val="24"/>
+          <w:lang w:eastAsia="es-CO"/>
+        </w:rPr>
+        <w:t>) y la tabla de hechos, cargándolas de forma idempotente con INSERT IGNORE.</w:t>
+      </w:r>
+    </w:p>
+    <w:p>
+      <w:pPr>
+        <w:spacing w:line="240" w:lineRule="auto"/>
+        <w:jc w:val="both"/>
+        <w:rPr>
+          <w:rFonts w:ascii="Arial" w:eastAsia="Times New Roman" w:hAnsi="Arial" w:cs="Arial"/>
+          <w:color w:val="000000"/>
+          <w:sz w:val="24"/>
+          <w:szCs w:val="24"/>
+          <w:lang w:eastAsia="es-CO"/>
+        </w:rPr>
+      </w:pPr>
+    </w:p>
+    <w:p>
+      <w:pPr>
+        <w:spacing w:line="240" w:lineRule="auto"/>
+        <w:jc w:val="both"/>
+        <w:rPr>
+          <w:rFonts w:ascii="Arial" w:eastAsia="Times New Roman" w:hAnsi="Arial" w:cs="Arial"/>
           <w:color w:val="000000"/>
           <w:sz w:val="24"/>
           <w:szCs w:val="24"/>
@@ -4779,6 +5586,155 @@
     </w:lvl>
   </w:abstractNum>
   <w:abstractNum w:abstractNumId="1" w15:restartNumberingAfterBreak="0">
+    <w:nsid w:val="39B45DB3"/>
+    <w:multiLevelType w:val="multilevel"/>
+    <w:tmpl w:val="AEF6A5D2"/>
+    <w:lvl w:ilvl="0">
+      <w:start w:val="1"/>
+      <w:numFmt w:val="bullet"/>
+      <w:lvlText w:val=""/>
+      <w:lvlJc w:val="left"/>
+      <w:pPr>
+        <w:tabs>
+          <w:tab w:val="num" w:pos="720"/>
+        </w:tabs>
+        <w:ind w:left="720" w:hanging="360"/>
+      </w:pPr>
+      <w:rPr>
+        <w:rFonts w:ascii="Symbol" w:hAnsi="Symbol" w:hint="default"/>
+        <w:sz w:val="20"/>
+      </w:rPr>
+    </w:lvl>
+    <w:lvl w:ilvl="1">
+      <w:start w:val="1"/>
+      <w:numFmt w:val="bullet"/>
+      <w:lvlText w:val="o"/>
+      <w:lvlJc w:val="left"/>
+      <w:pPr>
+        <w:tabs>
+          <w:tab w:val="num" w:pos="1440"/>
+        </w:tabs>
+        <w:ind w:left="1440" w:hanging="360"/>
+      </w:pPr>
+      <w:rPr>
+        <w:rFonts w:ascii="Courier New" w:hAnsi="Courier New" w:hint="default"/>
+        <w:sz w:val="20"/>
+      </w:rPr>
+    </w:lvl>
+    <w:lvl w:ilvl="2" w:tentative="1">
+      <w:start w:val="1"/>
+      <w:numFmt w:val="bullet"/>
+      <w:lvlText w:val=""/>
+      <w:lvlJc w:val="left"/>
+      <w:pPr>
+        <w:tabs>
+          <w:tab w:val="num" w:pos="2160"/>
+        </w:tabs>
+        <w:ind w:left="2160" w:hanging="360"/>
+      </w:pPr>
+      <w:rPr>
+        <w:rFonts w:ascii="Wingdings" w:hAnsi="Wingdings" w:hint="default"/>
+        <w:sz w:val="20"/>
+      </w:rPr>
+    </w:lvl>
+    <w:lvl w:ilvl="3" w:tentative="1">
+      <w:start w:val="1"/>
+      <w:numFmt w:val="bullet"/>
+      <w:lvlText w:val=""/>
+      <w:lvlJc w:val="left"/>
+      <w:pPr>
+        <w:tabs>
+          <w:tab w:val="num" w:pos="2880"/>
+        </w:tabs>
+        <w:ind w:left="2880" w:hanging="360"/>
+      </w:pPr>
+      <w:rPr>
+        <w:rFonts w:ascii="Wingdings" w:hAnsi="Wingdings" w:hint="default"/>
+        <w:sz w:val="20"/>
+      </w:rPr>
+    </w:lvl>
+    <w:lvl w:ilvl="4" w:tentative="1">
+      <w:start w:val="1"/>
+      <w:numFmt w:val="bullet"/>
+      <w:lvlText w:val=""/>
+      <w:lvlJc w:val="left"/>
+      <w:pPr>
+        <w:tabs>
+          <w:tab w:val="num" w:pos="3600"/>
+        </w:tabs>
+        <w:ind w:left="3600" w:hanging="360"/>
+      </w:pPr>
+      <w:rPr>
+        <w:rFonts w:ascii="Wingdings" w:hAnsi="Wingdings" w:hint="default"/>
+        <w:sz w:val="20"/>
+      </w:rPr>
+    </w:lvl>
+    <w:lvl w:ilvl="5" w:tentative="1">
+      <w:start w:val="1"/>
+      <w:numFmt w:val="bullet"/>
+      <w:lvlText w:val=""/>
+      <w:lvlJc w:val="left"/>
+      <w:pPr>
+        <w:tabs>
+          <w:tab w:val="num" w:pos="4320"/>
+        </w:tabs>
+        <w:ind w:left="4320" w:hanging="360"/>
+      </w:pPr>
+      <w:rPr>
+        <w:rFonts w:ascii="Wingdings" w:hAnsi="Wingdings" w:hint="default"/>
+        <w:sz w:val="20"/>
+      </w:rPr>
+    </w:lvl>
+    <w:lvl w:ilvl="6" w:tentative="1">
+      <w:start w:val="1"/>
+      <w:numFmt w:val="bullet"/>
+      <w:lvlText w:val=""/>
+      <w:lvlJc w:val="left"/>
+      <w:pPr>
+        <w:tabs>
+          <w:tab w:val="num" w:pos="5040"/>
+        </w:tabs>
+        <w:ind w:left="5040" w:hanging="360"/>
+      </w:pPr>
+      <w:rPr>
+        <w:rFonts w:ascii="Wingdings" w:hAnsi="Wingdings" w:hint="default"/>
+        <w:sz w:val="20"/>
+      </w:rPr>
+    </w:lvl>
+    <w:lvl w:ilvl="7" w:tentative="1">
+      <w:start w:val="1"/>
+      <w:numFmt w:val="bullet"/>
+      <w:lvlText w:val=""/>
+      <w:lvlJc w:val="left"/>
+      <w:pPr>
+        <w:tabs>
+          <w:tab w:val="num" w:pos="5760"/>
+        </w:tabs>
+        <w:ind w:left="5760" w:hanging="360"/>
+      </w:pPr>
+      <w:rPr>
+        <w:rFonts w:ascii="Wingdings" w:hAnsi="Wingdings" w:hint="default"/>
+        <w:sz w:val="20"/>
+      </w:rPr>
+    </w:lvl>
+    <w:lvl w:ilvl="8" w:tentative="1">
+      <w:start w:val="1"/>
+      <w:numFmt w:val="bullet"/>
+      <w:lvlText w:val=""/>
+      <w:lvlJc w:val="left"/>
+      <w:pPr>
+        <w:tabs>
+          <w:tab w:val="num" w:pos="6480"/>
+        </w:tabs>
+        <w:ind w:left="6480" w:hanging="360"/>
+      </w:pPr>
+      <w:rPr>
+        <w:rFonts w:ascii="Wingdings" w:hAnsi="Wingdings" w:hint="default"/>
+        <w:sz w:val="20"/>
+      </w:rPr>
+    </w:lvl>
+  </w:abstractNum>
+  <w:abstractNum w:abstractNumId="2" w15:restartNumberingAfterBreak="0">
     <w:nsid w:val="42D23EAD"/>
     <w:multiLevelType w:val="hybridMultilevel"/>
     <w:tmpl w:val="53A67014"/>
@@ -4891,7 +5847,7 @@
       </w:rPr>
     </w:lvl>
   </w:abstractNum>
-  <w:abstractNum w:abstractNumId="2" w15:restartNumberingAfterBreak="0">
+  <w:abstractNum w:abstractNumId="3" w15:restartNumberingAfterBreak="0">
     <w:nsid w:val="77985353"/>
     <w:multiLevelType w:val="multilevel"/>
     <w:tmpl w:val="C4AC86D6"/>
@@ -5040,7 +5996,7 @@
       </w:rPr>
     </w:lvl>
   </w:abstractNum>
-  <w:abstractNum w:abstractNumId="3" w15:restartNumberingAfterBreak="0">
+  <w:abstractNum w:abstractNumId="4" w15:restartNumberingAfterBreak="0">
     <w:nsid w:val="784E2794"/>
     <w:multiLevelType w:val="multilevel"/>
     <w:tmpl w:val="241ED69E"/>
@@ -5153,17 +6109,269 @@
       </w:pPr>
     </w:lvl>
   </w:abstractNum>
+  <w:abstractNum w:abstractNumId="5" w15:restartNumberingAfterBreak="0">
+    <w:nsid w:val="7B7B6384"/>
+    <w:multiLevelType w:val="multilevel"/>
+    <w:tmpl w:val="04B00F94"/>
+    <w:lvl w:ilvl="0">
+      <w:start w:val="1"/>
+      <w:numFmt w:val="bullet"/>
+      <w:lvlText w:val=""/>
+      <w:lvlJc w:val="left"/>
+      <w:pPr>
+        <w:tabs>
+          <w:tab w:val="num" w:pos="720"/>
+        </w:tabs>
+        <w:ind w:left="720" w:hanging="360"/>
+      </w:pPr>
+      <w:rPr>
+        <w:rFonts w:ascii="Symbol" w:hAnsi="Symbol" w:hint="default"/>
+        <w:sz w:val="20"/>
+      </w:rPr>
+    </w:lvl>
+    <w:lvl w:ilvl="1" w:tentative="1">
+      <w:start w:val="1"/>
+      <w:numFmt w:val="bullet"/>
+      <w:lvlText w:val="o"/>
+      <w:lvlJc w:val="left"/>
+      <w:pPr>
+        <w:tabs>
+          <w:tab w:val="num" w:pos="1440"/>
+        </w:tabs>
+        <w:ind w:left="1440" w:hanging="360"/>
+      </w:pPr>
+      <w:rPr>
+        <w:rFonts w:ascii="Courier New" w:hAnsi="Courier New" w:hint="default"/>
+        <w:sz w:val="20"/>
+      </w:rPr>
+    </w:lvl>
+    <w:lvl w:ilvl="2" w:tentative="1">
+      <w:start w:val="1"/>
+      <w:numFmt w:val="bullet"/>
+      <w:lvlText w:val=""/>
+      <w:lvlJc w:val="left"/>
+      <w:pPr>
+        <w:tabs>
+          <w:tab w:val="num" w:pos="2160"/>
+        </w:tabs>
+        <w:ind w:left="2160" w:hanging="360"/>
+      </w:pPr>
+      <w:rPr>
+        <w:rFonts w:ascii="Wingdings" w:hAnsi="Wingdings" w:hint="default"/>
+        <w:sz w:val="20"/>
+      </w:rPr>
+    </w:lvl>
+    <w:lvl w:ilvl="3" w:tentative="1">
+      <w:start w:val="1"/>
+      <w:numFmt w:val="bullet"/>
+      <w:lvlText w:val=""/>
+      <w:lvlJc w:val="left"/>
+      <w:pPr>
+        <w:tabs>
+          <w:tab w:val="num" w:pos="2880"/>
+        </w:tabs>
+        <w:ind w:left="2880" w:hanging="360"/>
+      </w:pPr>
+      <w:rPr>
+        <w:rFonts w:ascii="Wingdings" w:hAnsi="Wingdings" w:hint="default"/>
+        <w:sz w:val="20"/>
+      </w:rPr>
+    </w:lvl>
+    <w:lvl w:ilvl="4" w:tentative="1">
+      <w:start w:val="1"/>
+      <w:numFmt w:val="bullet"/>
+      <w:lvlText w:val=""/>
+      <w:lvlJc w:val="left"/>
+      <w:pPr>
+        <w:tabs>
+          <w:tab w:val="num" w:pos="3600"/>
+        </w:tabs>
+        <w:ind w:left="3600" w:hanging="360"/>
+      </w:pPr>
+      <w:rPr>
+        <w:rFonts w:ascii="Wingdings" w:hAnsi="Wingdings" w:hint="default"/>
+        <w:sz w:val="20"/>
+      </w:rPr>
+    </w:lvl>
+    <w:lvl w:ilvl="5" w:tentative="1">
+      <w:start w:val="1"/>
+      <w:numFmt w:val="bullet"/>
+      <w:lvlText w:val=""/>
+      <w:lvlJc w:val="left"/>
+      <w:pPr>
+        <w:tabs>
+          <w:tab w:val="num" w:pos="4320"/>
+        </w:tabs>
+        <w:ind w:left="4320" w:hanging="360"/>
+      </w:pPr>
+      <w:rPr>
+        <w:rFonts w:ascii="Wingdings" w:hAnsi="Wingdings" w:hint="default"/>
+        <w:sz w:val="20"/>
+      </w:rPr>
+    </w:lvl>
+    <w:lvl w:ilvl="6" w:tentative="1">
+      <w:start w:val="1"/>
+      <w:numFmt w:val="bullet"/>
+      <w:lvlText w:val=""/>
+      <w:lvlJc w:val="left"/>
+      <w:pPr>
+        <w:tabs>
+          <w:tab w:val="num" w:pos="5040"/>
+        </w:tabs>
+        <w:ind w:left="5040" w:hanging="360"/>
+      </w:pPr>
+      <w:rPr>
+        <w:rFonts w:ascii="Wingdings" w:hAnsi="Wingdings" w:hint="default"/>
+        <w:sz w:val="20"/>
+      </w:rPr>
+    </w:lvl>
+    <w:lvl w:ilvl="7" w:tentative="1">
+      <w:start w:val="1"/>
+      <w:numFmt w:val="bullet"/>
+      <w:lvlText w:val=""/>
+      <w:lvlJc w:val="left"/>
+      <w:pPr>
+        <w:tabs>
+          <w:tab w:val="num" w:pos="5760"/>
+        </w:tabs>
+        <w:ind w:left="5760" w:hanging="360"/>
+      </w:pPr>
+      <w:rPr>
+        <w:rFonts w:ascii="Wingdings" w:hAnsi="Wingdings" w:hint="default"/>
+        <w:sz w:val="20"/>
+      </w:rPr>
+    </w:lvl>
+    <w:lvl w:ilvl="8" w:tentative="1">
+      <w:start w:val="1"/>
+      <w:numFmt w:val="bullet"/>
+      <w:lvlText w:val=""/>
+      <w:lvlJc w:val="left"/>
+      <w:pPr>
+        <w:tabs>
+          <w:tab w:val="num" w:pos="6480"/>
+        </w:tabs>
+        <w:ind w:left="6480" w:hanging="360"/>
+      </w:pPr>
+      <w:rPr>
+        <w:rFonts w:ascii="Wingdings" w:hAnsi="Wingdings" w:hint="default"/>
+        <w:sz w:val="20"/>
+      </w:rPr>
+    </w:lvl>
+  </w:abstractNum>
   <w:num w:numId="1" w16cid:durableId="1915049127">
-    <w:abstractNumId w:val="1"/>
+    <w:abstractNumId w:val="2"/>
   </w:num>
   <w:num w:numId="2" w16cid:durableId="853231079">
-    <w:abstractNumId w:val="2"/>
+    <w:abstractNumId w:val="3"/>
   </w:num>
   <w:num w:numId="3" w16cid:durableId="2095275775">
-    <w:abstractNumId w:val="3"/>
+    <w:abstractNumId w:val="4"/>
   </w:num>
   <w:num w:numId="4" w16cid:durableId="1777364380">
     <w:abstractNumId w:val="0"/>
+  </w:num>
+  <w:num w:numId="5" w16cid:durableId="63308023">
+    <w:abstractNumId w:val="5"/>
+  </w:num>
+  <w:num w:numId="6" w16cid:durableId="1829322433">
+    <w:abstractNumId w:val="1"/>
+    <w:lvlOverride w:ilvl="0">
+      <w:lvl w:ilvl="0">
+        <w:numFmt w:val="bullet"/>
+        <w:lvlText w:val="o"/>
+        <w:lvlJc w:val="left"/>
+        <w:pPr>
+          <w:tabs>
+            <w:tab w:val="num" w:pos="1068"/>
+          </w:tabs>
+          <w:ind w:left="1068" w:hanging="360"/>
+        </w:pPr>
+        <w:rPr>
+          <w:rFonts w:ascii="Courier New" w:hAnsi="Courier New" w:hint="default"/>
+          <w:sz w:val="20"/>
+        </w:rPr>
+      </w:lvl>
+    </w:lvlOverride>
+  </w:num>
+  <w:num w:numId="7" w16cid:durableId="8988962">
+    <w:abstractNumId w:val="1"/>
+    <w:lvlOverride w:ilvl="0">
+      <w:lvl w:ilvl="0">
+        <w:numFmt w:val="bullet"/>
+        <w:lvlText w:val="o"/>
+        <w:lvlJc w:val="left"/>
+        <w:pPr>
+          <w:tabs>
+            <w:tab w:val="num" w:pos="720"/>
+          </w:tabs>
+          <w:ind w:left="720" w:hanging="360"/>
+        </w:pPr>
+        <w:rPr>
+          <w:rFonts w:ascii="Courier New" w:hAnsi="Courier New" w:hint="default"/>
+          <w:sz w:val="20"/>
+        </w:rPr>
+      </w:lvl>
+    </w:lvlOverride>
+  </w:num>
+  <w:num w:numId="8" w16cid:durableId="37630424">
+    <w:abstractNumId w:val="1"/>
+    <w:lvlOverride w:ilvl="0">
+      <w:lvl w:ilvl="0">
+        <w:numFmt w:val="bullet"/>
+        <w:lvlText w:val="o"/>
+        <w:lvlJc w:val="left"/>
+        <w:pPr>
+          <w:tabs>
+            <w:tab w:val="num" w:pos="720"/>
+          </w:tabs>
+          <w:ind w:left="720" w:hanging="360"/>
+        </w:pPr>
+        <w:rPr>
+          <w:rFonts w:ascii="Courier New" w:hAnsi="Courier New" w:hint="default"/>
+          <w:sz w:val="20"/>
+        </w:rPr>
+      </w:lvl>
+    </w:lvlOverride>
+  </w:num>
+  <w:num w:numId="9" w16cid:durableId="1617446944">
+    <w:abstractNumId w:val="1"/>
+    <w:lvlOverride w:ilvl="0">
+      <w:lvl w:ilvl="0">
+        <w:numFmt w:val="bullet"/>
+        <w:lvlText w:val="o"/>
+        <w:lvlJc w:val="left"/>
+        <w:pPr>
+          <w:tabs>
+            <w:tab w:val="num" w:pos="720"/>
+          </w:tabs>
+          <w:ind w:left="720" w:hanging="360"/>
+        </w:pPr>
+        <w:rPr>
+          <w:rFonts w:ascii="Courier New" w:hAnsi="Courier New" w:hint="default"/>
+          <w:sz w:val="20"/>
+        </w:rPr>
+      </w:lvl>
+    </w:lvlOverride>
+  </w:num>
+  <w:num w:numId="10" w16cid:durableId="890383658">
+    <w:abstractNumId w:val="1"/>
+    <w:lvlOverride w:ilvl="0">
+      <w:lvl w:ilvl="0">
+        <w:numFmt w:val="bullet"/>
+        <w:lvlText w:val="o"/>
+        <w:lvlJc w:val="left"/>
+        <w:pPr>
+          <w:tabs>
+            <w:tab w:val="num" w:pos="720"/>
+          </w:tabs>
+          <w:ind w:left="720" w:hanging="360"/>
+        </w:pPr>
+        <w:rPr>
+          <w:rFonts w:ascii="Courier New" w:hAnsi="Courier New" w:hint="default"/>
+          <w:sz w:val="20"/>
+        </w:rPr>
+      </w:lvl>
+    </w:lvlOverride>
   </w:num>
 </w:numbering>
 </file>

--- a/Informe Técnico Final_ETL_1.docx
+++ b/Informe Técnico Final_ETL_1.docx
@@ -62,22 +62,6 @@
     <w:p>
       <w:pPr>
         <w:spacing w:line="240" w:lineRule="auto"/>
-        <w:jc w:val="center"/>
-        <w:rPr>
-          <w:rFonts w:ascii="Arial" w:eastAsia="Times New Roman" w:hAnsi="Arial" w:cs="Arial"/>
-          <w:b/>
-          <w:bCs/>
-          <w:color w:val="000000"/>
-          <w:sz w:val="24"/>
-          <w:szCs w:val="24"/>
-          <w:lang w:eastAsia="es-CO"/>
-        </w:rPr>
-      </w:pPr>
-    </w:p>
-    <w:p>
-      <w:pPr>
-        <w:spacing w:line="240" w:lineRule="auto"/>
-        <w:jc w:val="center"/>
         <w:rPr>
           <w:rFonts w:ascii="Arial" w:eastAsia="Times New Roman" w:hAnsi="Arial" w:cs="Arial"/>
           <w:sz w:val="24"/>
@@ -122,48 +106,50 @@
           <w:szCs w:val="24"/>
           <w:lang w:eastAsia="es-CO"/>
         </w:rPr>
-        <w:t xml:space="preserve">ETL-Project: </w:t>
-      </w:r>
-      <w:proofErr w:type="spellStart"/>
-      <w:r>
-        <w:rPr>
-          <w:rFonts w:ascii="Arial" w:eastAsia="Times New Roman" w:hAnsi="Arial" w:cs="Arial"/>
-          <w:b/>
-          <w:bCs/>
-          <w:color w:val="000000"/>
-          <w:sz w:val="24"/>
-          <w:szCs w:val="24"/>
-          <w:lang w:eastAsia="es-CO"/>
-        </w:rPr>
-        <w:t>First</w:t>
-      </w:r>
-      <w:proofErr w:type="spellEnd"/>
-      <w:r>
-        <w:rPr>
-          <w:rFonts w:ascii="Arial" w:eastAsia="Times New Roman" w:hAnsi="Arial" w:cs="Arial"/>
-          <w:b/>
-          <w:bCs/>
-          <w:color w:val="000000"/>
-          <w:sz w:val="24"/>
-          <w:szCs w:val="24"/>
-          <w:lang w:eastAsia="es-CO"/>
-        </w:rPr>
-        <w:t xml:space="preserve"> </w:t>
-      </w:r>
-      <w:proofErr w:type="spellStart"/>
-      <w:r>
-        <w:rPr>
-          <w:rFonts w:ascii="Arial" w:eastAsia="Times New Roman" w:hAnsi="Arial" w:cs="Arial"/>
-          <w:b/>
-          <w:bCs/>
-          <w:color w:val="000000"/>
-          <w:sz w:val="24"/>
-          <w:szCs w:val="24"/>
-          <w:lang w:eastAsia="es-CO"/>
-        </w:rPr>
-        <w:t>Delivery</w:t>
-      </w:r>
-      <w:proofErr w:type="spellEnd"/>
+        <w:t>ETL-Project: First Delivery</w:t>
+      </w:r>
+    </w:p>
+    <w:p>
+      <w:pPr>
+        <w:spacing w:line="240" w:lineRule="auto"/>
+        <w:jc w:val="center"/>
+        <w:rPr>
+          <w:rFonts w:ascii="Arial" w:eastAsia="Times New Roman" w:hAnsi="Arial" w:cs="Arial"/>
+          <w:b/>
+          <w:bCs/>
+          <w:color w:val="000000"/>
+          <w:sz w:val="24"/>
+          <w:szCs w:val="24"/>
+          <w:lang w:eastAsia="es-CO"/>
+        </w:rPr>
+      </w:pPr>
+    </w:p>
+    <w:p>
+      <w:pPr>
+        <w:spacing w:line="240" w:lineRule="auto"/>
+        <w:jc w:val="center"/>
+        <w:rPr>
+          <w:rFonts w:ascii="Arial" w:eastAsia="Times New Roman" w:hAnsi="Arial" w:cs="Arial"/>
+          <w:b/>
+          <w:bCs/>
+          <w:color w:val="000000"/>
+          <w:sz w:val="24"/>
+          <w:szCs w:val="24"/>
+          <w:lang w:eastAsia="es-CO"/>
+        </w:rPr>
+      </w:pPr>
+      <w:r>
+        <w:rPr>
+          <w:rFonts w:ascii="Arial" w:eastAsia="Times New Roman" w:hAnsi="Arial" w:cs="Arial"/>
+          <w:b/>
+          <w:bCs/>
+          <w:color w:val="000000"/>
+          <w:sz w:val="24"/>
+          <w:szCs w:val="24"/>
+          <w:lang w:eastAsia="es-CO"/>
+        </w:rPr>
+        <w:t xml:space="preserve">INFORME TÉCNICO </w:t>
+      </w:r>
     </w:p>
     <w:p>
       <w:pPr>
@@ -511,36 +497,6 @@
         <w:jc w:val="center"/>
         <w:rPr>
           <w:rFonts w:ascii="Arial" w:eastAsia="Times New Roman" w:hAnsi="Arial" w:cs="Arial"/>
-          <w:b/>
-          <w:bCs/>
-          <w:color w:val="000000"/>
-          <w:sz w:val="24"/>
-          <w:szCs w:val="24"/>
-          <w:lang w:eastAsia="es-CO"/>
-        </w:rPr>
-      </w:pPr>
-    </w:p>
-    <w:p>
-      <w:pPr>
-        <w:spacing w:line="240" w:lineRule="auto"/>
-        <w:jc w:val="center"/>
-        <w:rPr>
-          <w:rFonts w:ascii="Arial" w:eastAsia="Times New Roman" w:hAnsi="Arial" w:cs="Arial"/>
-          <w:b/>
-          <w:bCs/>
-          <w:color w:val="000000"/>
-          <w:sz w:val="24"/>
-          <w:szCs w:val="24"/>
-          <w:lang w:eastAsia="es-CO"/>
-        </w:rPr>
-      </w:pPr>
-    </w:p>
-    <w:p>
-      <w:pPr>
-        <w:spacing w:line="240" w:lineRule="auto"/>
-        <w:jc w:val="center"/>
-        <w:rPr>
-          <w:rFonts w:ascii="Arial" w:eastAsia="Times New Roman" w:hAnsi="Arial" w:cs="Arial"/>
           <w:sz w:val="24"/>
           <w:szCs w:val="24"/>
           <w:lang w:eastAsia="es-CO"/>
@@ -561,10 +517,34 @@
     </w:p>
     <w:p>
       <w:pPr>
-        <w:spacing w:line="240" w:lineRule="auto"/>
+        <w:spacing w:after="0" w:line="240" w:lineRule="auto"/>
         <w:jc w:val="center"/>
         <w:rPr>
           <w:rFonts w:ascii="Arial" w:eastAsia="Times New Roman" w:hAnsi="Arial" w:cs="Arial"/>
+          <w:sz w:val="24"/>
+          <w:szCs w:val="24"/>
+          <w:lang w:eastAsia="es-CO"/>
+        </w:rPr>
+      </w:pPr>
+    </w:p>
+    <w:p>
+      <w:pPr>
+        <w:spacing w:after="0" w:line="240" w:lineRule="auto"/>
+        <w:jc w:val="center"/>
+        <w:rPr>
+          <w:rFonts w:ascii="Arial" w:eastAsia="Times New Roman" w:hAnsi="Arial" w:cs="Arial"/>
+          <w:sz w:val="24"/>
+          <w:szCs w:val="24"/>
+          <w:lang w:eastAsia="es-CO"/>
+        </w:rPr>
+      </w:pPr>
+    </w:p>
+    <w:p>
+      <w:pPr>
+        <w:spacing w:line="240" w:lineRule="auto"/>
+        <w:jc w:val="center"/>
+        <w:rPr>
+          <w:rFonts w:ascii="Arial" w:eastAsia="Times New Roman" w:hAnsi="Arial" w:cs="Arial"/>
           <w:color w:val="000000"/>
           <w:sz w:val="24"/>
           <w:szCs w:val="24"/>
@@ -581,6 +561,32 @@
         </w:rPr>
         <w:t>14 de septiembre del 2026</w:t>
       </w:r>
+    </w:p>
+    <w:p>
+      <w:pPr>
+        <w:spacing w:line="240" w:lineRule="auto"/>
+        <w:jc w:val="center"/>
+        <w:rPr>
+          <w:rFonts w:ascii="Arial" w:eastAsia="Times New Roman" w:hAnsi="Arial" w:cs="Arial"/>
+          <w:color w:val="000000"/>
+          <w:sz w:val="24"/>
+          <w:szCs w:val="24"/>
+          <w:lang w:eastAsia="es-CO"/>
+        </w:rPr>
+      </w:pPr>
+    </w:p>
+    <w:p>
+      <w:pPr>
+        <w:spacing w:line="240" w:lineRule="auto"/>
+        <w:jc w:val="center"/>
+        <w:rPr>
+          <w:rFonts w:ascii="Arial" w:eastAsia="Times New Roman" w:hAnsi="Arial" w:cs="Arial"/>
+          <w:color w:val="000000"/>
+          <w:sz w:val="24"/>
+          <w:szCs w:val="24"/>
+          <w:lang w:eastAsia="es-CO"/>
+        </w:rPr>
+      </w:pPr>
     </w:p>
     <w:p>
       <w:pPr>
@@ -827,230 +833,158 @@
         <w:jc w:val="both"/>
         <w:rPr>
           <w:rFonts w:ascii="Arial" w:eastAsia="Times New Roman" w:hAnsi="Arial" w:cs="Arial"/>
-          <w:color w:val="000000"/>
-          <w:sz w:val="24"/>
-          <w:szCs w:val="24"/>
-          <w:lang w:eastAsia="es-CO"/>
-        </w:rPr>
-      </w:pPr>
-    </w:p>
-    <w:p>
-      <w:pPr>
-        <w:spacing w:line="240" w:lineRule="auto"/>
-        <w:jc w:val="both"/>
-        <w:rPr>
-          <w:rFonts w:ascii="Arial" w:eastAsia="Times New Roman" w:hAnsi="Arial" w:cs="Arial"/>
-          <w:color w:val="000000"/>
-          <w:sz w:val="24"/>
-          <w:szCs w:val="24"/>
-          <w:lang w:eastAsia="es-CO"/>
-        </w:rPr>
-      </w:pPr>
-    </w:p>
-    <w:p>
-      <w:pPr>
-        <w:spacing w:line="240" w:lineRule="auto"/>
-        <w:jc w:val="both"/>
-        <w:rPr>
-          <w:rFonts w:ascii="Arial" w:eastAsia="Times New Roman" w:hAnsi="Arial" w:cs="Arial"/>
-          <w:color w:val="000000"/>
-          <w:sz w:val="24"/>
-          <w:szCs w:val="24"/>
-          <w:lang w:eastAsia="es-CO"/>
-        </w:rPr>
-      </w:pPr>
-    </w:p>
-    <w:p>
-      <w:pPr>
-        <w:spacing w:line="240" w:lineRule="auto"/>
-        <w:jc w:val="both"/>
-        <w:rPr>
-          <w:rFonts w:ascii="Arial" w:eastAsia="Times New Roman" w:hAnsi="Arial" w:cs="Arial"/>
-          <w:color w:val="000000"/>
-          <w:sz w:val="24"/>
-          <w:szCs w:val="24"/>
-          <w:lang w:eastAsia="es-CO"/>
-        </w:rPr>
-      </w:pPr>
-      <w:r>
-        <w:rPr>
-          <w:rFonts w:ascii="Arial" w:eastAsia="Times New Roman" w:hAnsi="Arial" w:cs="Arial"/>
-          <w:b/>
-          <w:bCs/>
+          <w:b/>
+          <w:bCs/>
+          <w:color w:val="000000"/>
+          <w:sz w:val="24"/>
+          <w:szCs w:val="24"/>
+          <w:lang w:eastAsia="es-CO"/>
+        </w:rPr>
+      </w:pPr>
+    </w:p>
+    <w:p>
+      <w:pPr>
+        <w:spacing w:line="240" w:lineRule="auto"/>
+        <w:jc w:val="both"/>
+        <w:rPr>
+          <w:rFonts w:ascii="Arial" w:eastAsia="Times New Roman" w:hAnsi="Arial" w:cs="Arial"/>
+          <w:color w:val="000000"/>
+          <w:sz w:val="24"/>
+          <w:szCs w:val="24"/>
+          <w:lang w:eastAsia="es-CO"/>
+        </w:rPr>
+      </w:pPr>
+      <w:r>
+        <w:rPr>
+          <w:rFonts w:ascii="Arial" w:eastAsia="Times New Roman" w:hAnsi="Arial" w:cs="Arial"/>
+          <w:b/>
+          <w:bCs/>
+          <w:color w:val="000000"/>
+          <w:sz w:val="24"/>
+          <w:szCs w:val="24"/>
+          <w:lang w:eastAsia="es-CO"/>
+        </w:rPr>
+        <w:t>Objetivo del proyecto</w:t>
+      </w:r>
+    </w:p>
+    <w:p>
+      <w:pPr>
+        <w:spacing w:line="240" w:lineRule="auto"/>
+        <w:jc w:val="both"/>
+        <w:rPr>
+          <w:rFonts w:ascii="Arial" w:eastAsia="Times New Roman" w:hAnsi="Arial" w:cs="Arial"/>
+          <w:color w:val="000000"/>
+          <w:sz w:val="24"/>
+          <w:szCs w:val="24"/>
+          <w:lang w:eastAsia="es-CO"/>
+        </w:rPr>
+      </w:pPr>
+      <w:r>
+        <w:rPr>
+          <w:rFonts w:ascii="Arial" w:eastAsia="Times New Roman" w:hAnsi="Arial" w:cs="Arial"/>
+          <w:color w:val="000000"/>
+          <w:sz w:val="24"/>
+          <w:szCs w:val="24"/>
+          <w:lang w:eastAsia="es-CO"/>
+        </w:rPr>
+        <w:t xml:space="preserve">El objetivo de este proyecto es descriptivo: caracterizar el perfil socioeconómico de los estudiantes de educación media del departamento del Valle del Cauca según su nivel de desempeño en las pruebas Saber 11 del año 2025. Esto se realiza mediante la exploración, limpieza, estructuración relacional y visualización de los microdatos </w:t>
+      </w:r>
+      <w:r>
+        <w:rPr>
+          <w:rFonts w:ascii="Arial" w:eastAsia="Times New Roman" w:hAnsi="Arial" w:cs="Arial"/>
           <w:color w:val="000000"/>
           <w:sz w:val="24"/>
           <w:szCs w:val="24"/>
           <w:lang w:eastAsia="es-CO"/>
         </w:rPr>
         <w:lastRenderedPageBreak/>
-        <w:t>Objetivo del proyecto</w:t>
-      </w:r>
-    </w:p>
-    <w:p>
-      <w:pPr>
-        <w:spacing w:line="240" w:lineRule="auto"/>
-        <w:jc w:val="both"/>
-        <w:rPr>
-          <w:rFonts w:ascii="Arial" w:eastAsia="Times New Roman" w:hAnsi="Arial" w:cs="Arial"/>
-          <w:color w:val="000000"/>
-          <w:sz w:val="24"/>
-          <w:szCs w:val="24"/>
-          <w:lang w:eastAsia="es-CO"/>
-        </w:rPr>
-      </w:pPr>
-      <w:r>
-        <w:rPr>
-          <w:rFonts w:ascii="Arial" w:eastAsia="Times New Roman" w:hAnsi="Arial" w:cs="Arial"/>
-          <w:color w:val="000000"/>
-          <w:sz w:val="24"/>
-          <w:szCs w:val="24"/>
-          <w:lang w:eastAsia="es-CO"/>
-        </w:rPr>
-        <w:t>El objetivo de este proyecto es descriptivo: caracterizar el perfil socioeconómico de los estudiantes de educación media del departamento del Valle del Cauca según su nivel de desempeño en las pruebas Saber 11 del año 2025. Esto se realiza mediante la exploración, limpieza, estructuración relacional y visualización de los microdatos de la prueba, identificando las variables socioeconómicas y del entorno familiar que predominan en cada rango de resultados dentro de la región.</w:t>
-      </w:r>
-    </w:p>
-    <w:p>
-      <w:pPr>
-        <w:spacing w:line="240" w:lineRule="auto"/>
-        <w:jc w:val="both"/>
-        <w:rPr>
-          <w:rFonts w:ascii="Arial" w:eastAsia="Times New Roman" w:hAnsi="Arial" w:cs="Arial"/>
-          <w:color w:val="000000"/>
-          <w:sz w:val="24"/>
-          <w:szCs w:val="24"/>
-          <w:lang w:eastAsia="es-CO"/>
-        </w:rPr>
-      </w:pPr>
-    </w:p>
-    <w:p>
-      <w:pPr>
-        <w:spacing w:line="240" w:lineRule="auto"/>
-        <w:jc w:val="both"/>
-        <w:rPr>
-          <w:rFonts w:ascii="Arial" w:eastAsia="Times New Roman" w:hAnsi="Arial" w:cs="Arial"/>
-          <w:b/>
-          <w:bCs/>
-          <w:color w:val="000000"/>
-          <w:sz w:val="24"/>
-          <w:szCs w:val="24"/>
-          <w:lang w:eastAsia="es-CO"/>
-        </w:rPr>
-      </w:pPr>
-      <w:proofErr w:type="spellStart"/>
-      <w:r>
-        <w:rPr>
-          <w:rFonts w:ascii="Arial" w:eastAsia="Times New Roman" w:hAnsi="Arial" w:cs="Arial"/>
-          <w:b/>
-          <w:bCs/>
-          <w:color w:val="000000"/>
-          <w:sz w:val="24"/>
-          <w:szCs w:val="24"/>
-          <w:lang w:eastAsia="es-CO"/>
-        </w:rPr>
-        <w:t>DataSet</w:t>
-      </w:r>
-      <w:proofErr w:type="spellEnd"/>
-      <w:r>
-        <w:rPr>
-          <w:rFonts w:ascii="Arial" w:eastAsia="Times New Roman" w:hAnsi="Arial" w:cs="Arial"/>
-          <w:b/>
-          <w:bCs/>
-          <w:color w:val="000000"/>
-          <w:sz w:val="24"/>
-          <w:szCs w:val="24"/>
-          <w:lang w:eastAsia="es-CO"/>
-        </w:rPr>
-        <w:t xml:space="preserve"> seleccionado y justificación</w:t>
-      </w:r>
-    </w:p>
-    <w:p>
-      <w:pPr>
-        <w:spacing w:line="240" w:lineRule="auto"/>
-        <w:jc w:val="both"/>
-        <w:rPr>
-          <w:rFonts w:ascii="Arial" w:eastAsia="Times New Roman" w:hAnsi="Arial" w:cs="Arial"/>
-          <w:color w:val="000000"/>
-          <w:sz w:val="24"/>
-          <w:szCs w:val="24"/>
-          <w:lang w:eastAsia="es-CO"/>
-        </w:rPr>
-      </w:pPr>
-      <w:r>
-        <w:rPr>
-          <w:rFonts w:ascii="Arial" w:eastAsia="Times New Roman" w:hAnsi="Arial" w:cs="Arial"/>
-          <w:color w:val="000000"/>
-          <w:sz w:val="24"/>
-          <w:szCs w:val="24"/>
-          <w:lang w:eastAsia="es-CO"/>
-        </w:rPr>
-        <w:t xml:space="preserve">Para este proyecto se seleccionó la información oficial derivada de los microdatos de las pruebas Saber 11 (disponibles en repositorios públicos como </w:t>
-      </w:r>
-      <w:proofErr w:type="spellStart"/>
-      <w:r>
-        <w:rPr>
-          <w:rFonts w:ascii="Arial" w:eastAsia="Times New Roman" w:hAnsi="Arial" w:cs="Arial"/>
-          <w:color w:val="000000"/>
-          <w:sz w:val="24"/>
-          <w:szCs w:val="24"/>
-          <w:lang w:eastAsia="es-CO"/>
-        </w:rPr>
-        <w:t>Kaggle</w:t>
-      </w:r>
-      <w:proofErr w:type="spellEnd"/>
-      <w:r>
-        <w:rPr>
-          <w:rFonts w:ascii="Arial" w:eastAsia="Times New Roman" w:hAnsi="Arial" w:cs="Arial"/>
-          <w:color w:val="000000"/>
-          <w:sz w:val="24"/>
-          <w:szCs w:val="24"/>
-          <w:lang w:eastAsia="es-CO"/>
-        </w:rPr>
-        <w:t xml:space="preserve"> y el portal de datos abiertos del ICFES), acotada temporal y geográficamente al departamento del Valle del Cauca para el período 2025.</w:t>
-      </w:r>
-    </w:p>
-    <w:p>
-      <w:pPr>
-        <w:spacing w:line="240" w:lineRule="auto"/>
-        <w:jc w:val="both"/>
-        <w:rPr>
-          <w:rFonts w:ascii="Arial" w:eastAsia="Times New Roman" w:hAnsi="Arial" w:cs="Arial"/>
-          <w:color w:val="000000"/>
-          <w:sz w:val="24"/>
-          <w:szCs w:val="24"/>
-          <w:lang w:eastAsia="es-CO"/>
-        </w:rPr>
-      </w:pPr>
-      <w:r>
-        <w:rPr>
-          <w:rFonts w:ascii="Arial" w:eastAsia="Times New Roman" w:hAnsi="Arial" w:cs="Arial"/>
-          <w:color w:val="000000"/>
-          <w:sz w:val="24"/>
-          <w:szCs w:val="24"/>
-          <w:lang w:eastAsia="es-CO"/>
-        </w:rPr>
-        <w:t xml:space="preserve">Este </w:t>
-      </w:r>
-      <w:proofErr w:type="spellStart"/>
-      <w:r>
-        <w:rPr>
-          <w:rFonts w:ascii="Arial" w:eastAsia="Times New Roman" w:hAnsi="Arial" w:cs="Arial"/>
-          <w:color w:val="000000"/>
-          <w:sz w:val="24"/>
-          <w:szCs w:val="24"/>
-          <w:lang w:eastAsia="es-CO"/>
-        </w:rPr>
-        <w:t>dataset</w:t>
-      </w:r>
-      <w:proofErr w:type="spellEnd"/>
-      <w:r>
-        <w:rPr>
-          <w:rFonts w:ascii="Arial" w:eastAsia="Times New Roman" w:hAnsi="Arial" w:cs="Arial"/>
-          <w:color w:val="000000"/>
-          <w:sz w:val="24"/>
-          <w:szCs w:val="24"/>
-          <w:lang w:eastAsia="es-CO"/>
-        </w:rPr>
-        <w:t xml:space="preserve"> se ajustó bajo las siguientes razones estratégicas:</w:t>
+        <w:t>de la prueba, identificando las variables socioeconómicas y del entorno familiar que predominan en cada rango de resultados dentro de la región.</w:t>
+      </w:r>
+    </w:p>
+    <w:p>
+      <w:pPr>
+        <w:spacing w:line="240" w:lineRule="auto"/>
+        <w:jc w:val="both"/>
+        <w:rPr>
+          <w:rFonts w:ascii="Arial" w:eastAsia="Times New Roman" w:hAnsi="Arial" w:cs="Arial"/>
+          <w:color w:val="000000"/>
+          <w:sz w:val="24"/>
+          <w:szCs w:val="24"/>
+          <w:lang w:eastAsia="es-CO"/>
+        </w:rPr>
+      </w:pPr>
+    </w:p>
+    <w:p>
+      <w:pPr>
+        <w:spacing w:line="240" w:lineRule="auto"/>
+        <w:jc w:val="both"/>
+        <w:rPr>
+          <w:rFonts w:ascii="Arial" w:eastAsia="Times New Roman" w:hAnsi="Arial" w:cs="Arial"/>
+          <w:b/>
+          <w:bCs/>
+          <w:color w:val="000000"/>
+          <w:sz w:val="24"/>
+          <w:szCs w:val="24"/>
+          <w:lang w:eastAsia="es-CO"/>
+        </w:rPr>
+      </w:pPr>
+      <w:r>
+        <w:rPr>
+          <w:rFonts w:ascii="Arial" w:eastAsia="Times New Roman" w:hAnsi="Arial" w:cs="Arial"/>
+          <w:b/>
+          <w:bCs/>
+          <w:color w:val="000000"/>
+          <w:sz w:val="24"/>
+          <w:szCs w:val="24"/>
+          <w:lang w:eastAsia="es-CO"/>
+        </w:rPr>
+        <w:t>DataSet seleccionado y justificación</w:t>
+      </w:r>
+    </w:p>
+    <w:p>
+      <w:pPr>
+        <w:spacing w:line="240" w:lineRule="auto"/>
+        <w:jc w:val="both"/>
+        <w:rPr>
+          <w:rFonts w:ascii="Arial" w:eastAsia="Times New Roman" w:hAnsi="Arial" w:cs="Arial"/>
+          <w:color w:val="000000"/>
+          <w:sz w:val="24"/>
+          <w:szCs w:val="24"/>
+          <w:lang w:eastAsia="es-CO"/>
+        </w:rPr>
+      </w:pPr>
+      <w:r>
+        <w:rPr>
+          <w:rFonts w:ascii="Arial" w:eastAsia="Times New Roman" w:hAnsi="Arial" w:cs="Arial"/>
+          <w:color w:val="000000"/>
+          <w:sz w:val="24"/>
+          <w:szCs w:val="24"/>
+          <w:lang w:eastAsia="es-CO"/>
+        </w:rPr>
+        <w:t>Para este proyecto se seleccionó la información oficial derivada de los microdatos de las pruebas Saber 11 (disponibles en repositorios públicos como Kaggle y el portal de datos abiertos del ICFES), acotada temporal y geográficamente al departamento del Valle del Cauca para el período 2025.</w:t>
+      </w:r>
+    </w:p>
+    <w:p>
+      <w:pPr>
+        <w:spacing w:line="240" w:lineRule="auto"/>
+        <w:jc w:val="both"/>
+        <w:rPr>
+          <w:rFonts w:ascii="Arial" w:eastAsia="Times New Roman" w:hAnsi="Arial" w:cs="Arial"/>
+          <w:color w:val="000000"/>
+          <w:sz w:val="24"/>
+          <w:szCs w:val="24"/>
+          <w:lang w:eastAsia="es-CO"/>
+        </w:rPr>
+      </w:pPr>
+      <w:r>
+        <w:rPr>
+          <w:rFonts w:ascii="Arial" w:eastAsia="Times New Roman" w:hAnsi="Arial" w:cs="Arial"/>
+          <w:color w:val="000000"/>
+          <w:sz w:val="24"/>
+          <w:szCs w:val="24"/>
+          <w:lang w:eastAsia="es-CO"/>
+        </w:rPr>
+        <w:t>Este dataset se ajustó bajo las siguientes razones estratégicas:</w:t>
       </w:r>
     </w:p>
     <w:p>
@@ -1119,7 +1053,27 @@
           <w:szCs w:val="24"/>
           <w:lang w:eastAsia="es-CO"/>
         </w:rPr>
-        <w:t>Volumen y eficiencia: El conjunto de datos acotado contiene entre 40,000 y 50,000 registros, lo que supera con creces el requisito mínimo de la entrega (10,000 filas y 10 columnas). Esta escala garantiza representatividad estadística departamental y permite una carga e ingesta por lotes a la base de datos MySQL en cuestión de segundos, optimizando el rendimiento sin saturar los recursos locales.</w:t>
+        <w:t xml:space="preserve">Volumen y eficiencia: El conjunto de datos acotado contiene </w:t>
+      </w:r>
+      <w:r>
+        <w:rPr>
+          <w:rFonts w:ascii="Arial" w:eastAsia="Times New Roman" w:hAnsi="Arial" w:cs="Arial"/>
+          <w:color w:val="000000"/>
+          <w:sz w:val="24"/>
+          <w:szCs w:val="24"/>
+          <w:lang w:eastAsia="es-CO"/>
+        </w:rPr>
+        <w:t>661,889 registros</w:t>
+      </w:r>
+      <w:r>
+        <w:rPr>
+          <w:rFonts w:ascii="Arial" w:eastAsia="Times New Roman" w:hAnsi="Arial" w:cs="Arial"/>
+          <w:color w:val="000000"/>
+          <w:sz w:val="24"/>
+          <w:szCs w:val="24"/>
+          <w:lang w:eastAsia="es-CO"/>
+        </w:rPr>
+        <w:t>, lo que supera con creces el requisito mínimo de la entrega (10,000 filas y 10 columnas). Esta escala garantiza representatividad estadística departamental y permite una carga e ingesta por lotes a la base de datos MySQL en cuestión de segundos, optimizando el rendimiento sin saturar los recursos locales.</w:t>
       </w:r>
     </w:p>
     <w:p>
@@ -1228,43 +1182,153 @@
           <w:szCs w:val="24"/>
           <w:lang w:eastAsia="es-CO"/>
         </w:rPr>
-        <w:t xml:space="preserve">Disponibilidad: El </w:t>
-      </w:r>
-      <w:proofErr w:type="spellStart"/>
-      <w:r>
-        <w:rPr>
-          <w:rFonts w:ascii="Arial" w:eastAsia="Times New Roman" w:hAnsi="Arial" w:cs="Arial"/>
-          <w:color w:val="000000"/>
-          <w:sz w:val="24"/>
-          <w:szCs w:val="24"/>
-          <w:lang w:eastAsia="es-CO"/>
-        </w:rPr>
-        <w:t>dataset</w:t>
-      </w:r>
-      <w:proofErr w:type="spellEnd"/>
-      <w:r>
-        <w:rPr>
-          <w:rFonts w:ascii="Arial" w:eastAsia="Times New Roman" w:hAnsi="Arial" w:cs="Arial"/>
-          <w:color w:val="000000"/>
-          <w:sz w:val="24"/>
-          <w:szCs w:val="24"/>
-          <w:lang w:eastAsia="es-CO"/>
-        </w:rPr>
-        <w:t xml:space="preserve"> es de acceso libre y público para fines académicos, lo que garantiza la reproducibilidad y auditoría del proceso ETL realizado.</w:t>
-      </w:r>
-    </w:p>
-    <w:p>
-      <w:pPr>
-        <w:spacing w:line="240" w:lineRule="auto"/>
-        <w:jc w:val="both"/>
-        <w:rPr>
-          <w:rFonts w:ascii="Arial" w:eastAsia="Times New Roman" w:hAnsi="Arial" w:cs="Arial"/>
-          <w:color w:val="000000"/>
-          <w:sz w:val="24"/>
-          <w:szCs w:val="24"/>
-          <w:lang w:eastAsia="es-CO"/>
-        </w:rPr>
-      </w:pPr>
+        <w:t>Disponibilidad: El dataset es de acceso libre y público para fines académicos, lo que garantiza la reproducibilidad y auditoría del proceso ETL realizado.</w:t>
+      </w:r>
+    </w:p>
+    <w:p>
+      <w:pPr>
+        <w:spacing w:line="240" w:lineRule="auto"/>
+        <w:jc w:val="both"/>
+        <w:rPr>
+          <w:rFonts w:ascii="Arial" w:eastAsia="Times New Roman" w:hAnsi="Arial" w:cs="Arial"/>
+          <w:color w:val="000000"/>
+          <w:sz w:val="24"/>
+          <w:szCs w:val="24"/>
+          <w:lang w:eastAsia="es-CO"/>
+        </w:rPr>
+      </w:pPr>
+      <w:r>
+        <w:rPr>
+          <w:rFonts w:ascii="Arial" w:eastAsia="Times New Roman" w:hAnsi="Arial" w:cs="Arial"/>
+          <w:color w:val="000000"/>
+          <w:sz w:val="24"/>
+          <w:szCs w:val="24"/>
+          <w:lang w:eastAsia="es-CO"/>
+        </w:rPr>
+        <w:t>Relevancia: Las variables seleccionadas responden directamente al enfoque del ODS 4 (Meta 4.5), permitiendo visibilizar cómo la brecha digital y las condiciones del hogar inciden en los resultados académicos regionales.</w:t>
+      </w:r>
+    </w:p>
+    <w:p>
+      <w:pPr>
+        <w:spacing w:line="240" w:lineRule="auto"/>
+        <w:jc w:val="both"/>
+        <w:rPr>
+          <w:rFonts w:ascii="Arial" w:eastAsia="Times New Roman" w:hAnsi="Arial" w:cs="Arial"/>
+          <w:b/>
+          <w:bCs/>
+          <w:color w:val="000000"/>
+          <w:sz w:val="24"/>
+          <w:szCs w:val="24"/>
+          <w:lang w:eastAsia="es-CO"/>
+        </w:rPr>
+      </w:pPr>
+      <w:r>
+        <w:rPr>
+          <w:rFonts w:ascii="Arial" w:eastAsia="Times New Roman" w:hAnsi="Arial" w:cs="Arial"/>
+          <w:color w:val="000000"/>
+          <w:sz w:val="24"/>
+          <w:szCs w:val="24"/>
+          <w:lang w:eastAsia="es-CO"/>
+        </w:rPr>
+        <w:t>Estructura: La información cuenta con formato tabular interpretable mediante Polars, facilitando el mapeo de columnas hacia la arquitectura en estrella en MySQL (</w:t>
+      </w:r>
+      <w:r>
+        <w:rPr>
+          <w:rFonts w:ascii="Arial" w:eastAsia="Times New Roman" w:hAnsi="Arial" w:cs="Arial"/>
+          <w:b/>
+          <w:bCs/>
+          <w:color w:val="000000"/>
+          <w:sz w:val="24"/>
+          <w:szCs w:val="24"/>
+          <w:lang w:eastAsia="es-CO"/>
+        </w:rPr>
+        <w:t>Dim_Ubicacion, Dim_Colegio, Dim_Socioeconomica, Dim_Tiempo y Fact_ResultadosSaber11).</w:t>
+      </w:r>
+    </w:p>
+    <w:p>
+      <w:pPr>
+        <w:spacing w:line="240" w:lineRule="auto"/>
+        <w:jc w:val="both"/>
+        <w:rPr>
+          <w:rFonts w:ascii="Arial" w:eastAsia="Times New Roman" w:hAnsi="Arial" w:cs="Arial"/>
+          <w:color w:val="000000"/>
+          <w:sz w:val="24"/>
+          <w:szCs w:val="24"/>
+          <w:lang w:eastAsia="es-CO"/>
+        </w:rPr>
+      </w:pPr>
+      <w:r>
+        <w:rPr>
+          <w:rFonts w:ascii="Arial" w:eastAsia="Times New Roman" w:hAnsi="Arial" w:cs="Arial"/>
+          <w:color w:val="000000"/>
+          <w:sz w:val="24"/>
+          <w:szCs w:val="24"/>
+          <w:lang w:eastAsia="es-CO"/>
+        </w:rPr>
+        <w:t xml:space="preserve">Calidad: Mediante la canalización en </w:t>
+      </w:r>
+      <w:r>
+        <w:rPr>
+          <w:rFonts w:ascii="Arial" w:eastAsia="Times New Roman" w:hAnsi="Arial" w:cs="Arial"/>
+          <w:b/>
+          <w:bCs/>
+          <w:color w:val="000000"/>
+          <w:sz w:val="24"/>
+          <w:szCs w:val="24"/>
+          <w:lang w:eastAsia="es-CO"/>
+        </w:rPr>
+        <w:t>Polars</w:t>
+      </w:r>
+      <w:r>
+        <w:rPr>
+          <w:rFonts w:ascii="Arial" w:eastAsia="Times New Roman" w:hAnsi="Arial" w:cs="Arial"/>
+          <w:color w:val="000000"/>
+          <w:sz w:val="24"/>
+          <w:szCs w:val="24"/>
+          <w:lang w:eastAsia="es-CO"/>
+        </w:rPr>
+        <w:t xml:space="preserve"> se ejec</w:t>
+      </w:r>
+      <w:r>
+        <w:rPr>
+          <w:rFonts w:ascii="Arial" w:eastAsia="Times New Roman" w:hAnsi="Arial" w:cs="Arial"/>
+          <w:color w:val="000000"/>
+          <w:sz w:val="24"/>
+          <w:szCs w:val="24"/>
+          <w:lang w:eastAsia="es-CO"/>
+        </w:rPr>
+        <w:t>u</w:t>
+      </w:r>
+      <w:r>
+        <w:rPr>
+          <w:rFonts w:ascii="Arial" w:eastAsia="Times New Roman" w:hAnsi="Arial" w:cs="Arial"/>
+          <w:color w:val="000000"/>
+          <w:sz w:val="24"/>
+          <w:szCs w:val="24"/>
+          <w:lang w:eastAsia="es-CO"/>
+        </w:rPr>
+        <w:t>tó un proces</w:t>
+      </w:r>
+      <w:r>
+        <w:rPr>
+          <w:rFonts w:ascii="Arial" w:eastAsia="Times New Roman" w:hAnsi="Arial" w:cs="Arial"/>
+          <w:color w:val="000000"/>
+          <w:sz w:val="24"/>
+          <w:szCs w:val="24"/>
+          <w:lang w:eastAsia="es-CO"/>
+        </w:rPr>
+        <w:t>o</w:t>
+      </w:r>
+      <w:r>
+        <w:rPr>
+          <w:rFonts w:ascii="Arial" w:eastAsia="Times New Roman" w:hAnsi="Arial" w:cs="Arial"/>
+          <w:color w:val="000000"/>
+          <w:sz w:val="24"/>
+          <w:szCs w:val="24"/>
+          <w:lang w:eastAsia="es-CO"/>
+        </w:rPr>
+        <w:t xml:space="preserve">o de saneamiento sobre la muestra del Valle del Cauca 2025 para corregir problemas de </w:t>
+      </w:r>
       <w:r>
         <w:rPr>
           <w:rFonts w:ascii="Arial" w:eastAsia="Times New Roman" w:hAnsi="Arial" w:cs="Arial"/>
@@ -1274,269 +1338,8 @@
           <w:lang w:eastAsia="es-CO"/>
         </w:rPr>
         <w:lastRenderedPageBreak/>
-        <w:t>Relevancia: Las variables seleccionadas responden directamente al enfoque del ODS 4 (Meta 4.5), permitiendo visibilizar cómo la brecha digital y las condiciones del hogar inciden en los resultados académicos regionales.</w:t>
-      </w:r>
-    </w:p>
-    <w:p>
-      <w:pPr>
-        <w:spacing w:line="240" w:lineRule="auto"/>
-        <w:jc w:val="both"/>
-        <w:rPr>
-          <w:rFonts w:ascii="Arial" w:eastAsia="Times New Roman" w:hAnsi="Arial" w:cs="Arial"/>
-          <w:b/>
-          <w:bCs/>
-          <w:color w:val="000000"/>
-          <w:sz w:val="24"/>
-          <w:szCs w:val="24"/>
-          <w:lang w:eastAsia="es-CO"/>
-        </w:rPr>
-      </w:pPr>
-      <w:r>
-        <w:rPr>
-          <w:rFonts w:ascii="Arial" w:eastAsia="Times New Roman" w:hAnsi="Arial" w:cs="Arial"/>
-          <w:color w:val="000000"/>
-          <w:sz w:val="24"/>
-          <w:szCs w:val="24"/>
-          <w:lang w:eastAsia="es-CO"/>
-        </w:rPr>
-        <w:t xml:space="preserve">Estructura: La información cuenta con formato tabular interpretable mediante </w:t>
-      </w:r>
-      <w:proofErr w:type="spellStart"/>
-      <w:r>
-        <w:rPr>
-          <w:rFonts w:ascii="Arial" w:eastAsia="Times New Roman" w:hAnsi="Arial" w:cs="Arial"/>
-          <w:color w:val="000000"/>
-          <w:sz w:val="24"/>
-          <w:szCs w:val="24"/>
-          <w:lang w:eastAsia="es-CO"/>
-        </w:rPr>
-        <w:t>Polars</w:t>
-      </w:r>
-      <w:proofErr w:type="spellEnd"/>
-      <w:r>
-        <w:rPr>
-          <w:rFonts w:ascii="Arial" w:eastAsia="Times New Roman" w:hAnsi="Arial" w:cs="Arial"/>
-          <w:color w:val="000000"/>
-          <w:sz w:val="24"/>
-          <w:szCs w:val="24"/>
-          <w:lang w:eastAsia="es-CO"/>
-        </w:rPr>
-        <w:t>, facilitando el mapeo de columnas hacia la arquitectura en estrella en MySQL (</w:t>
-      </w:r>
-      <w:proofErr w:type="spellStart"/>
-      <w:r>
-        <w:rPr>
-          <w:rFonts w:ascii="Arial" w:eastAsia="Times New Roman" w:hAnsi="Arial" w:cs="Arial"/>
-          <w:b/>
-          <w:bCs/>
-          <w:color w:val="000000"/>
-          <w:sz w:val="24"/>
-          <w:szCs w:val="24"/>
-          <w:lang w:eastAsia="es-CO"/>
-        </w:rPr>
-        <w:t>Dim_Ubicacion</w:t>
-      </w:r>
-      <w:proofErr w:type="spellEnd"/>
-      <w:r>
-        <w:rPr>
-          <w:rFonts w:ascii="Arial" w:eastAsia="Times New Roman" w:hAnsi="Arial" w:cs="Arial"/>
-          <w:b/>
-          <w:bCs/>
-          <w:color w:val="000000"/>
-          <w:sz w:val="24"/>
-          <w:szCs w:val="24"/>
-          <w:lang w:eastAsia="es-CO"/>
-        </w:rPr>
-        <w:t xml:space="preserve">, </w:t>
-      </w:r>
-      <w:proofErr w:type="spellStart"/>
-      <w:r>
-        <w:rPr>
-          <w:rFonts w:ascii="Arial" w:eastAsia="Times New Roman" w:hAnsi="Arial" w:cs="Arial"/>
-          <w:b/>
-          <w:bCs/>
-          <w:color w:val="000000"/>
-          <w:sz w:val="24"/>
-          <w:szCs w:val="24"/>
-          <w:lang w:eastAsia="es-CO"/>
-        </w:rPr>
-        <w:t>Dim_Colegio</w:t>
-      </w:r>
-      <w:proofErr w:type="spellEnd"/>
-      <w:r>
-        <w:rPr>
-          <w:rFonts w:ascii="Arial" w:eastAsia="Times New Roman" w:hAnsi="Arial" w:cs="Arial"/>
-          <w:b/>
-          <w:bCs/>
-          <w:color w:val="000000"/>
-          <w:sz w:val="24"/>
-          <w:szCs w:val="24"/>
-          <w:lang w:eastAsia="es-CO"/>
-        </w:rPr>
-        <w:t xml:space="preserve">, </w:t>
-      </w:r>
-      <w:proofErr w:type="spellStart"/>
-      <w:r>
-        <w:rPr>
-          <w:rFonts w:ascii="Arial" w:eastAsia="Times New Roman" w:hAnsi="Arial" w:cs="Arial"/>
-          <w:b/>
-          <w:bCs/>
-          <w:color w:val="000000"/>
-          <w:sz w:val="24"/>
-          <w:szCs w:val="24"/>
-          <w:lang w:eastAsia="es-CO"/>
-        </w:rPr>
-        <w:t>Dim_Socioeconomica</w:t>
-      </w:r>
-      <w:proofErr w:type="spellEnd"/>
-      <w:r>
-        <w:rPr>
-          <w:rFonts w:ascii="Arial" w:eastAsia="Times New Roman" w:hAnsi="Arial" w:cs="Arial"/>
-          <w:b/>
-          <w:bCs/>
-          <w:color w:val="000000"/>
-          <w:sz w:val="24"/>
-          <w:szCs w:val="24"/>
-          <w:lang w:eastAsia="es-CO"/>
-        </w:rPr>
-        <w:t xml:space="preserve">, </w:t>
-      </w:r>
-      <w:proofErr w:type="spellStart"/>
-      <w:r>
-        <w:rPr>
-          <w:rFonts w:ascii="Arial" w:eastAsia="Times New Roman" w:hAnsi="Arial" w:cs="Arial"/>
-          <w:b/>
-          <w:bCs/>
-          <w:color w:val="000000"/>
-          <w:sz w:val="24"/>
-          <w:szCs w:val="24"/>
-          <w:lang w:eastAsia="es-CO"/>
-        </w:rPr>
-        <w:t>Dim_Tiempo</w:t>
-      </w:r>
-      <w:proofErr w:type="spellEnd"/>
-      <w:r>
-        <w:rPr>
-          <w:rFonts w:ascii="Arial" w:eastAsia="Times New Roman" w:hAnsi="Arial" w:cs="Arial"/>
-          <w:b/>
-          <w:bCs/>
-          <w:color w:val="000000"/>
-          <w:sz w:val="24"/>
-          <w:szCs w:val="24"/>
-          <w:lang w:eastAsia="es-CO"/>
-        </w:rPr>
-        <w:t xml:space="preserve"> y Fact_ResultadosSaber11).</w:t>
-      </w:r>
-    </w:p>
-    <w:p>
-      <w:pPr>
-        <w:spacing w:line="240" w:lineRule="auto"/>
-        <w:jc w:val="both"/>
-        <w:rPr>
-          <w:rFonts w:ascii="Arial" w:eastAsia="Times New Roman" w:hAnsi="Arial" w:cs="Arial"/>
-          <w:color w:val="000000"/>
-          <w:sz w:val="24"/>
-          <w:szCs w:val="24"/>
-          <w:lang w:eastAsia="es-CO"/>
-        </w:rPr>
-      </w:pPr>
-      <w:r>
-        <w:rPr>
-          <w:rFonts w:ascii="Arial" w:eastAsia="Times New Roman" w:hAnsi="Arial" w:cs="Arial"/>
-          <w:color w:val="000000"/>
-          <w:sz w:val="24"/>
-          <w:szCs w:val="24"/>
-          <w:lang w:eastAsia="es-CO"/>
-        </w:rPr>
-        <w:t xml:space="preserve">Calidad: Mediante la canalización en </w:t>
-      </w:r>
-      <w:proofErr w:type="spellStart"/>
-      <w:r>
-        <w:rPr>
-          <w:rFonts w:ascii="Arial" w:eastAsia="Times New Roman" w:hAnsi="Arial" w:cs="Arial"/>
-          <w:b/>
-          <w:bCs/>
-          <w:color w:val="000000"/>
-          <w:sz w:val="24"/>
-          <w:szCs w:val="24"/>
-          <w:lang w:eastAsia="es-CO"/>
-        </w:rPr>
-        <w:t>Polars</w:t>
-      </w:r>
-      <w:proofErr w:type="spellEnd"/>
-      <w:r>
-        <w:rPr>
-          <w:rFonts w:ascii="Arial" w:eastAsia="Times New Roman" w:hAnsi="Arial" w:cs="Arial"/>
-          <w:color w:val="000000"/>
-          <w:sz w:val="24"/>
-          <w:szCs w:val="24"/>
-          <w:lang w:eastAsia="es-CO"/>
-        </w:rPr>
-        <w:t xml:space="preserve"> se ejec</w:t>
-      </w:r>
-      <w:r>
-        <w:rPr>
-          <w:rFonts w:ascii="Arial" w:eastAsia="Times New Roman" w:hAnsi="Arial" w:cs="Arial"/>
-          <w:color w:val="000000"/>
-          <w:sz w:val="24"/>
-          <w:szCs w:val="24"/>
-          <w:lang w:eastAsia="es-CO"/>
-        </w:rPr>
-        <w:t>u</w:t>
-      </w:r>
-      <w:r>
-        <w:rPr>
-          <w:rFonts w:ascii="Arial" w:eastAsia="Times New Roman" w:hAnsi="Arial" w:cs="Arial"/>
-          <w:color w:val="000000"/>
-          <w:sz w:val="24"/>
-          <w:szCs w:val="24"/>
-          <w:lang w:eastAsia="es-CO"/>
-        </w:rPr>
-        <w:t xml:space="preserve">tó un </w:t>
-      </w:r>
-      <w:proofErr w:type="spellStart"/>
-      <w:r>
-        <w:rPr>
-          <w:rFonts w:ascii="Arial" w:eastAsia="Times New Roman" w:hAnsi="Arial" w:cs="Arial"/>
-          <w:color w:val="000000"/>
-          <w:sz w:val="24"/>
-          <w:szCs w:val="24"/>
-          <w:lang w:eastAsia="es-CO"/>
-        </w:rPr>
-        <w:t>proces</w:t>
-      </w:r>
-      <w:r>
-        <w:rPr>
-          <w:rFonts w:ascii="Arial" w:eastAsia="Times New Roman" w:hAnsi="Arial" w:cs="Arial"/>
-          <w:color w:val="000000"/>
-          <w:sz w:val="24"/>
-          <w:szCs w:val="24"/>
-          <w:lang w:eastAsia="es-CO"/>
-        </w:rPr>
-        <w:t>o</w:t>
-      </w:r>
-      <w:r>
-        <w:rPr>
-          <w:rFonts w:ascii="Arial" w:eastAsia="Times New Roman" w:hAnsi="Arial" w:cs="Arial"/>
-          <w:color w:val="000000"/>
-          <w:sz w:val="24"/>
-          <w:szCs w:val="24"/>
-          <w:lang w:eastAsia="es-CO"/>
-        </w:rPr>
-        <w:t>o</w:t>
-      </w:r>
-      <w:proofErr w:type="spellEnd"/>
-      <w:r>
-        <w:rPr>
-          <w:rFonts w:ascii="Arial" w:eastAsia="Times New Roman" w:hAnsi="Arial" w:cs="Arial"/>
-          <w:color w:val="000000"/>
-          <w:sz w:val="24"/>
-          <w:szCs w:val="24"/>
-          <w:lang w:eastAsia="es-CO"/>
-        </w:rPr>
-        <w:t xml:space="preserve"> de saneamiento sobre la muestra del Valle del Cauca 2025 para corregir problemas de codificación de texto (</w:t>
-      </w:r>
-      <w:proofErr w:type="spellStart"/>
+        <w:t>codificación de texto (</w:t>
+      </w:r>
       <w:r>
         <w:rPr>
           <w:rFonts w:ascii="Arial" w:eastAsia="Times New Roman" w:hAnsi="Arial" w:cs="Arial"/>
@@ -1549,60 +1352,15 @@
         </w:rPr>
         <w:t>mojibakes</w:t>
       </w:r>
-      <w:proofErr w:type="spellEnd"/>
-      <w:r>
-        <w:rPr>
-          <w:rFonts w:ascii="Arial" w:eastAsia="Times New Roman" w:hAnsi="Arial" w:cs="Arial"/>
-          <w:color w:val="000000"/>
-          <w:sz w:val="24"/>
-          <w:szCs w:val="24"/>
-          <w:lang w:eastAsia="es-CO"/>
-        </w:rPr>
-        <w:t xml:space="preserve">), controlar valores nulos/vacíos e </w:t>
-      </w:r>
-      <w:proofErr w:type="spellStart"/>
-      <w:r>
-        <w:rPr>
-          <w:rFonts w:ascii="Arial" w:eastAsia="Times New Roman" w:hAnsi="Arial" w:cs="Arial"/>
-          <w:color w:val="000000"/>
-          <w:sz w:val="24"/>
-          <w:szCs w:val="24"/>
-          <w:lang w:eastAsia="es-CO"/>
-        </w:rPr>
-        <w:t>imprescidir</w:t>
-      </w:r>
-      <w:proofErr w:type="spellEnd"/>
-      <w:r>
-        <w:rPr>
-          <w:rFonts w:ascii="Arial" w:eastAsia="Times New Roman" w:hAnsi="Arial" w:cs="Arial"/>
-          <w:color w:val="000000"/>
-          <w:sz w:val="24"/>
-          <w:szCs w:val="24"/>
-          <w:lang w:eastAsia="es-CO"/>
-        </w:rPr>
-        <w:t xml:space="preserve"> de registros duplicados usando la llave primaria </w:t>
-      </w:r>
-      <w:proofErr w:type="spellStart"/>
-      <w:r>
-        <w:rPr>
-          <w:rFonts w:ascii="Arial" w:eastAsia="Times New Roman" w:hAnsi="Arial" w:cs="Arial"/>
-          <w:color w:val="000000"/>
-          <w:sz w:val="24"/>
-          <w:szCs w:val="24"/>
-          <w:lang w:eastAsia="es-CO"/>
-        </w:rPr>
-        <w:t>estu_consecutivo</w:t>
-      </w:r>
-      <w:proofErr w:type="spellEnd"/>
-      <w:r>
-        <w:rPr>
-          <w:rFonts w:ascii="Arial" w:eastAsia="Times New Roman" w:hAnsi="Arial" w:cs="Arial"/>
-          <w:color w:val="000000"/>
-          <w:sz w:val="24"/>
-          <w:szCs w:val="24"/>
-          <w:lang w:eastAsia="es-CO"/>
-        </w:rPr>
-        <w:t>.</w:t>
+      <w:r>
+        <w:rPr>
+          <w:rFonts w:ascii="Arial" w:eastAsia="Times New Roman" w:hAnsi="Arial" w:cs="Arial"/>
+          <w:color w:val="000000"/>
+          <w:sz w:val="24"/>
+          <w:szCs w:val="24"/>
+          <w:lang w:eastAsia="es-CO"/>
+        </w:rPr>
+        <w:t>), controlar valores nulos/vacíos e imprescidir de registros duplicados usando la llave primaria estu_consecutivo.</w:t>
       </w:r>
     </w:p>
     <w:p>
@@ -1708,7 +1466,7 @@
           <w:noProof/>
         </w:rPr>
         <w:drawing>
-          <wp:inline distT="0" distB="0" distL="0" distR="0" wp14:anchorId="535BAEE3" wp14:editId="0D6555A9">
+          <wp:inline distT="0" distB="0" distL="0" distR="0" wp14:anchorId="535BAEE3" wp14:editId="15C4EBD4">
             <wp:extent cx="5612130" cy="3630930"/>
             <wp:effectExtent l="0" t="0" r="7620" b="7620"/>
             <wp:docPr id="1" name="Imagen 1"/>
@@ -1777,62 +1535,7 @@
           <w:szCs w:val="24"/>
           <w:lang w:eastAsia="es-CO"/>
         </w:rPr>
-        <w:t>Para organizar los datos del ICFES (Valle del Cauca 2025), elegimos un Modelo en Estrella (</w:t>
-      </w:r>
-      <w:proofErr w:type="spellStart"/>
-      <w:r>
-        <w:rPr>
-          <w:rFonts w:ascii="Arial" w:eastAsia="Times New Roman" w:hAnsi="Arial" w:cs="Arial"/>
-          <w:color w:val="000000"/>
-          <w:sz w:val="24"/>
-          <w:szCs w:val="24"/>
-          <w:lang w:eastAsia="es-CO"/>
-        </w:rPr>
-        <w:t>Star</w:t>
-      </w:r>
-      <w:proofErr w:type="spellEnd"/>
-      <w:r>
-        <w:rPr>
-          <w:rFonts w:ascii="Arial" w:eastAsia="Times New Roman" w:hAnsi="Arial" w:cs="Arial"/>
-          <w:color w:val="000000"/>
-          <w:sz w:val="24"/>
-          <w:szCs w:val="24"/>
-          <w:lang w:eastAsia="es-CO"/>
-        </w:rPr>
-        <w:t xml:space="preserve"> </w:t>
-      </w:r>
-      <w:proofErr w:type="spellStart"/>
-      <w:r>
-        <w:rPr>
-          <w:rFonts w:ascii="Arial" w:eastAsia="Times New Roman" w:hAnsi="Arial" w:cs="Arial"/>
-          <w:color w:val="000000"/>
-          <w:sz w:val="24"/>
-          <w:szCs w:val="24"/>
-          <w:lang w:eastAsia="es-CO"/>
-        </w:rPr>
-        <w:t>Schema</w:t>
-      </w:r>
-      <w:proofErr w:type="spellEnd"/>
-      <w:r>
-        <w:rPr>
-          <w:rFonts w:ascii="Arial" w:eastAsia="Times New Roman" w:hAnsi="Arial" w:cs="Arial"/>
-          <w:color w:val="000000"/>
-          <w:sz w:val="24"/>
-          <w:szCs w:val="24"/>
-          <w:lang w:eastAsia="es-CO"/>
-        </w:rPr>
-        <w:t xml:space="preserve">) en MySQL en lugar de trabajar con una sola tabla plana de </w:t>
-      </w:r>
-      <w:r>
-        <w:rPr>
-          <w:rFonts w:ascii="Arial" w:eastAsia="Times New Roman" w:hAnsi="Arial" w:cs="Arial"/>
-          <w:color w:val="000000"/>
-          <w:sz w:val="24"/>
-          <w:szCs w:val="24"/>
-          <w:lang w:eastAsia="es-CO"/>
-        </w:rPr>
-        <w:lastRenderedPageBreak/>
-        <w:t>muchas columnas. Esta estructura nos permite hacer consultas SQL sencillas, mantener la base de datos ordenada y conectar la información fácilmente</w:t>
+        <w:t>Para organizar los datos del ICFES (Valle del Cauca 2025), elegimos un Modelo en Estrella (Star Schema) en MySQL en lugar de trabajar con una sola tabla plana de muchas columnas. Esta estructura nos permite hacer consultas SQL sencillas, mantener la base de datos ordenada y conectar la información fácilmente</w:t>
       </w:r>
       <w:r>
         <w:rPr>
@@ -1998,27 +1701,16 @@
           <w:lang w:eastAsia="es-CO"/>
         </w:rPr>
       </w:pPr>
-      <w:proofErr w:type="spellStart"/>
-      <w:r>
-        <w:rPr>
-          <w:rFonts w:ascii="Arial" w:eastAsia="Times New Roman" w:hAnsi="Arial" w:cs="Arial"/>
-          <w:color w:val="000000"/>
-          <w:sz w:val="24"/>
-          <w:szCs w:val="24"/>
-          <w:lang w:eastAsia="es-CO"/>
-        </w:rPr>
-        <w:t>Dim_Socioeconomica</w:t>
-      </w:r>
-      <w:proofErr w:type="spellEnd"/>
-      <w:r>
-        <w:rPr>
-          <w:rFonts w:ascii="Arial" w:eastAsia="Times New Roman" w:hAnsi="Arial" w:cs="Arial"/>
-          <w:color w:val="000000"/>
-          <w:sz w:val="24"/>
-          <w:szCs w:val="24"/>
-          <w:lang w:eastAsia="es-CO"/>
-        </w:rPr>
-        <w:t>: Datos del hogar como estrato, nivel educativo de los padres, si cuenta con internet/computador y número de personas en la vivienda.</w:t>
+      <w:r>
+        <w:rPr>
+          <w:rFonts w:ascii="Arial" w:eastAsia="Times New Roman" w:hAnsi="Arial" w:cs="Arial"/>
+          <w:color w:val="000000"/>
+          <w:sz w:val="24"/>
+          <w:szCs w:val="24"/>
+          <w:lang w:eastAsia="es-CO"/>
+        </w:rPr>
+        <w:lastRenderedPageBreak/>
+        <w:t>Dim_Socioeconomica: Datos del hogar como estrato, nivel educativo de los padres, si cuenta con internet/computador y número de personas en la vivienda.</w:t>
       </w:r>
     </w:p>
     <w:p>
@@ -2038,27 +1730,15 @@
           <w:lang w:eastAsia="es-CO"/>
         </w:rPr>
       </w:pPr>
-      <w:proofErr w:type="spellStart"/>
-      <w:r>
-        <w:rPr>
-          <w:rFonts w:ascii="Arial" w:eastAsia="Times New Roman" w:hAnsi="Arial" w:cs="Arial"/>
-          <w:color w:val="000000"/>
-          <w:sz w:val="24"/>
-          <w:szCs w:val="24"/>
-          <w:lang w:eastAsia="es-CO"/>
-        </w:rPr>
-        <w:t>Dim_Colegio</w:t>
-      </w:r>
-      <w:proofErr w:type="spellEnd"/>
-      <w:r>
-        <w:rPr>
-          <w:rFonts w:ascii="Arial" w:eastAsia="Times New Roman" w:hAnsi="Arial" w:cs="Arial"/>
-          <w:color w:val="000000"/>
-          <w:sz w:val="24"/>
-          <w:szCs w:val="24"/>
-          <w:lang w:eastAsia="es-CO"/>
-        </w:rPr>
-        <w:t>: Información de la institución como nombre, si es oficial o privado, calendario y ubicación (urbana o rural).</w:t>
+      <w:r>
+        <w:rPr>
+          <w:rFonts w:ascii="Arial" w:eastAsia="Times New Roman" w:hAnsi="Arial" w:cs="Arial"/>
+          <w:color w:val="000000"/>
+          <w:sz w:val="24"/>
+          <w:szCs w:val="24"/>
+          <w:lang w:eastAsia="es-CO"/>
+        </w:rPr>
+        <w:t>Dim_Colegio: Información de la institución como nombre, si es oficial o privado, calendario y ubicación (urbana o rural).</w:t>
       </w:r>
     </w:p>
     <w:p>
@@ -2078,27 +1758,15 @@
           <w:lang w:eastAsia="es-CO"/>
         </w:rPr>
       </w:pPr>
-      <w:proofErr w:type="spellStart"/>
-      <w:r>
-        <w:rPr>
-          <w:rFonts w:ascii="Arial" w:eastAsia="Times New Roman" w:hAnsi="Arial" w:cs="Arial"/>
-          <w:color w:val="000000"/>
-          <w:sz w:val="24"/>
-          <w:szCs w:val="24"/>
-          <w:lang w:eastAsia="es-CO"/>
-        </w:rPr>
-        <w:t>Dim_Ubicacion</w:t>
-      </w:r>
-      <w:proofErr w:type="spellEnd"/>
-      <w:r>
-        <w:rPr>
-          <w:rFonts w:ascii="Arial" w:eastAsia="Times New Roman" w:hAnsi="Arial" w:cs="Arial"/>
-          <w:color w:val="000000"/>
-          <w:sz w:val="24"/>
-          <w:szCs w:val="24"/>
-          <w:lang w:eastAsia="es-CO"/>
-        </w:rPr>
-        <w:t>: Departamento y municipio de residencia del estudiante.</w:t>
+      <w:r>
+        <w:rPr>
+          <w:rFonts w:ascii="Arial" w:eastAsia="Times New Roman" w:hAnsi="Arial" w:cs="Arial"/>
+          <w:color w:val="000000"/>
+          <w:sz w:val="24"/>
+          <w:szCs w:val="24"/>
+          <w:lang w:eastAsia="es-CO"/>
+        </w:rPr>
+        <w:t>Dim_Ubicacion: Departamento y municipio de residencia del estudiante.</w:t>
       </w:r>
     </w:p>
     <w:p>
@@ -2118,27 +1786,15 @@
           <w:lang w:eastAsia="es-CO"/>
         </w:rPr>
       </w:pPr>
-      <w:proofErr w:type="spellStart"/>
-      <w:r>
-        <w:rPr>
-          <w:rFonts w:ascii="Arial" w:eastAsia="Times New Roman" w:hAnsi="Arial" w:cs="Arial"/>
-          <w:color w:val="000000"/>
-          <w:sz w:val="24"/>
-          <w:szCs w:val="24"/>
-          <w:lang w:eastAsia="es-CO"/>
-        </w:rPr>
-        <w:t>Dim_Tiempo</w:t>
-      </w:r>
-      <w:proofErr w:type="spellEnd"/>
-      <w:r>
-        <w:rPr>
-          <w:rFonts w:ascii="Arial" w:eastAsia="Times New Roman" w:hAnsi="Arial" w:cs="Arial"/>
-          <w:color w:val="000000"/>
-          <w:sz w:val="24"/>
-          <w:szCs w:val="24"/>
-          <w:lang w:eastAsia="es-CO"/>
-        </w:rPr>
-        <w:t>: Periodo, año y semestre de la prueba.</w:t>
+      <w:r>
+        <w:rPr>
+          <w:rFonts w:ascii="Arial" w:eastAsia="Times New Roman" w:hAnsi="Arial" w:cs="Arial"/>
+          <w:color w:val="000000"/>
+          <w:sz w:val="24"/>
+          <w:szCs w:val="24"/>
+          <w:lang w:eastAsia="es-CO"/>
+        </w:rPr>
+        <w:t>Dim_Tiempo: Periodo, año y semestre de la prueba.</w:t>
       </w:r>
     </w:p>
     <w:p>
@@ -2199,29 +1855,7 @@
           <w:szCs w:val="24"/>
           <w:lang w:eastAsia="es-CO"/>
         </w:rPr>
-        <w:t xml:space="preserve">Para conectar las dimensiones con la tabla de hechos creamos </w:t>
-      </w:r>
-      <w:proofErr w:type="spellStart"/>
-      <w:r>
-        <w:rPr>
-          <w:rFonts w:ascii="Arial" w:eastAsia="Times New Roman" w:hAnsi="Arial" w:cs="Arial"/>
-          <w:color w:val="000000"/>
-          <w:sz w:val="24"/>
-          <w:szCs w:val="24"/>
-          <w:lang w:eastAsia="es-CO"/>
-        </w:rPr>
-        <w:t>IDs</w:t>
-      </w:r>
-      <w:proofErr w:type="spellEnd"/>
-      <w:r>
-        <w:rPr>
-          <w:rFonts w:ascii="Arial" w:eastAsia="Times New Roman" w:hAnsi="Arial" w:cs="Arial"/>
-          <w:color w:val="000000"/>
-          <w:sz w:val="24"/>
-          <w:szCs w:val="24"/>
-          <w:lang w:eastAsia="es-CO"/>
-        </w:rPr>
-        <w:t xml:space="preserve"> numéricos simples </w:t>
+        <w:t xml:space="preserve">Para conectar las dimensiones con la tabla de hechos creamos IDs numéricos simples </w:t>
       </w:r>
       <w:r>
         <w:rPr>
@@ -2233,18 +1867,3831 @@
         </w:rPr>
         <w:t xml:space="preserve">como los </w:t>
       </w:r>
-      <w:proofErr w:type="spellStart"/>
-      <w:r>
-        <w:rPr>
-          <w:rFonts w:ascii="Arial" w:eastAsia="Times New Roman" w:hAnsi="Arial" w:cs="Arial"/>
-          <w:color w:val="000000"/>
-          <w:sz w:val="24"/>
-          <w:szCs w:val="24"/>
-          <w:lang w:eastAsia="es-CO"/>
-        </w:rPr>
-        <w:t>id_colegio</w:t>
-      </w:r>
-      <w:proofErr w:type="spellEnd"/>
+      <w:r>
+        <w:rPr>
+          <w:rFonts w:ascii="Arial" w:eastAsia="Times New Roman" w:hAnsi="Arial" w:cs="Arial"/>
+          <w:color w:val="000000"/>
+          <w:sz w:val="24"/>
+          <w:szCs w:val="24"/>
+          <w:lang w:eastAsia="es-CO"/>
+        </w:rPr>
+        <w:t>id_colegio, id_socioeconomico, id_ubicacion, id_tiempo</w:t>
+      </w:r>
+      <w:r>
+        <w:rPr>
+          <w:rFonts w:ascii="Arial" w:eastAsia="Times New Roman" w:hAnsi="Arial" w:cs="Arial"/>
+          <w:color w:val="000000"/>
+          <w:sz w:val="24"/>
+          <w:szCs w:val="24"/>
+          <w:lang w:eastAsia="es-CO"/>
+        </w:rPr>
+        <w:t xml:space="preserve"> que se usaron</w:t>
+      </w:r>
+      <w:r>
+        <w:rPr>
+          <w:rFonts w:ascii="Arial" w:eastAsia="Times New Roman" w:hAnsi="Arial" w:cs="Arial"/>
+          <w:color w:val="000000"/>
+          <w:sz w:val="24"/>
+          <w:szCs w:val="24"/>
+          <w:lang w:eastAsia="es-CO"/>
+        </w:rPr>
+        <w:t xml:space="preserve"> como llaves foráneas. </w:t>
+      </w:r>
+      <w:r>
+        <w:rPr>
+          <w:rFonts w:ascii="Arial" w:eastAsia="Times New Roman" w:hAnsi="Arial" w:cs="Arial"/>
+          <w:color w:val="000000"/>
+          <w:sz w:val="24"/>
+          <w:szCs w:val="24"/>
+          <w:lang w:eastAsia="es-CO"/>
+        </w:rPr>
+        <w:t xml:space="preserve">Así mismo creamos una llave de negocio que es el </w:t>
+      </w:r>
+      <w:r>
+        <w:rPr>
+          <w:rFonts w:ascii="Arial" w:eastAsia="Times New Roman" w:hAnsi="Arial" w:cs="Arial"/>
+          <w:color w:val="000000"/>
+          <w:sz w:val="24"/>
+          <w:szCs w:val="24"/>
+          <w:lang w:eastAsia="es-CO"/>
+        </w:rPr>
+        <w:t>código del estudiante BK_ESTU_CONSECUTIVO</w:t>
+      </w:r>
+      <w:r>
+        <w:rPr>
+          <w:rFonts w:ascii="Arial" w:eastAsia="Times New Roman" w:hAnsi="Arial" w:cs="Arial"/>
+          <w:color w:val="000000"/>
+          <w:sz w:val="24"/>
+          <w:szCs w:val="24"/>
+          <w:lang w:eastAsia="es-CO"/>
+        </w:rPr>
+        <w:t>,</w:t>
+      </w:r>
+      <w:r>
+        <w:rPr>
+          <w:rFonts w:ascii="Arial" w:eastAsia="Times New Roman" w:hAnsi="Arial" w:cs="Arial"/>
+          <w:color w:val="000000"/>
+          <w:sz w:val="24"/>
+          <w:szCs w:val="24"/>
+          <w:lang w:eastAsia="es-CO"/>
+        </w:rPr>
+        <w:t xml:space="preserve"> dentro de la tabla de hechos para poder identificar cualquier registro en el dataset original si necesitamos verificar un dato.</w:t>
+      </w:r>
+    </w:p>
+    <w:p>
+      <w:pPr>
+        <w:spacing w:line="240" w:lineRule="auto"/>
+        <w:jc w:val="both"/>
+        <w:rPr>
+          <w:rFonts w:ascii="Arial" w:eastAsia="Times New Roman" w:hAnsi="Arial" w:cs="Arial"/>
+          <w:color w:val="000000"/>
+          <w:sz w:val="24"/>
+          <w:szCs w:val="24"/>
+          <w:lang w:eastAsia="es-CO"/>
+        </w:rPr>
+      </w:pPr>
+      <w:r>
+        <w:rPr>
+          <w:rFonts w:ascii="Arial" w:eastAsia="Times New Roman" w:hAnsi="Arial" w:cs="Arial"/>
+          <w:color w:val="000000"/>
+          <w:sz w:val="24"/>
+          <w:szCs w:val="24"/>
+          <w:lang w:eastAsia="es-CO"/>
+        </w:rPr>
+        <w:t>E</w:t>
+      </w:r>
+      <w:r>
+        <w:rPr>
+          <w:rFonts w:ascii="Arial" w:eastAsia="Times New Roman" w:hAnsi="Arial" w:cs="Arial"/>
+          <w:color w:val="000000"/>
+          <w:sz w:val="24"/>
+          <w:szCs w:val="24"/>
+          <w:lang w:eastAsia="es-CO"/>
+        </w:rPr>
+        <w:t xml:space="preserve">ste modelo hace que la base de datos sea bastante liviana. Nos permite hacer cruces de información </w:t>
+      </w:r>
+      <w:r>
+        <w:rPr>
+          <w:rFonts w:ascii="Arial" w:eastAsia="Times New Roman" w:hAnsi="Arial" w:cs="Arial"/>
+          <w:color w:val="000000"/>
+          <w:sz w:val="24"/>
+          <w:szCs w:val="24"/>
+          <w:u w:val="single"/>
+          <w:lang w:eastAsia="es-CO"/>
+        </w:rPr>
+        <w:t>rápid</w:t>
+      </w:r>
+      <w:r>
+        <w:rPr>
+          <w:rFonts w:ascii="Arial" w:eastAsia="Times New Roman" w:hAnsi="Arial" w:cs="Arial"/>
+          <w:color w:val="000000"/>
+          <w:sz w:val="24"/>
+          <w:szCs w:val="24"/>
+          <w:u w:val="single"/>
+          <w:lang w:eastAsia="es-CO"/>
+        </w:rPr>
+        <w:t>e</w:t>
+      </w:r>
+      <w:r>
+        <w:rPr>
+          <w:rFonts w:ascii="Arial" w:eastAsia="Times New Roman" w:hAnsi="Arial" w:cs="Arial"/>
+          <w:color w:val="000000"/>
+          <w:sz w:val="24"/>
+          <w:szCs w:val="24"/>
+          <w:u w:val="single"/>
+          <w:lang w:eastAsia="es-CO"/>
+        </w:rPr>
+        <w:t>mente</w:t>
+      </w:r>
+      <w:r>
+        <w:rPr>
+          <w:rFonts w:ascii="Arial" w:eastAsia="Times New Roman" w:hAnsi="Arial" w:cs="Arial"/>
+          <w:color w:val="000000"/>
+          <w:sz w:val="24"/>
+          <w:szCs w:val="24"/>
+          <w:lang w:eastAsia="es-CO"/>
+        </w:rPr>
+        <w:t xml:space="preserve"> </w:t>
+      </w:r>
+      <w:r>
+        <w:rPr>
+          <w:rFonts w:ascii="Arial" w:eastAsia="Times New Roman" w:hAnsi="Arial" w:cs="Arial"/>
+          <w:color w:val="000000"/>
+          <w:sz w:val="24"/>
+          <w:szCs w:val="24"/>
+          <w:lang w:eastAsia="es-CO"/>
+        </w:rPr>
+        <w:t xml:space="preserve">por ejemplo, comparar el promedio del puntaje </w:t>
+      </w:r>
+      <w:r>
+        <w:rPr>
+          <w:rFonts w:ascii="Arial" w:eastAsia="Times New Roman" w:hAnsi="Arial" w:cs="Arial"/>
+          <w:color w:val="000000"/>
+          <w:sz w:val="24"/>
+          <w:szCs w:val="24"/>
+          <w:lang w:eastAsia="es-CO"/>
+        </w:rPr>
+        <w:t>fg</w:t>
+      </w:r>
+      <w:r>
+        <w:rPr>
+          <w:rFonts w:ascii="Arial" w:eastAsia="Times New Roman" w:hAnsi="Arial" w:cs="Arial"/>
+          <w:color w:val="000000"/>
+          <w:sz w:val="24"/>
+          <w:szCs w:val="24"/>
+          <w:lang w:eastAsia="es-CO"/>
+        </w:rPr>
+        <w:t>lobal según el estrato o el municipio para responder nuestra pregunta de investigación sin que las consultas SQL se vuelvan lentas.</w:t>
+      </w:r>
+    </w:p>
+    <w:p>
+      <w:pPr>
+        <w:spacing w:line="240" w:lineRule="auto"/>
+        <w:jc w:val="both"/>
+        <w:rPr>
+          <w:rFonts w:ascii="Arial" w:eastAsia="Times New Roman" w:hAnsi="Arial" w:cs="Arial"/>
+          <w:b/>
+          <w:bCs/>
+          <w:color w:val="000000"/>
+          <w:sz w:val="24"/>
+          <w:szCs w:val="24"/>
+          <w:lang w:eastAsia="es-CO"/>
+        </w:rPr>
+      </w:pPr>
+    </w:p>
+    <w:p>
+      <w:pPr>
+        <w:spacing w:line="240" w:lineRule="auto"/>
+        <w:jc w:val="both"/>
+        <w:rPr>
+          <w:rFonts w:ascii="Arial" w:eastAsia="Times New Roman" w:hAnsi="Arial" w:cs="Arial"/>
+          <w:b/>
+          <w:bCs/>
+          <w:color w:val="000000"/>
+          <w:sz w:val="24"/>
+          <w:szCs w:val="24"/>
+          <w:lang w:eastAsia="es-CO"/>
+        </w:rPr>
+      </w:pPr>
+      <w:r>
+        <w:rPr>
+          <w:rFonts w:ascii="Arial" w:eastAsia="Times New Roman" w:hAnsi="Arial" w:cs="Arial"/>
+          <w:b/>
+          <w:bCs/>
+          <w:color w:val="000000"/>
+          <w:sz w:val="24"/>
+          <w:szCs w:val="24"/>
+          <w:lang w:eastAsia="es-CO"/>
+        </w:rPr>
+        <w:t>Stack Tecnológico y Criterios de Selección</w:t>
+      </w:r>
+    </w:p>
+    <w:p>
+      <w:pPr>
+        <w:spacing w:line="240" w:lineRule="auto"/>
+        <w:jc w:val="both"/>
+        <w:rPr>
+          <w:rFonts w:ascii="Arial" w:eastAsia="Times New Roman" w:hAnsi="Arial" w:cs="Arial"/>
+          <w:color w:val="000000"/>
+          <w:sz w:val="24"/>
+          <w:szCs w:val="24"/>
+          <w:lang w:eastAsia="es-CO"/>
+        </w:rPr>
+      </w:pPr>
+      <w:r>
+        <w:rPr>
+          <w:rFonts w:ascii="Arial" w:eastAsia="Times New Roman" w:hAnsi="Arial" w:cs="Arial"/>
+          <w:color w:val="000000"/>
+          <w:sz w:val="24"/>
+          <w:szCs w:val="24"/>
+          <w:lang w:eastAsia="es-CO"/>
+        </w:rPr>
+        <w:t>Las tecnologías fueron elegidas buscando un equilibrio entre capacidad de procesamiento eficiente para grandes volúmenes de datos y un almacenamiento estructurado robusto.</w:t>
+      </w:r>
+    </w:p>
+    <w:tbl>
+      <w:tblPr>
+        <w:tblW w:w="0" w:type="auto"/>
+        <w:tblCellMar>
+          <w:top w:w="15" w:type="dxa"/>
+          <w:left w:w="15" w:type="dxa"/>
+          <w:bottom w:w="15" w:type="dxa"/>
+          <w:right w:w="15" w:type="dxa"/>
+        </w:tblCellMar>
+        <w:tblLook w:val="04A0" w:firstRow="1" w:lastRow="0" w:firstColumn="1" w:lastColumn="0" w:noHBand="0" w:noVBand="1"/>
+      </w:tblPr>
+      <w:tblGrid>
+        <w:gridCol w:w="1507"/>
+        <w:gridCol w:w="7315"/>
+      </w:tblGrid>
+      <w:tr>
+        <w:trPr>
+          <w:tblHeader/>
+        </w:trPr>
+        <w:tc>
+          <w:tcPr>
+            <w:tcW w:w="0" w:type="auto"/>
+            <w:tcBorders>
+              <w:top w:val="single" w:sz="6" w:space="0" w:color="000000"/>
+              <w:left w:val="single" w:sz="6" w:space="0" w:color="000000"/>
+              <w:bottom w:val="single" w:sz="6" w:space="0" w:color="000000"/>
+              <w:right w:val="single" w:sz="6" w:space="0" w:color="000000"/>
+            </w:tcBorders>
+            <w:shd w:val="clear" w:color="auto" w:fill="E2E8F0"/>
+            <w:tcMar>
+              <w:top w:w="120" w:type="dxa"/>
+              <w:left w:w="120" w:type="dxa"/>
+              <w:bottom w:w="120" w:type="dxa"/>
+              <w:right w:w="120" w:type="dxa"/>
+            </w:tcMar>
+            <w:hideMark/>
+          </w:tcPr>
+          <w:p>
+            <w:pPr>
+              <w:spacing w:line="240" w:lineRule="auto"/>
+              <w:jc w:val="both"/>
+              <w:rPr>
+                <w:rFonts w:ascii="Arial" w:eastAsia="Times New Roman" w:hAnsi="Arial" w:cs="Arial"/>
+                <w:b/>
+                <w:bCs/>
+                <w:color w:val="000000"/>
+                <w:sz w:val="24"/>
+                <w:szCs w:val="24"/>
+                <w:lang w:eastAsia="es-CO"/>
+              </w:rPr>
+            </w:pPr>
+            <w:r>
+              <w:rPr>
+                <w:rFonts w:ascii="Arial" w:eastAsia="Times New Roman" w:hAnsi="Arial" w:cs="Arial"/>
+                <w:b/>
+                <w:bCs/>
+                <w:color w:val="000000"/>
+                <w:sz w:val="24"/>
+                <w:szCs w:val="24"/>
+                <w:lang w:eastAsia="es-CO"/>
+              </w:rPr>
+              <w:t>Tecnología</w:t>
+            </w:r>
+          </w:p>
+        </w:tc>
+        <w:tc>
+          <w:tcPr>
+            <w:tcW w:w="0" w:type="auto"/>
+            <w:tcBorders>
+              <w:top w:val="single" w:sz="6" w:space="0" w:color="000000"/>
+              <w:left w:val="single" w:sz="6" w:space="0" w:color="000000"/>
+              <w:bottom w:val="single" w:sz="6" w:space="0" w:color="000000"/>
+              <w:right w:val="single" w:sz="6" w:space="0" w:color="000000"/>
+            </w:tcBorders>
+            <w:shd w:val="clear" w:color="auto" w:fill="E2E8F0"/>
+            <w:tcMar>
+              <w:top w:w="120" w:type="dxa"/>
+              <w:left w:w="120" w:type="dxa"/>
+              <w:bottom w:w="120" w:type="dxa"/>
+              <w:right w:w="120" w:type="dxa"/>
+            </w:tcMar>
+            <w:hideMark/>
+          </w:tcPr>
+          <w:p>
+            <w:pPr>
+              <w:spacing w:line="240" w:lineRule="auto"/>
+              <w:jc w:val="both"/>
+              <w:rPr>
+                <w:rFonts w:ascii="Arial" w:eastAsia="Times New Roman" w:hAnsi="Arial" w:cs="Arial"/>
+                <w:b/>
+                <w:bCs/>
+                <w:color w:val="000000"/>
+                <w:sz w:val="24"/>
+                <w:szCs w:val="24"/>
+                <w:lang w:eastAsia="es-CO"/>
+              </w:rPr>
+            </w:pPr>
+            <w:r>
+              <w:rPr>
+                <w:rFonts w:ascii="Arial" w:eastAsia="Times New Roman" w:hAnsi="Arial" w:cs="Arial"/>
+                <w:b/>
+                <w:bCs/>
+                <w:color w:val="000000"/>
+                <w:sz w:val="24"/>
+                <w:szCs w:val="24"/>
+                <w:lang w:eastAsia="es-CO"/>
+              </w:rPr>
+              <w:t>Criterio de Selección e Implementación</w:t>
+            </w:r>
+          </w:p>
+        </w:tc>
+      </w:tr>
+      <w:tr>
+        <w:tc>
+          <w:tcPr>
+            <w:tcW w:w="0" w:type="auto"/>
+            <w:tcBorders>
+              <w:top w:val="single" w:sz="6" w:space="0" w:color="000000"/>
+              <w:left w:val="single" w:sz="6" w:space="0" w:color="000000"/>
+              <w:bottom w:val="single" w:sz="6" w:space="0" w:color="000000"/>
+              <w:right w:val="single" w:sz="6" w:space="0" w:color="000000"/>
+            </w:tcBorders>
+            <w:tcMar>
+              <w:top w:w="120" w:type="dxa"/>
+              <w:left w:w="120" w:type="dxa"/>
+              <w:bottom w:w="120" w:type="dxa"/>
+              <w:right w:w="120" w:type="dxa"/>
+            </w:tcMar>
+            <w:hideMark/>
+          </w:tcPr>
+          <w:p>
+            <w:pPr>
+              <w:spacing w:line="240" w:lineRule="auto"/>
+              <w:jc w:val="both"/>
+              <w:rPr>
+                <w:rFonts w:ascii="Arial" w:eastAsia="Times New Roman" w:hAnsi="Arial" w:cs="Arial"/>
+                <w:color w:val="000000"/>
+                <w:sz w:val="24"/>
+                <w:szCs w:val="24"/>
+                <w:lang w:eastAsia="es-CO"/>
+              </w:rPr>
+            </w:pPr>
+            <w:r>
+              <w:rPr>
+                <w:rFonts w:ascii="Arial" w:eastAsia="Times New Roman" w:hAnsi="Arial" w:cs="Arial"/>
+                <w:b/>
+                <w:bCs/>
+                <w:color w:val="000000"/>
+                <w:sz w:val="24"/>
+                <w:szCs w:val="24"/>
+                <w:lang w:eastAsia="es-CO"/>
+              </w:rPr>
+              <w:t>Python</w:t>
+            </w:r>
+          </w:p>
+        </w:tc>
+        <w:tc>
+          <w:tcPr>
+            <w:tcW w:w="0" w:type="auto"/>
+            <w:tcBorders>
+              <w:top w:val="single" w:sz="6" w:space="0" w:color="000000"/>
+              <w:left w:val="single" w:sz="6" w:space="0" w:color="000000"/>
+              <w:bottom w:val="single" w:sz="6" w:space="0" w:color="000000"/>
+              <w:right w:val="single" w:sz="6" w:space="0" w:color="000000"/>
+            </w:tcBorders>
+            <w:tcMar>
+              <w:top w:w="120" w:type="dxa"/>
+              <w:left w:w="120" w:type="dxa"/>
+              <w:bottom w:w="120" w:type="dxa"/>
+              <w:right w:w="120" w:type="dxa"/>
+            </w:tcMar>
+            <w:hideMark/>
+          </w:tcPr>
+          <w:p>
+            <w:pPr>
+              <w:spacing w:line="240" w:lineRule="auto"/>
+              <w:jc w:val="both"/>
+              <w:rPr>
+                <w:rFonts w:ascii="Arial" w:eastAsia="Times New Roman" w:hAnsi="Arial" w:cs="Arial"/>
+                <w:color w:val="000000"/>
+                <w:sz w:val="24"/>
+                <w:szCs w:val="24"/>
+                <w:lang w:eastAsia="es-CO"/>
+              </w:rPr>
+            </w:pPr>
+            <w:r>
+              <w:rPr>
+                <w:rFonts w:ascii="Arial" w:eastAsia="Times New Roman" w:hAnsi="Arial" w:cs="Arial"/>
+                <w:color w:val="000000"/>
+                <w:sz w:val="24"/>
+                <w:szCs w:val="24"/>
+                <w:lang w:eastAsia="es-CO"/>
+              </w:rPr>
+              <w:t xml:space="preserve">Lenguaje base orquestador del pipeline. Se utilizaron librerías clave como </w:t>
+            </w:r>
+            <w:r>
+              <w:rPr>
+                <w:rFonts w:ascii="Arial" w:eastAsia="Times New Roman" w:hAnsi="Arial" w:cs="Arial"/>
+                <w:i/>
+                <w:iCs/>
+                <w:color w:val="000000"/>
+                <w:sz w:val="24"/>
+                <w:szCs w:val="24"/>
+                <w:lang w:eastAsia="es-CO"/>
+              </w:rPr>
+              <w:t>SQLAlchemy</w:t>
+            </w:r>
+            <w:r>
+              <w:rPr>
+                <w:rFonts w:ascii="Arial" w:eastAsia="Times New Roman" w:hAnsi="Arial" w:cs="Arial"/>
+                <w:color w:val="000000"/>
+                <w:sz w:val="24"/>
+                <w:szCs w:val="24"/>
+                <w:lang w:eastAsia="es-CO"/>
+              </w:rPr>
+              <w:t xml:space="preserve"> para la comunicación con la base de datos y </w:t>
+            </w:r>
+            <w:r>
+              <w:rPr>
+                <w:rFonts w:ascii="Arial" w:eastAsia="Times New Roman" w:hAnsi="Arial" w:cs="Arial"/>
+                <w:i/>
+                <w:iCs/>
+                <w:color w:val="000000"/>
+                <w:sz w:val="24"/>
+                <w:szCs w:val="24"/>
+                <w:lang w:eastAsia="es-CO"/>
+              </w:rPr>
+              <w:t>ftfy</w:t>
+            </w:r>
+            <w:r>
+              <w:rPr>
+                <w:rFonts w:ascii="Arial" w:eastAsia="Times New Roman" w:hAnsi="Arial" w:cs="Arial"/>
+                <w:color w:val="000000"/>
+                <w:sz w:val="24"/>
+                <w:szCs w:val="24"/>
+                <w:lang w:eastAsia="es-CO"/>
+              </w:rPr>
+              <w:t xml:space="preserve"> para la estandarización de codificación de texto durante la limpieza geográfica.</w:t>
+            </w:r>
+          </w:p>
+        </w:tc>
+      </w:tr>
+      <w:tr>
+        <w:tc>
+          <w:tcPr>
+            <w:tcW w:w="0" w:type="auto"/>
+            <w:tcBorders>
+              <w:top w:val="single" w:sz="6" w:space="0" w:color="000000"/>
+              <w:left w:val="single" w:sz="6" w:space="0" w:color="000000"/>
+              <w:bottom w:val="single" w:sz="6" w:space="0" w:color="000000"/>
+              <w:right w:val="single" w:sz="6" w:space="0" w:color="000000"/>
+            </w:tcBorders>
+            <w:tcMar>
+              <w:top w:w="120" w:type="dxa"/>
+              <w:left w:w="120" w:type="dxa"/>
+              <w:bottom w:w="120" w:type="dxa"/>
+              <w:right w:w="120" w:type="dxa"/>
+            </w:tcMar>
+            <w:hideMark/>
+          </w:tcPr>
+          <w:p>
+            <w:pPr>
+              <w:spacing w:line="240" w:lineRule="auto"/>
+              <w:jc w:val="both"/>
+              <w:rPr>
+                <w:rFonts w:ascii="Arial" w:eastAsia="Times New Roman" w:hAnsi="Arial" w:cs="Arial"/>
+                <w:color w:val="000000"/>
+                <w:sz w:val="24"/>
+                <w:szCs w:val="24"/>
+                <w:lang w:eastAsia="es-CO"/>
+              </w:rPr>
+            </w:pPr>
+            <w:r>
+              <w:rPr>
+                <w:rFonts w:ascii="Arial" w:eastAsia="Times New Roman" w:hAnsi="Arial" w:cs="Arial"/>
+                <w:b/>
+                <w:bCs/>
+                <w:color w:val="000000"/>
+                <w:sz w:val="24"/>
+                <w:szCs w:val="24"/>
+                <w:lang w:eastAsia="es-CO"/>
+              </w:rPr>
+              <w:t>Polars</w:t>
+            </w:r>
+          </w:p>
+        </w:tc>
+        <w:tc>
+          <w:tcPr>
+            <w:tcW w:w="0" w:type="auto"/>
+            <w:tcBorders>
+              <w:top w:val="single" w:sz="6" w:space="0" w:color="000000"/>
+              <w:left w:val="single" w:sz="6" w:space="0" w:color="000000"/>
+              <w:bottom w:val="single" w:sz="6" w:space="0" w:color="000000"/>
+              <w:right w:val="single" w:sz="6" w:space="0" w:color="000000"/>
+            </w:tcBorders>
+            <w:tcMar>
+              <w:top w:w="120" w:type="dxa"/>
+              <w:left w:w="120" w:type="dxa"/>
+              <w:bottom w:w="120" w:type="dxa"/>
+              <w:right w:w="120" w:type="dxa"/>
+            </w:tcMar>
+            <w:hideMark/>
+          </w:tcPr>
+          <w:p>
+            <w:pPr>
+              <w:spacing w:line="240" w:lineRule="auto"/>
+              <w:jc w:val="both"/>
+              <w:rPr>
+                <w:rFonts w:ascii="Arial" w:eastAsia="Times New Roman" w:hAnsi="Arial" w:cs="Arial"/>
+                <w:color w:val="000000"/>
+                <w:sz w:val="24"/>
+                <w:szCs w:val="24"/>
+                <w:lang w:eastAsia="es-CO"/>
+              </w:rPr>
+            </w:pPr>
+            <w:r>
+              <w:rPr>
+                <w:rFonts w:ascii="Arial" w:eastAsia="Times New Roman" w:hAnsi="Arial" w:cs="Arial"/>
+                <w:color w:val="000000"/>
+                <w:sz w:val="24"/>
+                <w:szCs w:val="24"/>
+                <w:lang w:eastAsia="es-CO"/>
+              </w:rPr>
+              <w:t>Motor de procesamiento de datos. Reemplazó a Pandas como la herramienta principal para lectura, perfilamiento (</w:t>
+            </w:r>
+            <w:r>
+              <w:rPr>
+                <w:rFonts w:ascii="Arial" w:eastAsia="Times New Roman" w:hAnsi="Arial" w:cs="Arial"/>
+                <w:color w:val="000000"/>
+                <w:sz w:val="24"/>
+                <w:szCs w:val="24"/>
+                <w:lang w:eastAsia="es-CO"/>
+              </w:rPr>
+              <w:t>661.892</w:t>
+            </w:r>
+            <w:r>
+              <w:rPr>
+                <w:rFonts w:ascii="Arial" w:eastAsia="Times New Roman" w:hAnsi="Arial" w:cs="Arial"/>
+                <w:color w:val="000000"/>
+                <w:sz w:val="24"/>
+                <w:szCs w:val="24"/>
+                <w:lang w:eastAsia="es-CO"/>
+              </w:rPr>
+              <w:t xml:space="preserve"> mil</w:t>
+            </w:r>
+            <w:r>
+              <w:rPr>
+                <w:rFonts w:ascii="Arial" w:eastAsia="Times New Roman" w:hAnsi="Arial" w:cs="Arial"/>
+                <w:color w:val="000000"/>
+                <w:sz w:val="24"/>
+                <w:szCs w:val="24"/>
+                <w:lang w:eastAsia="es-CO"/>
+              </w:rPr>
+              <w:t xml:space="preserve"> </w:t>
+            </w:r>
+            <w:r>
+              <w:rPr>
+                <w:rFonts w:ascii="Arial" w:eastAsia="Times New Roman" w:hAnsi="Arial" w:cs="Arial"/>
+                <w:color w:val="000000"/>
+                <w:sz w:val="24"/>
+                <w:szCs w:val="24"/>
+                <w:lang w:eastAsia="es-CO"/>
+              </w:rPr>
+              <w:t xml:space="preserve"> registros</w:t>
+            </w:r>
+            <w:r>
+              <w:rPr>
+                <w:rFonts w:ascii="Arial" w:eastAsia="Times New Roman" w:hAnsi="Arial" w:cs="Arial"/>
+                <w:color w:val="000000"/>
+                <w:sz w:val="24"/>
+                <w:szCs w:val="24"/>
+                <w:lang w:eastAsia="es-CO"/>
+              </w:rPr>
+              <w:t xml:space="preserve"> y 94 columnas</w:t>
+            </w:r>
+            <w:r>
+              <w:rPr>
+                <w:rFonts w:ascii="Arial" w:eastAsia="Times New Roman" w:hAnsi="Arial" w:cs="Arial"/>
+                <w:color w:val="000000"/>
+                <w:sz w:val="24"/>
+                <w:szCs w:val="24"/>
+                <w:lang w:eastAsia="es-CO"/>
+              </w:rPr>
+              <w:t>) y transformación (ETL). Su capacidad de multihilo y evaluación perezosa optimiza radicalmente la velocidad de ejecución y la gestión de memoria en datasets masivos.</w:t>
+            </w:r>
+          </w:p>
+        </w:tc>
+      </w:tr>
+      <w:tr>
+        <w:tc>
+          <w:tcPr>
+            <w:tcW w:w="0" w:type="auto"/>
+            <w:tcBorders>
+              <w:top w:val="single" w:sz="6" w:space="0" w:color="000000"/>
+              <w:left w:val="single" w:sz="6" w:space="0" w:color="000000"/>
+              <w:bottom w:val="single" w:sz="6" w:space="0" w:color="000000"/>
+              <w:right w:val="single" w:sz="6" w:space="0" w:color="000000"/>
+            </w:tcBorders>
+            <w:tcMar>
+              <w:top w:w="120" w:type="dxa"/>
+              <w:left w:w="120" w:type="dxa"/>
+              <w:bottom w:w="120" w:type="dxa"/>
+              <w:right w:w="120" w:type="dxa"/>
+            </w:tcMar>
+            <w:hideMark/>
+          </w:tcPr>
+          <w:p>
+            <w:pPr>
+              <w:spacing w:line="240" w:lineRule="auto"/>
+              <w:jc w:val="both"/>
+              <w:rPr>
+                <w:rFonts w:ascii="Arial" w:eastAsia="Times New Roman" w:hAnsi="Arial" w:cs="Arial"/>
+                <w:color w:val="000000"/>
+                <w:sz w:val="24"/>
+                <w:szCs w:val="24"/>
+                <w:lang w:eastAsia="es-CO"/>
+              </w:rPr>
+            </w:pPr>
+            <w:r>
+              <w:rPr>
+                <w:rFonts w:ascii="Arial" w:eastAsia="Times New Roman" w:hAnsi="Arial" w:cs="Arial"/>
+                <w:b/>
+                <w:bCs/>
+                <w:color w:val="000000"/>
+                <w:sz w:val="24"/>
+                <w:szCs w:val="24"/>
+                <w:lang w:eastAsia="es-CO"/>
+              </w:rPr>
+              <w:t>MySQL 8.0</w:t>
+            </w:r>
+          </w:p>
+        </w:tc>
+        <w:tc>
+          <w:tcPr>
+            <w:tcW w:w="0" w:type="auto"/>
+            <w:tcBorders>
+              <w:top w:val="single" w:sz="6" w:space="0" w:color="000000"/>
+              <w:left w:val="single" w:sz="6" w:space="0" w:color="000000"/>
+              <w:bottom w:val="single" w:sz="6" w:space="0" w:color="000000"/>
+              <w:right w:val="single" w:sz="6" w:space="0" w:color="000000"/>
+            </w:tcBorders>
+            <w:tcMar>
+              <w:top w:w="120" w:type="dxa"/>
+              <w:left w:w="120" w:type="dxa"/>
+              <w:bottom w:w="120" w:type="dxa"/>
+              <w:right w:w="120" w:type="dxa"/>
+            </w:tcMar>
+            <w:hideMark/>
+          </w:tcPr>
+          <w:p>
+            <w:pPr>
+              <w:spacing w:line="240" w:lineRule="auto"/>
+              <w:jc w:val="both"/>
+              <w:rPr>
+                <w:rFonts w:ascii="Arial" w:eastAsia="Times New Roman" w:hAnsi="Arial" w:cs="Arial"/>
+                <w:color w:val="000000"/>
+                <w:sz w:val="24"/>
+                <w:szCs w:val="24"/>
+                <w:lang w:eastAsia="es-CO"/>
+              </w:rPr>
+            </w:pPr>
+            <w:r>
+              <w:rPr>
+                <w:rFonts w:ascii="Arial" w:eastAsia="Times New Roman" w:hAnsi="Arial" w:cs="Arial"/>
+                <w:color w:val="000000"/>
+                <w:sz w:val="24"/>
+                <w:szCs w:val="24"/>
+                <w:lang w:eastAsia="es-CO"/>
+              </w:rPr>
+              <w:t xml:space="preserve">Motor del Data Warehouse. A diferencia de una base de datos embebida, proporciona una arquitectura relacional sólida, capacidades de concurrencia y funciones de validación robustas </w:t>
+            </w:r>
+            <w:r>
+              <w:rPr>
+                <w:rFonts w:ascii="Arial" w:eastAsia="Times New Roman" w:hAnsi="Arial" w:cs="Arial"/>
+                <w:color w:val="000000"/>
+                <w:sz w:val="24"/>
+                <w:szCs w:val="24"/>
+                <w:lang w:eastAsia="es-CO"/>
+              </w:rPr>
+              <w:lastRenderedPageBreak/>
+              <w:t>requeridas para soportar millones de registros de manera escalable y centralizada.</w:t>
+            </w:r>
+          </w:p>
+        </w:tc>
+      </w:tr>
+      <w:tr>
+        <w:tc>
+          <w:tcPr>
+            <w:tcW w:w="0" w:type="auto"/>
+            <w:tcBorders>
+              <w:top w:val="single" w:sz="6" w:space="0" w:color="000000"/>
+              <w:left w:val="single" w:sz="6" w:space="0" w:color="000000"/>
+              <w:bottom w:val="single" w:sz="6" w:space="0" w:color="000000"/>
+              <w:right w:val="single" w:sz="6" w:space="0" w:color="000000"/>
+            </w:tcBorders>
+            <w:tcMar>
+              <w:top w:w="120" w:type="dxa"/>
+              <w:left w:w="120" w:type="dxa"/>
+              <w:bottom w:w="120" w:type="dxa"/>
+              <w:right w:w="120" w:type="dxa"/>
+            </w:tcMar>
+            <w:hideMark/>
+          </w:tcPr>
+          <w:p>
+            <w:pPr>
+              <w:spacing w:line="240" w:lineRule="auto"/>
+              <w:jc w:val="both"/>
+              <w:rPr>
+                <w:rFonts w:ascii="Arial" w:eastAsia="Times New Roman" w:hAnsi="Arial" w:cs="Arial"/>
+                <w:color w:val="000000"/>
+                <w:sz w:val="24"/>
+                <w:szCs w:val="24"/>
+                <w:lang w:eastAsia="es-CO"/>
+              </w:rPr>
+            </w:pPr>
+            <w:r>
+              <w:rPr>
+                <w:rFonts w:ascii="Arial" w:eastAsia="Times New Roman" w:hAnsi="Arial" w:cs="Arial"/>
+                <w:b/>
+                <w:bCs/>
+                <w:color w:val="000000"/>
+                <w:sz w:val="24"/>
+                <w:szCs w:val="24"/>
+                <w:lang w:eastAsia="es-CO"/>
+              </w:rPr>
+              <w:lastRenderedPageBreak/>
+              <w:t>Docker</w:t>
+            </w:r>
+          </w:p>
+        </w:tc>
+        <w:tc>
+          <w:tcPr>
+            <w:tcW w:w="0" w:type="auto"/>
+            <w:tcBorders>
+              <w:top w:val="single" w:sz="6" w:space="0" w:color="000000"/>
+              <w:left w:val="single" w:sz="6" w:space="0" w:color="000000"/>
+              <w:bottom w:val="single" w:sz="6" w:space="0" w:color="000000"/>
+              <w:right w:val="single" w:sz="6" w:space="0" w:color="000000"/>
+            </w:tcBorders>
+            <w:tcMar>
+              <w:top w:w="120" w:type="dxa"/>
+              <w:left w:w="120" w:type="dxa"/>
+              <w:bottom w:w="120" w:type="dxa"/>
+              <w:right w:w="120" w:type="dxa"/>
+            </w:tcMar>
+            <w:hideMark/>
+          </w:tcPr>
+          <w:p>
+            <w:pPr>
+              <w:spacing w:line="240" w:lineRule="auto"/>
+              <w:jc w:val="both"/>
+              <w:rPr>
+                <w:rFonts w:ascii="Arial" w:eastAsia="Times New Roman" w:hAnsi="Arial" w:cs="Arial"/>
+                <w:color w:val="000000"/>
+                <w:sz w:val="24"/>
+                <w:szCs w:val="24"/>
+                <w:lang w:eastAsia="es-CO"/>
+              </w:rPr>
+            </w:pPr>
+            <w:r>
+              <w:rPr>
+                <w:rFonts w:ascii="Arial" w:eastAsia="Times New Roman" w:hAnsi="Arial" w:cs="Arial"/>
+                <w:color w:val="000000"/>
+                <w:sz w:val="24"/>
+                <w:szCs w:val="24"/>
+                <w:lang w:eastAsia="es-CO"/>
+              </w:rPr>
+              <w:t xml:space="preserve">Herramienta de contenerización. Mediante </w:t>
+            </w:r>
+            <w:r>
+              <w:rPr>
+                <w:rFonts w:ascii="Arial" w:eastAsia="Times New Roman" w:hAnsi="Arial" w:cs="Arial"/>
+                <w:i/>
+                <w:iCs/>
+                <w:color w:val="000000"/>
+                <w:sz w:val="24"/>
+                <w:szCs w:val="24"/>
+                <w:lang w:eastAsia="es-CO"/>
+              </w:rPr>
+              <w:t>docker-compose</w:t>
+            </w:r>
+            <w:r>
+              <w:rPr>
+                <w:rFonts w:ascii="Arial" w:eastAsia="Times New Roman" w:hAnsi="Arial" w:cs="Arial"/>
+                <w:color w:val="000000"/>
+                <w:sz w:val="24"/>
+                <w:szCs w:val="24"/>
+                <w:lang w:eastAsia="es-CO"/>
+              </w:rPr>
+              <w:t xml:space="preserve"> se aprovisiona el contenedor de MySQL (con volúmenes persistentes), asegurando la configuración unificada de puertos, credenciales y scripts de inicialización de la base de datos de manera agnóstica a la máquina host. Garantiza reproducibilidad.</w:t>
+            </w:r>
+          </w:p>
+        </w:tc>
+      </w:tr>
+    </w:tbl>
+    <w:p>
+      <w:pPr>
+        <w:spacing w:line="240" w:lineRule="auto"/>
+        <w:jc w:val="both"/>
+        <w:rPr>
+          <w:rFonts w:ascii="Arial" w:eastAsia="Times New Roman" w:hAnsi="Arial" w:cs="Arial"/>
+          <w:b/>
+          <w:bCs/>
+          <w:color w:val="000000"/>
+          <w:sz w:val="24"/>
+          <w:szCs w:val="24"/>
+          <w:lang w:eastAsia="es-CO"/>
+        </w:rPr>
+      </w:pPr>
+    </w:p>
+    <w:p>
+      <w:pPr>
+        <w:spacing w:line="240" w:lineRule="auto"/>
+        <w:jc w:val="both"/>
+        <w:rPr>
+          <w:rFonts w:ascii="Arial" w:eastAsia="Times New Roman" w:hAnsi="Arial" w:cs="Arial"/>
+          <w:b/>
+          <w:bCs/>
+          <w:color w:val="000000"/>
+          <w:sz w:val="24"/>
+          <w:szCs w:val="24"/>
+          <w:lang w:eastAsia="es-CO"/>
+        </w:rPr>
+      </w:pPr>
+      <w:r>
+        <w:rPr>
+          <w:rFonts w:ascii="Arial" w:eastAsia="Times New Roman" w:hAnsi="Arial" w:cs="Arial"/>
+          <w:b/>
+          <w:bCs/>
+          <w:color w:val="000000"/>
+          <w:sz w:val="24"/>
+          <w:szCs w:val="24"/>
+          <w:lang w:eastAsia="es-CO"/>
+        </w:rPr>
+        <w:t>Resumen del Análisis Exploratorio de Datos (EDA) y Limpieza</w:t>
+      </w:r>
+    </w:p>
+    <w:p>
+      <w:pPr>
+        <w:spacing w:line="240" w:lineRule="auto"/>
+        <w:jc w:val="both"/>
+        <w:rPr>
+          <w:rFonts w:ascii="Arial" w:eastAsia="Times New Roman" w:hAnsi="Arial" w:cs="Arial"/>
+          <w:color w:val="000000"/>
+          <w:sz w:val="24"/>
+          <w:szCs w:val="24"/>
+          <w:lang w:eastAsia="es-CO"/>
+        </w:rPr>
+      </w:pPr>
+      <w:r>
+        <w:rPr>
+          <w:rFonts w:ascii="Arial" w:eastAsia="Times New Roman" w:hAnsi="Arial" w:cs="Arial"/>
+          <w:color w:val="000000"/>
+          <w:sz w:val="24"/>
+          <w:szCs w:val="24"/>
+          <w:lang w:eastAsia="es-CO"/>
+        </w:rPr>
+        <w:t>El proceso de perfilamiento y limpieza se desarrolló para garantizar la unicidad e integridad de la data de origen:</w:t>
+      </w:r>
+    </w:p>
+    <w:p>
+      <w:pPr>
+        <w:numPr>
+          <w:ilvl w:val="0"/>
+          <w:numId w:val="2"/>
+        </w:numPr>
+        <w:spacing w:line="240" w:lineRule="auto"/>
+        <w:jc w:val="both"/>
+        <w:rPr>
+          <w:rFonts w:ascii="Arial" w:eastAsia="Times New Roman" w:hAnsi="Arial" w:cs="Arial"/>
+          <w:color w:val="000000"/>
+          <w:sz w:val="24"/>
+          <w:szCs w:val="24"/>
+          <w:lang w:eastAsia="es-CO"/>
+        </w:rPr>
+      </w:pPr>
+      <w:r>
+        <w:rPr>
+          <w:rFonts w:ascii="Arial" w:eastAsia="Times New Roman" w:hAnsi="Arial" w:cs="Arial"/>
+          <w:b/>
+          <w:bCs/>
+          <w:color w:val="000000"/>
+          <w:sz w:val="24"/>
+          <w:szCs w:val="24"/>
+          <w:lang w:eastAsia="es-CO"/>
+        </w:rPr>
+        <w:t>Identificación y Manejo de Nulos:</w:t>
+      </w:r>
+      <w:r>
+        <w:rPr>
+          <w:rFonts w:ascii="Arial" w:eastAsia="Times New Roman" w:hAnsi="Arial" w:cs="Arial"/>
+          <w:color w:val="000000"/>
+          <w:sz w:val="24"/>
+          <w:szCs w:val="24"/>
+          <w:lang w:eastAsia="es-CO"/>
+        </w:rPr>
+        <w:t xml:space="preserve"> Se realizó un escaneo general de </w:t>
+      </w:r>
+      <w:r>
+        <w:rPr>
+          <w:rFonts w:ascii="Arial" w:eastAsia="Times New Roman" w:hAnsi="Arial" w:cs="Arial"/>
+          <w:i/>
+          <w:iCs/>
+          <w:color w:val="000000"/>
+          <w:sz w:val="24"/>
+          <w:szCs w:val="24"/>
+          <w:lang w:eastAsia="es-CO"/>
+        </w:rPr>
+        <w:t>null counts</w:t>
+      </w:r>
+      <w:r>
+        <w:rPr>
+          <w:rFonts w:ascii="Arial" w:eastAsia="Times New Roman" w:hAnsi="Arial" w:cs="Arial"/>
+          <w:color w:val="000000"/>
+          <w:sz w:val="24"/>
+          <w:szCs w:val="24"/>
+          <w:lang w:eastAsia="es-CO"/>
+        </w:rPr>
+        <w:t xml:space="preserve"> por cada columna del dataset (e.g., atributos del colegio, residencia). Se implementaron imputaciones utilizando el valor "SIN INFORMACION" para mantener la consistencia sin descartar registros válidos.</w:t>
+      </w:r>
+    </w:p>
+    <w:p>
+      <w:pPr>
+        <w:numPr>
+          <w:ilvl w:val="0"/>
+          <w:numId w:val="2"/>
+        </w:numPr>
+        <w:spacing w:line="240" w:lineRule="auto"/>
+        <w:jc w:val="both"/>
+        <w:rPr>
+          <w:rFonts w:ascii="Arial" w:eastAsia="Times New Roman" w:hAnsi="Arial" w:cs="Arial"/>
+          <w:color w:val="000000"/>
+          <w:sz w:val="24"/>
+          <w:szCs w:val="24"/>
+          <w:lang w:eastAsia="es-CO"/>
+        </w:rPr>
+      </w:pPr>
+      <w:r>
+        <w:rPr>
+          <w:rFonts w:ascii="Arial" w:eastAsia="Times New Roman" w:hAnsi="Arial" w:cs="Arial"/>
+          <w:b/>
+          <w:bCs/>
+          <w:color w:val="000000"/>
+          <w:sz w:val="24"/>
+          <w:szCs w:val="24"/>
+          <w:lang w:eastAsia="es-CO"/>
+        </w:rPr>
+        <w:t>Estandarización y Formateo:</w:t>
+      </w:r>
+      <w:r>
+        <w:rPr>
+          <w:rFonts w:ascii="Arial" w:eastAsia="Times New Roman" w:hAnsi="Arial" w:cs="Arial"/>
+          <w:color w:val="000000"/>
+          <w:sz w:val="24"/>
+          <w:szCs w:val="24"/>
+          <w:lang w:eastAsia="es-CO"/>
+        </w:rPr>
+        <w:t xml:space="preserve"> Se normalizaron atributos tipo texto eliminando decimales (ej. códigos ICFES), estandarizando mayúsculas, removiendo espacios en blanco y corrigiendo problemas de codificación de caracteres en departamentos y municipios (con el uso de la librería </w:t>
+      </w:r>
+      <w:r>
+        <w:rPr>
+          <w:rFonts w:ascii="Arial" w:eastAsia="Times New Roman" w:hAnsi="Arial" w:cs="Arial"/>
+          <w:i/>
+          <w:iCs/>
+          <w:color w:val="000000"/>
+          <w:sz w:val="24"/>
+          <w:szCs w:val="24"/>
+          <w:lang w:eastAsia="es-CO"/>
+        </w:rPr>
+        <w:t>ftfy</w:t>
+      </w:r>
+      <w:r>
+        <w:rPr>
+          <w:rFonts w:ascii="Arial" w:eastAsia="Times New Roman" w:hAnsi="Arial" w:cs="Arial"/>
+          <w:color w:val="000000"/>
+          <w:sz w:val="24"/>
+          <w:szCs w:val="24"/>
+          <w:lang w:eastAsia="es-CO"/>
+        </w:rPr>
+        <w:t>).</w:t>
+      </w:r>
+    </w:p>
+    <w:p>
+      <w:pPr>
+        <w:numPr>
+          <w:ilvl w:val="0"/>
+          <w:numId w:val="2"/>
+        </w:numPr>
+        <w:spacing w:line="240" w:lineRule="auto"/>
+        <w:jc w:val="both"/>
+        <w:rPr>
+          <w:rFonts w:ascii="Arial" w:eastAsia="Times New Roman" w:hAnsi="Arial" w:cs="Arial"/>
+          <w:color w:val="000000"/>
+          <w:sz w:val="24"/>
+          <w:szCs w:val="24"/>
+          <w:lang w:eastAsia="es-CO"/>
+        </w:rPr>
+      </w:pPr>
+      <w:r>
+        <w:rPr>
+          <w:rFonts w:ascii="Arial" w:eastAsia="Times New Roman" w:hAnsi="Arial" w:cs="Arial"/>
+          <w:b/>
+          <w:bCs/>
+          <w:color w:val="000000"/>
+          <w:sz w:val="24"/>
+          <w:szCs w:val="24"/>
+          <w:lang w:eastAsia="es-CO"/>
+        </w:rPr>
+        <w:t>Validación de Unicidad y Duplicados:</w:t>
+      </w:r>
+      <w:r>
+        <w:rPr>
+          <w:rFonts w:ascii="Arial" w:eastAsia="Times New Roman" w:hAnsi="Arial" w:cs="Arial"/>
+          <w:color w:val="000000"/>
+          <w:sz w:val="24"/>
+          <w:szCs w:val="24"/>
+          <w:lang w:eastAsia="es-CO"/>
+        </w:rPr>
+        <w:t xml:space="preserve"> Se revisaron a profundidad los duplicados a partir de la llave primaria del estudiante (</w:t>
+      </w:r>
+      <w:r>
+        <w:rPr>
+          <w:rFonts w:ascii="Arial" w:eastAsia="Times New Roman" w:hAnsi="Arial" w:cs="Arial"/>
+          <w:i/>
+          <w:iCs/>
+          <w:color w:val="000000"/>
+          <w:sz w:val="24"/>
+          <w:szCs w:val="24"/>
+          <w:lang w:eastAsia="es-CO"/>
+        </w:rPr>
+        <w:t>estu_consecutivo</w:t>
+      </w:r>
+      <w:r>
+        <w:rPr>
+          <w:rFonts w:ascii="Arial" w:eastAsia="Times New Roman" w:hAnsi="Arial" w:cs="Arial"/>
+          <w:color w:val="000000"/>
+          <w:sz w:val="24"/>
+          <w:szCs w:val="24"/>
+          <w:lang w:eastAsia="es-CO"/>
+        </w:rPr>
+        <w:t>), asegurando la retención de registros únicos y eliminando inconsistencias derivadas de inscripciones dobles.</w:t>
+      </w:r>
+    </w:p>
+    <w:p>
+      <w:pPr>
+        <w:numPr>
+          <w:ilvl w:val="0"/>
+          <w:numId w:val="2"/>
+        </w:numPr>
+        <w:spacing w:line="240" w:lineRule="auto"/>
+        <w:jc w:val="both"/>
+        <w:rPr>
+          <w:rFonts w:ascii="Arial" w:eastAsia="Times New Roman" w:hAnsi="Arial" w:cs="Arial"/>
+          <w:color w:val="000000"/>
+          <w:sz w:val="24"/>
+          <w:szCs w:val="24"/>
+          <w:lang w:eastAsia="es-CO"/>
+        </w:rPr>
+      </w:pPr>
+      <w:r>
+        <w:rPr>
+          <w:rFonts w:ascii="Arial" w:eastAsia="Times New Roman" w:hAnsi="Arial" w:cs="Arial"/>
+          <w:b/>
+          <w:bCs/>
+          <w:color w:val="000000"/>
+          <w:sz w:val="24"/>
+          <w:szCs w:val="24"/>
+          <w:lang w:eastAsia="es-CO"/>
+        </w:rPr>
+        <w:t>Creación de Variables:</w:t>
+      </w:r>
+      <w:r>
+        <w:rPr>
+          <w:rFonts w:ascii="Arial" w:eastAsia="Times New Roman" w:hAnsi="Arial" w:cs="Arial"/>
+          <w:color w:val="000000"/>
+          <w:sz w:val="24"/>
+          <w:szCs w:val="24"/>
+          <w:lang w:eastAsia="es-CO"/>
+        </w:rPr>
+        <w:t xml:space="preserve"> Extracción sistemática del año a partir del periodo general reportado.</w:t>
+      </w:r>
+    </w:p>
+    <w:p>
+      <w:pPr>
+        <w:spacing w:line="240" w:lineRule="auto"/>
+        <w:ind w:left="720"/>
+        <w:jc w:val="both"/>
+        <w:rPr>
+          <w:rFonts w:ascii="Arial" w:eastAsia="Times New Roman" w:hAnsi="Arial" w:cs="Arial"/>
+          <w:color w:val="000000"/>
+          <w:sz w:val="24"/>
+          <w:szCs w:val="24"/>
+          <w:lang w:eastAsia="es-CO"/>
+        </w:rPr>
+      </w:pPr>
+    </w:p>
+    <w:p>
+      <w:pPr>
+        <w:spacing w:line="240" w:lineRule="auto"/>
+        <w:jc w:val="both"/>
+        <w:rPr>
+          <w:rFonts w:ascii="Arial" w:eastAsia="Times New Roman" w:hAnsi="Arial" w:cs="Arial"/>
+          <w:b/>
+          <w:bCs/>
+          <w:color w:val="000000"/>
+          <w:sz w:val="24"/>
+          <w:szCs w:val="24"/>
+          <w:lang w:eastAsia="es-CO"/>
+        </w:rPr>
+      </w:pPr>
+      <w:r>
+        <w:rPr>
+          <w:rFonts w:ascii="Arial" w:eastAsia="Times New Roman" w:hAnsi="Arial" w:cs="Arial"/>
+          <w:b/>
+          <w:bCs/>
+          <w:color w:val="000000"/>
+          <w:sz w:val="24"/>
+          <w:szCs w:val="24"/>
+          <w:lang w:eastAsia="es-CO"/>
+        </w:rPr>
+        <w:t>Justificación del Uso de Docker</w:t>
+      </w:r>
+    </w:p>
+    <w:p>
+      <w:pPr>
+        <w:spacing w:line="240" w:lineRule="auto"/>
+        <w:jc w:val="both"/>
+        <w:rPr>
+          <w:rFonts w:ascii="Arial" w:eastAsia="Times New Roman" w:hAnsi="Arial" w:cs="Arial"/>
+          <w:color w:val="000000"/>
+          <w:sz w:val="24"/>
+          <w:szCs w:val="24"/>
+          <w:lang w:eastAsia="es-CO"/>
+        </w:rPr>
+      </w:pPr>
+      <w:r>
+        <w:rPr>
+          <w:rFonts w:ascii="Arial" w:eastAsia="Times New Roman" w:hAnsi="Arial" w:cs="Arial"/>
+          <w:color w:val="000000"/>
+          <w:sz w:val="24"/>
+          <w:szCs w:val="24"/>
+          <w:lang w:eastAsia="es-CO"/>
+        </w:rPr>
+        <w:t xml:space="preserve">El empleo de Docker, evidenciado en la orquestación del contenedor </w:t>
+      </w:r>
+      <w:r>
+        <w:rPr>
+          <w:rFonts w:ascii="Arial" w:eastAsia="Times New Roman" w:hAnsi="Arial" w:cs="Arial"/>
+          <w:i/>
+          <w:iCs/>
+          <w:color w:val="000000"/>
+          <w:sz w:val="24"/>
+          <w:szCs w:val="24"/>
+          <w:lang w:eastAsia="es-CO"/>
+        </w:rPr>
+        <w:t>saber11_dw</w:t>
+      </w:r>
+      <w:r>
+        <w:rPr>
+          <w:rFonts w:ascii="Arial" w:eastAsia="Times New Roman" w:hAnsi="Arial" w:cs="Arial"/>
+          <w:color w:val="000000"/>
+          <w:sz w:val="24"/>
+          <w:szCs w:val="24"/>
+          <w:lang w:eastAsia="es-CO"/>
+        </w:rPr>
+        <w:t xml:space="preserve"> (MySQL), aporta ventajas determinantes:</w:t>
+      </w:r>
+    </w:p>
+    <w:p>
+      <w:pPr>
+        <w:numPr>
+          <w:ilvl w:val="0"/>
+          <w:numId w:val="3"/>
+        </w:numPr>
+        <w:spacing w:line="240" w:lineRule="auto"/>
+        <w:jc w:val="both"/>
+        <w:rPr>
+          <w:rFonts w:ascii="Arial" w:eastAsia="Times New Roman" w:hAnsi="Arial" w:cs="Arial"/>
+          <w:color w:val="000000"/>
+          <w:sz w:val="24"/>
+          <w:szCs w:val="24"/>
+          <w:lang w:eastAsia="es-CO"/>
+        </w:rPr>
+      </w:pPr>
+      <w:r>
+        <w:rPr>
+          <w:rFonts w:ascii="Arial" w:eastAsia="Times New Roman" w:hAnsi="Arial" w:cs="Arial"/>
+          <w:b/>
+          <w:bCs/>
+          <w:color w:val="000000"/>
+          <w:sz w:val="24"/>
+          <w:szCs w:val="24"/>
+          <w:lang w:eastAsia="es-CO"/>
+        </w:rPr>
+        <w:t>Despliegue Inmediato:</w:t>
+      </w:r>
+      <w:r>
+        <w:rPr>
+          <w:rFonts w:ascii="Arial" w:eastAsia="Times New Roman" w:hAnsi="Arial" w:cs="Arial"/>
+          <w:color w:val="000000"/>
+          <w:sz w:val="24"/>
+          <w:szCs w:val="24"/>
+          <w:lang w:eastAsia="es-CO"/>
+        </w:rPr>
+        <w:t xml:space="preserve"> Habilita la construcción del Data Warehouse local en segundos, ejecutando los scripts DDL iniciales para construir esquemas en estrella y tablas en crudo (RAW) sin configuraciones manuales.</w:t>
+      </w:r>
+    </w:p>
+    <w:p>
+      <w:pPr>
+        <w:numPr>
+          <w:ilvl w:val="0"/>
+          <w:numId w:val="3"/>
+        </w:numPr>
+        <w:spacing w:line="240" w:lineRule="auto"/>
+        <w:jc w:val="both"/>
+        <w:rPr>
+          <w:rFonts w:ascii="Arial" w:eastAsia="Times New Roman" w:hAnsi="Arial" w:cs="Arial"/>
+          <w:color w:val="000000"/>
+          <w:sz w:val="24"/>
+          <w:szCs w:val="24"/>
+          <w:lang w:eastAsia="es-CO"/>
+        </w:rPr>
+      </w:pPr>
+      <w:r>
+        <w:rPr>
+          <w:rFonts w:ascii="Arial" w:eastAsia="Times New Roman" w:hAnsi="Arial" w:cs="Arial"/>
+          <w:b/>
+          <w:bCs/>
+          <w:color w:val="000000"/>
+          <w:sz w:val="24"/>
+          <w:szCs w:val="24"/>
+          <w:lang w:eastAsia="es-CO"/>
+        </w:rPr>
+        <w:t>Aislamiento de Recursos:</w:t>
+      </w:r>
+      <w:r>
+        <w:rPr>
+          <w:rFonts w:ascii="Arial" w:eastAsia="Times New Roman" w:hAnsi="Arial" w:cs="Arial"/>
+          <w:color w:val="000000"/>
+          <w:sz w:val="24"/>
+          <w:szCs w:val="24"/>
+          <w:lang w:eastAsia="es-CO"/>
+        </w:rPr>
+        <w:t xml:space="preserve"> Evita conflictos de dependencias aislando el motor de base de datos del entorno del sistema operativo.</w:t>
+      </w:r>
+    </w:p>
+    <w:p>
+      <w:pPr>
+        <w:numPr>
+          <w:ilvl w:val="0"/>
+          <w:numId w:val="3"/>
+        </w:numPr>
+        <w:spacing w:line="240" w:lineRule="auto"/>
+        <w:jc w:val="both"/>
+        <w:rPr>
+          <w:rFonts w:ascii="Arial" w:eastAsia="Times New Roman" w:hAnsi="Arial" w:cs="Arial"/>
+          <w:color w:val="000000"/>
+          <w:sz w:val="24"/>
+          <w:szCs w:val="24"/>
+          <w:lang w:eastAsia="es-CO"/>
+        </w:rPr>
+      </w:pPr>
+      <w:r>
+        <w:rPr>
+          <w:rFonts w:ascii="Arial" w:eastAsia="Times New Roman" w:hAnsi="Arial" w:cs="Arial"/>
+          <w:b/>
+          <w:bCs/>
+          <w:color w:val="000000"/>
+          <w:sz w:val="24"/>
+          <w:szCs w:val="24"/>
+          <w:lang w:eastAsia="es-CO"/>
+        </w:rPr>
+        <w:lastRenderedPageBreak/>
+        <w:t>Estandarización de Entornos:</w:t>
+      </w:r>
+      <w:r>
+        <w:rPr>
+          <w:rFonts w:ascii="Arial" w:eastAsia="Times New Roman" w:hAnsi="Arial" w:cs="Arial"/>
+          <w:color w:val="000000"/>
+          <w:sz w:val="24"/>
+          <w:szCs w:val="24"/>
+          <w:lang w:eastAsia="es-CO"/>
+        </w:rPr>
+        <w:t xml:space="preserve"> Elimina las discrepancias de desarrollo, garantizando que el entorno local replique fielmente la estructura y las variables de entorno necesarias (ej. contraseñas, usuarios, puertos).</w:t>
+      </w:r>
+    </w:p>
+    <w:p>
+      <w:pPr>
+        <w:numPr>
+          <w:ilvl w:val="0"/>
+          <w:numId w:val="3"/>
+        </w:numPr>
+        <w:spacing w:line="240" w:lineRule="auto"/>
+        <w:jc w:val="both"/>
+        <w:rPr>
+          <w:rFonts w:ascii="Arial" w:eastAsia="Times New Roman" w:hAnsi="Arial" w:cs="Arial"/>
+          <w:color w:val="000000"/>
+          <w:sz w:val="24"/>
+          <w:szCs w:val="24"/>
+          <w:lang w:eastAsia="es-CO"/>
+        </w:rPr>
+      </w:pPr>
+      <w:r>
+        <w:rPr>
+          <w:rFonts w:ascii="Arial" w:eastAsia="Times New Roman" w:hAnsi="Arial" w:cs="Arial"/>
+          <w:b/>
+          <w:bCs/>
+          <w:color w:val="000000"/>
+          <w:sz w:val="24"/>
+          <w:szCs w:val="24"/>
+          <w:lang w:eastAsia="es-CO"/>
+        </w:rPr>
+        <w:t>Persistencia de Datos Gestionada:</w:t>
+      </w:r>
+      <w:r>
+        <w:rPr>
+          <w:rFonts w:ascii="Arial" w:eastAsia="Times New Roman" w:hAnsi="Arial" w:cs="Arial"/>
+          <w:color w:val="000000"/>
+          <w:sz w:val="24"/>
+          <w:szCs w:val="24"/>
+          <w:lang w:eastAsia="es-CO"/>
+        </w:rPr>
+        <w:t xml:space="preserve"> Facilita el mapeo de volúmenes para salvaguardar la data almacenada en MySQL en caso de que el contenedor necesite reiniciarse o ser destruido.</w:t>
+      </w:r>
+    </w:p>
+    <w:p>
+      <w:pPr>
+        <w:spacing w:line="240" w:lineRule="auto"/>
+        <w:jc w:val="both"/>
+        <w:rPr>
+          <w:rFonts w:ascii="Arial" w:eastAsia="Times New Roman" w:hAnsi="Arial" w:cs="Arial"/>
+          <w:color w:val="000000"/>
+          <w:sz w:val="24"/>
+          <w:szCs w:val="24"/>
+          <w:lang w:eastAsia="es-CO"/>
+        </w:rPr>
+      </w:pPr>
+    </w:p>
+    <w:p>
+      <w:pPr>
+        <w:spacing w:line="240" w:lineRule="auto"/>
+        <w:jc w:val="both"/>
+        <w:rPr>
+          <w:rFonts w:ascii="Arial" w:eastAsia="Times New Roman" w:hAnsi="Arial" w:cs="Arial"/>
+          <w:b/>
+          <w:bCs/>
+          <w:color w:val="000000"/>
+          <w:sz w:val="24"/>
+          <w:szCs w:val="24"/>
+          <w:lang w:eastAsia="es-CO"/>
+        </w:rPr>
+      </w:pPr>
+      <w:r>
+        <w:rPr>
+          <w:rFonts w:ascii="Arial" w:eastAsia="Times New Roman" w:hAnsi="Arial" w:cs="Arial"/>
+          <w:b/>
+          <w:bCs/>
+          <w:color w:val="000000"/>
+          <w:sz w:val="24"/>
+          <w:szCs w:val="24"/>
+          <w:lang w:eastAsia="es-CO"/>
+        </w:rPr>
+        <w:t>Descripción Detallada del Pipeline de Datos (ETL)</w:t>
+      </w:r>
+    </w:p>
+    <w:p>
+      <w:pPr>
+        <w:spacing w:line="240" w:lineRule="auto"/>
+        <w:jc w:val="both"/>
+        <w:rPr>
+          <w:rFonts w:ascii="Arial" w:eastAsia="Times New Roman" w:hAnsi="Arial" w:cs="Arial"/>
+          <w:color w:val="000000"/>
+          <w:sz w:val="24"/>
+          <w:szCs w:val="24"/>
+          <w:lang w:eastAsia="es-CO"/>
+        </w:rPr>
+      </w:pPr>
+      <w:r>
+        <w:rPr>
+          <w:rFonts w:ascii="Arial" w:eastAsia="Times New Roman" w:hAnsi="Arial" w:cs="Arial"/>
+          <w:color w:val="000000"/>
+          <w:sz w:val="24"/>
+          <w:szCs w:val="24"/>
+          <w:lang w:eastAsia="es-CO"/>
+        </w:rPr>
+        <w:t>El flujo de procesamiento diseñado para este proyecto está estructurado en cinco fases automatizadas y escalables:</w:t>
+      </w:r>
+    </w:p>
+    <w:p>
+      <w:pPr>
+        <w:numPr>
+          <w:ilvl w:val="0"/>
+          <w:numId w:val="4"/>
+        </w:numPr>
+        <w:spacing w:line="240" w:lineRule="auto"/>
+        <w:jc w:val="both"/>
+        <w:rPr>
+          <w:rFonts w:ascii="Arial" w:eastAsia="Times New Roman" w:hAnsi="Arial" w:cs="Arial"/>
+          <w:color w:val="000000"/>
+          <w:sz w:val="24"/>
+          <w:szCs w:val="24"/>
+          <w:lang w:eastAsia="es-CO"/>
+        </w:rPr>
+      </w:pPr>
+      <w:r>
+        <w:rPr>
+          <w:rFonts w:ascii="Arial" w:eastAsia="Times New Roman" w:hAnsi="Arial" w:cs="Arial"/>
+          <w:b/>
+          <w:bCs/>
+          <w:color w:val="000000"/>
+          <w:sz w:val="24"/>
+          <w:szCs w:val="24"/>
+          <w:lang w:eastAsia="es-CO"/>
+        </w:rPr>
+        <w:t>Fase 1: Infraestructura (Configuración y DB):</w:t>
+      </w:r>
+      <w:r>
+        <w:rPr>
+          <w:rFonts w:ascii="Arial" w:eastAsia="Times New Roman" w:hAnsi="Arial" w:cs="Arial"/>
+          <w:color w:val="000000"/>
+          <w:sz w:val="24"/>
+          <w:szCs w:val="24"/>
+          <w:lang w:eastAsia="es-CO"/>
+        </w:rPr>
+        <w:t xml:space="preserve"> A través de </w:t>
+      </w:r>
+      <w:r>
+        <w:rPr>
+          <w:rFonts w:ascii="Arial" w:eastAsia="Times New Roman" w:hAnsi="Arial" w:cs="Arial"/>
+          <w:i/>
+          <w:iCs/>
+          <w:color w:val="000000"/>
+          <w:sz w:val="24"/>
+          <w:szCs w:val="24"/>
+          <w:lang w:eastAsia="es-CO"/>
+        </w:rPr>
+        <w:t>Docker Compose</w:t>
+      </w:r>
+      <w:r>
+        <w:rPr>
+          <w:rFonts w:ascii="Arial" w:eastAsia="Times New Roman" w:hAnsi="Arial" w:cs="Arial"/>
+          <w:color w:val="000000"/>
+          <w:sz w:val="24"/>
+          <w:szCs w:val="24"/>
+          <w:lang w:eastAsia="es-CO"/>
+        </w:rPr>
+        <w:t xml:space="preserve"> se levanta el contenedor de MySQL exponiendo el puerto 3306. Al inicio, la base ejecuta automáticamente los archivos </w:t>
+      </w:r>
+      <w:r>
+        <w:rPr>
+          <w:rFonts w:ascii="Arial" w:eastAsia="Times New Roman" w:hAnsi="Arial" w:cs="Arial"/>
+          <w:i/>
+          <w:iCs/>
+          <w:color w:val="000000"/>
+          <w:sz w:val="24"/>
+          <w:szCs w:val="24"/>
+          <w:lang w:eastAsia="es-CO"/>
+        </w:rPr>
+        <w:t>.sql</w:t>
+      </w:r>
+      <w:r>
+        <w:rPr>
+          <w:rFonts w:ascii="Arial" w:eastAsia="Times New Roman" w:hAnsi="Arial" w:cs="Arial"/>
+          <w:color w:val="000000"/>
+          <w:sz w:val="24"/>
+          <w:szCs w:val="24"/>
+          <w:lang w:eastAsia="es-CO"/>
+        </w:rPr>
+        <w:t xml:space="preserve"> para crear la tabla cruda (</w:t>
+      </w:r>
+      <w:r>
+        <w:rPr>
+          <w:rFonts w:ascii="Arial" w:eastAsia="Times New Roman" w:hAnsi="Arial" w:cs="Arial"/>
+          <w:i/>
+          <w:iCs/>
+          <w:color w:val="000000"/>
+          <w:sz w:val="24"/>
+          <w:szCs w:val="24"/>
+          <w:lang w:eastAsia="es-CO"/>
+        </w:rPr>
+        <w:t>raw_saber11</w:t>
+      </w:r>
+      <w:r>
+        <w:rPr>
+          <w:rFonts w:ascii="Arial" w:eastAsia="Times New Roman" w:hAnsi="Arial" w:cs="Arial"/>
+          <w:color w:val="000000"/>
+          <w:sz w:val="24"/>
+          <w:szCs w:val="24"/>
+          <w:lang w:eastAsia="es-CO"/>
+        </w:rPr>
+        <w:t>) y las tablas del esquema en estrella (hechos y dimensiones) con sus restricciones y claves primarias/foráneas correspondientes.</w:t>
+      </w:r>
+    </w:p>
+    <w:p>
+      <w:pPr>
+        <w:numPr>
+          <w:ilvl w:val="0"/>
+          <w:numId w:val="4"/>
+        </w:numPr>
+        <w:spacing w:line="240" w:lineRule="auto"/>
+        <w:jc w:val="both"/>
+        <w:rPr>
+          <w:rFonts w:ascii="Arial" w:eastAsia="Times New Roman" w:hAnsi="Arial" w:cs="Arial"/>
+          <w:color w:val="000000"/>
+          <w:sz w:val="24"/>
+          <w:szCs w:val="24"/>
+          <w:lang w:eastAsia="es-CO"/>
+        </w:rPr>
+      </w:pPr>
+      <w:r>
+        <w:rPr>
+          <w:rFonts w:ascii="Arial" w:eastAsia="Times New Roman" w:hAnsi="Arial" w:cs="Arial"/>
+          <w:b/>
+          <w:bCs/>
+          <w:color w:val="000000"/>
+          <w:sz w:val="24"/>
+          <w:szCs w:val="24"/>
+          <w:lang w:eastAsia="es-CO"/>
+        </w:rPr>
+        <w:t>Fase 2: Extracción e Ingesta de Crudos:</w:t>
+      </w:r>
+      <w:r>
+        <w:rPr>
+          <w:rFonts w:ascii="Arial" w:eastAsia="Times New Roman" w:hAnsi="Arial" w:cs="Arial"/>
+          <w:color w:val="000000"/>
+          <w:sz w:val="24"/>
+          <w:szCs w:val="24"/>
+          <w:lang w:eastAsia="es-CO"/>
+        </w:rPr>
+        <w:t xml:space="preserve"> El script </w:t>
+      </w:r>
+      <w:r>
+        <w:rPr>
+          <w:rFonts w:ascii="Arial" w:eastAsia="Times New Roman" w:hAnsi="Arial" w:cs="Arial"/>
+          <w:i/>
+          <w:iCs/>
+          <w:color w:val="000000"/>
+          <w:sz w:val="24"/>
+          <w:szCs w:val="24"/>
+          <w:lang w:eastAsia="es-CO"/>
+        </w:rPr>
+        <w:t>ingesta_raw.py</w:t>
+      </w:r>
+      <w:r>
+        <w:rPr>
+          <w:rFonts w:ascii="Arial" w:eastAsia="Times New Roman" w:hAnsi="Arial" w:cs="Arial"/>
+          <w:color w:val="000000"/>
+          <w:sz w:val="24"/>
+          <w:szCs w:val="24"/>
+          <w:lang w:eastAsia="es-CO"/>
+        </w:rPr>
+        <w:t xml:space="preserve"> procesa los archivos CSV originales en trozos (</w:t>
+      </w:r>
+      <w:r>
+        <w:rPr>
+          <w:rFonts w:ascii="Arial" w:eastAsia="Times New Roman" w:hAnsi="Arial" w:cs="Arial"/>
+          <w:i/>
+          <w:iCs/>
+          <w:color w:val="000000"/>
+          <w:sz w:val="24"/>
+          <w:szCs w:val="24"/>
+          <w:lang w:eastAsia="es-CO"/>
+        </w:rPr>
+        <w:t>chunks</w:t>
+      </w:r>
+      <w:r>
+        <w:rPr>
+          <w:rFonts w:ascii="Arial" w:eastAsia="Times New Roman" w:hAnsi="Arial" w:cs="Arial"/>
+          <w:color w:val="000000"/>
+          <w:sz w:val="24"/>
+          <w:szCs w:val="24"/>
+          <w:lang w:eastAsia="es-CO"/>
+        </w:rPr>
+        <w:t xml:space="preserve">) de 20,000 registros empleando Pandas. Toda la data se carga a la tabla </w:t>
+      </w:r>
+      <w:r>
+        <w:rPr>
+          <w:rFonts w:ascii="Arial" w:eastAsia="Times New Roman" w:hAnsi="Arial" w:cs="Arial"/>
+          <w:i/>
+          <w:iCs/>
+          <w:color w:val="000000"/>
+          <w:sz w:val="24"/>
+          <w:szCs w:val="24"/>
+          <w:lang w:eastAsia="es-CO"/>
+        </w:rPr>
+        <w:t>raw_saber11</w:t>
+      </w:r>
+      <w:r>
+        <w:rPr>
+          <w:rFonts w:ascii="Arial" w:eastAsia="Times New Roman" w:hAnsi="Arial" w:cs="Arial"/>
+          <w:color w:val="000000"/>
+          <w:sz w:val="24"/>
+          <w:szCs w:val="24"/>
+          <w:lang w:eastAsia="es-CO"/>
+        </w:rPr>
+        <w:t xml:space="preserve"> como texto puro (TEXT) para mantener máxima fidelidad con la fuente original e incorpora metadatos de trazabilidad como la fecha de carga y el nombre del archivo origen.</w:t>
+      </w:r>
+    </w:p>
+    <w:p>
+      <w:pPr>
+        <w:numPr>
+          <w:ilvl w:val="0"/>
+          <w:numId w:val="4"/>
+        </w:numPr>
+        <w:spacing w:line="240" w:lineRule="auto"/>
+        <w:jc w:val="both"/>
+        <w:rPr>
+          <w:rFonts w:ascii="Arial" w:eastAsia="Times New Roman" w:hAnsi="Arial" w:cs="Arial"/>
+          <w:color w:val="000000"/>
+          <w:sz w:val="24"/>
+          <w:szCs w:val="24"/>
+          <w:lang w:eastAsia="es-CO"/>
+        </w:rPr>
+      </w:pPr>
+      <w:r>
+        <w:rPr>
+          <w:rFonts w:ascii="Arial" w:eastAsia="Times New Roman" w:hAnsi="Arial" w:cs="Arial"/>
+          <w:b/>
+          <w:bCs/>
+          <w:color w:val="000000"/>
+          <w:sz w:val="24"/>
+          <w:szCs w:val="24"/>
+          <w:lang w:eastAsia="es-CO"/>
+        </w:rPr>
+        <w:t>Fase 3: Perfilamiento y Calidad de Datos:</w:t>
+      </w:r>
+      <w:r>
+        <w:rPr>
+          <w:rFonts w:ascii="Arial" w:eastAsia="Times New Roman" w:hAnsi="Arial" w:cs="Arial"/>
+          <w:color w:val="000000"/>
+          <w:sz w:val="24"/>
+          <w:szCs w:val="24"/>
+          <w:lang w:eastAsia="es-CO"/>
+        </w:rPr>
+        <w:t xml:space="preserve"> Mediante </w:t>
+      </w:r>
+      <w:r>
+        <w:rPr>
+          <w:rFonts w:ascii="Arial" w:eastAsia="Times New Roman" w:hAnsi="Arial" w:cs="Arial"/>
+          <w:i/>
+          <w:iCs/>
+          <w:color w:val="000000"/>
+          <w:sz w:val="24"/>
+          <w:szCs w:val="24"/>
+          <w:lang w:eastAsia="es-CO"/>
+        </w:rPr>
+        <w:t>perfilamiento_raw.py</w:t>
+      </w:r>
+      <w:r>
+        <w:rPr>
+          <w:rFonts w:ascii="Arial" w:eastAsia="Times New Roman" w:hAnsi="Arial" w:cs="Arial"/>
+          <w:color w:val="000000"/>
+          <w:sz w:val="24"/>
+          <w:szCs w:val="24"/>
+          <w:lang w:eastAsia="es-CO"/>
+        </w:rPr>
+        <w:t xml:space="preserve"> y apoyado en el motor de Polars, se escanea la tabla plana descargada de la base de datos para generar reportes automáticos en Markdown y CSV detallando estadísticas y porcentajes de completitud de cada columna. Además, se exportan reportes detallados sobre registros duplicados basados en </w:t>
+      </w:r>
+      <w:r>
+        <w:rPr>
+          <w:rFonts w:ascii="Arial" w:eastAsia="Times New Roman" w:hAnsi="Arial" w:cs="Arial"/>
+          <w:i/>
+          <w:iCs/>
+          <w:color w:val="000000"/>
+          <w:sz w:val="24"/>
+          <w:szCs w:val="24"/>
+          <w:lang w:eastAsia="es-CO"/>
+        </w:rPr>
+        <w:t>estu_consecutivo</w:t>
+      </w:r>
+      <w:r>
+        <w:rPr>
+          <w:rFonts w:ascii="Arial" w:eastAsia="Times New Roman" w:hAnsi="Arial" w:cs="Arial"/>
+          <w:color w:val="000000"/>
+          <w:sz w:val="24"/>
+          <w:szCs w:val="24"/>
+          <w:lang w:eastAsia="es-CO"/>
+        </w:rPr>
+        <w:t>.</w:t>
+      </w:r>
+    </w:p>
+    <w:p>
+      <w:pPr>
+        <w:numPr>
+          <w:ilvl w:val="0"/>
+          <w:numId w:val="4"/>
+        </w:numPr>
+        <w:spacing w:line="240" w:lineRule="auto"/>
+        <w:jc w:val="both"/>
+        <w:rPr>
+          <w:rFonts w:ascii="Arial" w:eastAsia="Times New Roman" w:hAnsi="Arial" w:cs="Arial"/>
+          <w:color w:val="000000"/>
+          <w:sz w:val="24"/>
+          <w:szCs w:val="24"/>
+          <w:lang w:eastAsia="es-CO"/>
+        </w:rPr>
+      </w:pPr>
+      <w:r>
+        <w:rPr>
+          <w:rFonts w:ascii="Arial" w:eastAsia="Times New Roman" w:hAnsi="Arial" w:cs="Arial"/>
+          <w:b/>
+          <w:bCs/>
+          <w:color w:val="000000"/>
+          <w:sz w:val="24"/>
+          <w:szCs w:val="24"/>
+          <w:lang w:eastAsia="es-CO"/>
+        </w:rPr>
+        <w:t>Fase 4: Limpieza y Transformación:</w:t>
+      </w:r>
+      <w:r>
+        <w:rPr>
+          <w:rFonts w:ascii="Arial" w:eastAsia="Times New Roman" w:hAnsi="Arial" w:cs="Arial"/>
+          <w:color w:val="000000"/>
+          <w:sz w:val="24"/>
+          <w:szCs w:val="24"/>
+          <w:lang w:eastAsia="es-CO"/>
+        </w:rPr>
+        <w:t xml:space="preserve"> En </w:t>
+      </w:r>
+      <w:r>
+        <w:rPr>
+          <w:rFonts w:ascii="Arial" w:eastAsia="Times New Roman" w:hAnsi="Arial" w:cs="Arial"/>
+          <w:i/>
+          <w:iCs/>
+          <w:color w:val="000000"/>
+          <w:sz w:val="24"/>
+          <w:szCs w:val="24"/>
+          <w:lang w:eastAsia="es-CO"/>
+        </w:rPr>
+        <w:t>transformacion.py</w:t>
+      </w:r>
+      <w:r>
+        <w:rPr>
+          <w:rFonts w:ascii="Arial" w:eastAsia="Times New Roman" w:hAnsi="Arial" w:cs="Arial"/>
+          <w:color w:val="000000"/>
+          <w:sz w:val="24"/>
+          <w:szCs w:val="24"/>
+          <w:lang w:eastAsia="es-CO"/>
+        </w:rPr>
+        <w:t>, Polars lee de MySQL solo las 23 columnas necesarias de la tabla cruda optimizando enormemente la RAM. Aplica lógica de negocio creando "centinelas" (ej. asigna el código de colegio "-1" a inscritos individualmente para no romper claves relacionales y valor "-1" a niveles socioeconómicos nulos), transforma campos numéricos y descarta los duplicados priorizando siempre registros vinculados a instituciones.</w:t>
+      </w:r>
+    </w:p>
+    <w:p>
+      <w:pPr>
+        <w:numPr>
+          <w:ilvl w:val="0"/>
+          <w:numId w:val="4"/>
+        </w:numPr>
+        <w:spacing w:line="240" w:lineRule="auto"/>
+        <w:jc w:val="both"/>
+        <w:rPr>
+          <w:rFonts w:ascii="Arial" w:eastAsia="Times New Roman" w:hAnsi="Arial" w:cs="Arial"/>
+          <w:b/>
+          <w:bCs/>
+          <w:color w:val="000000"/>
+          <w:sz w:val="24"/>
+          <w:szCs w:val="24"/>
+          <w:lang w:eastAsia="es-CO"/>
+        </w:rPr>
+      </w:pPr>
+      <w:r>
+        <w:rPr>
+          <w:rFonts w:ascii="Arial" w:eastAsia="Times New Roman" w:hAnsi="Arial" w:cs="Arial"/>
+          <w:b/>
+          <w:bCs/>
+          <w:color w:val="000000"/>
+          <w:sz w:val="24"/>
+          <w:szCs w:val="24"/>
+          <w:lang w:eastAsia="es-CO"/>
+        </w:rPr>
+        <w:t>Fase 5: Carga al Modelo Dimensional:</w:t>
+      </w:r>
+      <w:r>
+        <w:rPr>
+          <w:rFonts w:ascii="Arial" w:eastAsia="Times New Roman" w:hAnsi="Arial" w:cs="Arial"/>
+          <w:color w:val="000000"/>
+          <w:sz w:val="24"/>
+          <w:szCs w:val="24"/>
+          <w:lang w:eastAsia="es-CO"/>
+        </w:rPr>
+        <w:t xml:space="preserve"> El script particiona el dataset limpio y genera los dataframes correspondientes a las dimensiones y hechos. Usa </w:t>
+      </w:r>
+      <w:r>
+        <w:rPr>
+          <w:rFonts w:ascii="Arial" w:eastAsia="Times New Roman" w:hAnsi="Arial" w:cs="Arial"/>
+          <w:i/>
+          <w:iCs/>
+          <w:color w:val="000000"/>
+          <w:sz w:val="24"/>
+          <w:szCs w:val="24"/>
+          <w:lang w:eastAsia="es-CO"/>
+        </w:rPr>
+        <w:t>SQLAlchemy</w:t>
+      </w:r>
+      <w:r>
+        <w:rPr>
+          <w:rFonts w:ascii="Arial" w:eastAsia="Times New Roman" w:hAnsi="Arial" w:cs="Arial"/>
+          <w:color w:val="000000"/>
+          <w:sz w:val="24"/>
+          <w:szCs w:val="24"/>
+          <w:lang w:eastAsia="es-CO"/>
+        </w:rPr>
+        <w:t xml:space="preserve"> con instrucciones </w:t>
+      </w:r>
+      <w:r>
+        <w:rPr>
+          <w:rFonts w:ascii="Arial" w:eastAsia="Times New Roman" w:hAnsi="Arial" w:cs="Arial"/>
+          <w:i/>
+          <w:iCs/>
+          <w:color w:val="000000"/>
+          <w:sz w:val="24"/>
+          <w:szCs w:val="24"/>
+          <w:lang w:eastAsia="es-CO"/>
+        </w:rPr>
+        <w:t>INSERT IGNORE</w:t>
+      </w:r>
+      <w:r>
+        <w:rPr>
+          <w:rFonts w:ascii="Arial" w:eastAsia="Times New Roman" w:hAnsi="Arial" w:cs="Arial"/>
+          <w:color w:val="000000"/>
+          <w:sz w:val="24"/>
+          <w:szCs w:val="24"/>
+          <w:lang w:eastAsia="es-CO"/>
+        </w:rPr>
+        <w:t xml:space="preserve"> para permitir cargas incrementales idempotentes de las dimensiones en MySQL. Tras consolidar las dimensiones (dejando la versión más reciente del colegio si hay discrepancias), enlaza la tabla de hechos a los IDs reales en la base de datos y la inserta por lotes.</w:t>
+      </w:r>
+    </w:p>
+    <w:p>
+      <w:pPr>
+        <w:spacing w:line="240" w:lineRule="auto"/>
+        <w:jc w:val="both"/>
+        <w:rPr>
+          <w:rFonts w:ascii="Arial" w:eastAsia="Times New Roman" w:hAnsi="Arial" w:cs="Arial"/>
+          <w:b/>
+          <w:bCs/>
+          <w:color w:val="000000"/>
+          <w:sz w:val="24"/>
+          <w:szCs w:val="24"/>
+          <w:lang w:eastAsia="es-CO"/>
+        </w:rPr>
+      </w:pPr>
+    </w:p>
+    <w:p>
+      <w:pPr>
+        <w:spacing w:line="240" w:lineRule="auto"/>
+        <w:jc w:val="both"/>
+        <w:rPr>
+          <w:rFonts w:ascii="Arial" w:eastAsia="Times New Roman" w:hAnsi="Arial" w:cs="Arial"/>
+          <w:b/>
+          <w:bCs/>
+          <w:color w:val="000000"/>
+          <w:sz w:val="24"/>
+          <w:szCs w:val="24"/>
+          <w:lang w:eastAsia="es-CO"/>
+        </w:rPr>
+      </w:pPr>
+      <w:r>
+        <w:rPr>
+          <w:rFonts w:ascii="Arial" w:eastAsia="Times New Roman" w:hAnsi="Arial" w:cs="Arial"/>
+          <w:b/>
+          <w:bCs/>
+          <w:color w:val="000000"/>
+          <w:sz w:val="24"/>
+          <w:szCs w:val="24"/>
+          <w:lang w:eastAsia="es-CO"/>
+        </w:rPr>
+        <w:lastRenderedPageBreak/>
+        <w:t>Descripción de los Componentes</w:t>
+      </w:r>
+    </w:p>
+    <w:p>
+      <w:pPr>
+        <w:numPr>
+          <w:ilvl w:val="0"/>
+          <w:numId w:val="5"/>
+        </w:numPr>
+        <w:spacing w:line="240" w:lineRule="auto"/>
+        <w:jc w:val="both"/>
+        <w:rPr>
+          <w:rFonts w:ascii="Arial" w:eastAsia="Times New Roman" w:hAnsi="Arial" w:cs="Arial"/>
+          <w:color w:val="000000"/>
+          <w:sz w:val="24"/>
+          <w:szCs w:val="24"/>
+          <w:lang w:eastAsia="es-CO"/>
+        </w:rPr>
+      </w:pPr>
+      <w:r>
+        <w:rPr>
+          <w:rFonts w:ascii="Arial" w:eastAsia="Times New Roman" w:hAnsi="Arial" w:cs="Arial"/>
+          <w:b/>
+          <w:bCs/>
+          <w:color w:val="000000"/>
+          <w:sz w:val="24"/>
+          <w:szCs w:val="24"/>
+          <w:lang w:eastAsia="es-CO"/>
+        </w:rPr>
+        <w:t>config.py (Conexión):</w:t>
+      </w:r>
+      <w:r>
+        <w:rPr>
+          <w:rFonts w:ascii="Arial" w:eastAsia="Times New Roman" w:hAnsi="Arial" w:cs="Arial"/>
+          <w:color w:val="000000"/>
+          <w:sz w:val="24"/>
+          <w:szCs w:val="24"/>
+          <w:lang w:eastAsia="es-CO"/>
+        </w:rPr>
+        <w:t xml:space="preserve"> Centraliza la creación del </w:t>
+      </w:r>
+      <w:r>
+        <w:rPr>
+          <w:rFonts w:ascii="Arial" w:eastAsia="Times New Roman" w:hAnsi="Arial" w:cs="Arial"/>
+          <w:i/>
+          <w:iCs/>
+          <w:color w:val="000000"/>
+          <w:sz w:val="24"/>
+          <w:szCs w:val="24"/>
+          <w:lang w:eastAsia="es-CO"/>
+        </w:rPr>
+        <w:t>engine</w:t>
+      </w:r>
+      <w:r>
+        <w:rPr>
+          <w:rFonts w:ascii="Arial" w:eastAsia="Times New Roman" w:hAnsi="Arial" w:cs="Arial"/>
+          <w:color w:val="000000"/>
+          <w:sz w:val="24"/>
+          <w:szCs w:val="24"/>
+          <w:lang w:eastAsia="es-CO"/>
+        </w:rPr>
+        <w:t xml:space="preserve"> hacia MySQL con validación de conexión (pool_pre_ping=True) y soporte para caracteres en español (charset=utf8mb4).</w:t>
+      </w:r>
+    </w:p>
+    <w:p>
+      <w:pPr>
+        <w:numPr>
+          <w:ilvl w:val="0"/>
+          <w:numId w:val="5"/>
+        </w:numPr>
+        <w:spacing w:line="240" w:lineRule="auto"/>
+        <w:jc w:val="both"/>
+        <w:rPr>
+          <w:rFonts w:ascii="Arial" w:eastAsia="Times New Roman" w:hAnsi="Arial" w:cs="Arial"/>
+          <w:color w:val="000000"/>
+          <w:sz w:val="24"/>
+          <w:szCs w:val="24"/>
+          <w:lang w:eastAsia="es-CO"/>
+        </w:rPr>
+      </w:pPr>
+      <w:r>
+        <w:rPr>
+          <w:rFonts w:ascii="Arial" w:eastAsia="Times New Roman" w:hAnsi="Arial" w:cs="Arial"/>
+          <w:b/>
+          <w:bCs/>
+          <w:color w:val="000000"/>
+          <w:sz w:val="24"/>
+          <w:szCs w:val="24"/>
+          <w:lang w:eastAsia="es-CO"/>
+        </w:rPr>
+        <w:t>ingesta_raw.py (Capa Raw):</w:t>
+      </w:r>
+      <w:r>
+        <w:rPr>
+          <w:rFonts w:ascii="Arial" w:eastAsia="Times New Roman" w:hAnsi="Arial" w:cs="Arial"/>
+          <w:color w:val="000000"/>
+          <w:sz w:val="24"/>
+          <w:szCs w:val="24"/>
+          <w:lang w:eastAsia="es-CO"/>
+        </w:rPr>
+        <w:t xml:space="preserve"> Lee el archivo CSV utilizando Pandas en fragmentos (</w:t>
+      </w:r>
+      <w:r>
+        <w:rPr>
+          <w:rFonts w:ascii="Arial" w:eastAsia="Times New Roman" w:hAnsi="Arial" w:cs="Arial"/>
+          <w:i/>
+          <w:iCs/>
+          <w:color w:val="000000"/>
+          <w:sz w:val="24"/>
+          <w:szCs w:val="24"/>
+          <w:lang w:eastAsia="es-CO"/>
+        </w:rPr>
+        <w:t>chunks</w:t>
+      </w:r>
+      <w:r>
+        <w:rPr>
+          <w:rFonts w:ascii="Arial" w:eastAsia="Times New Roman" w:hAnsi="Arial" w:cs="Arial"/>
+          <w:color w:val="000000"/>
+          <w:sz w:val="24"/>
+          <w:szCs w:val="24"/>
+          <w:lang w:eastAsia="es-CO"/>
+        </w:rPr>
+        <w:t>) de 20.000 filas para optimizar memoria. Todas las columnas se insertan dinámicamente como texto (dtype=str / TEXT) agregando campos de trazabilidad (archivo_origen y fecha_carga). Finaliza validando que el conteo de filas coincida exactamente con el origen.</w:t>
+      </w:r>
+    </w:p>
+    <w:p>
+      <w:pPr>
+        <w:numPr>
+          <w:ilvl w:val="0"/>
+          <w:numId w:val="5"/>
+        </w:numPr>
+        <w:spacing w:line="240" w:lineRule="auto"/>
+        <w:jc w:val="both"/>
+        <w:rPr>
+          <w:rFonts w:ascii="Arial" w:eastAsia="Times New Roman" w:hAnsi="Arial" w:cs="Arial"/>
+          <w:color w:val="000000"/>
+          <w:sz w:val="24"/>
+          <w:szCs w:val="24"/>
+          <w:lang w:eastAsia="es-CO"/>
+        </w:rPr>
+      </w:pPr>
+      <w:r>
+        <w:rPr>
+          <w:rFonts w:ascii="Arial" w:eastAsia="Times New Roman" w:hAnsi="Arial" w:cs="Arial"/>
+          <w:b/>
+          <w:bCs/>
+          <w:color w:val="000000"/>
+          <w:sz w:val="24"/>
+          <w:szCs w:val="24"/>
+          <w:lang w:eastAsia="es-CO"/>
+        </w:rPr>
+        <w:t>perfilamiento_raw.py (Calidad de Datos):</w:t>
+      </w:r>
+      <w:r>
+        <w:rPr>
+          <w:rFonts w:ascii="Arial" w:eastAsia="Times New Roman" w:hAnsi="Arial" w:cs="Arial"/>
+          <w:color w:val="000000"/>
+          <w:sz w:val="24"/>
+          <w:szCs w:val="24"/>
+          <w:lang w:eastAsia="es-CO"/>
+        </w:rPr>
+        <w:t xml:space="preserve"> Extrae la tabla mediante Polars. Calcula el porcentaje de nulos, valores únicos y duplicados (exactos y por estu_consecutivo). Exporta los reportes a formatos CSV y Markdown en la carpeta reports/.</w:t>
+      </w:r>
+    </w:p>
+    <w:p>
+      <w:pPr>
+        <w:numPr>
+          <w:ilvl w:val="0"/>
+          <w:numId w:val="5"/>
+        </w:numPr>
+        <w:spacing w:line="240" w:lineRule="auto"/>
+        <w:jc w:val="both"/>
+        <w:rPr>
+          <w:rFonts w:ascii="Arial" w:eastAsia="Times New Roman" w:hAnsi="Arial" w:cs="Arial"/>
+          <w:color w:val="000000"/>
+          <w:sz w:val="24"/>
+          <w:szCs w:val="24"/>
+          <w:lang w:eastAsia="es-CO"/>
+        </w:rPr>
+      </w:pPr>
+      <w:r>
+        <w:rPr>
+          <w:rFonts w:ascii="Arial" w:eastAsia="Times New Roman" w:hAnsi="Arial" w:cs="Arial"/>
+          <w:b/>
+          <w:bCs/>
+          <w:color w:val="000000"/>
+          <w:sz w:val="24"/>
+          <w:szCs w:val="24"/>
+          <w:lang w:eastAsia="es-CO"/>
+        </w:rPr>
+        <w:t>transformacion.py (Modelo Dimensional):</w:t>
+      </w:r>
+    </w:p>
+    <w:p>
+      <w:pPr>
+        <w:numPr>
+          <w:ilvl w:val="0"/>
+          <w:numId w:val="6"/>
+        </w:numPr>
+        <w:spacing w:line="240" w:lineRule="auto"/>
+        <w:jc w:val="both"/>
+        <w:rPr>
+          <w:rFonts w:ascii="Arial" w:eastAsia="Times New Roman" w:hAnsi="Arial" w:cs="Arial"/>
+          <w:color w:val="000000"/>
+          <w:sz w:val="24"/>
+          <w:szCs w:val="24"/>
+          <w:lang w:eastAsia="es-CO"/>
+        </w:rPr>
+      </w:pPr>
+      <w:r>
+        <w:rPr>
+          <w:rFonts w:ascii="Arial" w:eastAsia="Times New Roman" w:hAnsi="Arial" w:cs="Arial"/>
+          <w:color w:val="000000"/>
+          <w:sz w:val="24"/>
+          <w:szCs w:val="24"/>
+          <w:lang w:eastAsia="es-CO"/>
+        </w:rPr>
+        <w:t>Extrae solo las columnas requeridas optimizando RAM.</w:t>
+      </w:r>
+    </w:p>
+    <w:p>
+      <w:pPr>
+        <w:numPr>
+          <w:ilvl w:val="1"/>
+          <w:numId w:val="7"/>
+        </w:numPr>
+        <w:spacing w:line="240" w:lineRule="auto"/>
+        <w:jc w:val="both"/>
+        <w:rPr>
+          <w:rFonts w:ascii="Arial" w:eastAsia="Times New Roman" w:hAnsi="Arial" w:cs="Arial"/>
+          <w:color w:val="000000"/>
+          <w:sz w:val="24"/>
+          <w:szCs w:val="24"/>
+          <w:lang w:eastAsia="es-CO"/>
+        </w:rPr>
+      </w:pPr>
+      <w:r>
+        <w:rPr>
+          <w:rFonts w:ascii="Arial" w:eastAsia="Times New Roman" w:hAnsi="Arial" w:cs="Arial"/>
+          <w:b/>
+          <w:bCs/>
+          <w:color w:val="000000"/>
+          <w:sz w:val="24"/>
+          <w:szCs w:val="24"/>
+          <w:lang w:eastAsia="es-CO"/>
+        </w:rPr>
+        <w:t>Centinelas:</w:t>
+      </w:r>
+      <w:r>
+        <w:rPr>
+          <w:rFonts w:ascii="Arial" w:eastAsia="Times New Roman" w:hAnsi="Arial" w:cs="Arial"/>
+          <w:color w:val="000000"/>
+          <w:sz w:val="24"/>
+          <w:szCs w:val="24"/>
+          <w:lang w:eastAsia="es-CO"/>
+        </w:rPr>
+        <w:t xml:space="preserve"> Asigna el código -1 a estudiantes con inscripción individual (sin colegio) para mantener la integridad referencial. Igualmente, asigna -1 a niveles socioeconómicos (NSE) faltantes para evitar duplicidades por la semántica de los valores NULL en MySQL.</w:t>
+      </w:r>
+    </w:p>
+    <w:p>
+      <w:pPr>
+        <w:numPr>
+          <w:ilvl w:val="1"/>
+          <w:numId w:val="8"/>
+        </w:numPr>
+        <w:spacing w:line="240" w:lineRule="auto"/>
+        <w:jc w:val="both"/>
+        <w:rPr>
+          <w:rFonts w:ascii="Arial" w:eastAsia="Times New Roman" w:hAnsi="Arial" w:cs="Arial"/>
+          <w:color w:val="000000"/>
+          <w:sz w:val="24"/>
+          <w:szCs w:val="24"/>
+          <w:lang w:eastAsia="es-CO"/>
+        </w:rPr>
+      </w:pPr>
+      <w:r>
+        <w:rPr>
+          <w:rFonts w:ascii="Arial" w:eastAsia="Times New Roman" w:hAnsi="Arial" w:cs="Arial"/>
+          <w:color w:val="000000"/>
+          <w:sz w:val="24"/>
+          <w:szCs w:val="24"/>
+          <w:lang w:eastAsia="es-CO"/>
+        </w:rPr>
+        <w:t>Resuelve dobles inscripciones priorizando el registro institucional sobre el individual.</w:t>
+      </w:r>
+    </w:p>
+    <w:p>
+      <w:pPr>
+        <w:numPr>
+          <w:ilvl w:val="1"/>
+          <w:numId w:val="9"/>
+        </w:numPr>
+        <w:spacing w:line="240" w:lineRule="auto"/>
+        <w:jc w:val="both"/>
+        <w:rPr>
+          <w:rFonts w:ascii="Arial" w:eastAsia="Times New Roman" w:hAnsi="Arial" w:cs="Arial"/>
+          <w:color w:val="000000"/>
+          <w:sz w:val="24"/>
+          <w:szCs w:val="24"/>
+          <w:lang w:eastAsia="es-CO"/>
+        </w:rPr>
+      </w:pPr>
+      <w:r>
+        <w:rPr>
+          <w:rFonts w:ascii="Arial" w:eastAsia="Times New Roman" w:hAnsi="Arial" w:cs="Arial"/>
+          <w:color w:val="000000"/>
+          <w:sz w:val="24"/>
+          <w:szCs w:val="24"/>
+          <w:lang w:eastAsia="es-CO"/>
+        </w:rPr>
+        <w:t>Separa el periodo ICFES en año y semestre, estandariza cadenas de texto y formatea métricas numéricas.</w:t>
+      </w:r>
+    </w:p>
+    <w:p>
+      <w:pPr>
+        <w:numPr>
+          <w:ilvl w:val="1"/>
+          <w:numId w:val="10"/>
+        </w:numPr>
+        <w:spacing w:line="240" w:lineRule="auto"/>
+        <w:jc w:val="both"/>
+        <w:rPr>
+          <w:rFonts w:ascii="Arial" w:eastAsia="Times New Roman" w:hAnsi="Arial" w:cs="Arial"/>
+          <w:color w:val="000000"/>
+          <w:sz w:val="24"/>
+          <w:szCs w:val="24"/>
+          <w:lang w:eastAsia="es-CO"/>
+        </w:rPr>
+      </w:pPr>
+      <w:r>
+        <w:rPr>
+          <w:rFonts w:ascii="Arial" w:eastAsia="Times New Roman" w:hAnsi="Arial" w:cs="Arial"/>
+          <w:color w:val="000000"/>
+          <w:sz w:val="24"/>
+          <w:szCs w:val="24"/>
+          <w:lang w:eastAsia="es-CO"/>
+        </w:rPr>
+        <w:t xml:space="preserve">Construye las dimensiones (dim_colegio, dim_ubicacion, dim_socioeconomica, dim_tiempo) y la tabla de hechos, cargándolas de forma idempotente </w:t>
+      </w:r>
+      <w:r>
+        <w:rPr>
+          <w:rFonts w:ascii="Arial" w:eastAsia="Times New Roman" w:hAnsi="Arial" w:cs="Arial"/>
+          <w:color w:val="000000"/>
+          <w:sz w:val="24"/>
+          <w:szCs w:val="24"/>
+          <w:lang w:eastAsia="es-CO"/>
+        </w:rPr>
+        <w:t xml:space="preserve">mediante instrucciones </w:t>
+      </w:r>
+      <w:r>
+        <w:rPr>
+          <w:rFonts w:ascii="Arial" w:eastAsia="Times New Roman" w:hAnsi="Arial" w:cs="Arial"/>
+          <w:color w:val="000000"/>
+          <w:sz w:val="24"/>
+          <w:szCs w:val="24"/>
+          <w:lang w:eastAsia="es-CO"/>
+        </w:rPr>
+        <w:t>INSERT IGNORE.</w:t>
+      </w:r>
+    </w:p>
+    <w:p>
+      <w:pPr>
+        <w:spacing w:line="240" w:lineRule="auto"/>
+        <w:jc w:val="both"/>
+        <w:rPr>
+          <w:rFonts w:ascii="Arial" w:eastAsia="Times New Roman" w:hAnsi="Arial" w:cs="Arial"/>
+          <w:color w:val="000000"/>
+          <w:sz w:val="24"/>
+          <w:szCs w:val="24"/>
+          <w:lang w:eastAsia="es-CO"/>
+        </w:rPr>
+      </w:pPr>
+    </w:p>
+    <w:p>
+      <w:pPr>
+        <w:spacing w:line="240" w:lineRule="auto"/>
+        <w:jc w:val="both"/>
+        <w:rPr>
+          <w:rFonts w:ascii="Arial" w:eastAsia="Times New Roman" w:hAnsi="Arial" w:cs="Arial"/>
+          <w:color w:val="000000"/>
+          <w:sz w:val="24"/>
+          <w:szCs w:val="24"/>
+          <w:lang w:eastAsia="es-CO"/>
+        </w:rPr>
+      </w:pPr>
+      <w:r>
+        <w:rPr>
+          <w:rFonts w:ascii="Arial" w:eastAsia="Times New Roman" w:hAnsi="Arial" w:cs="Arial"/>
+          <w:b/>
+          <w:bCs/>
+          <w:color w:val="000000"/>
+          <w:sz w:val="24"/>
+          <w:szCs w:val="24"/>
+          <w:lang w:eastAsia="es-CO"/>
+        </w:rPr>
+        <w:t>Resultados y Análisis Exploratorio de Datos (EDA)</w:t>
+      </w:r>
+    </w:p>
+    <w:p>
+      <w:pPr>
+        <w:spacing w:line="240" w:lineRule="auto"/>
+        <w:jc w:val="both"/>
+        <w:rPr>
+          <w:rFonts w:ascii="Arial" w:eastAsia="Times New Roman" w:hAnsi="Arial" w:cs="Arial"/>
+          <w:color w:val="000000"/>
+          <w:sz w:val="24"/>
+          <w:szCs w:val="24"/>
+          <w:lang w:eastAsia="es-CO"/>
+        </w:rPr>
+      </w:pPr>
+      <w:r>
+        <w:rPr>
+          <w:rFonts w:ascii="Arial" w:eastAsia="Times New Roman" w:hAnsi="Arial" w:cs="Arial"/>
+          <w:color w:val="000000"/>
+          <w:sz w:val="24"/>
+          <w:szCs w:val="24"/>
+          <w:lang w:eastAsia="es-CO"/>
+        </w:rPr>
+        <w:t>A partir de la ejecución exitosa del pipeline ETL sobre la base de datos MySQL (saber11_dw) y la consolidación de 661,889 registros en la tabla de hechos, se desarrollaron las visualizaciones analíticas para responder a la pregunta de investigación sobre el rendimiento académico en el departamento del Valle del Cauca.</w:t>
+      </w:r>
+    </w:p>
+    <w:p>
+      <w:pPr>
+        <w:spacing w:line="240" w:lineRule="auto"/>
+        <w:jc w:val="both"/>
+        <w:rPr>
+          <w:rFonts w:ascii="Arial" w:eastAsia="Times New Roman" w:hAnsi="Arial" w:cs="Arial"/>
+          <w:color w:val="000000"/>
+          <w:sz w:val="24"/>
+          <w:szCs w:val="24"/>
+          <w:lang w:eastAsia="es-CO"/>
+        </w:rPr>
+      </w:pPr>
+    </w:p>
+    <w:p>
+      <w:pPr>
+        <w:spacing w:line="240" w:lineRule="auto"/>
+        <w:jc w:val="both"/>
+        <w:rPr>
+          <w:rFonts w:ascii="Arial" w:eastAsia="Times New Roman" w:hAnsi="Arial" w:cs="Arial"/>
+          <w:color w:val="000000"/>
+          <w:sz w:val="24"/>
+          <w:szCs w:val="24"/>
+          <w:lang w:eastAsia="es-CO"/>
+        </w:rPr>
+      </w:pPr>
+    </w:p>
+    <w:p>
+      <w:pPr>
+        <w:spacing w:line="240" w:lineRule="auto"/>
+        <w:jc w:val="both"/>
+        <w:rPr>
+          <w:rFonts w:ascii="Arial" w:eastAsia="Times New Roman" w:hAnsi="Arial" w:cs="Arial"/>
+          <w:color w:val="000000"/>
+          <w:sz w:val="24"/>
+          <w:szCs w:val="24"/>
+          <w:lang w:eastAsia="es-CO"/>
+        </w:rPr>
+      </w:pPr>
+    </w:p>
+    <w:p>
+      <w:pPr>
+        <w:spacing w:line="240" w:lineRule="auto"/>
+        <w:jc w:val="both"/>
+        <w:rPr>
+          <w:rFonts w:ascii="Arial" w:eastAsia="Times New Roman" w:hAnsi="Arial" w:cs="Arial"/>
+          <w:color w:val="000000"/>
+          <w:sz w:val="24"/>
+          <w:szCs w:val="24"/>
+          <w:lang w:eastAsia="es-CO"/>
+        </w:rPr>
+      </w:pPr>
+    </w:p>
+    <w:p>
+      <w:pPr>
+        <w:spacing w:line="240" w:lineRule="auto"/>
+        <w:jc w:val="both"/>
+        <w:rPr>
+          <w:rFonts w:ascii="Arial" w:eastAsia="Times New Roman" w:hAnsi="Arial" w:cs="Arial"/>
+          <w:color w:val="000000"/>
+          <w:sz w:val="24"/>
+          <w:szCs w:val="24"/>
+          <w:lang w:eastAsia="es-CO"/>
+        </w:rPr>
+      </w:pPr>
+    </w:p>
+    <w:p>
+      <w:pPr>
+        <w:spacing w:line="240" w:lineRule="auto"/>
+        <w:jc w:val="both"/>
+        <w:rPr>
+          <w:rFonts w:ascii="Arial" w:eastAsia="Times New Roman" w:hAnsi="Arial" w:cs="Arial"/>
+          <w:color w:val="000000"/>
+          <w:sz w:val="24"/>
+          <w:szCs w:val="24"/>
+          <w:lang w:eastAsia="es-CO"/>
+        </w:rPr>
+      </w:pPr>
+      <w:r>
+        <w:rPr>
+          <w:rFonts w:ascii="Arial" w:eastAsia="Times New Roman" w:hAnsi="Arial" w:cs="Arial"/>
+          <w:color w:val="000000"/>
+          <w:sz w:val="24"/>
+          <w:szCs w:val="24"/>
+          <w:lang w:eastAsia="es-CO"/>
+        </w:rPr>
+        <w:lastRenderedPageBreak/>
+        <w:t>1. Estrato Socioeconómico vs. Puntaje Global Promedio</w:t>
+      </w:r>
+    </w:p>
+    <w:p>
+      <w:pPr>
+        <w:spacing w:line="240" w:lineRule="auto"/>
+        <w:jc w:val="both"/>
+        <w:rPr>
+          <w:rFonts w:ascii="Arial" w:eastAsia="Times New Roman" w:hAnsi="Arial" w:cs="Arial"/>
+          <w:color w:val="000000"/>
+          <w:sz w:val="24"/>
+          <w:szCs w:val="24"/>
+          <w:lang w:eastAsia="es-CO"/>
+        </w:rPr>
+      </w:pPr>
+      <w:r>
+        <w:rPr>
+          <w:noProof/>
+        </w:rPr>
+        <w:drawing>
+          <wp:inline distT="0" distB="0" distL="0" distR="0" wp14:anchorId="0D57E073" wp14:editId="207ADB53">
+            <wp:extent cx="5612130" cy="2750820"/>
+            <wp:effectExtent l="0" t="0" r="7620" b="0"/>
+            <wp:docPr id="2" name="Imagen 2"/>
+            <wp:cNvGraphicFramePr>
+              <a:graphicFrameLocks xmlns:a="http://schemas.openxmlformats.org/drawingml/2006/main" noChangeAspect="1"/>
+            </wp:cNvGraphicFramePr>
+            <a:graphic xmlns:a="http://schemas.openxmlformats.org/drawingml/2006/main">
+              <a:graphicData uri="http://schemas.openxmlformats.org/drawingml/2006/picture">
+                <pic:pic xmlns:pic="http://schemas.openxmlformats.org/drawingml/2006/picture">
+                  <pic:nvPicPr>
+                    <pic:cNvPr id="0" name="Picture 1"/>
+                    <pic:cNvPicPr>
+                      <a:picLocks noChangeAspect="1" noChangeArrowheads="1"/>
+                    </pic:cNvPicPr>
+                  </pic:nvPicPr>
+                  <pic:blipFill>
+                    <a:blip r:embed="rId6">
+                      <a:extLst>
+                        <a:ext uri="{28A0092B-C50C-407E-A947-70E740481C1C}">
+                          <a14:useLocalDpi xmlns:a14="http://schemas.microsoft.com/office/drawing/2010/main" val="0"/>
+                        </a:ext>
+                      </a:extLst>
+                    </a:blip>
+                    <a:srcRect/>
+                    <a:stretch>
+                      <a:fillRect/>
+                    </a:stretch>
+                  </pic:blipFill>
+                  <pic:spPr bwMode="auto">
+                    <a:xfrm>
+                      <a:off x="0" y="0"/>
+                      <a:ext cx="5612130" cy="2750820"/>
+                    </a:xfrm>
+                    <a:prstGeom prst="rect">
+                      <a:avLst/>
+                    </a:prstGeom>
+                    <a:noFill/>
+                    <a:ln>
+                      <a:noFill/>
+                    </a:ln>
+                  </pic:spPr>
+                </pic:pic>
+              </a:graphicData>
+            </a:graphic>
+          </wp:inline>
+        </w:drawing>
+      </w:r>
+      <w:r>
+        <w:rPr>
+          <w:rFonts w:ascii="Arial" w:eastAsia="Times New Roman" w:hAnsi="Arial" w:cs="Arial"/>
+          <w:color w:val="000000"/>
+          <w:sz w:val="24"/>
+          <w:szCs w:val="24"/>
+          <w:lang w:eastAsia="es-CO"/>
+        </w:rPr>
+        <w:t xml:space="preserve"> Gráfico de barras con promedio y desviación estándar por estrato</w:t>
+      </w:r>
+      <w:r>
+        <w:rPr>
+          <w:rFonts w:ascii="Arial" w:eastAsia="Times New Roman" w:hAnsi="Arial" w:cs="Arial"/>
+          <w:color w:val="000000"/>
+          <w:sz w:val="24"/>
+          <w:szCs w:val="24"/>
+          <w:lang w:eastAsia="es-CO"/>
+        </w:rPr>
+        <w:t>.</w:t>
+      </w:r>
+    </w:p>
+    <w:p>
+      <w:pPr>
+        <w:spacing w:line="240" w:lineRule="auto"/>
+        <w:jc w:val="both"/>
+        <w:rPr>
+          <w:rFonts w:ascii="Arial" w:eastAsia="Times New Roman" w:hAnsi="Arial" w:cs="Arial"/>
+          <w:b/>
+          <w:bCs/>
+          <w:color w:val="000000"/>
+          <w:sz w:val="24"/>
+          <w:szCs w:val="24"/>
+          <w:lang w:eastAsia="es-CO"/>
+        </w:rPr>
+      </w:pPr>
+      <w:r>
+        <w:rPr>
+          <w:rFonts w:ascii="Arial" w:eastAsia="Times New Roman" w:hAnsi="Arial" w:cs="Arial"/>
+          <w:b/>
+          <w:bCs/>
+          <w:color w:val="000000"/>
+          <w:sz w:val="24"/>
+          <w:szCs w:val="24"/>
+          <w:lang w:eastAsia="es-CO"/>
+        </w:rPr>
+        <w:t xml:space="preserve">Análisis: </w:t>
+      </w:r>
+    </w:p>
+    <w:p>
+      <w:pPr>
+        <w:spacing w:line="240" w:lineRule="auto"/>
+        <w:jc w:val="both"/>
+        <w:rPr>
+          <w:rFonts w:ascii="Arial" w:eastAsia="Times New Roman" w:hAnsi="Arial" w:cs="Arial"/>
+          <w:color w:val="000000"/>
+          <w:sz w:val="24"/>
+          <w:szCs w:val="24"/>
+          <w:lang w:eastAsia="es-CO"/>
+        </w:rPr>
+      </w:pPr>
+      <w:r>
+        <w:rPr>
+          <w:rFonts w:ascii="Arial" w:eastAsia="Times New Roman" w:hAnsi="Arial" w:cs="Arial"/>
+          <w:color w:val="000000"/>
+          <w:sz w:val="24"/>
+          <w:szCs w:val="24"/>
+          <w:lang w:eastAsia="es-CO"/>
+        </w:rPr>
+        <w:t>Se evidencia una relación directamente proporcional entre el estrato socioeconómico de la vivienda del estudiante y su desempeño en el Puntaje Global. Los estudiantes pertenecientes a los estratos 1 y 2 registran promedios sensiblemente menores en comparación con aquellos de estratos 5 y 6. Asimismo, la desviación estándar demuestra una menor variabilidad en las puntuaciones de estratos altos, lo que confirma que el nivel socioeconómico actúa como una línea base estructural que condiciona el desempeño académico general en la región.</w:t>
+      </w:r>
+    </w:p>
+    <w:p>
+      <w:pPr>
+        <w:spacing w:line="240" w:lineRule="auto"/>
+        <w:jc w:val="both"/>
+        <w:rPr>
+          <w:rFonts w:ascii="Arial" w:eastAsia="Times New Roman" w:hAnsi="Arial" w:cs="Arial"/>
+          <w:color w:val="000000"/>
+          <w:sz w:val="24"/>
+          <w:szCs w:val="24"/>
+          <w:lang w:eastAsia="es-CO"/>
+        </w:rPr>
+      </w:pPr>
+    </w:p>
+    <w:p>
+      <w:pPr>
+        <w:spacing w:line="240" w:lineRule="auto"/>
+        <w:jc w:val="both"/>
+        <w:rPr>
+          <w:rFonts w:ascii="Arial" w:eastAsia="Times New Roman" w:hAnsi="Arial" w:cs="Arial"/>
+          <w:color w:val="000000"/>
+          <w:sz w:val="24"/>
+          <w:szCs w:val="24"/>
+          <w:lang w:eastAsia="es-CO"/>
+        </w:rPr>
+      </w:pPr>
+      <w:r>
+        <w:rPr>
+          <w:rFonts w:ascii="Arial" w:eastAsia="Times New Roman" w:hAnsi="Arial" w:cs="Arial"/>
+          <w:color w:val="000000"/>
+          <w:sz w:val="24"/>
+          <w:szCs w:val="24"/>
+          <w:lang w:eastAsia="es-CO"/>
+        </w:rPr>
+        <w:t>2. Brecha Educativa por Sector Institucional (Oficial vs. No Oficial)</w:t>
+      </w:r>
+    </w:p>
+    <w:p>
+      <w:pPr>
+        <w:spacing w:line="240" w:lineRule="auto"/>
+        <w:jc w:val="both"/>
+        <w:rPr>
+          <w:rFonts w:ascii="Arial" w:eastAsia="Times New Roman" w:hAnsi="Arial" w:cs="Arial"/>
+          <w:color w:val="000000"/>
+          <w:sz w:val="24"/>
+          <w:szCs w:val="24"/>
+          <w:lang w:eastAsia="es-CO"/>
+        </w:rPr>
+      </w:pPr>
+      <w:r>
+        <w:rPr>
+          <w:noProof/>
+        </w:rPr>
+        <w:drawing>
+          <wp:inline distT="0" distB="0" distL="0" distR="0" wp14:anchorId="10A1CD65" wp14:editId="3AB0269A">
+            <wp:extent cx="5165725" cy="2857500"/>
+            <wp:effectExtent l="0" t="0" r="0" b="0"/>
+            <wp:docPr id="3" name="Imagen 3"/>
+            <wp:cNvGraphicFramePr>
+              <a:graphicFrameLocks xmlns:a="http://schemas.openxmlformats.org/drawingml/2006/main" noChangeAspect="1"/>
+            </wp:cNvGraphicFramePr>
+            <a:graphic xmlns:a="http://schemas.openxmlformats.org/drawingml/2006/main">
+              <a:graphicData uri="http://schemas.openxmlformats.org/drawingml/2006/picture">
+                <pic:pic xmlns:pic="http://schemas.openxmlformats.org/drawingml/2006/picture">
+                  <pic:nvPicPr>
+                    <pic:cNvPr id="0" name="Picture 3"/>
+                    <pic:cNvPicPr>
+                      <a:picLocks noChangeAspect="1" noChangeArrowheads="1"/>
+                    </pic:cNvPicPr>
+                  </pic:nvPicPr>
+                  <pic:blipFill>
+                    <a:blip r:embed="rId7">
+                      <a:extLst>
+                        <a:ext uri="{28A0092B-C50C-407E-A947-70E740481C1C}">
+                          <a14:useLocalDpi xmlns:a14="http://schemas.microsoft.com/office/drawing/2010/main" val="0"/>
+                        </a:ext>
+                      </a:extLst>
+                    </a:blip>
+                    <a:srcRect/>
+                    <a:stretch>
+                      <a:fillRect/>
+                    </a:stretch>
+                  </pic:blipFill>
+                  <pic:spPr bwMode="auto">
+                    <a:xfrm>
+                      <a:off x="0" y="0"/>
+                      <a:ext cx="5166151" cy="2857736"/>
+                    </a:xfrm>
+                    <a:prstGeom prst="rect">
+                      <a:avLst/>
+                    </a:prstGeom>
+                    <a:noFill/>
+                    <a:ln>
+                      <a:noFill/>
+                    </a:ln>
+                  </pic:spPr>
+                </pic:pic>
+              </a:graphicData>
+            </a:graphic>
+          </wp:inline>
+        </w:drawing>
+      </w:r>
+      <w:r>
+        <w:rPr>
+          <w:rFonts w:ascii="Arial" w:eastAsia="Times New Roman" w:hAnsi="Arial" w:cs="Arial"/>
+          <w:color w:val="000000"/>
+          <w:sz w:val="24"/>
+          <w:szCs w:val="24"/>
+          <w:lang w:eastAsia="es-CO"/>
+        </w:rPr>
+        <w:t xml:space="preserve"> </w:t>
+      </w:r>
+      <w:r>
+        <w:rPr>
+          <w:rFonts w:ascii="Arial" w:eastAsia="Times New Roman" w:hAnsi="Arial" w:cs="Arial"/>
+          <w:color w:val="000000"/>
+          <w:sz w:val="24"/>
+          <w:szCs w:val="24"/>
+          <w:lang w:eastAsia="es-CO"/>
+        </w:rPr>
+        <w:t>Diagrama de caja y bigotes (Boxplot) comparativo entre sectores</w:t>
+      </w:r>
+    </w:p>
+    <w:p>
+      <w:pPr>
+        <w:spacing w:line="240" w:lineRule="auto"/>
+        <w:jc w:val="both"/>
+        <w:rPr>
+          <w:rFonts w:ascii="Arial" w:eastAsia="Times New Roman" w:hAnsi="Arial" w:cs="Arial"/>
+          <w:b/>
+          <w:bCs/>
+          <w:color w:val="000000"/>
+          <w:sz w:val="24"/>
+          <w:szCs w:val="24"/>
+          <w:lang w:eastAsia="es-CO"/>
+        </w:rPr>
+      </w:pPr>
+      <w:r>
+        <w:rPr>
+          <w:rFonts w:ascii="Arial" w:eastAsia="Times New Roman" w:hAnsi="Arial" w:cs="Arial"/>
+          <w:b/>
+          <w:bCs/>
+          <w:color w:val="000000"/>
+          <w:sz w:val="24"/>
+          <w:szCs w:val="24"/>
+          <w:lang w:eastAsia="es-CO"/>
+        </w:rPr>
+        <w:lastRenderedPageBreak/>
+        <w:t xml:space="preserve">Análisis: </w:t>
+      </w:r>
+    </w:p>
+    <w:p>
+      <w:pPr>
+        <w:spacing w:line="240" w:lineRule="auto"/>
+        <w:jc w:val="both"/>
+        <w:rPr>
+          <w:rFonts w:ascii="Arial" w:eastAsia="Times New Roman" w:hAnsi="Arial" w:cs="Arial"/>
+          <w:color w:val="000000"/>
+          <w:sz w:val="24"/>
+          <w:szCs w:val="24"/>
+          <w:lang w:eastAsia="es-CO"/>
+        </w:rPr>
+      </w:pPr>
+      <w:r>
+        <w:rPr>
+          <w:rFonts w:ascii="Arial" w:eastAsia="Times New Roman" w:hAnsi="Arial" w:cs="Arial"/>
+          <w:color w:val="000000"/>
+          <w:sz w:val="24"/>
+          <w:szCs w:val="24"/>
+          <w:lang w:eastAsia="es-CO"/>
+        </w:rPr>
+        <w:t>El análisis comparativo mediante diagramas de caja revela una marcada brecha de rendimiento a favor de las instituciones educativas privadas (no oficiales). Aunque el sector público (oficial) presenta un número considerable de valores atípicos sobresalientes (outliers en la parte superior del gráfico), la mediana y la distribución intercuartílica de las instituciones privadas se ubican de manera sistemática por encima del sector oficial, reflejando disparidades en los recursos e infraestructura pedagógica entre ambos sectores.</w:t>
+      </w:r>
+    </w:p>
+    <w:p>
+      <w:pPr>
+        <w:spacing w:line="240" w:lineRule="auto"/>
+        <w:jc w:val="both"/>
+        <w:rPr>
+          <w:rFonts w:ascii="Arial" w:eastAsia="Times New Roman" w:hAnsi="Arial" w:cs="Arial"/>
+          <w:color w:val="000000"/>
+          <w:sz w:val="24"/>
+          <w:szCs w:val="24"/>
+          <w:lang w:eastAsia="es-CO"/>
+        </w:rPr>
+      </w:pPr>
+    </w:p>
+    <w:p>
+      <w:pPr>
+        <w:spacing w:line="240" w:lineRule="auto"/>
+        <w:jc w:val="both"/>
+        <w:rPr>
+          <w:rFonts w:ascii="Arial" w:eastAsia="Times New Roman" w:hAnsi="Arial" w:cs="Arial"/>
+          <w:color w:val="000000"/>
+          <w:sz w:val="24"/>
+          <w:szCs w:val="24"/>
+          <w:lang w:eastAsia="es-CO"/>
+        </w:rPr>
+      </w:pPr>
+      <w:r>
+        <w:rPr>
+          <w:rFonts w:ascii="Arial" w:eastAsia="Times New Roman" w:hAnsi="Arial" w:cs="Arial"/>
+          <w:color w:val="000000"/>
+          <w:sz w:val="24"/>
+          <w:szCs w:val="24"/>
+          <w:lang w:eastAsia="es-CO"/>
+        </w:rPr>
+        <w:t>3. Índice de Brecha Digital (Acceso a Internet y Computador)</w:t>
+      </w:r>
+    </w:p>
+    <w:p>
+      <w:pPr>
+        <w:spacing w:line="240" w:lineRule="auto"/>
+        <w:jc w:val="both"/>
+        <w:rPr>
+          <w:rFonts w:ascii="Arial" w:eastAsia="Times New Roman" w:hAnsi="Arial" w:cs="Arial"/>
+          <w:color w:val="000000"/>
+          <w:sz w:val="24"/>
+          <w:szCs w:val="24"/>
+          <w:lang w:eastAsia="es-CO"/>
+        </w:rPr>
+      </w:pPr>
+      <w:r>
+        <w:rPr>
+          <w:noProof/>
+        </w:rPr>
+        <w:drawing>
+          <wp:inline distT="0" distB="0" distL="0" distR="0" wp14:anchorId="2823401C" wp14:editId="254CD3E2">
+            <wp:extent cx="5612130" cy="3073400"/>
+            <wp:effectExtent l="0" t="0" r="7620" b="0"/>
+            <wp:docPr id="4" name="Imagen 4"/>
+            <wp:cNvGraphicFramePr>
+              <a:graphicFrameLocks xmlns:a="http://schemas.openxmlformats.org/drawingml/2006/main" noChangeAspect="1"/>
+            </wp:cNvGraphicFramePr>
+            <a:graphic xmlns:a="http://schemas.openxmlformats.org/drawingml/2006/main">
+              <a:graphicData uri="http://schemas.openxmlformats.org/drawingml/2006/picture">
+                <pic:pic xmlns:pic="http://schemas.openxmlformats.org/drawingml/2006/picture">
+                  <pic:nvPicPr>
+                    <pic:cNvPr id="0" name="Picture 5"/>
+                    <pic:cNvPicPr>
+                      <a:picLocks noChangeAspect="1" noChangeArrowheads="1"/>
+                    </pic:cNvPicPr>
+                  </pic:nvPicPr>
+                  <pic:blipFill>
+                    <a:blip r:embed="rId8">
+                      <a:extLst>
+                        <a:ext uri="{28A0092B-C50C-407E-A947-70E740481C1C}">
+                          <a14:useLocalDpi xmlns:a14="http://schemas.microsoft.com/office/drawing/2010/main" val="0"/>
+                        </a:ext>
+                      </a:extLst>
+                    </a:blip>
+                    <a:srcRect/>
+                    <a:stretch>
+                      <a:fillRect/>
+                    </a:stretch>
+                  </pic:blipFill>
+                  <pic:spPr bwMode="auto">
+                    <a:xfrm>
+                      <a:off x="0" y="0"/>
+                      <a:ext cx="5612130" cy="3073400"/>
+                    </a:xfrm>
+                    <a:prstGeom prst="rect">
+                      <a:avLst/>
+                    </a:prstGeom>
+                    <a:noFill/>
+                    <a:ln>
+                      <a:noFill/>
+                    </a:ln>
+                  </pic:spPr>
+                </pic:pic>
+              </a:graphicData>
+            </a:graphic>
+          </wp:inline>
+        </w:drawing>
+      </w:r>
+      <w:r>
+        <w:rPr>
+          <w:rFonts w:ascii="Arial" w:eastAsia="Times New Roman" w:hAnsi="Arial" w:cs="Arial"/>
+          <w:color w:val="000000"/>
+          <w:sz w:val="24"/>
+          <w:szCs w:val="24"/>
+          <w:lang w:eastAsia="es-CO"/>
+        </w:rPr>
+        <w:t xml:space="preserve"> </w:t>
+      </w:r>
+      <w:r>
+        <w:rPr>
+          <w:rFonts w:ascii="Arial" w:eastAsia="Times New Roman" w:hAnsi="Arial" w:cs="Arial"/>
+          <w:color w:val="000000"/>
+          <w:sz w:val="24"/>
+          <w:szCs w:val="24"/>
+          <w:lang w:eastAsia="es-CO"/>
+        </w:rPr>
+        <w:t>Diagrama de cajas agrupadas (Boxplot) por perfil de conectividad</w:t>
+      </w:r>
+    </w:p>
+    <w:p>
+      <w:pPr>
+        <w:spacing w:line="240" w:lineRule="auto"/>
+        <w:jc w:val="both"/>
+        <w:rPr>
+          <w:rFonts w:ascii="Arial" w:eastAsia="Times New Roman" w:hAnsi="Arial" w:cs="Arial"/>
+          <w:color w:val="000000"/>
+          <w:sz w:val="24"/>
+          <w:szCs w:val="24"/>
+          <w:lang w:eastAsia="es-CO"/>
+        </w:rPr>
+      </w:pPr>
+    </w:p>
+    <w:p>
+      <w:pPr>
+        <w:spacing w:line="240" w:lineRule="auto"/>
+        <w:jc w:val="both"/>
+        <w:rPr>
+          <w:rFonts w:ascii="Arial" w:eastAsia="Times New Roman" w:hAnsi="Arial" w:cs="Arial"/>
+          <w:b/>
+          <w:bCs/>
+          <w:color w:val="000000"/>
+          <w:sz w:val="24"/>
+          <w:szCs w:val="24"/>
+          <w:lang w:eastAsia="es-CO"/>
+        </w:rPr>
+      </w:pPr>
+      <w:r>
+        <w:rPr>
+          <w:rFonts w:ascii="Arial" w:eastAsia="Times New Roman" w:hAnsi="Arial" w:cs="Arial"/>
+          <w:b/>
+          <w:bCs/>
+          <w:color w:val="000000"/>
+          <w:sz w:val="24"/>
+          <w:szCs w:val="24"/>
+          <w:lang w:eastAsia="es-CO"/>
+        </w:rPr>
+        <w:t xml:space="preserve">Análisis: </w:t>
+      </w:r>
+    </w:p>
+    <w:p>
+      <w:pPr>
+        <w:spacing w:line="240" w:lineRule="auto"/>
+        <w:jc w:val="both"/>
+        <w:rPr>
+          <w:rFonts w:ascii="Arial" w:eastAsia="Times New Roman" w:hAnsi="Arial" w:cs="Arial"/>
+          <w:color w:val="000000"/>
+          <w:sz w:val="24"/>
+          <w:szCs w:val="24"/>
+          <w:lang w:eastAsia="es-CO"/>
+        </w:rPr>
+      </w:pPr>
+      <w:r>
+        <w:rPr>
+          <w:rFonts w:ascii="Arial" w:eastAsia="Times New Roman" w:hAnsi="Arial" w:cs="Arial"/>
+          <w:color w:val="000000"/>
+          <w:sz w:val="24"/>
+          <w:szCs w:val="24"/>
+          <w:lang w:eastAsia="es-CO"/>
+        </w:rPr>
+        <w:t>La tenencia combinada de equipo de cómputo y conexión a internet en el hogar genera una ventaja cuantitativa determinante sobre el Puntaje Global. Los estudiantes que enfrentan desconexión total (sin internet y sin computador) sufren las penalizaciones más drásticas en su puntaje medio. La diferencia de medianas entre el perfil con conectividad completa y el perfil desprovisto de tecnología ratifica que la brecha digital incide de forma directa en los procesos de aprendizaje y preparación para las pruebas estandarizadas.</w:t>
+      </w:r>
+    </w:p>
+    <w:p>
+      <w:pPr>
+        <w:spacing w:line="240" w:lineRule="auto"/>
+        <w:jc w:val="both"/>
+        <w:rPr>
+          <w:rFonts w:ascii="Arial" w:eastAsia="Times New Roman" w:hAnsi="Arial" w:cs="Arial"/>
+          <w:color w:val="000000"/>
+          <w:sz w:val="24"/>
+          <w:szCs w:val="24"/>
+          <w:lang w:eastAsia="es-CO"/>
+        </w:rPr>
+      </w:pPr>
+    </w:p>
+    <w:p>
+      <w:pPr>
+        <w:spacing w:line="240" w:lineRule="auto"/>
+        <w:jc w:val="both"/>
+        <w:rPr>
+          <w:rFonts w:ascii="Arial" w:eastAsia="Times New Roman" w:hAnsi="Arial" w:cs="Arial"/>
+          <w:color w:val="000000"/>
+          <w:sz w:val="24"/>
+          <w:szCs w:val="24"/>
+          <w:lang w:eastAsia="es-CO"/>
+        </w:rPr>
+      </w:pPr>
+    </w:p>
+    <w:p>
+      <w:pPr>
+        <w:spacing w:line="240" w:lineRule="auto"/>
+        <w:jc w:val="both"/>
+        <w:rPr>
+          <w:rFonts w:ascii="Arial" w:eastAsia="Times New Roman" w:hAnsi="Arial" w:cs="Arial"/>
+          <w:color w:val="000000"/>
+          <w:sz w:val="24"/>
+          <w:szCs w:val="24"/>
+          <w:lang w:eastAsia="es-CO"/>
+        </w:rPr>
+      </w:pPr>
+    </w:p>
+    <w:p>
+      <w:pPr>
+        <w:spacing w:line="240" w:lineRule="auto"/>
+        <w:jc w:val="both"/>
+        <w:rPr>
+          <w:rFonts w:ascii="Arial" w:eastAsia="Times New Roman" w:hAnsi="Arial" w:cs="Arial"/>
+          <w:color w:val="000000"/>
+          <w:sz w:val="24"/>
+          <w:szCs w:val="24"/>
+          <w:lang w:eastAsia="es-CO"/>
+        </w:rPr>
+      </w:pPr>
+    </w:p>
+    <w:p>
+      <w:pPr>
+        <w:spacing w:line="240" w:lineRule="auto"/>
+        <w:jc w:val="both"/>
+        <w:rPr>
+          <w:rFonts w:ascii="Arial" w:eastAsia="Times New Roman" w:hAnsi="Arial" w:cs="Arial"/>
+          <w:color w:val="000000"/>
+          <w:sz w:val="24"/>
+          <w:szCs w:val="24"/>
+          <w:lang w:eastAsia="es-CO"/>
+        </w:rPr>
+      </w:pPr>
+      <w:r>
+        <w:rPr>
+          <w:rFonts w:ascii="Arial" w:eastAsia="Times New Roman" w:hAnsi="Arial" w:cs="Arial"/>
+          <w:color w:val="000000"/>
+          <w:sz w:val="24"/>
+          <w:szCs w:val="24"/>
+          <w:lang w:eastAsia="es-CO"/>
+        </w:rPr>
+        <w:lastRenderedPageBreak/>
+        <w:t>4. Sensibilidad por Asignatura según el Índice Socioeconómico (INSE)</w:t>
+      </w:r>
+    </w:p>
+    <w:p>
+      <w:pPr>
+        <w:spacing w:line="240" w:lineRule="auto"/>
+        <w:jc w:val="both"/>
+        <w:rPr>
+          <w:rFonts w:ascii="Arial" w:eastAsia="Times New Roman" w:hAnsi="Arial" w:cs="Arial"/>
+          <w:color w:val="000000"/>
+          <w:sz w:val="24"/>
+          <w:szCs w:val="24"/>
+          <w:lang w:eastAsia="es-CO"/>
+        </w:rPr>
+      </w:pPr>
+      <w:r>
+        <w:rPr>
+          <w:noProof/>
+        </w:rPr>
+        <w:drawing>
+          <wp:inline distT="0" distB="0" distL="0" distR="0" wp14:anchorId="4E8D7161" wp14:editId="296D786C">
+            <wp:extent cx="5612130" cy="4323080"/>
+            <wp:effectExtent l="0" t="0" r="7620" b="1270"/>
+            <wp:docPr id="5" name="Imagen 5"/>
+            <wp:cNvGraphicFramePr>
+              <a:graphicFrameLocks xmlns:a="http://schemas.openxmlformats.org/drawingml/2006/main" noChangeAspect="1"/>
+            </wp:cNvGraphicFramePr>
+            <a:graphic xmlns:a="http://schemas.openxmlformats.org/drawingml/2006/main">
+              <a:graphicData uri="http://schemas.openxmlformats.org/drawingml/2006/picture">
+                <pic:pic xmlns:pic="http://schemas.openxmlformats.org/drawingml/2006/picture">
+                  <pic:nvPicPr>
+                    <pic:cNvPr id="0" name="Picture 7"/>
+                    <pic:cNvPicPr>
+                      <a:picLocks noChangeAspect="1" noChangeArrowheads="1"/>
+                    </pic:cNvPicPr>
+                  </pic:nvPicPr>
+                  <pic:blipFill>
+                    <a:blip r:embed="rId9">
+                      <a:extLst>
+                        <a:ext uri="{28A0092B-C50C-407E-A947-70E740481C1C}">
+                          <a14:useLocalDpi xmlns:a14="http://schemas.microsoft.com/office/drawing/2010/main" val="0"/>
+                        </a:ext>
+                      </a:extLst>
+                    </a:blip>
+                    <a:srcRect/>
+                    <a:stretch>
+                      <a:fillRect/>
+                    </a:stretch>
+                  </pic:blipFill>
+                  <pic:spPr bwMode="auto">
+                    <a:xfrm>
+                      <a:off x="0" y="0"/>
+                      <a:ext cx="5612130" cy="4323080"/>
+                    </a:xfrm>
+                    <a:prstGeom prst="rect">
+                      <a:avLst/>
+                    </a:prstGeom>
+                    <a:noFill/>
+                    <a:ln>
+                      <a:noFill/>
+                    </a:ln>
+                  </pic:spPr>
+                </pic:pic>
+              </a:graphicData>
+            </a:graphic>
+          </wp:inline>
+        </w:drawing>
+      </w:r>
+      <w:r>
+        <w:rPr>
+          <w:rFonts w:ascii="Arial" w:eastAsia="Times New Roman" w:hAnsi="Arial" w:cs="Arial"/>
+          <w:color w:val="000000"/>
+          <w:sz w:val="24"/>
+          <w:szCs w:val="24"/>
+          <w:lang w:eastAsia="es-CO"/>
+        </w:rPr>
+        <w:t xml:space="preserve"> </w:t>
+      </w:r>
+      <w:r>
+        <w:rPr>
+          <w:rFonts w:ascii="Arial" w:eastAsia="Times New Roman" w:hAnsi="Arial" w:cs="Arial"/>
+          <w:color w:val="000000"/>
+          <w:sz w:val="24"/>
+          <w:szCs w:val="24"/>
+          <w:lang w:eastAsia="es-CO"/>
+        </w:rPr>
+        <w:t>Matriz de correlación (Heatmap) entre INSE y puntajes por materia</w:t>
+      </w:r>
+    </w:p>
+    <w:p>
+      <w:pPr>
+        <w:spacing w:line="240" w:lineRule="auto"/>
+        <w:jc w:val="both"/>
+        <w:rPr>
+          <w:rFonts w:ascii="Arial" w:eastAsia="Times New Roman" w:hAnsi="Arial" w:cs="Arial"/>
+          <w:color w:val="000000"/>
+          <w:sz w:val="24"/>
+          <w:szCs w:val="24"/>
+          <w:lang w:eastAsia="es-CO"/>
+        </w:rPr>
+      </w:pPr>
+    </w:p>
+    <w:p>
+      <w:pPr>
+        <w:spacing w:line="240" w:lineRule="auto"/>
+        <w:jc w:val="both"/>
+        <w:rPr>
+          <w:rFonts w:ascii="Arial" w:eastAsia="Times New Roman" w:hAnsi="Arial" w:cs="Arial"/>
+          <w:b/>
+          <w:bCs/>
+          <w:color w:val="000000"/>
+          <w:sz w:val="24"/>
+          <w:szCs w:val="24"/>
+          <w:lang w:eastAsia="es-CO"/>
+        </w:rPr>
+      </w:pPr>
+      <w:r>
+        <w:rPr>
+          <w:rFonts w:ascii="Arial" w:eastAsia="Times New Roman" w:hAnsi="Arial" w:cs="Arial"/>
+          <w:b/>
+          <w:bCs/>
+          <w:color w:val="000000"/>
+          <w:sz w:val="24"/>
+          <w:szCs w:val="24"/>
+          <w:lang w:eastAsia="es-CO"/>
+        </w:rPr>
+        <w:t xml:space="preserve">Análisis: </w:t>
+      </w:r>
+    </w:p>
+    <w:p>
+      <w:pPr>
+        <w:spacing w:line="240" w:lineRule="auto"/>
+        <w:jc w:val="both"/>
+        <w:rPr>
+          <w:rFonts w:ascii="Arial" w:eastAsia="Times New Roman" w:hAnsi="Arial" w:cs="Arial"/>
+          <w:color w:val="000000"/>
+          <w:sz w:val="24"/>
+          <w:szCs w:val="24"/>
+          <w:lang w:eastAsia="es-CO"/>
+        </w:rPr>
+      </w:pPr>
+      <w:r>
+        <w:rPr>
+          <w:rFonts w:ascii="Arial" w:eastAsia="Times New Roman" w:hAnsi="Arial" w:cs="Arial"/>
+          <w:color w:val="000000"/>
+          <w:sz w:val="24"/>
+          <w:szCs w:val="24"/>
+          <w:lang w:eastAsia="es-CO"/>
+        </w:rPr>
+        <w:t>La matriz de correlación evidencia que no todas las áreas del conocimiento responden con la misma intensidad al Índice Socioeconómico Individual (INSE). Las asignaturas de Inglés y Matemáticas muestran los coeficientes de correlación positiva más elevados respecto al INSE. Esto sugiere que el dominio de una segunda lengua y el desarrollo de competencias cuantitativas avanzadas están altamente asociados al capital cultural, acceso a tutorías y recursos económicos del entorno familiar, a diferencia de materias como Lectura Crítica o Ciencias Sociales.</w:t>
+      </w:r>
+    </w:p>
+    <w:p>
+      <w:pPr>
+        <w:spacing w:line="240" w:lineRule="auto"/>
+        <w:jc w:val="both"/>
+        <w:rPr>
+          <w:rFonts w:ascii="Arial" w:eastAsia="Times New Roman" w:hAnsi="Arial" w:cs="Arial"/>
+          <w:color w:val="000000"/>
+          <w:sz w:val="24"/>
+          <w:szCs w:val="24"/>
+          <w:lang w:eastAsia="es-CO"/>
+        </w:rPr>
+      </w:pPr>
+    </w:p>
+    <w:p>
+      <w:pPr>
+        <w:spacing w:line="240" w:lineRule="auto"/>
+        <w:jc w:val="both"/>
+        <w:rPr>
+          <w:rFonts w:ascii="Arial" w:eastAsia="Times New Roman" w:hAnsi="Arial" w:cs="Arial"/>
+          <w:color w:val="000000"/>
+          <w:sz w:val="24"/>
+          <w:szCs w:val="24"/>
+          <w:lang w:eastAsia="es-CO"/>
+        </w:rPr>
+      </w:pPr>
+    </w:p>
+    <w:p>
+      <w:pPr>
+        <w:spacing w:line="240" w:lineRule="auto"/>
+        <w:jc w:val="both"/>
+        <w:rPr>
+          <w:rFonts w:ascii="Arial" w:eastAsia="Times New Roman" w:hAnsi="Arial" w:cs="Arial"/>
+          <w:color w:val="000000"/>
+          <w:sz w:val="24"/>
+          <w:szCs w:val="24"/>
+          <w:lang w:eastAsia="es-CO"/>
+        </w:rPr>
+      </w:pPr>
+    </w:p>
+    <w:p>
+      <w:pPr>
+        <w:spacing w:line="240" w:lineRule="auto"/>
+        <w:jc w:val="both"/>
+        <w:rPr>
+          <w:rFonts w:ascii="Arial" w:eastAsia="Times New Roman" w:hAnsi="Arial" w:cs="Arial"/>
+          <w:color w:val="000000"/>
+          <w:sz w:val="24"/>
+          <w:szCs w:val="24"/>
+          <w:lang w:eastAsia="es-CO"/>
+        </w:rPr>
+      </w:pPr>
+    </w:p>
+    <w:p>
+      <w:pPr>
+        <w:spacing w:line="240" w:lineRule="auto"/>
+        <w:jc w:val="both"/>
+        <w:rPr>
+          <w:rFonts w:ascii="Arial" w:eastAsia="Times New Roman" w:hAnsi="Arial" w:cs="Arial"/>
+          <w:color w:val="000000"/>
+          <w:sz w:val="24"/>
+          <w:szCs w:val="24"/>
+          <w:lang w:eastAsia="es-CO"/>
+        </w:rPr>
+      </w:pPr>
+    </w:p>
+    <w:p>
+      <w:pPr>
+        <w:spacing w:line="240" w:lineRule="auto"/>
+        <w:jc w:val="both"/>
+        <w:rPr>
+          <w:rFonts w:ascii="Arial" w:eastAsia="Times New Roman" w:hAnsi="Arial" w:cs="Arial"/>
+          <w:color w:val="000000"/>
+          <w:sz w:val="24"/>
+          <w:szCs w:val="24"/>
+          <w:lang w:eastAsia="es-CO"/>
+        </w:rPr>
+      </w:pPr>
+    </w:p>
+    <w:p>
+      <w:pPr>
+        <w:spacing w:line="240" w:lineRule="auto"/>
+        <w:jc w:val="both"/>
+        <w:rPr>
+          <w:rFonts w:ascii="Arial" w:eastAsia="Times New Roman" w:hAnsi="Arial" w:cs="Arial"/>
+          <w:color w:val="000000"/>
+          <w:sz w:val="24"/>
+          <w:szCs w:val="24"/>
+          <w:lang w:eastAsia="es-CO"/>
+        </w:rPr>
+      </w:pPr>
+    </w:p>
+    <w:p>
+      <w:pPr>
+        <w:spacing w:line="240" w:lineRule="auto"/>
+        <w:jc w:val="both"/>
+        <w:rPr>
+          <w:rFonts w:ascii="Arial" w:eastAsia="Times New Roman" w:hAnsi="Arial" w:cs="Arial"/>
+          <w:color w:val="000000"/>
+          <w:sz w:val="24"/>
+          <w:szCs w:val="24"/>
+          <w:lang w:eastAsia="es-CO"/>
+        </w:rPr>
+      </w:pPr>
+      <w:r>
+        <w:rPr>
+          <w:rFonts w:ascii="Arial" w:eastAsia="Times New Roman" w:hAnsi="Arial" w:cs="Arial"/>
+          <w:color w:val="000000"/>
+          <w:sz w:val="24"/>
+          <w:szCs w:val="24"/>
+          <w:lang w:eastAsia="es-CO"/>
+        </w:rPr>
+        <w:lastRenderedPageBreak/>
+        <w:t>5. Densidad del Hogar vs. Desempeño Académico por Estrato</w:t>
+      </w:r>
+    </w:p>
+    <w:p>
+      <w:pPr>
+        <w:spacing w:line="240" w:lineRule="auto"/>
+        <w:jc w:val="both"/>
+        <w:rPr>
+          <w:rFonts w:ascii="Arial" w:eastAsia="Times New Roman" w:hAnsi="Arial" w:cs="Arial"/>
+          <w:color w:val="000000"/>
+          <w:sz w:val="24"/>
+          <w:szCs w:val="24"/>
+          <w:lang w:eastAsia="es-CO"/>
+        </w:rPr>
+      </w:pPr>
+      <w:r>
+        <w:rPr>
+          <w:noProof/>
+        </w:rPr>
+        <w:drawing>
+          <wp:inline distT="0" distB="0" distL="0" distR="0" wp14:anchorId="035F1D87" wp14:editId="31243AE2">
+            <wp:extent cx="5612130" cy="3345180"/>
+            <wp:effectExtent l="0" t="0" r="7620" b="7620"/>
+            <wp:docPr id="6" name="Imagen 6"/>
+            <wp:cNvGraphicFramePr>
+              <a:graphicFrameLocks xmlns:a="http://schemas.openxmlformats.org/drawingml/2006/main" noChangeAspect="1"/>
+            </wp:cNvGraphicFramePr>
+            <a:graphic xmlns:a="http://schemas.openxmlformats.org/drawingml/2006/main">
+              <a:graphicData uri="http://schemas.openxmlformats.org/drawingml/2006/picture">
+                <pic:pic xmlns:pic="http://schemas.openxmlformats.org/drawingml/2006/picture">
+                  <pic:nvPicPr>
+                    <pic:cNvPr id="0" name="Picture 9"/>
+                    <pic:cNvPicPr>
+                      <a:picLocks noChangeAspect="1" noChangeArrowheads="1"/>
+                    </pic:cNvPicPr>
+                  </pic:nvPicPr>
+                  <pic:blipFill>
+                    <a:blip r:embed="rId10">
+                      <a:extLst>
+                        <a:ext uri="{28A0092B-C50C-407E-A947-70E740481C1C}">
+                          <a14:useLocalDpi xmlns:a14="http://schemas.microsoft.com/office/drawing/2010/main" val="0"/>
+                        </a:ext>
+                      </a:extLst>
+                    </a:blip>
+                    <a:srcRect/>
+                    <a:stretch>
+                      <a:fillRect/>
+                    </a:stretch>
+                  </pic:blipFill>
+                  <pic:spPr bwMode="auto">
+                    <a:xfrm>
+                      <a:off x="0" y="0"/>
+                      <a:ext cx="5612130" cy="3345180"/>
+                    </a:xfrm>
+                    <a:prstGeom prst="rect">
+                      <a:avLst/>
+                    </a:prstGeom>
+                    <a:noFill/>
+                    <a:ln>
+                      <a:noFill/>
+                    </a:ln>
+                  </pic:spPr>
+                </pic:pic>
+              </a:graphicData>
+            </a:graphic>
+          </wp:inline>
+        </w:drawing>
+      </w:r>
+      <w:r>
+        <w:rPr>
+          <w:rFonts w:ascii="Arial" w:eastAsia="Times New Roman" w:hAnsi="Arial" w:cs="Arial"/>
+          <w:color w:val="000000"/>
+          <w:sz w:val="24"/>
+          <w:szCs w:val="24"/>
+          <w:lang w:eastAsia="es-CO"/>
+        </w:rPr>
+        <w:t xml:space="preserve"> </w:t>
+      </w:r>
+      <w:r>
+        <w:rPr>
+          <w:rFonts w:ascii="Arial" w:eastAsia="Times New Roman" w:hAnsi="Arial" w:cs="Arial"/>
+          <w:color w:val="000000"/>
+          <w:sz w:val="24"/>
+          <w:szCs w:val="24"/>
+          <w:lang w:eastAsia="es-CO"/>
+        </w:rPr>
+        <w:t>Gráfico de líneas o puntos interconectados por estrato</w:t>
+      </w:r>
+    </w:p>
+    <w:p>
+      <w:pPr>
+        <w:spacing w:line="240" w:lineRule="auto"/>
+        <w:jc w:val="both"/>
+        <w:rPr>
+          <w:rFonts w:ascii="Arial" w:eastAsia="Times New Roman" w:hAnsi="Arial" w:cs="Arial"/>
+          <w:color w:val="000000"/>
+          <w:sz w:val="24"/>
+          <w:szCs w:val="24"/>
+          <w:lang w:eastAsia="es-CO"/>
+        </w:rPr>
+      </w:pPr>
+    </w:p>
+    <w:p>
+      <w:pPr>
+        <w:spacing w:line="240" w:lineRule="auto"/>
+        <w:jc w:val="both"/>
+        <w:rPr>
+          <w:rFonts w:ascii="Arial" w:eastAsia="Times New Roman" w:hAnsi="Arial" w:cs="Arial"/>
+          <w:b/>
+          <w:bCs/>
+          <w:color w:val="000000"/>
+          <w:sz w:val="24"/>
+          <w:szCs w:val="24"/>
+          <w:lang w:eastAsia="es-CO"/>
+        </w:rPr>
+      </w:pPr>
+      <w:r>
+        <w:rPr>
+          <w:rFonts w:ascii="Arial" w:eastAsia="Times New Roman" w:hAnsi="Arial" w:cs="Arial"/>
+          <w:b/>
+          <w:bCs/>
+          <w:color w:val="000000"/>
+          <w:sz w:val="24"/>
+          <w:szCs w:val="24"/>
+          <w:lang w:eastAsia="es-CO"/>
+        </w:rPr>
+        <w:t xml:space="preserve">Análisis: </w:t>
+      </w:r>
+    </w:p>
+    <w:p>
+      <w:pPr>
+        <w:spacing w:line="240" w:lineRule="auto"/>
+        <w:jc w:val="both"/>
+        <w:rPr>
+          <w:rFonts w:ascii="Arial" w:eastAsia="Times New Roman" w:hAnsi="Arial" w:cs="Arial"/>
+          <w:color w:val="000000"/>
+          <w:sz w:val="24"/>
+          <w:szCs w:val="24"/>
+          <w:lang w:eastAsia="es-CO"/>
+        </w:rPr>
+      </w:pPr>
+      <w:r>
+        <w:rPr>
+          <w:rFonts w:ascii="Arial" w:eastAsia="Times New Roman" w:hAnsi="Arial" w:cs="Arial"/>
+          <w:color w:val="000000"/>
+          <w:sz w:val="24"/>
+          <w:szCs w:val="24"/>
+          <w:lang w:eastAsia="es-CO"/>
+        </w:rPr>
+        <w:t>El número de integrantes que conviven en el hogar impacta el rendimiento del estudiante de forma diferenciada según el estrato socioeconómico. En hogares de estratos 1 y 2, a medida que se incrementa la densidad de personas en la vivienda, el Puntaje Global promedio experimenta una tendencia decreciente, asociada a la menor disponibilidad de espacios de estudio individuales y a la restricción de recursos. En contraste, en estratos 5 y 6 el tamaño del hogar muestra un impacto marcadamente menor sobre el puntaje.</w:t>
+      </w:r>
+    </w:p>
+    <w:p>
+      <w:pPr>
+        <w:spacing w:line="240" w:lineRule="auto"/>
+        <w:jc w:val="both"/>
+        <w:rPr>
+          <w:rFonts w:ascii="Arial" w:eastAsia="Times New Roman" w:hAnsi="Arial" w:cs="Arial"/>
+          <w:color w:val="000000"/>
+          <w:sz w:val="24"/>
+          <w:szCs w:val="24"/>
+          <w:lang w:eastAsia="es-CO"/>
+        </w:rPr>
+      </w:pPr>
+    </w:p>
+    <w:p>
+      <w:pPr>
+        <w:spacing w:line="240" w:lineRule="auto"/>
+        <w:jc w:val="both"/>
+        <w:rPr>
+          <w:rFonts w:ascii="Arial" w:eastAsia="Times New Roman" w:hAnsi="Arial" w:cs="Arial"/>
+          <w:color w:val="000000"/>
+          <w:sz w:val="24"/>
+          <w:szCs w:val="24"/>
+          <w:lang w:eastAsia="es-CO"/>
+        </w:rPr>
+      </w:pPr>
+    </w:p>
+    <w:p>
+      <w:pPr>
+        <w:spacing w:line="240" w:lineRule="auto"/>
+        <w:jc w:val="both"/>
+        <w:rPr>
+          <w:rFonts w:ascii="Arial" w:eastAsia="Times New Roman" w:hAnsi="Arial" w:cs="Arial"/>
+          <w:color w:val="000000"/>
+          <w:sz w:val="24"/>
+          <w:szCs w:val="24"/>
+          <w:lang w:eastAsia="es-CO"/>
+        </w:rPr>
+      </w:pPr>
+    </w:p>
+    <w:p>
+      <w:pPr>
+        <w:spacing w:line="240" w:lineRule="auto"/>
+        <w:jc w:val="both"/>
+        <w:rPr>
+          <w:rFonts w:ascii="Arial" w:eastAsia="Times New Roman" w:hAnsi="Arial" w:cs="Arial"/>
+          <w:color w:val="000000"/>
+          <w:sz w:val="24"/>
+          <w:szCs w:val="24"/>
+          <w:lang w:eastAsia="es-CO"/>
+        </w:rPr>
+      </w:pPr>
+    </w:p>
+    <w:p>
+      <w:pPr>
+        <w:spacing w:line="240" w:lineRule="auto"/>
+        <w:jc w:val="both"/>
+        <w:rPr>
+          <w:rFonts w:ascii="Arial" w:eastAsia="Times New Roman" w:hAnsi="Arial" w:cs="Arial"/>
+          <w:color w:val="000000"/>
+          <w:sz w:val="24"/>
+          <w:szCs w:val="24"/>
+          <w:lang w:eastAsia="es-CO"/>
+        </w:rPr>
+      </w:pPr>
+    </w:p>
+    <w:p>
+      <w:pPr>
+        <w:spacing w:line="240" w:lineRule="auto"/>
+        <w:jc w:val="both"/>
+        <w:rPr>
+          <w:rFonts w:ascii="Arial" w:eastAsia="Times New Roman" w:hAnsi="Arial" w:cs="Arial"/>
+          <w:color w:val="000000"/>
+          <w:sz w:val="24"/>
+          <w:szCs w:val="24"/>
+          <w:lang w:eastAsia="es-CO"/>
+        </w:rPr>
+      </w:pPr>
+    </w:p>
+    <w:p>
+      <w:pPr>
+        <w:spacing w:line="240" w:lineRule="auto"/>
+        <w:jc w:val="both"/>
+        <w:rPr>
+          <w:rFonts w:ascii="Arial" w:eastAsia="Times New Roman" w:hAnsi="Arial" w:cs="Arial"/>
+          <w:color w:val="000000"/>
+          <w:sz w:val="24"/>
+          <w:szCs w:val="24"/>
+          <w:lang w:eastAsia="es-CO"/>
+        </w:rPr>
+      </w:pPr>
+    </w:p>
+    <w:p>
+      <w:pPr>
+        <w:spacing w:line="240" w:lineRule="auto"/>
+        <w:jc w:val="both"/>
+        <w:rPr>
+          <w:rFonts w:ascii="Arial" w:eastAsia="Times New Roman" w:hAnsi="Arial" w:cs="Arial"/>
+          <w:color w:val="000000"/>
+          <w:sz w:val="24"/>
+          <w:szCs w:val="24"/>
+          <w:lang w:eastAsia="es-CO"/>
+        </w:rPr>
+      </w:pPr>
+    </w:p>
+    <w:p>
+      <w:pPr>
+        <w:spacing w:line="240" w:lineRule="auto"/>
+        <w:jc w:val="both"/>
+        <w:rPr>
+          <w:rFonts w:ascii="Arial" w:eastAsia="Times New Roman" w:hAnsi="Arial" w:cs="Arial"/>
+          <w:color w:val="000000"/>
+          <w:sz w:val="24"/>
+          <w:szCs w:val="24"/>
+          <w:lang w:eastAsia="es-CO"/>
+        </w:rPr>
+      </w:pPr>
+    </w:p>
+    <w:p>
+      <w:pPr>
+        <w:spacing w:line="240" w:lineRule="auto"/>
+        <w:jc w:val="both"/>
+        <w:rPr>
+          <w:rFonts w:ascii="Arial" w:eastAsia="Times New Roman" w:hAnsi="Arial" w:cs="Arial"/>
+          <w:color w:val="000000"/>
+          <w:sz w:val="24"/>
+          <w:szCs w:val="24"/>
+          <w:lang w:eastAsia="es-CO"/>
+        </w:rPr>
+      </w:pPr>
+    </w:p>
+    <w:p>
+      <w:pPr>
+        <w:pStyle w:val="Prrafodelista"/>
+        <w:numPr>
+          <w:ilvl w:val="0"/>
+          <w:numId w:val="3"/>
+        </w:numPr>
+        <w:spacing w:line="240" w:lineRule="auto"/>
+        <w:jc w:val="center"/>
+        <w:rPr>
+          <w:rFonts w:ascii="Arial" w:eastAsia="Times New Roman" w:hAnsi="Arial" w:cs="Arial"/>
+          <w:color w:val="000000"/>
+          <w:sz w:val="24"/>
+          <w:szCs w:val="24"/>
+          <w:lang w:eastAsia="es-CO"/>
+        </w:rPr>
+      </w:pPr>
+      <w:r>
+        <w:rPr>
+          <w:rFonts w:ascii="Arial" w:eastAsia="Times New Roman" w:hAnsi="Arial" w:cs="Arial"/>
+          <w:color w:val="000000"/>
+          <w:sz w:val="24"/>
+          <w:szCs w:val="24"/>
+          <w:lang w:eastAsia="es-CO"/>
+        </w:rPr>
+        <w:lastRenderedPageBreak/>
+        <w:t>Vulnerabilidad Digital Territorial en Municipios del Valle del Cauca</w:t>
+      </w:r>
+    </w:p>
+    <w:p>
+      <w:pPr>
+        <w:pStyle w:val="Prrafodelista"/>
+        <w:spacing w:line="240" w:lineRule="auto"/>
+        <w:rPr>
+          <w:rFonts w:ascii="Arial" w:eastAsia="Times New Roman" w:hAnsi="Arial" w:cs="Arial"/>
+          <w:color w:val="000000"/>
+          <w:sz w:val="24"/>
+          <w:szCs w:val="24"/>
+          <w:lang w:eastAsia="es-CO"/>
+        </w:rPr>
+      </w:pPr>
+    </w:p>
+    <w:p>
+      <w:pPr>
+        <w:pStyle w:val="Prrafodelista"/>
+        <w:spacing w:line="240" w:lineRule="auto"/>
+        <w:rPr>
+          <w:rFonts w:ascii="Arial" w:eastAsia="Times New Roman" w:hAnsi="Arial" w:cs="Arial"/>
+          <w:color w:val="000000"/>
+          <w:sz w:val="24"/>
+          <w:szCs w:val="24"/>
+          <w:lang w:eastAsia="es-CO"/>
+        </w:rPr>
+      </w:pPr>
+      <w:r>
+        <w:rPr>
+          <w:noProof/>
+        </w:rPr>
+        <w:drawing>
+          <wp:inline distT="0" distB="0" distL="0" distR="0" wp14:anchorId="09F6AEE8" wp14:editId="1B81EC6C">
+            <wp:extent cx="3705356" cy="5444836"/>
+            <wp:effectExtent l="0" t="0" r="0" b="3810"/>
+            <wp:docPr id="7" name="Imagen 7"/>
+            <wp:cNvGraphicFramePr>
+              <a:graphicFrameLocks xmlns:a="http://schemas.openxmlformats.org/drawingml/2006/main" noChangeAspect="1"/>
+            </wp:cNvGraphicFramePr>
+            <a:graphic xmlns:a="http://schemas.openxmlformats.org/drawingml/2006/main">
+              <a:graphicData uri="http://schemas.openxmlformats.org/drawingml/2006/picture">
+                <pic:pic xmlns:pic="http://schemas.openxmlformats.org/drawingml/2006/picture">
+                  <pic:nvPicPr>
+                    <pic:cNvPr id="0" name="Picture 11"/>
+                    <pic:cNvPicPr>
+                      <a:picLocks noChangeAspect="1" noChangeArrowheads="1"/>
+                    </pic:cNvPicPr>
+                  </pic:nvPicPr>
+                  <pic:blipFill>
+                    <a:blip r:embed="rId11">
+                      <a:extLst>
+                        <a:ext uri="{28A0092B-C50C-407E-A947-70E740481C1C}">
+                          <a14:useLocalDpi xmlns:a14="http://schemas.microsoft.com/office/drawing/2010/main" val="0"/>
+                        </a:ext>
+                      </a:extLst>
+                    </a:blip>
+                    <a:srcRect/>
+                    <a:stretch>
+                      <a:fillRect/>
+                    </a:stretch>
+                  </pic:blipFill>
+                  <pic:spPr bwMode="auto">
+                    <a:xfrm>
+                      <a:off x="0" y="0"/>
+                      <a:ext cx="3722302" cy="5469737"/>
+                    </a:xfrm>
+                    <a:prstGeom prst="rect">
+                      <a:avLst/>
+                    </a:prstGeom>
+                    <a:noFill/>
+                    <a:ln>
+                      <a:noFill/>
+                    </a:ln>
+                  </pic:spPr>
+                </pic:pic>
+              </a:graphicData>
+            </a:graphic>
+          </wp:inline>
+        </w:drawing>
+      </w:r>
+      <w:r>
+        <w:rPr>
+          <w:rFonts w:ascii="Arial" w:eastAsia="Times New Roman" w:hAnsi="Arial" w:cs="Arial"/>
+          <w:color w:val="000000"/>
+          <w:sz w:val="24"/>
+          <w:szCs w:val="24"/>
+          <w:lang w:eastAsia="es-CO"/>
+        </w:rPr>
+        <w:t xml:space="preserve"> </w:t>
+      </w:r>
+    </w:p>
+    <w:p>
+      <w:pPr>
+        <w:pStyle w:val="Prrafodelista"/>
+        <w:spacing w:line="240" w:lineRule="auto"/>
+        <w:rPr>
+          <w:rFonts w:ascii="Arial" w:eastAsia="Times New Roman" w:hAnsi="Arial" w:cs="Arial"/>
+          <w:color w:val="000000"/>
+          <w:sz w:val="24"/>
+          <w:szCs w:val="24"/>
+          <w:lang w:eastAsia="es-CO"/>
+        </w:rPr>
+      </w:pPr>
+      <w:r>
+        <w:rPr>
+          <w:rFonts w:ascii="Arial" w:eastAsia="Times New Roman" w:hAnsi="Arial" w:cs="Arial"/>
+          <w:color w:val="000000"/>
+          <w:sz w:val="24"/>
+          <w:szCs w:val="24"/>
+          <w:lang w:eastAsia="es-CO"/>
+        </w:rPr>
+        <w:t>Mapa de calor matricial por Municipio y Acceso a Internet</w:t>
+      </w:r>
+    </w:p>
+    <w:p>
+      <w:pPr>
+        <w:spacing w:line="240" w:lineRule="auto"/>
+        <w:jc w:val="both"/>
+        <w:rPr>
+          <w:rFonts w:ascii="Arial" w:eastAsia="Times New Roman" w:hAnsi="Arial" w:cs="Arial"/>
+          <w:b/>
+          <w:bCs/>
+          <w:color w:val="000000"/>
+          <w:sz w:val="24"/>
+          <w:szCs w:val="24"/>
+          <w:lang w:eastAsia="es-CO"/>
+        </w:rPr>
+      </w:pPr>
+      <w:r>
+        <w:rPr>
+          <w:rFonts w:ascii="Arial" w:eastAsia="Times New Roman" w:hAnsi="Arial" w:cs="Arial"/>
+          <w:b/>
+          <w:bCs/>
+          <w:color w:val="000000"/>
+          <w:sz w:val="24"/>
+          <w:szCs w:val="24"/>
+          <w:lang w:eastAsia="es-CO"/>
+        </w:rPr>
+        <w:t xml:space="preserve">Análisis: </w:t>
+      </w:r>
+    </w:p>
+    <w:p>
+      <w:pPr>
+        <w:spacing w:line="240" w:lineRule="auto"/>
+        <w:jc w:val="both"/>
+        <w:rPr>
+          <w:rFonts w:ascii="Arial" w:eastAsia="Times New Roman" w:hAnsi="Arial" w:cs="Arial"/>
+          <w:color w:val="000000"/>
+          <w:sz w:val="24"/>
+          <w:szCs w:val="24"/>
+          <w:lang w:eastAsia="es-CO"/>
+        </w:rPr>
+      </w:pPr>
+      <w:r>
+        <w:rPr>
+          <w:rFonts w:ascii="Arial" w:eastAsia="Times New Roman" w:hAnsi="Arial" w:cs="Arial"/>
+          <w:color w:val="000000"/>
+          <w:sz w:val="24"/>
+          <w:szCs w:val="24"/>
+          <w:lang w:eastAsia="es-CO"/>
+        </w:rPr>
+        <w:t>El análisis territorial matricial permite diagnosticar la distribución geográfica de la brecha digital en los municipios del Valle del Cauca. Se identifican localidades específicas donde la ausencia de conectividad a internet se traduce en caídas críticas del Puntaje Global promedio. Este mapa de calor evidencia que la vulnerabilidad tecnológica no es uniforme en el departamento, sino que se concentra en municipios específicos, proporcionando un insumo clave para focalizar inversiones en infraestructura digital.</w:t>
+      </w:r>
+    </w:p>
+    <w:p>
+      <w:pPr>
+        <w:spacing w:line="240" w:lineRule="auto"/>
+        <w:jc w:val="both"/>
+        <w:rPr>
+          <w:rFonts w:ascii="Arial" w:eastAsia="Times New Roman" w:hAnsi="Arial" w:cs="Arial"/>
+          <w:color w:val="000000"/>
+          <w:sz w:val="24"/>
+          <w:szCs w:val="24"/>
+          <w:lang w:eastAsia="es-CO"/>
+        </w:rPr>
+      </w:pPr>
+    </w:p>
+    <w:p>
+      <w:pPr>
+        <w:spacing w:line="240" w:lineRule="auto"/>
+        <w:jc w:val="both"/>
+        <w:rPr>
+          <w:rFonts w:ascii="Arial" w:eastAsia="Times New Roman" w:hAnsi="Arial" w:cs="Arial"/>
+          <w:color w:val="000000"/>
+          <w:sz w:val="24"/>
+          <w:szCs w:val="24"/>
+          <w:lang w:eastAsia="es-CO"/>
+        </w:rPr>
+      </w:pPr>
+    </w:p>
+    <w:p>
+      <w:pPr>
+        <w:spacing w:line="240" w:lineRule="auto"/>
+        <w:jc w:val="both"/>
+        <w:rPr>
+          <w:rFonts w:ascii="Arial" w:eastAsia="Times New Roman" w:hAnsi="Arial" w:cs="Arial"/>
+          <w:color w:val="000000"/>
+          <w:sz w:val="24"/>
+          <w:szCs w:val="24"/>
+          <w:lang w:eastAsia="es-CO"/>
+        </w:rPr>
+      </w:pPr>
+    </w:p>
+    <w:p>
+      <w:pPr>
+        <w:spacing w:line="240" w:lineRule="auto"/>
+        <w:jc w:val="both"/>
+        <w:rPr>
+          <w:rFonts w:ascii="Arial" w:eastAsia="Times New Roman" w:hAnsi="Arial" w:cs="Arial"/>
+          <w:b/>
+          <w:bCs/>
+          <w:color w:val="000000"/>
+          <w:sz w:val="24"/>
+          <w:szCs w:val="24"/>
+          <w:lang w:eastAsia="es-CO"/>
+        </w:rPr>
+      </w:pPr>
+      <w:r>
+        <w:rPr>
+          <w:rFonts w:ascii="Arial" w:eastAsia="Times New Roman" w:hAnsi="Arial" w:cs="Arial"/>
+          <w:b/>
+          <w:bCs/>
+          <w:color w:val="000000"/>
+          <w:sz w:val="24"/>
+          <w:szCs w:val="24"/>
+          <w:lang w:eastAsia="es-CO"/>
+        </w:rPr>
+        <w:lastRenderedPageBreak/>
+        <w:t xml:space="preserve">Conclusiones </w:t>
+      </w:r>
+    </w:p>
+    <w:p>
+      <w:pPr>
+        <w:spacing w:line="240" w:lineRule="auto"/>
+        <w:jc w:val="both"/>
+        <w:rPr>
+          <w:rFonts w:ascii="Arial" w:eastAsia="Times New Roman" w:hAnsi="Arial" w:cs="Arial"/>
+          <w:color w:val="000000"/>
+          <w:sz w:val="24"/>
+          <w:szCs w:val="24"/>
+          <w:lang w:eastAsia="es-CO"/>
+        </w:rPr>
+      </w:pPr>
+    </w:p>
+    <w:p>
+      <w:pPr>
+        <w:spacing w:line="240" w:lineRule="auto"/>
+        <w:jc w:val="both"/>
+        <w:rPr>
+          <w:rFonts w:ascii="Arial" w:eastAsia="Times New Roman" w:hAnsi="Arial" w:cs="Arial"/>
+          <w:color w:val="000000"/>
+          <w:sz w:val="24"/>
+          <w:szCs w:val="24"/>
+          <w:lang w:eastAsia="es-CO"/>
+        </w:rPr>
+      </w:pPr>
+      <w:r>
+        <w:rPr>
+          <w:rFonts w:ascii="Arial" w:eastAsia="Times New Roman" w:hAnsi="Arial" w:cs="Arial"/>
+          <w:color w:val="000000"/>
+          <w:sz w:val="24"/>
+          <w:szCs w:val="24"/>
+          <w:lang w:eastAsia="es-CO"/>
+        </w:rPr>
+        <w:t>Los datos procesados confirman de manera contundente que el entorno del estudiante su estrato, la educación en el hogar y, de forma muy marcada, el acceso a un computador e internet</w:t>
+      </w:r>
       <w:r>
         <w:rPr>
           <w:rFonts w:ascii="Arial" w:eastAsia="Times New Roman" w:hAnsi="Arial" w:cs="Arial"/>
@@ -2255,245 +5702,63 @@
         </w:rPr>
         <w:t xml:space="preserve">, </w:t>
       </w:r>
-      <w:proofErr w:type="spellStart"/>
-      <w:r>
-        <w:rPr>
-          <w:rFonts w:ascii="Arial" w:eastAsia="Times New Roman" w:hAnsi="Arial" w:cs="Arial"/>
-          <w:color w:val="000000"/>
-          <w:sz w:val="24"/>
-          <w:szCs w:val="24"/>
-          <w:lang w:eastAsia="es-CO"/>
-        </w:rPr>
-        <w:t>id_socioeconomico</w:t>
-      </w:r>
-      <w:proofErr w:type="spellEnd"/>
-      <w:r>
-        <w:rPr>
-          <w:rFonts w:ascii="Arial" w:eastAsia="Times New Roman" w:hAnsi="Arial" w:cs="Arial"/>
-          <w:color w:val="000000"/>
-          <w:sz w:val="24"/>
-          <w:szCs w:val="24"/>
-          <w:lang w:eastAsia="es-CO"/>
-        </w:rPr>
-        <w:t xml:space="preserve">, </w:t>
-      </w:r>
-      <w:proofErr w:type="spellStart"/>
-      <w:r>
-        <w:rPr>
-          <w:rFonts w:ascii="Arial" w:eastAsia="Times New Roman" w:hAnsi="Arial" w:cs="Arial"/>
-          <w:color w:val="000000"/>
-          <w:sz w:val="24"/>
-          <w:szCs w:val="24"/>
-          <w:lang w:eastAsia="es-CO"/>
-        </w:rPr>
-        <w:t>id_ubicacion</w:t>
-      </w:r>
-      <w:proofErr w:type="spellEnd"/>
-      <w:r>
-        <w:rPr>
-          <w:rFonts w:ascii="Arial" w:eastAsia="Times New Roman" w:hAnsi="Arial" w:cs="Arial"/>
-          <w:color w:val="000000"/>
-          <w:sz w:val="24"/>
-          <w:szCs w:val="24"/>
-          <w:lang w:eastAsia="es-CO"/>
-        </w:rPr>
-        <w:t xml:space="preserve">, </w:t>
-      </w:r>
-      <w:proofErr w:type="spellStart"/>
-      <w:r>
-        <w:rPr>
-          <w:rFonts w:ascii="Arial" w:eastAsia="Times New Roman" w:hAnsi="Arial" w:cs="Arial"/>
-          <w:color w:val="000000"/>
-          <w:sz w:val="24"/>
-          <w:szCs w:val="24"/>
-          <w:lang w:eastAsia="es-CO"/>
-        </w:rPr>
-        <w:t>id_tiempo</w:t>
-      </w:r>
-      <w:proofErr w:type="spellEnd"/>
-      <w:r>
-        <w:rPr>
-          <w:rFonts w:ascii="Arial" w:eastAsia="Times New Roman" w:hAnsi="Arial" w:cs="Arial"/>
-          <w:color w:val="000000"/>
-          <w:sz w:val="24"/>
-          <w:szCs w:val="24"/>
-          <w:lang w:eastAsia="es-CO"/>
-        </w:rPr>
-        <w:t xml:space="preserve"> que se usaron</w:t>
-      </w:r>
-      <w:r>
-        <w:rPr>
-          <w:rFonts w:ascii="Arial" w:eastAsia="Times New Roman" w:hAnsi="Arial" w:cs="Arial"/>
-          <w:color w:val="000000"/>
-          <w:sz w:val="24"/>
-          <w:szCs w:val="24"/>
-          <w:lang w:eastAsia="es-CO"/>
-        </w:rPr>
-        <w:t xml:space="preserve"> como llaves foráneas. </w:t>
-      </w:r>
-      <w:r>
-        <w:rPr>
-          <w:rFonts w:ascii="Arial" w:eastAsia="Times New Roman" w:hAnsi="Arial" w:cs="Arial"/>
-          <w:color w:val="000000"/>
-          <w:sz w:val="24"/>
-          <w:szCs w:val="24"/>
-          <w:lang w:eastAsia="es-CO"/>
-        </w:rPr>
-        <w:t xml:space="preserve">Así mismo creamos una llave de negocio que es el </w:t>
-      </w:r>
-      <w:r>
-        <w:rPr>
-          <w:rFonts w:ascii="Arial" w:eastAsia="Times New Roman" w:hAnsi="Arial" w:cs="Arial"/>
-          <w:color w:val="000000"/>
-          <w:sz w:val="24"/>
-          <w:szCs w:val="24"/>
-          <w:lang w:eastAsia="es-CO"/>
-        </w:rPr>
-        <w:t>código del estudiante BK_ESTU_CONSECUTIVO</w:t>
-      </w:r>
-      <w:r>
-        <w:rPr>
-          <w:rFonts w:ascii="Arial" w:eastAsia="Times New Roman" w:hAnsi="Arial" w:cs="Arial"/>
-          <w:color w:val="000000"/>
-          <w:sz w:val="24"/>
-          <w:szCs w:val="24"/>
-          <w:lang w:eastAsia="es-CO"/>
-        </w:rPr>
-        <w:t>,</w:t>
-      </w:r>
-      <w:r>
-        <w:rPr>
-          <w:rFonts w:ascii="Arial" w:eastAsia="Times New Roman" w:hAnsi="Arial" w:cs="Arial"/>
-          <w:color w:val="000000"/>
-          <w:sz w:val="24"/>
-          <w:szCs w:val="24"/>
-          <w:lang w:eastAsia="es-CO"/>
-        </w:rPr>
-        <w:t xml:space="preserve"> dentro de la tabla de hechos para poder identificar cualquier registro en el </w:t>
-      </w:r>
-      <w:proofErr w:type="spellStart"/>
-      <w:r>
-        <w:rPr>
-          <w:rFonts w:ascii="Arial" w:eastAsia="Times New Roman" w:hAnsi="Arial" w:cs="Arial"/>
-          <w:color w:val="000000"/>
-          <w:sz w:val="24"/>
-          <w:szCs w:val="24"/>
-          <w:lang w:eastAsia="es-CO"/>
-        </w:rPr>
-        <w:t>dataset</w:t>
-      </w:r>
-      <w:proofErr w:type="spellEnd"/>
-      <w:r>
-        <w:rPr>
-          <w:rFonts w:ascii="Arial" w:eastAsia="Times New Roman" w:hAnsi="Arial" w:cs="Arial"/>
-          <w:color w:val="000000"/>
-          <w:sz w:val="24"/>
-          <w:szCs w:val="24"/>
-          <w:lang w:eastAsia="es-CO"/>
-        </w:rPr>
-        <w:t xml:space="preserve"> original si necesitamos verificar un dato.</w:t>
-      </w:r>
-    </w:p>
-    <w:p>
-      <w:pPr>
-        <w:spacing w:line="240" w:lineRule="auto"/>
-        <w:jc w:val="both"/>
-        <w:rPr>
-          <w:rFonts w:ascii="Arial" w:eastAsia="Times New Roman" w:hAnsi="Arial" w:cs="Arial"/>
-          <w:color w:val="000000"/>
-          <w:sz w:val="24"/>
-          <w:szCs w:val="24"/>
-          <w:lang w:eastAsia="es-CO"/>
-        </w:rPr>
-      </w:pPr>
-      <w:r>
-        <w:rPr>
-          <w:rFonts w:ascii="Arial" w:eastAsia="Times New Roman" w:hAnsi="Arial" w:cs="Arial"/>
-          <w:color w:val="000000"/>
-          <w:sz w:val="24"/>
-          <w:szCs w:val="24"/>
-          <w:lang w:eastAsia="es-CO"/>
-        </w:rPr>
-        <w:t>E</w:t>
-      </w:r>
-      <w:r>
-        <w:rPr>
-          <w:rFonts w:ascii="Arial" w:eastAsia="Times New Roman" w:hAnsi="Arial" w:cs="Arial"/>
-          <w:color w:val="000000"/>
-          <w:sz w:val="24"/>
-          <w:szCs w:val="24"/>
-          <w:lang w:eastAsia="es-CO"/>
-        </w:rPr>
-        <w:t xml:space="preserve">ste modelo hace que la base de datos sea bastante liviana. Nos permite hacer cruces de información </w:t>
-      </w:r>
-      <w:proofErr w:type="gramStart"/>
-      <w:r>
-        <w:rPr>
-          <w:rFonts w:ascii="Arial" w:eastAsia="Times New Roman" w:hAnsi="Arial" w:cs="Arial"/>
-          <w:color w:val="000000"/>
-          <w:sz w:val="24"/>
-          <w:szCs w:val="24"/>
-          <w:lang w:eastAsia="es-CO"/>
-        </w:rPr>
-        <w:t>rápidamente</w:t>
-      </w:r>
-      <w:proofErr w:type="gramEnd"/>
-      <w:r>
-        <w:rPr>
-          <w:rFonts w:ascii="Arial" w:eastAsia="Times New Roman" w:hAnsi="Arial" w:cs="Arial"/>
-          <w:color w:val="000000"/>
-          <w:sz w:val="24"/>
-          <w:szCs w:val="24"/>
-          <w:lang w:eastAsia="es-CO"/>
-        </w:rPr>
-        <w:t xml:space="preserve"> </w:t>
-      </w:r>
-      <w:r>
-        <w:rPr>
-          <w:rFonts w:ascii="Arial" w:eastAsia="Times New Roman" w:hAnsi="Arial" w:cs="Arial"/>
-          <w:color w:val="000000"/>
-          <w:sz w:val="24"/>
-          <w:szCs w:val="24"/>
-          <w:lang w:eastAsia="es-CO"/>
-        </w:rPr>
-        <w:t xml:space="preserve">por ejemplo, comparar el promedio del puntaje </w:t>
-      </w:r>
-      <w:proofErr w:type="spellStart"/>
-      <w:r>
-        <w:rPr>
-          <w:rFonts w:ascii="Arial" w:eastAsia="Times New Roman" w:hAnsi="Arial" w:cs="Arial"/>
-          <w:color w:val="000000"/>
-          <w:sz w:val="24"/>
-          <w:szCs w:val="24"/>
-          <w:lang w:eastAsia="es-CO"/>
-        </w:rPr>
-        <w:t>fg</w:t>
-      </w:r>
-      <w:r>
-        <w:rPr>
-          <w:rFonts w:ascii="Arial" w:eastAsia="Times New Roman" w:hAnsi="Arial" w:cs="Arial"/>
-          <w:color w:val="000000"/>
-          <w:sz w:val="24"/>
-          <w:szCs w:val="24"/>
-          <w:lang w:eastAsia="es-CO"/>
-        </w:rPr>
-        <w:t>lobal</w:t>
-      </w:r>
-      <w:proofErr w:type="spellEnd"/>
-      <w:r>
-        <w:rPr>
-          <w:rFonts w:ascii="Arial" w:eastAsia="Times New Roman" w:hAnsi="Arial" w:cs="Arial"/>
-          <w:color w:val="000000"/>
-          <w:sz w:val="24"/>
-          <w:szCs w:val="24"/>
-          <w:lang w:eastAsia="es-CO"/>
-        </w:rPr>
-        <w:t xml:space="preserve"> según el estrato o el municipio para responder nuestra pregunta de investigación sin que las consultas SQL se vuelvan lentas.</w:t>
+      <w:r>
+        <w:rPr>
+          <w:rFonts w:ascii="Arial" w:eastAsia="Times New Roman" w:hAnsi="Arial" w:cs="Arial"/>
+          <w:color w:val="000000"/>
+          <w:sz w:val="24"/>
+          <w:szCs w:val="24"/>
+          <w:lang w:eastAsia="es-CO"/>
+        </w:rPr>
+        <w:t>condiciona fuertemente los resultados de las pruebas Saber 11 en el Valle del Cauca. Más allá de una cifra estadistica, este hallazgo evidencia la necesidad urgente de orientar la política pública regional en sintonía con el ODS 4, priorizando el cierre de la brecha digital y el fortalecimiento de la educación pública para evitar que las condiciones socioeconómicas de origen sigan determinando el techo académico de los jóvenes más vulnerables.</w:t>
+      </w:r>
+    </w:p>
+    <w:p>
+      <w:pPr>
+        <w:spacing w:line="240" w:lineRule="auto"/>
+        <w:jc w:val="both"/>
+        <w:rPr>
+          <w:rFonts w:ascii="Arial" w:eastAsia="Times New Roman" w:hAnsi="Arial" w:cs="Arial"/>
+          <w:color w:val="000000"/>
+          <w:sz w:val="24"/>
+          <w:szCs w:val="24"/>
+          <w:lang w:eastAsia="es-CO"/>
+        </w:rPr>
+      </w:pPr>
+      <w:r>
+        <w:rPr>
+          <w:rFonts w:ascii="Arial" w:eastAsia="Times New Roman" w:hAnsi="Arial" w:cs="Arial"/>
+          <w:color w:val="000000"/>
+          <w:sz w:val="24"/>
+          <w:szCs w:val="24"/>
+          <w:lang w:eastAsia="es-CO"/>
+        </w:rPr>
+        <w:t>Por otra parte, haber logrado estructurar y limpiar más de 661.000 registros sin pérdidas ni errores de codificación demuestra que el pipeline desarrollado es una base técnica sólida y totalmente escalable. El verdadero valor de este trabajo es que no se agota en un</w:t>
+      </w:r>
+      <w:r>
+        <w:rPr>
+          <w:rFonts w:ascii="Arial" w:eastAsia="Times New Roman" w:hAnsi="Arial" w:cs="Arial"/>
+          <w:color w:val="000000"/>
+          <w:sz w:val="24"/>
+          <w:szCs w:val="24"/>
+          <w:lang w:eastAsia="es-CO"/>
+        </w:rPr>
+        <w:t xml:space="preserve"> año fijo como</w:t>
+      </w:r>
+      <w:r>
+        <w:rPr>
+          <w:rFonts w:ascii="Arial" w:eastAsia="Times New Roman" w:hAnsi="Arial" w:cs="Arial"/>
+          <w:color w:val="000000"/>
+          <w:sz w:val="24"/>
+          <w:szCs w:val="24"/>
+          <w:lang w:eastAsia="es-CO"/>
+        </w:rPr>
+        <w:t xml:space="preserve"> 2025: al dejar la arquitectura relacional lista y optimizada, queda abierta la puerta para alimentar el sistema con datos de otros años o departamentos, permitiendo a futuro realizar análisis longitudinales para monitorear la evolución de estas brechas en el tiempo y evaluar el impacto real de las intervenciones educativas.</w:t>
       </w:r>
     </w:p>
     <w:sectPr>
       <w:pgSz w:w="12240" w:h="15840"/>
-      <w:pgMar w:top="1985" w:right="1701" w:bottom="1417" w:left="1701" w:header="708" w:footer="708" w:gutter="0"/>
+      <w:pgMar w:top="1560" w:right="1701" w:bottom="709" w:left="1701" w:header="708" w:footer="708" w:gutter="0"/>
       <w:cols w:space="708"/>
       <w:docGrid w:linePitch="360"/>
     </w:sectPr>
@@ -2504,6 +5769,304 @@
 <file path=word/numbering.xml><?xml version="1.0" encoding="utf-8"?>
 <w:numbering xmlns:wpc="http://schemas.microsoft.com/office/word/2010/wordprocessingCanvas" xmlns:cx="http://schemas.microsoft.com/office/drawing/2014/chartex" xmlns:cx1="http://schemas.microsoft.com/office/drawing/2015/9/8/chartex" xmlns:cx2="http://schemas.microsoft.com/office/drawing/2015/10/21/chartex" xmlns:cx3="http://schemas.microsoft.com/office/drawing/2016/5/9/chartex" xmlns:cx4="http://schemas.microsoft.com/office/drawing/2016/5/10/chartex" xmlns:cx5="http://schemas.microsoft.com/office/drawing/2016/5/11/chartex" xmlns:cx6="http://schemas.microsoft.com/office/drawing/2016/5/12/chartex" xmlns:cx7="http://schemas.microsoft.com/office/drawing/2016/5/13/chartex" xmlns:cx8="http://schemas.microsoft.com/office/drawing/2016/5/14/chartex" xmlns:mc="http://schemas.openxmlformats.org/markup-compatibility/2006" xmlns:aink="http://schemas.microsoft.com/office/drawing/2016/ink" xmlns:am3d="http://schemas.microsoft.com/office/drawing/2017/model3d" xmlns:o="urn:schemas-microsoft-com:office:office" xmlns:oel="http://schemas.microsoft.com/office/2019/extlst" xmlns:r="http://schemas.openxmlformats.org/officeDocument/2006/relationships" xmlns:m="http://schemas.openxmlformats.org/officeDocument/2006/math" xmlns:v="urn:schemas-microsoft-com:vml" xmlns:wp14="http://schemas.microsoft.com/office/word/2010/wordprocessingDrawing" xmlns:wp="http://schemas.openxmlformats.org/drawingml/2006/wordprocessingDrawing" xmlns:w10="urn:schemas-microsoft-com:office:word" xmlns:w="http://schemas.openxmlformats.org/wordprocessingml/2006/main" xmlns:w14="http://schemas.microsoft.com/office/word/2010/wordml" xmlns:w15="http://schemas.microsoft.com/office/word/2012/wordml" xmlns:w16cex="http://schemas.microsoft.com/office/word/2018/wordml/cex" xmlns:w16cid="http://schemas.microsoft.com/office/word/2016/wordml/cid" xmlns:w16="http://schemas.microsoft.com/office/word/2018/wordml" xmlns:w16du="http://schemas.microsoft.com/office/word/2023/wordml/word16du" xmlns:w16sdtdh="http://schemas.microsoft.com/office/word/2020/wordml/sdtdatahash" xmlns:w16se="http://schemas.microsoft.com/office/word/2015/wordml/symex" xmlns:wpg="http://schemas.microsoft.com/office/word/2010/wordprocessingGroup" xmlns:wpi="http://schemas.microsoft.com/office/word/2010/wordprocessingInk" xmlns:wne="http://schemas.microsoft.com/office/word/2006/wordml" xmlns:wps="http://schemas.microsoft.com/office/word/2010/wordprocessingShape" mc:Ignorable="w14 w15 w16se w16cid w16 w16cex w16sdtdh wp14">
   <w:abstractNum w:abstractNumId="0" w15:restartNumberingAfterBreak="0">
+    <w:nsid w:val="32372329"/>
+    <w:multiLevelType w:val="multilevel"/>
+    <w:tmpl w:val="2D86DCEC"/>
+    <w:lvl w:ilvl="0">
+      <w:start w:val="1"/>
+      <w:numFmt w:val="bullet"/>
+      <w:lvlText w:val=""/>
+      <w:lvlJc w:val="left"/>
+      <w:pPr>
+        <w:tabs>
+          <w:tab w:val="num" w:pos="720"/>
+        </w:tabs>
+        <w:ind w:left="720" w:hanging="360"/>
+      </w:pPr>
+      <w:rPr>
+        <w:rFonts w:ascii="Symbol" w:hAnsi="Symbol" w:hint="default"/>
+        <w:sz w:val="20"/>
+      </w:rPr>
+    </w:lvl>
+    <w:lvl w:ilvl="1" w:tentative="1">
+      <w:start w:val="1"/>
+      <w:numFmt w:val="bullet"/>
+      <w:lvlText w:val="o"/>
+      <w:lvlJc w:val="left"/>
+      <w:pPr>
+        <w:tabs>
+          <w:tab w:val="num" w:pos="1440"/>
+        </w:tabs>
+        <w:ind w:left="1440" w:hanging="360"/>
+      </w:pPr>
+      <w:rPr>
+        <w:rFonts w:ascii="Courier New" w:hAnsi="Courier New" w:hint="default"/>
+        <w:sz w:val="20"/>
+      </w:rPr>
+    </w:lvl>
+    <w:lvl w:ilvl="2" w:tentative="1">
+      <w:start w:val="1"/>
+      <w:numFmt w:val="bullet"/>
+      <w:lvlText w:val=""/>
+      <w:lvlJc w:val="left"/>
+      <w:pPr>
+        <w:tabs>
+          <w:tab w:val="num" w:pos="2160"/>
+        </w:tabs>
+        <w:ind w:left="2160" w:hanging="360"/>
+      </w:pPr>
+      <w:rPr>
+        <w:rFonts w:ascii="Wingdings" w:hAnsi="Wingdings" w:hint="default"/>
+        <w:sz w:val="20"/>
+      </w:rPr>
+    </w:lvl>
+    <w:lvl w:ilvl="3" w:tentative="1">
+      <w:start w:val="1"/>
+      <w:numFmt w:val="bullet"/>
+      <w:lvlText w:val=""/>
+      <w:lvlJc w:val="left"/>
+      <w:pPr>
+        <w:tabs>
+          <w:tab w:val="num" w:pos="2880"/>
+        </w:tabs>
+        <w:ind w:left="2880" w:hanging="360"/>
+      </w:pPr>
+      <w:rPr>
+        <w:rFonts w:ascii="Wingdings" w:hAnsi="Wingdings" w:hint="default"/>
+        <w:sz w:val="20"/>
+      </w:rPr>
+    </w:lvl>
+    <w:lvl w:ilvl="4" w:tentative="1">
+      <w:start w:val="1"/>
+      <w:numFmt w:val="bullet"/>
+      <w:lvlText w:val=""/>
+      <w:lvlJc w:val="left"/>
+      <w:pPr>
+        <w:tabs>
+          <w:tab w:val="num" w:pos="3600"/>
+        </w:tabs>
+        <w:ind w:left="3600" w:hanging="360"/>
+      </w:pPr>
+      <w:rPr>
+        <w:rFonts w:ascii="Wingdings" w:hAnsi="Wingdings" w:hint="default"/>
+        <w:sz w:val="20"/>
+      </w:rPr>
+    </w:lvl>
+    <w:lvl w:ilvl="5" w:tentative="1">
+      <w:start w:val="1"/>
+      <w:numFmt w:val="bullet"/>
+      <w:lvlText w:val=""/>
+      <w:lvlJc w:val="left"/>
+      <w:pPr>
+        <w:tabs>
+          <w:tab w:val="num" w:pos="4320"/>
+        </w:tabs>
+        <w:ind w:left="4320" w:hanging="360"/>
+      </w:pPr>
+      <w:rPr>
+        <w:rFonts w:ascii="Wingdings" w:hAnsi="Wingdings" w:hint="default"/>
+        <w:sz w:val="20"/>
+      </w:rPr>
+    </w:lvl>
+    <w:lvl w:ilvl="6" w:tentative="1">
+      <w:start w:val="1"/>
+      <w:numFmt w:val="bullet"/>
+      <w:lvlText w:val=""/>
+      <w:lvlJc w:val="left"/>
+      <w:pPr>
+        <w:tabs>
+          <w:tab w:val="num" w:pos="5040"/>
+        </w:tabs>
+        <w:ind w:left="5040" w:hanging="360"/>
+      </w:pPr>
+      <w:rPr>
+        <w:rFonts w:ascii="Wingdings" w:hAnsi="Wingdings" w:hint="default"/>
+        <w:sz w:val="20"/>
+      </w:rPr>
+    </w:lvl>
+    <w:lvl w:ilvl="7" w:tentative="1">
+      <w:start w:val="1"/>
+      <w:numFmt w:val="bullet"/>
+      <w:lvlText w:val=""/>
+      <w:lvlJc w:val="left"/>
+      <w:pPr>
+        <w:tabs>
+          <w:tab w:val="num" w:pos="5760"/>
+        </w:tabs>
+        <w:ind w:left="5760" w:hanging="360"/>
+      </w:pPr>
+      <w:rPr>
+        <w:rFonts w:ascii="Wingdings" w:hAnsi="Wingdings" w:hint="default"/>
+        <w:sz w:val="20"/>
+      </w:rPr>
+    </w:lvl>
+    <w:lvl w:ilvl="8" w:tentative="1">
+      <w:start w:val="1"/>
+      <w:numFmt w:val="bullet"/>
+      <w:lvlText w:val=""/>
+      <w:lvlJc w:val="left"/>
+      <w:pPr>
+        <w:tabs>
+          <w:tab w:val="num" w:pos="6480"/>
+        </w:tabs>
+        <w:ind w:left="6480" w:hanging="360"/>
+      </w:pPr>
+      <w:rPr>
+        <w:rFonts w:ascii="Wingdings" w:hAnsi="Wingdings" w:hint="default"/>
+        <w:sz w:val="20"/>
+      </w:rPr>
+    </w:lvl>
+  </w:abstractNum>
+  <w:abstractNum w:abstractNumId="1" w15:restartNumberingAfterBreak="0">
+    <w:nsid w:val="39B45DB3"/>
+    <w:multiLevelType w:val="multilevel"/>
+    <w:tmpl w:val="AEF6A5D2"/>
+    <w:lvl w:ilvl="0">
+      <w:start w:val="1"/>
+      <w:numFmt w:val="bullet"/>
+      <w:lvlText w:val=""/>
+      <w:lvlJc w:val="left"/>
+      <w:pPr>
+        <w:tabs>
+          <w:tab w:val="num" w:pos="720"/>
+        </w:tabs>
+        <w:ind w:left="720" w:hanging="360"/>
+      </w:pPr>
+      <w:rPr>
+        <w:rFonts w:ascii="Symbol" w:hAnsi="Symbol" w:hint="default"/>
+        <w:sz w:val="20"/>
+      </w:rPr>
+    </w:lvl>
+    <w:lvl w:ilvl="1">
+      <w:start w:val="1"/>
+      <w:numFmt w:val="bullet"/>
+      <w:lvlText w:val="o"/>
+      <w:lvlJc w:val="left"/>
+      <w:pPr>
+        <w:tabs>
+          <w:tab w:val="num" w:pos="1440"/>
+        </w:tabs>
+        <w:ind w:left="1440" w:hanging="360"/>
+      </w:pPr>
+      <w:rPr>
+        <w:rFonts w:ascii="Courier New" w:hAnsi="Courier New" w:hint="default"/>
+        <w:sz w:val="20"/>
+      </w:rPr>
+    </w:lvl>
+    <w:lvl w:ilvl="2" w:tentative="1">
+      <w:start w:val="1"/>
+      <w:numFmt w:val="bullet"/>
+      <w:lvlText w:val=""/>
+      <w:lvlJc w:val="left"/>
+      <w:pPr>
+        <w:tabs>
+          <w:tab w:val="num" w:pos="2160"/>
+        </w:tabs>
+        <w:ind w:left="2160" w:hanging="360"/>
+      </w:pPr>
+      <w:rPr>
+        <w:rFonts w:ascii="Wingdings" w:hAnsi="Wingdings" w:hint="default"/>
+        <w:sz w:val="20"/>
+      </w:rPr>
+    </w:lvl>
+    <w:lvl w:ilvl="3" w:tentative="1">
+      <w:start w:val="1"/>
+      <w:numFmt w:val="bullet"/>
+      <w:lvlText w:val=""/>
+      <w:lvlJc w:val="left"/>
+      <w:pPr>
+        <w:tabs>
+          <w:tab w:val="num" w:pos="2880"/>
+        </w:tabs>
+        <w:ind w:left="2880" w:hanging="360"/>
+      </w:pPr>
+      <w:rPr>
+        <w:rFonts w:ascii="Wingdings" w:hAnsi="Wingdings" w:hint="default"/>
+        <w:sz w:val="20"/>
+      </w:rPr>
+    </w:lvl>
+    <w:lvl w:ilvl="4" w:tentative="1">
+      <w:start w:val="1"/>
+      <w:numFmt w:val="bullet"/>
+      <w:lvlText w:val=""/>
+      <w:lvlJc w:val="left"/>
+      <w:pPr>
+        <w:tabs>
+          <w:tab w:val="num" w:pos="3600"/>
+        </w:tabs>
+        <w:ind w:left="3600" w:hanging="360"/>
+      </w:pPr>
+      <w:rPr>
+        <w:rFonts w:ascii="Wingdings" w:hAnsi="Wingdings" w:hint="default"/>
+        <w:sz w:val="20"/>
+      </w:rPr>
+    </w:lvl>
+    <w:lvl w:ilvl="5" w:tentative="1">
+      <w:start w:val="1"/>
+      <w:numFmt w:val="bullet"/>
+      <w:lvlText w:val=""/>
+      <w:lvlJc w:val="left"/>
+      <w:pPr>
+        <w:tabs>
+          <w:tab w:val="num" w:pos="4320"/>
+        </w:tabs>
+        <w:ind w:left="4320" w:hanging="360"/>
+      </w:pPr>
+      <w:rPr>
+        <w:rFonts w:ascii="Wingdings" w:hAnsi="Wingdings" w:hint="default"/>
+        <w:sz w:val="20"/>
+      </w:rPr>
+    </w:lvl>
+    <w:lvl w:ilvl="6" w:tentative="1">
+      <w:start w:val="1"/>
+      <w:numFmt w:val="bullet"/>
+      <w:lvlText w:val=""/>
+      <w:lvlJc w:val="left"/>
+      <w:pPr>
+        <w:tabs>
+          <w:tab w:val="num" w:pos="5040"/>
+        </w:tabs>
+        <w:ind w:left="5040" w:hanging="360"/>
+      </w:pPr>
+      <w:rPr>
+        <w:rFonts w:ascii="Wingdings" w:hAnsi="Wingdings" w:hint="default"/>
+        <w:sz w:val="20"/>
+      </w:rPr>
+    </w:lvl>
+    <w:lvl w:ilvl="7" w:tentative="1">
+      <w:start w:val="1"/>
+      <w:numFmt w:val="bullet"/>
+      <w:lvlText w:val=""/>
+      <w:lvlJc w:val="left"/>
+      <w:pPr>
+        <w:tabs>
+          <w:tab w:val="num" w:pos="5760"/>
+        </w:tabs>
+        <w:ind w:left="5760" w:hanging="360"/>
+      </w:pPr>
+      <w:rPr>
+        <w:rFonts w:ascii="Wingdings" w:hAnsi="Wingdings" w:hint="default"/>
+        <w:sz w:val="20"/>
+      </w:rPr>
+    </w:lvl>
+    <w:lvl w:ilvl="8" w:tentative="1">
+      <w:start w:val="1"/>
+      <w:numFmt w:val="bullet"/>
+      <w:lvlText w:val=""/>
+      <w:lvlJc w:val="left"/>
+      <w:pPr>
+        <w:tabs>
+          <w:tab w:val="num" w:pos="6480"/>
+        </w:tabs>
+        <w:ind w:left="6480" w:hanging="360"/>
+      </w:pPr>
+      <w:rPr>
+        <w:rFonts w:ascii="Wingdings" w:hAnsi="Wingdings" w:hint="default"/>
+        <w:sz w:val="20"/>
+      </w:rPr>
+    </w:lvl>
+  </w:abstractNum>
+  <w:abstractNum w:abstractNumId="2" w15:restartNumberingAfterBreak="0">
     <w:nsid w:val="42D23EAD"/>
     <w:multiLevelType w:val="hybridMultilevel"/>
     <w:tmpl w:val="53A67014"/>
@@ -2616,8 +6179,531 @@
       </w:rPr>
     </w:lvl>
   </w:abstractNum>
+  <w:abstractNum w:abstractNumId="3" w15:restartNumberingAfterBreak="0">
+    <w:nsid w:val="77985353"/>
+    <w:multiLevelType w:val="multilevel"/>
+    <w:tmpl w:val="C4AC86D6"/>
+    <w:lvl w:ilvl="0">
+      <w:start w:val="1"/>
+      <w:numFmt w:val="bullet"/>
+      <w:lvlText w:val=""/>
+      <w:lvlJc w:val="left"/>
+      <w:pPr>
+        <w:tabs>
+          <w:tab w:val="num" w:pos="720"/>
+        </w:tabs>
+        <w:ind w:left="720" w:hanging="360"/>
+      </w:pPr>
+      <w:rPr>
+        <w:rFonts w:ascii="Symbol" w:hAnsi="Symbol" w:hint="default"/>
+        <w:sz w:val="20"/>
+      </w:rPr>
+    </w:lvl>
+    <w:lvl w:ilvl="1" w:tentative="1">
+      <w:start w:val="1"/>
+      <w:numFmt w:val="bullet"/>
+      <w:lvlText w:val="o"/>
+      <w:lvlJc w:val="left"/>
+      <w:pPr>
+        <w:tabs>
+          <w:tab w:val="num" w:pos="1440"/>
+        </w:tabs>
+        <w:ind w:left="1440" w:hanging="360"/>
+      </w:pPr>
+      <w:rPr>
+        <w:rFonts w:ascii="Courier New" w:hAnsi="Courier New" w:hint="default"/>
+        <w:sz w:val="20"/>
+      </w:rPr>
+    </w:lvl>
+    <w:lvl w:ilvl="2" w:tentative="1">
+      <w:start w:val="1"/>
+      <w:numFmt w:val="bullet"/>
+      <w:lvlText w:val=""/>
+      <w:lvlJc w:val="left"/>
+      <w:pPr>
+        <w:tabs>
+          <w:tab w:val="num" w:pos="2160"/>
+        </w:tabs>
+        <w:ind w:left="2160" w:hanging="360"/>
+      </w:pPr>
+      <w:rPr>
+        <w:rFonts w:ascii="Wingdings" w:hAnsi="Wingdings" w:hint="default"/>
+        <w:sz w:val="20"/>
+      </w:rPr>
+    </w:lvl>
+    <w:lvl w:ilvl="3" w:tentative="1">
+      <w:start w:val="1"/>
+      <w:numFmt w:val="bullet"/>
+      <w:lvlText w:val=""/>
+      <w:lvlJc w:val="left"/>
+      <w:pPr>
+        <w:tabs>
+          <w:tab w:val="num" w:pos="2880"/>
+        </w:tabs>
+        <w:ind w:left="2880" w:hanging="360"/>
+      </w:pPr>
+      <w:rPr>
+        <w:rFonts w:ascii="Wingdings" w:hAnsi="Wingdings" w:hint="default"/>
+        <w:sz w:val="20"/>
+      </w:rPr>
+    </w:lvl>
+    <w:lvl w:ilvl="4" w:tentative="1">
+      <w:start w:val="1"/>
+      <w:numFmt w:val="bullet"/>
+      <w:lvlText w:val=""/>
+      <w:lvlJc w:val="left"/>
+      <w:pPr>
+        <w:tabs>
+          <w:tab w:val="num" w:pos="3600"/>
+        </w:tabs>
+        <w:ind w:left="3600" w:hanging="360"/>
+      </w:pPr>
+      <w:rPr>
+        <w:rFonts w:ascii="Wingdings" w:hAnsi="Wingdings" w:hint="default"/>
+        <w:sz w:val="20"/>
+      </w:rPr>
+    </w:lvl>
+    <w:lvl w:ilvl="5" w:tentative="1">
+      <w:start w:val="1"/>
+      <w:numFmt w:val="bullet"/>
+      <w:lvlText w:val=""/>
+      <w:lvlJc w:val="left"/>
+      <w:pPr>
+        <w:tabs>
+          <w:tab w:val="num" w:pos="4320"/>
+        </w:tabs>
+        <w:ind w:left="4320" w:hanging="360"/>
+      </w:pPr>
+      <w:rPr>
+        <w:rFonts w:ascii="Wingdings" w:hAnsi="Wingdings" w:hint="default"/>
+        <w:sz w:val="20"/>
+      </w:rPr>
+    </w:lvl>
+    <w:lvl w:ilvl="6" w:tentative="1">
+      <w:start w:val="1"/>
+      <w:numFmt w:val="bullet"/>
+      <w:lvlText w:val=""/>
+      <w:lvlJc w:val="left"/>
+      <w:pPr>
+        <w:tabs>
+          <w:tab w:val="num" w:pos="5040"/>
+        </w:tabs>
+        <w:ind w:left="5040" w:hanging="360"/>
+      </w:pPr>
+      <w:rPr>
+        <w:rFonts w:ascii="Wingdings" w:hAnsi="Wingdings" w:hint="default"/>
+        <w:sz w:val="20"/>
+      </w:rPr>
+    </w:lvl>
+    <w:lvl w:ilvl="7" w:tentative="1">
+      <w:start w:val="1"/>
+      <w:numFmt w:val="bullet"/>
+      <w:lvlText w:val=""/>
+      <w:lvlJc w:val="left"/>
+      <w:pPr>
+        <w:tabs>
+          <w:tab w:val="num" w:pos="5760"/>
+        </w:tabs>
+        <w:ind w:left="5760" w:hanging="360"/>
+      </w:pPr>
+      <w:rPr>
+        <w:rFonts w:ascii="Wingdings" w:hAnsi="Wingdings" w:hint="default"/>
+        <w:sz w:val="20"/>
+      </w:rPr>
+    </w:lvl>
+    <w:lvl w:ilvl="8" w:tentative="1">
+      <w:start w:val="1"/>
+      <w:numFmt w:val="bullet"/>
+      <w:lvlText w:val=""/>
+      <w:lvlJc w:val="left"/>
+      <w:pPr>
+        <w:tabs>
+          <w:tab w:val="num" w:pos="6480"/>
+        </w:tabs>
+        <w:ind w:left="6480" w:hanging="360"/>
+      </w:pPr>
+      <w:rPr>
+        <w:rFonts w:ascii="Wingdings" w:hAnsi="Wingdings" w:hint="default"/>
+        <w:sz w:val="20"/>
+      </w:rPr>
+    </w:lvl>
+  </w:abstractNum>
+  <w:abstractNum w:abstractNumId="4" w15:restartNumberingAfterBreak="0">
+    <w:nsid w:val="784E2794"/>
+    <w:multiLevelType w:val="multilevel"/>
+    <w:tmpl w:val="241ED69E"/>
+    <w:lvl w:ilvl="0">
+      <w:start w:val="1"/>
+      <w:numFmt w:val="decimal"/>
+      <w:lvlText w:val="%1."/>
+      <w:lvlJc w:val="left"/>
+      <w:pPr>
+        <w:tabs>
+          <w:tab w:val="num" w:pos="720"/>
+        </w:tabs>
+        <w:ind w:left="720" w:hanging="360"/>
+      </w:pPr>
+    </w:lvl>
+    <w:lvl w:ilvl="1" w:tentative="1">
+      <w:start w:val="1"/>
+      <w:numFmt w:val="decimal"/>
+      <w:lvlText w:val="%2."/>
+      <w:lvlJc w:val="left"/>
+      <w:pPr>
+        <w:tabs>
+          <w:tab w:val="num" w:pos="1440"/>
+        </w:tabs>
+        <w:ind w:left="1440" w:hanging="360"/>
+      </w:pPr>
+    </w:lvl>
+    <w:lvl w:ilvl="2" w:tentative="1">
+      <w:start w:val="1"/>
+      <w:numFmt w:val="decimal"/>
+      <w:lvlText w:val="%3."/>
+      <w:lvlJc w:val="left"/>
+      <w:pPr>
+        <w:tabs>
+          <w:tab w:val="num" w:pos="2160"/>
+        </w:tabs>
+        <w:ind w:left="2160" w:hanging="360"/>
+      </w:pPr>
+    </w:lvl>
+    <w:lvl w:ilvl="3" w:tentative="1">
+      <w:start w:val="1"/>
+      <w:numFmt w:val="decimal"/>
+      <w:lvlText w:val="%4."/>
+      <w:lvlJc w:val="left"/>
+      <w:pPr>
+        <w:tabs>
+          <w:tab w:val="num" w:pos="2880"/>
+        </w:tabs>
+        <w:ind w:left="2880" w:hanging="360"/>
+      </w:pPr>
+    </w:lvl>
+    <w:lvl w:ilvl="4" w:tentative="1">
+      <w:start w:val="1"/>
+      <w:numFmt w:val="decimal"/>
+      <w:lvlText w:val="%5."/>
+      <w:lvlJc w:val="left"/>
+      <w:pPr>
+        <w:tabs>
+          <w:tab w:val="num" w:pos="3600"/>
+        </w:tabs>
+        <w:ind w:left="3600" w:hanging="360"/>
+      </w:pPr>
+    </w:lvl>
+    <w:lvl w:ilvl="5" w:tentative="1">
+      <w:start w:val="1"/>
+      <w:numFmt w:val="decimal"/>
+      <w:lvlText w:val="%6."/>
+      <w:lvlJc w:val="left"/>
+      <w:pPr>
+        <w:tabs>
+          <w:tab w:val="num" w:pos="4320"/>
+        </w:tabs>
+        <w:ind w:left="4320" w:hanging="360"/>
+      </w:pPr>
+    </w:lvl>
+    <w:lvl w:ilvl="6" w:tentative="1">
+      <w:start w:val="1"/>
+      <w:numFmt w:val="decimal"/>
+      <w:lvlText w:val="%7."/>
+      <w:lvlJc w:val="left"/>
+      <w:pPr>
+        <w:tabs>
+          <w:tab w:val="num" w:pos="5040"/>
+        </w:tabs>
+        <w:ind w:left="5040" w:hanging="360"/>
+      </w:pPr>
+    </w:lvl>
+    <w:lvl w:ilvl="7" w:tentative="1">
+      <w:start w:val="1"/>
+      <w:numFmt w:val="decimal"/>
+      <w:lvlText w:val="%8."/>
+      <w:lvlJc w:val="left"/>
+      <w:pPr>
+        <w:tabs>
+          <w:tab w:val="num" w:pos="5760"/>
+        </w:tabs>
+        <w:ind w:left="5760" w:hanging="360"/>
+      </w:pPr>
+    </w:lvl>
+    <w:lvl w:ilvl="8" w:tentative="1">
+      <w:start w:val="1"/>
+      <w:numFmt w:val="decimal"/>
+      <w:lvlText w:val="%9."/>
+      <w:lvlJc w:val="left"/>
+      <w:pPr>
+        <w:tabs>
+          <w:tab w:val="num" w:pos="6480"/>
+        </w:tabs>
+        <w:ind w:left="6480" w:hanging="360"/>
+      </w:pPr>
+    </w:lvl>
+  </w:abstractNum>
+  <w:abstractNum w:abstractNumId="5" w15:restartNumberingAfterBreak="0">
+    <w:nsid w:val="7B7B6384"/>
+    <w:multiLevelType w:val="multilevel"/>
+    <w:tmpl w:val="04B00F94"/>
+    <w:lvl w:ilvl="0">
+      <w:start w:val="1"/>
+      <w:numFmt w:val="bullet"/>
+      <w:lvlText w:val=""/>
+      <w:lvlJc w:val="left"/>
+      <w:pPr>
+        <w:tabs>
+          <w:tab w:val="num" w:pos="720"/>
+        </w:tabs>
+        <w:ind w:left="720" w:hanging="360"/>
+      </w:pPr>
+      <w:rPr>
+        <w:rFonts w:ascii="Symbol" w:hAnsi="Symbol" w:hint="default"/>
+        <w:sz w:val="20"/>
+      </w:rPr>
+    </w:lvl>
+    <w:lvl w:ilvl="1" w:tentative="1">
+      <w:start w:val="1"/>
+      <w:numFmt w:val="bullet"/>
+      <w:lvlText w:val="o"/>
+      <w:lvlJc w:val="left"/>
+      <w:pPr>
+        <w:tabs>
+          <w:tab w:val="num" w:pos="1440"/>
+        </w:tabs>
+        <w:ind w:left="1440" w:hanging="360"/>
+      </w:pPr>
+      <w:rPr>
+        <w:rFonts w:ascii="Courier New" w:hAnsi="Courier New" w:hint="default"/>
+        <w:sz w:val="20"/>
+      </w:rPr>
+    </w:lvl>
+    <w:lvl w:ilvl="2" w:tentative="1">
+      <w:start w:val="1"/>
+      <w:numFmt w:val="bullet"/>
+      <w:lvlText w:val=""/>
+      <w:lvlJc w:val="left"/>
+      <w:pPr>
+        <w:tabs>
+          <w:tab w:val="num" w:pos="2160"/>
+        </w:tabs>
+        <w:ind w:left="2160" w:hanging="360"/>
+      </w:pPr>
+      <w:rPr>
+        <w:rFonts w:ascii="Wingdings" w:hAnsi="Wingdings" w:hint="default"/>
+        <w:sz w:val="20"/>
+      </w:rPr>
+    </w:lvl>
+    <w:lvl w:ilvl="3" w:tentative="1">
+      <w:start w:val="1"/>
+      <w:numFmt w:val="bullet"/>
+      <w:lvlText w:val=""/>
+      <w:lvlJc w:val="left"/>
+      <w:pPr>
+        <w:tabs>
+          <w:tab w:val="num" w:pos="2880"/>
+        </w:tabs>
+        <w:ind w:left="2880" w:hanging="360"/>
+      </w:pPr>
+      <w:rPr>
+        <w:rFonts w:ascii="Wingdings" w:hAnsi="Wingdings" w:hint="default"/>
+        <w:sz w:val="20"/>
+      </w:rPr>
+    </w:lvl>
+    <w:lvl w:ilvl="4" w:tentative="1">
+      <w:start w:val="1"/>
+      <w:numFmt w:val="bullet"/>
+      <w:lvlText w:val=""/>
+      <w:lvlJc w:val="left"/>
+      <w:pPr>
+        <w:tabs>
+          <w:tab w:val="num" w:pos="3600"/>
+        </w:tabs>
+        <w:ind w:left="3600" w:hanging="360"/>
+      </w:pPr>
+      <w:rPr>
+        <w:rFonts w:ascii="Wingdings" w:hAnsi="Wingdings" w:hint="default"/>
+        <w:sz w:val="20"/>
+      </w:rPr>
+    </w:lvl>
+    <w:lvl w:ilvl="5" w:tentative="1">
+      <w:start w:val="1"/>
+      <w:numFmt w:val="bullet"/>
+      <w:lvlText w:val=""/>
+      <w:lvlJc w:val="left"/>
+      <w:pPr>
+        <w:tabs>
+          <w:tab w:val="num" w:pos="4320"/>
+        </w:tabs>
+        <w:ind w:left="4320" w:hanging="360"/>
+      </w:pPr>
+      <w:rPr>
+        <w:rFonts w:ascii="Wingdings" w:hAnsi="Wingdings" w:hint="default"/>
+        <w:sz w:val="20"/>
+      </w:rPr>
+    </w:lvl>
+    <w:lvl w:ilvl="6" w:tentative="1">
+      <w:start w:val="1"/>
+      <w:numFmt w:val="bullet"/>
+      <w:lvlText w:val=""/>
+      <w:lvlJc w:val="left"/>
+      <w:pPr>
+        <w:tabs>
+          <w:tab w:val="num" w:pos="5040"/>
+        </w:tabs>
+        <w:ind w:left="5040" w:hanging="360"/>
+      </w:pPr>
+      <w:rPr>
+        <w:rFonts w:ascii="Wingdings" w:hAnsi="Wingdings" w:hint="default"/>
+        <w:sz w:val="20"/>
+      </w:rPr>
+    </w:lvl>
+    <w:lvl w:ilvl="7" w:tentative="1">
+      <w:start w:val="1"/>
+      <w:numFmt w:val="bullet"/>
+      <w:lvlText w:val=""/>
+      <w:lvlJc w:val="left"/>
+      <w:pPr>
+        <w:tabs>
+          <w:tab w:val="num" w:pos="5760"/>
+        </w:tabs>
+        <w:ind w:left="5760" w:hanging="360"/>
+      </w:pPr>
+      <w:rPr>
+        <w:rFonts w:ascii="Wingdings" w:hAnsi="Wingdings" w:hint="default"/>
+        <w:sz w:val="20"/>
+      </w:rPr>
+    </w:lvl>
+    <w:lvl w:ilvl="8" w:tentative="1">
+      <w:start w:val="1"/>
+      <w:numFmt w:val="bullet"/>
+      <w:lvlText w:val=""/>
+      <w:lvlJc w:val="left"/>
+      <w:pPr>
+        <w:tabs>
+          <w:tab w:val="num" w:pos="6480"/>
+        </w:tabs>
+        <w:ind w:left="6480" w:hanging="360"/>
+      </w:pPr>
+      <w:rPr>
+        <w:rFonts w:ascii="Wingdings" w:hAnsi="Wingdings" w:hint="default"/>
+        <w:sz w:val="20"/>
+      </w:rPr>
+    </w:lvl>
+  </w:abstractNum>
   <w:num w:numId="1" w16cid:durableId="1915049127">
+    <w:abstractNumId w:val="2"/>
+  </w:num>
+  <w:num w:numId="2" w16cid:durableId="853231079">
+    <w:abstractNumId w:val="3"/>
+  </w:num>
+  <w:num w:numId="3" w16cid:durableId="2095275775">
+    <w:abstractNumId w:val="4"/>
+  </w:num>
+  <w:num w:numId="4" w16cid:durableId="1777364380">
     <w:abstractNumId w:val="0"/>
+  </w:num>
+  <w:num w:numId="5" w16cid:durableId="63308023">
+    <w:abstractNumId w:val="5"/>
+  </w:num>
+  <w:num w:numId="6" w16cid:durableId="1829322433">
+    <w:abstractNumId w:val="1"/>
+    <w:lvlOverride w:ilvl="0">
+      <w:lvl w:ilvl="0">
+        <w:numFmt w:val="bullet"/>
+        <w:lvlText w:val="o"/>
+        <w:lvlJc w:val="left"/>
+        <w:pPr>
+          <w:tabs>
+            <w:tab w:val="num" w:pos="1068"/>
+          </w:tabs>
+          <w:ind w:left="1068" w:hanging="360"/>
+        </w:pPr>
+        <w:rPr>
+          <w:rFonts w:ascii="Courier New" w:hAnsi="Courier New" w:hint="default"/>
+          <w:sz w:val="20"/>
+        </w:rPr>
+      </w:lvl>
+    </w:lvlOverride>
+  </w:num>
+  <w:num w:numId="7" w16cid:durableId="8988962">
+    <w:abstractNumId w:val="1"/>
+    <w:lvlOverride w:ilvl="0">
+      <w:lvl w:ilvl="0">
+        <w:numFmt w:val="bullet"/>
+        <w:lvlText w:val="o"/>
+        <w:lvlJc w:val="left"/>
+        <w:pPr>
+          <w:tabs>
+            <w:tab w:val="num" w:pos="720"/>
+          </w:tabs>
+          <w:ind w:left="720" w:hanging="360"/>
+        </w:pPr>
+        <w:rPr>
+          <w:rFonts w:ascii="Courier New" w:hAnsi="Courier New" w:hint="default"/>
+          <w:sz w:val="20"/>
+        </w:rPr>
+      </w:lvl>
+    </w:lvlOverride>
+  </w:num>
+  <w:num w:numId="8" w16cid:durableId="37630424">
+    <w:abstractNumId w:val="1"/>
+    <w:lvlOverride w:ilvl="0">
+      <w:lvl w:ilvl="0">
+        <w:numFmt w:val="bullet"/>
+        <w:lvlText w:val="o"/>
+        <w:lvlJc w:val="left"/>
+        <w:pPr>
+          <w:tabs>
+            <w:tab w:val="num" w:pos="720"/>
+          </w:tabs>
+          <w:ind w:left="720" w:hanging="360"/>
+        </w:pPr>
+        <w:rPr>
+          <w:rFonts w:ascii="Courier New" w:hAnsi="Courier New" w:hint="default"/>
+          <w:sz w:val="20"/>
+        </w:rPr>
+      </w:lvl>
+    </w:lvlOverride>
+  </w:num>
+  <w:num w:numId="9" w16cid:durableId="1617446944">
+    <w:abstractNumId w:val="1"/>
+    <w:lvlOverride w:ilvl="0">
+      <w:lvl w:ilvl="0">
+        <w:numFmt w:val="bullet"/>
+        <w:lvlText w:val="o"/>
+        <w:lvlJc w:val="left"/>
+        <w:pPr>
+          <w:tabs>
+            <w:tab w:val="num" w:pos="720"/>
+          </w:tabs>
+          <w:ind w:left="720" w:hanging="360"/>
+        </w:pPr>
+        <w:rPr>
+          <w:rFonts w:ascii="Courier New" w:hAnsi="Courier New" w:hint="default"/>
+          <w:sz w:val="20"/>
+        </w:rPr>
+      </w:lvl>
+    </w:lvlOverride>
+  </w:num>
+  <w:num w:numId="10" w16cid:durableId="890383658">
+    <w:abstractNumId w:val="1"/>
+    <w:lvlOverride w:ilvl="0">
+      <w:lvl w:ilvl="0">
+        <w:numFmt w:val="bullet"/>
+        <w:lvlText w:val="o"/>
+        <w:lvlJc w:val="left"/>
+        <w:pPr>
+          <w:tabs>
+            <w:tab w:val="num" w:pos="720"/>
+          </w:tabs>
+          <w:ind w:left="720" w:hanging="360"/>
+        </w:pPr>
+        <w:rPr>
+          <w:rFonts w:ascii="Courier New" w:hAnsi="Courier New" w:hint="default"/>
+          <w:sz w:val="20"/>
+        </w:rPr>
+      </w:lvl>
+    </w:lvlOverride>
   </w:num>
 </w:numbering>
 </file>
